--- a/prds/국외근무직원-HR-에이전트-PRD.docx
+++ b/prds/국외근무직원-HR-에이전트-PRD.docx
@@ -54,104 +54,64 @@
       <w:r>
         <w:rPr>
           <w:rFonts w:ascii="맑은 고딕" w:cs="맑은 고딕" w:eastAsia="맑은 고딕" w:hAnsi="맑은 고딕"/>
-          <w:b/>
-          <w:bCs/>
-          <w:sz w:val="20"/>
-          <w:szCs w:val="20"/>
-        </w:rPr>
-        <w:t xml:space="preserve">문서 제목 / Title</w:t>
-      </w:r>
-      <w:r>
-        <w:rPr>
-          <w:rFonts w:ascii="맑은 고딕" w:cs="맑은 고딕" w:eastAsia="맑은 고딕" w:hAnsi="맑은 고딕"/>
-          <w:sz w:val="20"/>
-          <w:szCs w:val="20"/>
-        </w:rPr>
-        <w:t xml:space="preserve">: 국외근무직원 관리 에이전트 제품 요구사항 정의서</w:t>
-      </w:r>
-    </w:p>
-    <w:p>
-      <w:pPr>
-        <w:pStyle w:val="ListParagraph"/>
-        <w:numPr>
-          <w:ilvl w:val="0"/>
-          <w:numId w:val="2"/>
-        </w:numPr>
-        <w:spacing w:after="30" w:line="264"/>
-      </w:pPr>
-      <w:r>
-        <w:rPr>
-          <w:rFonts w:ascii="맑은 고딕" w:cs="맑은 고딕" w:eastAsia="맑은 고딕" w:hAnsi="맑은 고딕"/>
-          <w:b/>
-          <w:bCs/>
-          <w:sz w:val="20"/>
-          <w:szCs w:val="20"/>
-        </w:rPr>
-        <w:t xml:space="preserve">버전 / Version</w:t>
-      </w:r>
-      <w:r>
-        <w:rPr>
-          <w:rFonts w:ascii="맑은 고딕" w:cs="맑은 고딕" w:eastAsia="맑은 고딕" w:hAnsi="맑은 고딕"/>
-          <w:sz w:val="20"/>
-          <w:szCs w:val="20"/>
-        </w:rPr>
-        <w:t xml:space="preserve">: v0.2 (초안)</w:t>
-      </w:r>
-    </w:p>
-    <w:p>
-      <w:pPr>
-        <w:pStyle w:val="ListParagraph"/>
-        <w:numPr>
-          <w:ilvl w:val="0"/>
-          <w:numId w:val="2"/>
-        </w:numPr>
-        <w:spacing w:after="30" w:line="264"/>
-      </w:pPr>
-      <w:r>
-        <w:rPr>
-          <w:rFonts w:ascii="맑은 고딕" w:cs="맑은 고딕" w:eastAsia="맑은 고딕" w:hAnsi="맑은 고딕"/>
-          <w:b/>
-          <w:bCs/>
-          <w:sz w:val="20"/>
-          <w:szCs w:val="20"/>
-        </w:rPr>
-        <w:t xml:space="preserve">작성자(요청자) / Author(Requester)</w:t>
-      </w:r>
-      <w:r>
-        <w:rPr>
-          <w:rFonts w:ascii="맑은 고딕" w:cs="맑은 고딕" w:eastAsia="맑은 고딕" w:hAnsi="맑은 고딕"/>
-          <w:sz w:val="20"/>
-          <w:szCs w:val="20"/>
-        </w:rPr>
-        <w:t xml:space="preserve">: yongwo.hwang / 글로벌사업그룹</w:t>
-      </w:r>
-    </w:p>
-    <w:p>
-      <w:pPr>
-        <w:pStyle w:val="ListParagraph"/>
-        <w:numPr>
-          <w:ilvl w:val="0"/>
-          <w:numId w:val="2"/>
-        </w:numPr>
-        <w:spacing w:after="30" w:line="264"/>
-      </w:pPr>
-      <w:r>
-        <w:rPr>
-          <w:rFonts w:ascii="맑은 고딕" w:cs="맑은 고딕" w:eastAsia="맑은 고딕" w:hAnsi="맑은 고딕"/>
-          <w:b/>
-          <w:bCs/>
-          <w:sz w:val="20"/>
-          <w:szCs w:val="20"/>
-        </w:rPr>
-        <w:t xml:space="preserve">작성일 / Date</w:t>
-      </w:r>
-      <w:r>
-        <w:rPr>
-          <w:rFonts w:ascii="맑은 고딕" w:cs="맑은 고딕" w:eastAsia="맑은 고딕" w:hAnsi="맑은 고딕"/>
-          <w:sz w:val="20"/>
-          <w:szCs w:val="20"/>
-        </w:rPr>
-        <w:t xml:space="preserve">: 2026-07-28</w:t>
+          <w:sz w:val="20"/>
+          <w:szCs w:val="20"/>
+        </w:rPr>
+        <w:t xml:space="preserve">문서 제목 / Title: 국외근무직원 관리 에이전트 제품 요구사항 정의서</w:t>
+      </w:r>
+    </w:p>
+    <w:p>
+      <w:pPr>
+        <w:pStyle w:val="ListParagraph"/>
+        <w:numPr>
+          <w:ilvl w:val="0"/>
+          <w:numId w:val="2"/>
+        </w:numPr>
+        <w:spacing w:after="30" w:line="264"/>
+      </w:pPr>
+      <w:r>
+        <w:rPr>
+          <w:rFonts w:ascii="맑은 고딕" w:cs="맑은 고딕" w:eastAsia="맑은 고딕" w:hAnsi="맑은 고딕"/>
+          <w:sz w:val="20"/>
+          <w:szCs w:val="20"/>
+        </w:rPr>
+        <w:t xml:space="preserve">버전 / Version: v0.3 (초안)</w:t>
+      </w:r>
+    </w:p>
+    <w:p>
+      <w:pPr>
+        <w:pStyle w:val="ListParagraph"/>
+        <w:numPr>
+          <w:ilvl w:val="0"/>
+          <w:numId w:val="2"/>
+        </w:numPr>
+        <w:spacing w:after="30" w:line="264"/>
+      </w:pPr>
+      <w:r>
+        <w:rPr>
+          <w:rFonts w:ascii="맑은 고딕" w:cs="맑은 고딕" w:eastAsia="맑은 고딕" w:hAnsi="맑은 고딕"/>
+          <w:sz w:val="20"/>
+          <w:szCs w:val="20"/>
+        </w:rPr>
+        <w:t xml:space="preserve">작성자(요청자) / Author(Requester): yongwo.hwang / 글로벌사업그룹</w:t>
+      </w:r>
+    </w:p>
+    <w:p>
+      <w:pPr>
+        <w:pStyle w:val="ListParagraph"/>
+        <w:numPr>
+          <w:ilvl w:val="0"/>
+          <w:numId w:val="2"/>
+        </w:numPr>
+        <w:spacing w:after="30" w:line="264"/>
+      </w:pPr>
+      <w:r>
+        <w:rPr>
+          <w:rFonts w:ascii="맑은 고딕" w:cs="맑은 고딕" w:eastAsia="맑은 고딕" w:hAnsi="맑은 고딕"/>
+          <w:sz w:val="20"/>
+          <w:szCs w:val="20"/>
+        </w:rPr>
+        <w:t xml:space="preserve">작성일 / Date: 2026-07-28</w:t>
       </w:r>
     </w:p>
     <w:p>
@@ -264,15 +224,15 @@
           <w:sz w:val="20"/>
           <w:szCs w:val="20"/>
         </w:rPr>
-        <w:t xml:space="preserve">국외근무직원, 예비발령자, HR담당자가 내부 시스템을 통해 접속하여 사용하는 대화형 AI 에이전트</w:t>
-      </w:r>
-      <w:r>
-        <w:rPr>
-          <w:rFonts w:ascii="맑은 고딕" w:cs="맑은 고딕" w:eastAsia="맑은 고딕" w:hAnsi="맑은 고딕"/>
-          <w:sz w:val="20"/>
-          <w:szCs w:val="20"/>
-        </w:rPr>
-        <w:t xml:space="preserve">다. 국외 근무와 관련된 절차와 규정을 묻고 답하는 창구 역할을 한다.</w:t>
+        <w:t xml:space="preserve">국외근무직원, 예비발령자, 글로벌사업그룹 HR 담당자가 내부 시스템을 통해 접속하여 사용하는 대화형 AI 에이전트</w:t>
+      </w:r>
+      <w:r>
+        <w:rPr>
+          <w:rFonts w:ascii="맑은 고딕" w:cs="맑은 고딕" w:eastAsia="맑은 고딕" w:hAnsi="맑은 고딕"/>
+          <w:sz w:val="20"/>
+          <w:szCs w:val="20"/>
+        </w:rPr>
+        <w:t xml:space="preserve">임. 국외 근무와 관련된 절차 및 규정에 대한 질의응답 창구 역할을 수행함.</w:t>
       </w:r>
     </w:p>
     <w:p>
@@ -285,7 +245,7 @@
           <w:sz w:val="20"/>
           <w:szCs w:val="20"/>
         </w:rPr>
-        <w:t xml:space="preserve">현재 국외근무직원 약 120명의 관련 문의가 본부 담당자 1~2명에게 집중되어 있다. 같은 질문이 반복되고, 답변이 기록되지 않아 재사용되지 못하며, 국가별 안내 자료의 형식도 통일되어 있지 않다. 이 에이전트는 그 문의를 시스템이 1차로 받아, 근거 있는 답변을 즉시 제공한다.</w:t>
+        <w:t xml:space="preserve">현재 국외근무직원 약 120명의 관련 문의가 글로벌사업그룹 HR 담당자 1~2명에게 집중되어 있으며, 동일 질문의 반복 발생과 답변 미기록으로 인한 재작업이 상시 발생. 본 에이전트는 해당 문의를 시스템이 1차로 수용하여 근거 기반 답변을 즉시 제공함.</w:t>
       </w:r>
     </w:p>
     <w:p>
@@ -298,7 +258,7 @@
           <w:sz w:val="20"/>
           <w:szCs w:val="20"/>
         </w:rPr>
-        <w:t xml:space="preserve">제공하는 주요 기능은 다음과 같다.</w:t>
+        <w:t xml:space="preserve">주요 제공 기능은 다음과 같음.</w:t>
       </w:r>
     </w:p>
     <w:p>
@@ -326,7 +286,7 @@
           <w:sz w:val="20"/>
           <w:szCs w:val="20"/>
         </w:rPr>
-        <w:t xml:space="preserve"> — 국가와 법인격에 맞는 준비 항목, 제출 서류, 기한을 안내한다.</w:t>
+        <w:t xml:space="preserve"> — 국가 및 법인격별 준비 항목, 제출 서류, 기한 안내</w:t>
       </w:r>
     </w:p>
     <w:p>
@@ -354,7 +314,7 @@
           <w:sz w:val="20"/>
           <w:szCs w:val="20"/>
         </w:rPr>
-        <w:t xml:space="preserve"> — 질문에 해당하는 규정 조항의 원문과 조항 번호를 찾아 제시한다.</w:t>
+        <w:t xml:space="preserve"> — 질의 관련 규정 조항의 원문 및 조항 번호 제시</w:t>
       </w:r>
     </w:p>
     <w:p>
@@ -382,7 +342,7 @@
           <w:sz w:val="20"/>
           <w:szCs w:val="20"/>
         </w:rPr>
-        <w:t xml:space="preserve"> — 답변의 근거가 되는 규정의 소관부서를 함께 표시한다.</w:t>
+        <w:t xml:space="preserve"> — 답변 근거 규정의 소관부서 병기를 통한 책임 범위 명확화</w:t>
       </w:r>
     </w:p>
     <w:p>
@@ -410,35 +370,35 @@
           <w:sz w:val="20"/>
           <w:szCs w:val="20"/>
         </w:rPr>
-        <w:t xml:space="preserve"> — 국가별·용도별 최신 서류 양식을 직접 제공한다.</w:t>
-      </w:r>
-    </w:p>
-    <w:p>
-      <w:pPr>
-        <w:pStyle w:val="ListParagraph"/>
-        <w:numPr>
-          <w:ilvl w:val="0"/>
-          <w:numId w:val="2"/>
-        </w:numPr>
-        <w:spacing w:after="30" w:line="264"/>
-      </w:pPr>
-      <w:r>
-        <w:rPr>
-          <w:rFonts w:ascii="맑은 고딕" w:cs="맑은 고딕" w:eastAsia="맑은 고딕" w:hAnsi="맑은 고딕"/>
-          <w:b/>
-          <w:bCs/>
-          <w:sz w:val="20"/>
-          <w:szCs w:val="20"/>
-        </w:rPr>
-        <w:t xml:space="preserve">해석이 필요한 사안의 연결</w:t>
-      </w:r>
-      <w:r>
-        <w:rPr>
-          <w:rFonts w:ascii="맑은 고딕" w:cs="맑은 고딕" w:eastAsia="맑은 고딕" w:hAnsi="맑은 고딕"/>
-          <w:sz w:val="20"/>
-          <w:szCs w:val="20"/>
-        </w:rPr>
-        <w:t xml:space="preserve"> — 규정 해석이 필요한 질문은 답변하지 않고 소관부서로 연결한다.</w:t>
+        <w:t xml:space="preserve"> — 국가별·용도별 최신 서류 양식 직접 제공</w:t>
+      </w:r>
+    </w:p>
+    <w:p>
+      <w:pPr>
+        <w:pStyle w:val="ListParagraph"/>
+        <w:numPr>
+          <w:ilvl w:val="0"/>
+          <w:numId w:val="2"/>
+        </w:numPr>
+        <w:spacing w:after="30" w:line="264"/>
+      </w:pPr>
+      <w:r>
+        <w:rPr>
+          <w:rFonts w:ascii="맑은 고딕" w:cs="맑은 고딕" w:eastAsia="맑은 고딕" w:hAnsi="맑은 고딕"/>
+          <w:b/>
+          <w:bCs/>
+          <w:sz w:val="20"/>
+          <w:szCs w:val="20"/>
+        </w:rPr>
+        <w:t xml:space="preserve">해석 필요 사안 연결</w:t>
+      </w:r>
+      <w:r>
+        <w:rPr>
+          <w:rFonts w:ascii="맑은 고딕" w:cs="맑은 고딕" w:eastAsia="맑은 고딕" w:hAnsi="맑은 고딕"/>
+          <w:sz w:val="20"/>
+          <w:szCs w:val="20"/>
+        </w:rPr>
+        <w:t xml:space="preserve"> — 규정 해석이 필요한 질의에 대한 답변 보류 및 소관부서 연결</w:t>
       </w:r>
     </w:p>
     <w:p>
@@ -466,7 +426,7 @@
           <w:sz w:val="20"/>
           <w:szCs w:val="20"/>
         </w:rPr>
-        <w:t xml:space="preserve"> — 담당자가 확정한 답변을 근거와 함께 기록해 이후 동일 문의에 재사용한다.</w:t>
+        <w:t xml:space="preserve"> — 담당자 확정 답변의 근거 병행 기록 및 동일 문의 재사용</w:t>
       </w:r>
     </w:p>
     <w:p>
@@ -489,15 +449,15 @@
           <w:sz w:val="20"/>
           <w:szCs w:val="20"/>
         </w:rPr>
-        <w:t xml:space="preserve">HR담당자 전용 내부 도구</w:t>
-      </w:r>
-      <w:r>
-        <w:rPr>
-          <w:rFonts w:ascii="맑은 고딕" w:cs="맑은 고딕" w:eastAsia="맑은 고딕" w:hAnsi="맑은 고딕"/>
-          <w:sz w:val="20"/>
-          <w:szCs w:val="20"/>
-        </w:rPr>
-        <w:t xml:space="preserve">로 출시해 답변 품질을 실사용으로 교정하고, 담당자가 확정한 답변만 국외근무직원과 예비발령자에게 단계적으로 공개한다.</w:t>
+        <w:t xml:space="preserve">글로벌사업그룹 HR 담당자 전용 내부 도구</w:t>
+      </w:r>
+      <w:r>
+        <w:rPr>
+          <w:rFonts w:ascii="맑은 고딕" w:cs="맑은 고딕" w:eastAsia="맑은 고딕" w:hAnsi="맑은 고딕"/>
+          <w:sz w:val="20"/>
+          <w:szCs w:val="20"/>
+        </w:rPr>
+        <w:t xml:space="preserve">로 출시하여 답변 품질을 실사용 기반으로 교정하고, 담당자 확정 답변에 한하여 국외근무직원 및 예비발령자에게 단계적 공개.</w:t>
       </w:r>
     </w:p>
     <w:p>
@@ -539,79 +499,311 @@
           <w:sz w:val="20"/>
           <w:szCs w:val="20"/>
         </w:rPr>
-        <w:t xml:space="preserve">국외 근무와 관련된 절차·규정 문의를 담당자를 거치지 않고 스스로 확인할 수 있게 하고, 답변의 근거를 시스템에 기록해 담당자가 바뀌어도 일관된 답변이 유지되게 한다.</w:t>
-      </w:r>
-    </w:p>
-    <w:p>
-      <w:pPr>
-        <w:pStyle w:val="ListParagraph"/>
-        <w:numPr>
-          <w:ilvl w:val="0"/>
-          <w:numId w:val="2"/>
-        </w:numPr>
-        <w:spacing w:after="30" w:line="264"/>
-      </w:pPr>
-      <w:r>
-        <w:rPr>
-          <w:rFonts w:ascii="맑은 고딕" w:cs="맑은 고딕" w:eastAsia="맑은 고딕" w:hAnsi="맑은 고딕"/>
-          <w:sz w:val="20"/>
-          <w:szCs w:val="20"/>
-        </w:rPr>
-        <w:t xml:space="preserve">담당자에게 도달하는 반복 문의를 줄인다.</w:t>
-      </w:r>
-    </w:p>
-    <w:p>
-      <w:pPr>
-        <w:pStyle w:val="ListParagraph"/>
-        <w:numPr>
-          <w:ilvl w:val="0"/>
-          <w:numId w:val="2"/>
-        </w:numPr>
-        <w:spacing w:after="30" w:line="264"/>
-      </w:pPr>
-      <w:r>
-        <w:rPr>
-          <w:rFonts w:ascii="맑은 고딕" w:cs="맑은 고딕" w:eastAsia="맑은 고딕" w:hAnsi="맑은 고딕"/>
-          <w:sz w:val="20"/>
-          <w:szCs w:val="20"/>
-        </w:rPr>
-        <w:t xml:space="preserve">규정 조항의 원문과 소관부서를 근거로 제시해 답변의 신뢰도를 높인다.</w:t>
-      </w:r>
-    </w:p>
-    <w:p>
-      <w:pPr>
-        <w:pStyle w:val="ListParagraph"/>
-        <w:numPr>
-          <w:ilvl w:val="0"/>
-          <w:numId w:val="2"/>
-        </w:numPr>
-        <w:spacing w:after="30" w:line="264"/>
-      </w:pPr>
-      <w:r>
-        <w:rPr>
-          <w:rFonts w:ascii="맑은 고딕" w:cs="맑은 고딕" w:eastAsia="맑은 고딕" w:hAnsi="맑은 고딕"/>
-          <w:sz w:val="20"/>
-          <w:szCs w:val="20"/>
-        </w:rPr>
-        <w:t xml:space="preserve">규정 해석이 필요한 사안은 시스템이 구분해 소관부서로 연결한다.</w:t>
-      </w:r>
-    </w:p>
-    <w:p>
-      <w:pPr>
-        <w:pStyle w:val="ListParagraph"/>
-        <w:numPr>
-          <w:ilvl w:val="0"/>
-          <w:numId w:val="2"/>
-        </w:numPr>
-        <w:spacing w:after="30" w:line="264"/>
-      </w:pPr>
-      <w:r>
-        <w:rPr>
-          <w:rFonts w:ascii="맑은 고딕" w:cs="맑은 고딕" w:eastAsia="맑은 고딕" w:hAnsi="맑은 고딕"/>
-          <w:sz w:val="20"/>
-          <w:szCs w:val="20"/>
-        </w:rPr>
-        <w:t xml:space="preserve">처리 근거를 축적해 담당자 변경 시에도 업무 연속성을 확보한다.</w:t>
+        <w:t xml:space="preserve">국외 근무 관련 절차·규정 문의에 대한 자체 확인 체계를 구축하고, 답변 근거를 시스템에 기록하여 담당자 변경과 무관한 답변 일관성 확보.</w:t>
+      </w:r>
+    </w:p>
+    <w:p>
+      <w:pPr>
+        <w:pStyle w:val="ListParagraph"/>
+        <w:numPr>
+          <w:ilvl w:val="0"/>
+          <w:numId w:val="2"/>
+        </w:numPr>
+        <w:spacing w:after="30" w:line="264"/>
+      </w:pPr>
+      <w:r>
+        <w:rPr>
+          <w:rFonts w:ascii="맑은 고딕" w:cs="맑은 고딕" w:eastAsia="맑은 고딕" w:hAnsi="맑은 고딕"/>
+          <w:sz w:val="20"/>
+          <w:szCs w:val="20"/>
+        </w:rPr>
+        <w:t xml:space="preserve">담당자 수신 문의 건수 </w:t>
+      </w:r>
+      <w:r>
+        <w:rPr>
+          <w:rFonts w:ascii="맑은 고딕" w:cs="맑은 고딕" w:eastAsia="맑은 고딕" w:hAnsi="맑은 고딕"/>
+          <w:b/>
+          <w:bCs/>
+          <w:sz w:val="20"/>
+          <w:szCs w:val="20"/>
+        </w:rPr>
+        <w:t xml:space="preserve">40% 감축</w:t>
+      </w:r>
+      <w:r>
+        <w:rPr>
+          <w:rFonts w:ascii="맑은 고딕" w:cs="맑은 고딕" w:eastAsia="맑은 고딕" w:hAnsi="맑은 고딕"/>
+          <w:sz w:val="20"/>
+          <w:szCs w:val="20"/>
+        </w:rPr>
+        <w:t xml:space="preserve"> (도입 전 2주 기준값 대비)</w:t>
+      </w:r>
+    </w:p>
+    <w:p>
+      <w:pPr>
+        <w:pStyle w:val="ListParagraph"/>
+        <w:numPr>
+          <w:ilvl w:val="0"/>
+          <w:numId w:val="2"/>
+        </w:numPr>
+        <w:spacing w:after="30" w:line="264"/>
+      </w:pPr>
+      <w:r>
+        <w:rPr>
+          <w:rFonts w:ascii="맑은 고딕" w:cs="맑은 고딕" w:eastAsia="맑은 고딕" w:hAnsi="맑은 고딕"/>
+          <w:sz w:val="20"/>
+          <w:szCs w:val="20"/>
+        </w:rPr>
+        <w:t xml:space="preserve">(계산식) (도입 전 월평균 문의 건수 − 도입 후 월평균 문의 건수) ÷ 도입 전 월평균 문의 건수 × 100</w:t>
+      </w:r>
+    </w:p>
+    <w:p>
+      <w:pPr>
+        <w:pStyle w:val="ListParagraph"/>
+        <w:numPr>
+          <w:ilvl w:val="0"/>
+          <w:numId w:val="2"/>
+        </w:numPr>
+        <w:spacing w:after="30" w:line="264"/>
+      </w:pPr>
+      <w:r>
+        <w:rPr>
+          <w:rFonts w:ascii="맑은 고딕" w:cs="맑은 고딕" w:eastAsia="맑은 고딕" w:hAnsi="맑은 고딕"/>
+          <w:sz w:val="20"/>
+          <w:szCs w:val="20"/>
+        </w:rPr>
+        <w:t xml:space="preserve">담당자 개입 없이 종결되는 문의 비율 </w:t>
+      </w:r>
+      <w:r>
+        <w:rPr>
+          <w:rFonts w:ascii="맑은 고딕" w:cs="맑은 고딕" w:eastAsia="맑은 고딕" w:hAnsi="맑은 고딕"/>
+          <w:b/>
+          <w:bCs/>
+          <w:sz w:val="20"/>
+          <w:szCs w:val="20"/>
+        </w:rPr>
+        <w:t xml:space="preserve">60% 확보</w:t>
+      </w:r>
+    </w:p>
+    <w:p>
+      <w:pPr>
+        <w:pStyle w:val="ListParagraph"/>
+        <w:numPr>
+          <w:ilvl w:val="0"/>
+          <w:numId w:val="2"/>
+        </w:numPr>
+        <w:spacing w:after="30" w:line="264"/>
+      </w:pPr>
+      <w:r>
+        <w:rPr>
+          <w:rFonts w:ascii="맑은 고딕" w:cs="맑은 고딕" w:eastAsia="맑은 고딕" w:hAnsi="맑은 고딕"/>
+          <w:sz w:val="20"/>
+          <w:szCs w:val="20"/>
+        </w:rPr>
+        <w:t xml:space="preserve">(계산식) 담당자 개입 없이 종결된 문의 건수 ÷ 전체 문의 건수 × 100</w:t>
+      </w:r>
+    </w:p>
+    <w:p>
+      <w:pPr>
+        <w:pStyle w:val="ListParagraph"/>
+        <w:numPr>
+          <w:ilvl w:val="0"/>
+          <w:numId w:val="2"/>
+        </w:numPr>
+        <w:spacing w:after="30" w:line="264"/>
+      </w:pPr>
+      <w:r>
+        <w:rPr>
+          <w:rFonts w:ascii="맑은 고딕" w:cs="맑은 고딕" w:eastAsia="맑은 고딕" w:hAnsi="맑은 고딕"/>
+          <w:sz w:val="20"/>
+          <w:szCs w:val="20"/>
+        </w:rPr>
+        <w:t xml:space="preserve">규정 답변 정답률 </w:t>
+      </w:r>
+      <w:r>
+        <w:rPr>
+          <w:rFonts w:ascii="맑은 고딕" w:cs="맑은 고딕" w:eastAsia="맑은 고딕" w:hAnsi="맑은 고딕"/>
+          <w:b/>
+          <w:bCs/>
+          <w:sz w:val="20"/>
+          <w:szCs w:val="20"/>
+        </w:rPr>
+        <w:t xml:space="preserve">90% 이상 달성</w:t>
+      </w:r>
+    </w:p>
+    <w:p>
+      <w:pPr>
+        <w:pStyle w:val="ListParagraph"/>
+        <w:numPr>
+          <w:ilvl w:val="0"/>
+          <w:numId w:val="2"/>
+        </w:numPr>
+        <w:spacing w:after="30" w:line="264"/>
+      </w:pPr>
+      <w:r>
+        <w:rPr>
+          <w:rFonts w:ascii="맑은 고딕" w:cs="맑은 고딕" w:eastAsia="맑은 고딕" w:hAnsi="맑은 고딕"/>
+          <w:sz w:val="20"/>
+          <w:szCs w:val="20"/>
+        </w:rPr>
+        <w:t xml:space="preserve">(계산식) 평가 문항 중 정답 처리 문항 수 ÷ 전체 평가 문항 수 × 100</w:t>
+      </w:r>
+    </w:p>
+    <w:p>
+      <w:pPr>
+        <w:pStyle w:val="ListParagraph"/>
+        <w:numPr>
+          <w:ilvl w:val="0"/>
+          <w:numId w:val="2"/>
+        </w:numPr>
+        <w:spacing w:after="30" w:line="264"/>
+      </w:pPr>
+      <w:r>
+        <w:rPr>
+          <w:rFonts w:ascii="맑은 고딕" w:cs="맑은 고딕" w:eastAsia="맑은 고딕" w:hAnsi="맑은 고딕"/>
+          <w:sz w:val="20"/>
+          <w:szCs w:val="20"/>
+        </w:rPr>
+        <w:t xml:space="preserve">답변 근거(조항 원문·소관부서) 표시율 </w:t>
+      </w:r>
+      <w:r>
+        <w:rPr>
+          <w:rFonts w:ascii="맑은 고딕" w:cs="맑은 고딕" w:eastAsia="맑은 고딕" w:hAnsi="맑은 고딕"/>
+          <w:b/>
+          <w:bCs/>
+          <w:sz w:val="20"/>
+          <w:szCs w:val="20"/>
+        </w:rPr>
+        <w:t xml:space="preserve">100% 유지</w:t>
+      </w:r>
+    </w:p>
+    <w:p>
+      <w:pPr>
+        <w:pStyle w:val="ListParagraph"/>
+        <w:numPr>
+          <w:ilvl w:val="0"/>
+          <w:numId w:val="2"/>
+        </w:numPr>
+        <w:spacing w:after="30" w:line="264"/>
+      </w:pPr>
+      <w:r>
+        <w:rPr>
+          <w:rFonts w:ascii="맑은 고딕" w:cs="맑은 고딕" w:eastAsia="맑은 고딕" w:hAnsi="맑은 고딕"/>
+          <w:sz w:val="20"/>
+          <w:szCs w:val="20"/>
+        </w:rPr>
+        <w:t xml:space="preserve">(계산식) 조항 원문 및 소관부서가 표시된 답변 수 ÷ 전체 답변 수 × 100</w:t>
+      </w:r>
+    </w:p>
+    <w:p>
+      <w:pPr>
+        <w:pStyle w:val="ListParagraph"/>
+        <w:numPr>
+          <w:ilvl w:val="0"/>
+          <w:numId w:val="2"/>
+        </w:numPr>
+        <w:spacing w:after="30" w:line="264"/>
+      </w:pPr>
+      <w:r>
+        <w:rPr>
+          <w:rFonts w:ascii="맑은 고딕" w:cs="맑은 고딕" w:eastAsia="맑은 고딕" w:hAnsi="맑은 고딕"/>
+          <w:sz w:val="20"/>
+          <w:szCs w:val="20"/>
+        </w:rPr>
+        <w:t xml:space="preserve">문의 1건당 담당자 소요시간 </w:t>
+      </w:r>
+      <w:r>
+        <w:rPr>
+          <w:rFonts w:ascii="맑은 고딕" w:cs="맑은 고딕" w:eastAsia="맑은 고딕" w:hAnsi="맑은 고딕"/>
+          <w:b/>
+          <w:bCs/>
+          <w:sz w:val="20"/>
+          <w:szCs w:val="20"/>
+        </w:rPr>
+        <w:t xml:space="preserve">30% 단축</w:t>
+      </w:r>
+    </w:p>
+    <w:p>
+      <w:pPr>
+        <w:pStyle w:val="ListParagraph"/>
+        <w:numPr>
+          <w:ilvl w:val="0"/>
+          <w:numId w:val="2"/>
+        </w:numPr>
+        <w:spacing w:after="30" w:line="264"/>
+      </w:pPr>
+      <w:r>
+        <w:rPr>
+          <w:rFonts w:ascii="맑은 고딕" w:cs="맑은 고딕" w:eastAsia="맑은 고딕" w:hAnsi="맑은 고딕"/>
+          <w:sz w:val="20"/>
+          <w:szCs w:val="20"/>
+        </w:rPr>
+        <w:t xml:space="preserve">(계산식) (도입 전 건당 평균 소요시간 − 도입 후 건당 평균 소요시간) ÷ 도입 전 건당 평균 소요시간 × 100</w:t>
+      </w:r>
+    </w:p>
+    <w:p>
+      <w:pPr>
+        <w:pStyle w:val="ListParagraph"/>
+        <w:numPr>
+          <w:ilvl w:val="0"/>
+          <w:numId w:val="2"/>
+        </w:numPr>
+        <w:spacing w:after="30" w:line="264"/>
+      </w:pPr>
+      <w:r>
+        <w:rPr>
+          <w:rFonts w:ascii="맑은 고딕" w:cs="맑은 고딕" w:eastAsia="맑은 고딕" w:hAnsi="맑은 고딕"/>
+          <w:sz w:val="20"/>
+          <w:szCs w:val="20"/>
+        </w:rPr>
+        <w:t xml:space="preserve">확정 답변의 근거 기록률 </w:t>
+      </w:r>
+      <w:r>
+        <w:rPr>
+          <w:rFonts w:ascii="맑은 고딕" w:cs="맑은 고딕" w:eastAsia="맑은 고딕" w:hAnsi="맑은 고딕"/>
+          <w:b/>
+          <w:bCs/>
+          <w:sz w:val="20"/>
+          <w:szCs w:val="20"/>
+        </w:rPr>
+        <w:t xml:space="preserve">100% 확보</w:t>
+      </w:r>
+    </w:p>
+    <w:p>
+      <w:pPr>
+        <w:pStyle w:val="ListParagraph"/>
+        <w:numPr>
+          <w:ilvl w:val="0"/>
+          <w:numId w:val="2"/>
+        </w:numPr>
+        <w:spacing w:after="30" w:line="264"/>
+      </w:pPr>
+      <w:r>
+        <w:rPr>
+          <w:rFonts w:ascii="맑은 고딕" w:cs="맑은 고딕" w:eastAsia="맑은 고딕" w:hAnsi="맑은 고딕"/>
+          <w:sz w:val="20"/>
+          <w:szCs w:val="20"/>
+        </w:rPr>
+        <w:t xml:space="preserve">(계산식) 근거 조항이 기록된 확정 답변 수 ÷ 전체 확정 답변 수 × 100</w:t>
+      </w:r>
+    </w:p>
+    <w:p>
+      <w:pPr>
+        <w:pBdr>
+          <w:left w:val="single" w:color="E0A800" w:sz="18" w:space="8"/>
+        </w:pBdr>
+        <w:shd w:fill="FFF8E1" w:val="clear"/>
+        <w:spacing w:after="90" w:line="264"/>
+        <w:ind w:left="260"/>
+      </w:pPr>
+      <w:r>
+        <w:rPr>
+          <w:rFonts w:ascii="맑은 고딕" w:cs="맑은 고딕" w:eastAsia="맑은 고딕" w:hAnsi="맑은 고딕"/>
+          <w:i w:val="false"/>
+          <w:iCs w:val="false"/>
+          <w:sz w:val="20"/>
+          <w:szCs w:val="20"/>
+        </w:rPr>
+        <w:t xml:space="preserve">도입 전 2주간 기준값 측정 후 목표치 확정 필요. 기준값 부재 시 성과 증명 불가.</w:t>
       </w:r>
     </w:p>
     <w:p>
@@ -686,15 +878,15 @@
           <w:sz w:val="20"/>
           <w:szCs w:val="20"/>
         </w:rPr>
-        <w:t xml:space="preserve">HR담당자</w:t>
-      </w:r>
-      <w:r>
-        <w:rPr>
-          <w:rFonts w:ascii="맑은 고딕" w:cs="맑은 고딕" w:eastAsia="맑은 고딕" w:hAnsi="맑은 고딕"/>
-          <w:sz w:val="20"/>
-          <w:szCs w:val="20"/>
-        </w:rPr>
-        <w:t xml:space="preserve"> — 본부에서 국외 HR 업무를 담당하는 1~2명. 문의 응대와 규정 확인을 매일 수행하는 주 사용자이며, 1차 버전의 유일한 사용자다.</w:t>
+        <w:t xml:space="preserve">글로벌사업그룹 HR 담당자</w:t>
+      </w:r>
+      <w:r>
+        <w:rPr>
+          <w:rFonts w:ascii="맑은 고딕" w:cs="맑은 고딕" w:eastAsia="맑은 고딕" w:hAnsi="맑은 고딕"/>
+          <w:sz w:val="20"/>
+          <w:szCs w:val="20"/>
+        </w:rPr>
+        <w:t xml:space="preserve"> — 본부에서 국외 HR 업무를 담당하는 1~2명. 문의 응대 및 규정 확인을 상시 수행하는 주 사용자이자 1차 버전의 유일한 사용자</w:t>
       </w:r>
     </w:p>
     <w:p>
@@ -722,7 +914,7 @@
           <w:sz w:val="20"/>
           <w:szCs w:val="20"/>
         </w:rPr>
-        <w:t xml:space="preserve"> — 국외 부임이 확정되어 준비 중인 직원. 준비 항목과 제출 서류를 확인하려는 수요가 집중된다.</w:t>
+        <w:t xml:space="preserve"> — 국외 부임이 확정되어 준비 중인 직원. 준비 항목 및 제출 서류 확인 수요가 발령 시점에 집중</w:t>
       </w:r>
     </w:p>
     <w:p>
@@ -750,7 +942,7 @@
           <w:sz w:val="20"/>
           <w:szCs w:val="20"/>
         </w:rPr>
-        <w:t xml:space="preserve"> — 현지에서 근무 중인 약 120명. 보수·복지 규정이 본인 상황에 어떻게 적용되는지 산발적으로 문의한다.</w:t>
+        <w:t xml:space="preserve"> — 현지 근무 중인 약 120명. 보수·복지 규정의 개별 적용 여부에 대한 산발적 문의 발생</w:t>
       </w:r>
     </w:p>
     <w:p>
@@ -778,7 +970,7 @@
           <w:sz w:val="20"/>
           <w:szCs w:val="20"/>
         </w:rPr>
-        <w:t xml:space="preserve"> — 인사발령으로 업무를 새로 맡는 담당자. 과거 처리 기준과 근거를 파악해야 한다.</w:t>
+        <w:t xml:space="preserve"> — 인사발령으로 업무를 승계하는 담당자. 과거 처리 기준 및 근거 파악 요구</w:t>
       </w:r>
     </w:p>
     <w:p>
@@ -791,7 +983,7 @@
           <w:sz w:val="20"/>
           <w:szCs w:val="20"/>
         </w:rPr>
-        <w:t xml:space="preserve">1차 버전을 HR담당자 전용으로 출시하는 이유는, 담당자가 어차피 매일 규정을 확인하므로 사용이 보장되고, 잘못된 답변을 즉시 발견해 교정할 수 있기 때문이다. 검증되지 않은 답변이 국외근무직원에게 먼저 전달되는 상황을 방지한다.</w:t>
+        <w:t xml:space="preserve">1차 버전을 글로벌사업그룹 HR 담당자 전용으로 출시하는 사유는, 담당자의 상시 규정 확인 업무로 인한 사용 보장과 오답의 즉시 발견·교정 가능성 확보에 있음. 검증되지 않은 답변이 국외근무직원에게 우선 전달되는 상황 방지 목적.</w:t>
       </w:r>
     </w:p>
     <w:p>
@@ -864,97 +1056,97 @@
           <w:sz w:val="20"/>
           <w:szCs w:val="20"/>
         </w:rPr>
-        <w:t xml:space="preserve">국외근무직원 약 120명의 문의가 본부 담당자 1~2명에게 집중되어 응대 부담이 크다.</w:t>
-      </w:r>
-    </w:p>
-    <w:p>
-      <w:pPr>
-        <w:pStyle w:val="ListParagraph"/>
-        <w:numPr>
-          <w:ilvl w:val="0"/>
-          <w:numId w:val="2"/>
-        </w:numPr>
-        <w:spacing w:after="30" w:line="264"/>
-      </w:pPr>
-      <w:r>
-        <w:rPr>
-          <w:rFonts w:ascii="맑은 고딕" w:cs="맑은 고딕" w:eastAsia="맑은 고딕" w:hAnsi="맑은 고딕"/>
-          <w:sz w:val="20"/>
-          <w:szCs w:val="20"/>
-        </w:rPr>
-        <w:t xml:space="preserve">동일한 질문이 반복적으로 발생하지만 이전 답변이 기록되지 않아 매번 새로 찾아야 한다.</w:t>
-      </w:r>
-    </w:p>
-    <w:p>
-      <w:pPr>
-        <w:pStyle w:val="ListParagraph"/>
-        <w:numPr>
-          <w:ilvl w:val="0"/>
-          <w:numId w:val="2"/>
-        </w:numPr>
-        <w:spacing w:after="30" w:line="264"/>
-      </w:pPr>
-      <w:r>
-        <w:rPr>
-          <w:rFonts w:ascii="맑은 고딕" w:cs="맑은 고딕" w:eastAsia="맑은 고딕" w:hAnsi="맑은 고딕"/>
-          <w:sz w:val="20"/>
-          <w:szCs w:val="20"/>
-        </w:rPr>
-        <w:t xml:space="preserve">국가별 부임 안내 자료의 형식이 통일되어 있지 않아 문의자가 스스로 찾기 어렵다.</w:t>
-      </w:r>
-    </w:p>
-    <w:p>
-      <w:pPr>
-        <w:pStyle w:val="ListParagraph"/>
-        <w:numPr>
-          <w:ilvl w:val="0"/>
-          <w:numId w:val="2"/>
-        </w:numPr>
-        <w:spacing w:after="30" w:line="264"/>
-      </w:pPr>
-      <w:r>
-        <w:rPr>
-          <w:rFonts w:ascii="맑은 고딕" w:cs="맑은 고딕" w:eastAsia="맑은 고딕" w:hAnsi="맑은 고딕"/>
-          <w:sz w:val="20"/>
-          <w:szCs w:val="20"/>
-        </w:rPr>
-        <w:t xml:space="preserve">규정 해석 기준과 과거 처리 사례가 담당자 개인의 경험에 의존하고 있어 조직에 남지 않는다.</w:t>
-      </w:r>
-    </w:p>
-    <w:p>
-      <w:pPr>
-        <w:pStyle w:val="ListParagraph"/>
-        <w:numPr>
-          <w:ilvl w:val="0"/>
-          <w:numId w:val="2"/>
-        </w:numPr>
-        <w:spacing w:after="30" w:line="264"/>
-      </w:pPr>
-      <w:r>
-        <w:rPr>
-          <w:rFonts w:ascii="맑은 고딕" w:cs="맑은 고딕" w:eastAsia="맑은 고딕" w:hAnsi="맑은 고딕"/>
-          <w:sz w:val="20"/>
-          <w:szCs w:val="20"/>
-        </w:rPr>
-        <w:t xml:space="preserve">정기인사 시기에는 부임·복귀 관련 문의가 한 시점에 집중되어 처리가 지연된다.</w:t>
-      </w:r>
-    </w:p>
-    <w:p>
-      <w:pPr>
-        <w:pStyle w:val="ListParagraph"/>
-        <w:numPr>
-          <w:ilvl w:val="0"/>
-          <w:numId w:val="2"/>
-        </w:numPr>
-        <w:spacing w:after="30" w:line="264"/>
-      </w:pPr>
-      <w:r>
-        <w:rPr>
-          <w:rFonts w:ascii="맑은 고딕" w:cs="맑은 고딕" w:eastAsia="맑은 고딕" w:hAnsi="맑은 고딕"/>
-          <w:sz w:val="20"/>
-          <w:szCs w:val="20"/>
-        </w:rPr>
-        <w:t xml:space="preserve">국외근무 관련 규정의 소관은 HR·직원만족부이나 실제 문의 응대는 글로벌사업그룹이 수행하고 있어 답변의 책임 범위가 명확하지 않다.</w:t>
+        <w:t xml:space="preserve">국외근무직원 약 120명의 문의가 HR 담당자 1~2명에게 집중되어 응대 부담 가중</w:t>
+      </w:r>
+    </w:p>
+    <w:p>
+      <w:pPr>
+        <w:pStyle w:val="ListParagraph"/>
+        <w:numPr>
+          <w:ilvl w:val="0"/>
+          <w:numId w:val="2"/>
+        </w:numPr>
+        <w:spacing w:after="30" w:line="264"/>
+      </w:pPr>
+      <w:r>
+        <w:rPr>
+          <w:rFonts w:ascii="맑은 고딕" w:cs="맑은 고딕" w:eastAsia="맑은 고딕" w:hAnsi="맑은 고딕"/>
+          <w:sz w:val="20"/>
+          <w:szCs w:val="20"/>
+        </w:rPr>
+        <w:t xml:space="preserve">동일 질문의 반복 발생에도 이전 답변 미기록으로 매 건 재검색 필요</w:t>
+      </w:r>
+    </w:p>
+    <w:p>
+      <w:pPr>
+        <w:pStyle w:val="ListParagraph"/>
+        <w:numPr>
+          <w:ilvl w:val="0"/>
+          <w:numId w:val="2"/>
+        </w:numPr>
+        <w:spacing w:after="30" w:line="264"/>
+      </w:pPr>
+      <w:r>
+        <w:rPr>
+          <w:rFonts w:ascii="맑은 고딕" w:cs="맑은 고딕" w:eastAsia="맑은 고딕" w:hAnsi="맑은 고딕"/>
+          <w:sz w:val="20"/>
+          <w:szCs w:val="20"/>
+        </w:rPr>
+        <w:t xml:space="preserve">국가별 부임 안내 자료의 형식 미통일로 문의자의 자체 확인 어려움</w:t>
+      </w:r>
+    </w:p>
+    <w:p>
+      <w:pPr>
+        <w:pStyle w:val="ListParagraph"/>
+        <w:numPr>
+          <w:ilvl w:val="0"/>
+          <w:numId w:val="2"/>
+        </w:numPr>
+        <w:spacing w:after="30" w:line="264"/>
+      </w:pPr>
+      <w:r>
+        <w:rPr>
+          <w:rFonts w:ascii="맑은 고딕" w:cs="맑은 고딕" w:eastAsia="맑은 고딕" w:hAnsi="맑은 고딕"/>
+          <w:sz w:val="20"/>
+          <w:szCs w:val="20"/>
+        </w:rPr>
+        <w:t xml:space="preserve">규정 해석 기준 및 과거 처리 사례가 담당자 개인 경험에 의존, 조직 내 미축적</w:t>
+      </w:r>
+    </w:p>
+    <w:p>
+      <w:pPr>
+        <w:pStyle w:val="ListParagraph"/>
+        <w:numPr>
+          <w:ilvl w:val="0"/>
+          <w:numId w:val="2"/>
+        </w:numPr>
+        <w:spacing w:after="30" w:line="264"/>
+      </w:pPr>
+      <w:r>
+        <w:rPr>
+          <w:rFonts w:ascii="맑은 고딕" w:cs="맑은 고딕" w:eastAsia="맑은 고딕" w:hAnsi="맑은 고딕"/>
+          <w:sz w:val="20"/>
+          <w:szCs w:val="20"/>
+        </w:rPr>
+        <w:t xml:space="preserve">정기인사 시기 부임·복귀 관련 문의의 집중으로 처리 지연 발생</w:t>
+      </w:r>
+    </w:p>
+    <w:p>
+      <w:pPr>
+        <w:pStyle w:val="ListParagraph"/>
+        <w:numPr>
+          <w:ilvl w:val="0"/>
+          <w:numId w:val="2"/>
+        </w:numPr>
+        <w:spacing w:after="30" w:line="264"/>
+      </w:pPr>
+      <w:r>
+        <w:rPr>
+          <w:rFonts w:ascii="맑은 고딕" w:cs="맑은 고딕" w:eastAsia="맑은 고딕" w:hAnsi="맑은 고딕"/>
+          <w:sz w:val="20"/>
+          <w:szCs w:val="20"/>
+        </w:rPr>
+        <w:t xml:space="preserve">규정 소관(HR·직원만족부)과 응대 주체(글로벌사업그룹) 상이로 답변 책임 범위 불명확</w:t>
       </w:r>
     </w:p>
     <w:p>
@@ -992,79 +1184,79 @@
           <w:sz w:val="20"/>
           <w:szCs w:val="20"/>
         </w:rPr>
-        <w:t xml:space="preserve">사내에 규정 자동 수집 체계가 이미 갖춰져 있어, 사람의 수작업 없이 최신 규정을 유지할 수 있게 되었다.</w:t>
-      </w:r>
-    </w:p>
-    <w:p>
-      <w:pPr>
-        <w:pStyle w:val="ListParagraph"/>
-        <w:numPr>
-          <w:ilvl w:val="0"/>
-          <w:numId w:val="2"/>
-        </w:numPr>
-        <w:spacing w:after="30" w:line="264"/>
-      </w:pPr>
-      <w:r>
-        <w:rPr>
-          <w:rFonts w:ascii="맑은 고딕" w:cs="맑은 고딕" w:eastAsia="맑은 고딕" w:hAnsi="맑은 고딕"/>
-          <w:sz w:val="20"/>
-          <w:szCs w:val="20"/>
-        </w:rPr>
-        <w:t xml:space="preserve">문의가 소수의 담당자에게 집중되어 있어, 담당자를 지원하는 것만으로 전체 문의 흐름을 개선할 수 있다.</w:t>
-      </w:r>
-    </w:p>
-    <w:p>
-      <w:pPr>
-        <w:pStyle w:val="ListParagraph"/>
-        <w:numPr>
-          <w:ilvl w:val="0"/>
-          <w:numId w:val="2"/>
-        </w:numPr>
-        <w:spacing w:after="30" w:line="264"/>
-      </w:pPr>
-      <w:r>
-        <w:rPr>
-          <w:rFonts w:ascii="맑은 고딕" w:cs="맑은 고딕" w:eastAsia="맑은 고딕" w:hAnsi="맑은 고딕"/>
-          <w:sz w:val="20"/>
-          <w:szCs w:val="20"/>
-        </w:rPr>
-        <w:t xml:space="preserve">반복 문의의 상당 부분이 규정 원문 확인이나 절차 안내로 해결되는 유형이어서 시스템화에 적합하다.</w:t>
-      </w:r>
-    </w:p>
-    <w:p>
-      <w:pPr>
-        <w:pStyle w:val="ListParagraph"/>
-        <w:numPr>
-          <w:ilvl w:val="0"/>
-          <w:numId w:val="2"/>
-        </w:numPr>
-        <w:spacing w:after="30" w:line="264"/>
-      </w:pPr>
-      <w:r>
-        <w:rPr>
-          <w:rFonts w:ascii="맑은 고딕" w:cs="맑은 고딕" w:eastAsia="맑은 고딕" w:hAnsi="맑은 고딕"/>
-          <w:sz w:val="20"/>
-          <w:szCs w:val="20"/>
-        </w:rPr>
-        <w:t xml:space="preserve">담당자 변경 시마다 반복되는 지식 단절을 시스템 축적으로 구조적으로 해소할 수 있는 시점이다.</w:t>
-      </w:r>
-    </w:p>
-    <w:p>
-      <w:pPr>
-        <w:pStyle w:val="ListParagraph"/>
-        <w:numPr>
-          <w:ilvl w:val="0"/>
-          <w:numId w:val="2"/>
-        </w:numPr>
-        <w:spacing w:after="30" w:line="264"/>
-      </w:pPr>
-      <w:r>
-        <w:rPr>
-          <w:rFonts w:ascii="맑은 고딕" w:cs="맑은 고딕" w:eastAsia="맑은 고딕" w:hAnsi="맑은 고딕"/>
-          <w:sz w:val="20"/>
-          <w:szCs w:val="20"/>
-        </w:rPr>
-        <w:t xml:space="preserve">지식베이스를 한 번 구축하면 이후 출장 관리 등 인접 업무로 확장할 수 있는 기반이 남는다.</w:t>
+        <w:t xml:space="preserve">사내 규정 자동 수집 체계 기확보로 수작업 없는 최신 규정 유지 가능</w:t>
+      </w:r>
+    </w:p>
+    <w:p>
+      <w:pPr>
+        <w:pStyle w:val="ListParagraph"/>
+        <w:numPr>
+          <w:ilvl w:val="0"/>
+          <w:numId w:val="2"/>
+        </w:numPr>
+        <w:spacing w:after="30" w:line="264"/>
+      </w:pPr>
+      <w:r>
+        <w:rPr>
+          <w:rFonts w:ascii="맑은 고딕" w:cs="맑은 고딕" w:eastAsia="맑은 고딕" w:hAnsi="맑은 고딕"/>
+          <w:sz w:val="20"/>
+          <w:szCs w:val="20"/>
+        </w:rPr>
+        <w:t xml:space="preserve">문의의 소수 담당자 집중 구조로 담당자 지원만으로 전체 문의 흐름 개선 가능</w:t>
+      </w:r>
+    </w:p>
+    <w:p>
+      <w:pPr>
+        <w:pStyle w:val="ListParagraph"/>
+        <w:numPr>
+          <w:ilvl w:val="0"/>
+          <w:numId w:val="2"/>
+        </w:numPr>
+        <w:spacing w:after="30" w:line="264"/>
+      </w:pPr>
+      <w:r>
+        <w:rPr>
+          <w:rFonts w:ascii="맑은 고딕" w:cs="맑은 고딕" w:eastAsia="맑은 고딕" w:hAnsi="맑은 고딕"/>
+          <w:sz w:val="20"/>
+          <w:szCs w:val="20"/>
+        </w:rPr>
+        <w:t xml:space="preserve">반복 문의의 상당 부분이 규정 원문 확인 및 절차 안내 유형으로 시스템화에 적합</w:t>
+      </w:r>
+    </w:p>
+    <w:p>
+      <w:pPr>
+        <w:pStyle w:val="ListParagraph"/>
+        <w:numPr>
+          <w:ilvl w:val="0"/>
+          <w:numId w:val="2"/>
+        </w:numPr>
+        <w:spacing w:after="30" w:line="264"/>
+      </w:pPr>
+      <w:r>
+        <w:rPr>
+          <w:rFonts w:ascii="맑은 고딕" w:cs="맑은 고딕" w:eastAsia="맑은 고딕" w:hAnsi="맑은 고딕"/>
+          <w:sz w:val="20"/>
+          <w:szCs w:val="20"/>
+        </w:rPr>
+        <w:t xml:space="preserve">담당자 변경 시마다 반복되는 지식 단절의 구조적 해소 가능 시점 도래</w:t>
+      </w:r>
+    </w:p>
+    <w:p>
+      <w:pPr>
+        <w:pStyle w:val="ListParagraph"/>
+        <w:numPr>
+          <w:ilvl w:val="0"/>
+          <w:numId w:val="2"/>
+        </w:numPr>
+        <w:spacing w:after="30" w:line="264"/>
+      </w:pPr>
+      <w:r>
+        <w:rPr>
+          <w:rFonts w:ascii="맑은 고딕" w:cs="맑은 고딕" w:eastAsia="맑은 고딕" w:hAnsi="맑은 고딕"/>
+          <w:sz w:val="20"/>
+          <w:szCs w:val="20"/>
+        </w:rPr>
+        <w:t xml:space="preserve">지식베이스 1회 구축으로 출장 관리 등 인접 업무 확장 기반 확보</w:t>
       </w:r>
     </w:p>
     <w:p>
@@ -1102,97 +1294,97 @@
           <w:sz w:val="20"/>
           <w:szCs w:val="20"/>
         </w:rPr>
-        <w:t xml:space="preserve">담당자에게 도달하는 반복 문의가 줄어 응대 부담이 감소한다.</w:t>
-      </w:r>
-    </w:p>
-    <w:p>
-      <w:pPr>
-        <w:pStyle w:val="ListParagraph"/>
-        <w:numPr>
-          <w:ilvl w:val="0"/>
-          <w:numId w:val="2"/>
-        </w:numPr>
-        <w:spacing w:after="30" w:line="264"/>
-      </w:pPr>
-      <w:r>
-        <w:rPr>
-          <w:rFonts w:ascii="맑은 고딕" w:cs="맑은 고딕" w:eastAsia="맑은 고딕" w:hAnsi="맑은 고딕"/>
-          <w:sz w:val="20"/>
-          <w:szCs w:val="20"/>
-        </w:rPr>
-        <w:t xml:space="preserve">국외근무직원과 예비발령자가 대기 없이 필요한 정보를 즉시 확인할 수 있다.</w:t>
-      </w:r>
-    </w:p>
-    <w:p>
-      <w:pPr>
-        <w:pStyle w:val="ListParagraph"/>
-        <w:numPr>
-          <w:ilvl w:val="0"/>
-          <w:numId w:val="2"/>
-        </w:numPr>
-        <w:spacing w:after="30" w:line="264"/>
-      </w:pPr>
-      <w:r>
-        <w:rPr>
-          <w:rFonts w:ascii="맑은 고딕" w:cs="맑은 고딕" w:eastAsia="맑은 고딕" w:hAnsi="맑은 고딕"/>
-          <w:sz w:val="20"/>
-          <w:szCs w:val="20"/>
-        </w:rPr>
-        <w:t xml:space="preserve">모든 답변에 조항 원문과 소관부서가 표시되어 답변의 신뢰도와 일관성이 확보된다.</w:t>
-      </w:r>
-    </w:p>
-    <w:p>
-      <w:pPr>
-        <w:pStyle w:val="ListParagraph"/>
-        <w:numPr>
-          <w:ilvl w:val="0"/>
-          <w:numId w:val="2"/>
-        </w:numPr>
-        <w:spacing w:after="30" w:line="264"/>
-      </w:pPr>
-      <w:r>
-        <w:rPr>
-          <w:rFonts w:ascii="맑은 고딕" w:cs="맑은 고딕" w:eastAsia="맑은 고딕" w:hAnsi="맑은 고딕"/>
-          <w:sz w:val="20"/>
-          <w:szCs w:val="20"/>
-        </w:rPr>
-        <w:t xml:space="preserve">담당자가 바뀌어도 동일한 근거로 동일하게 답변되어 업무 연속성이 유지된다.</w:t>
-      </w:r>
-    </w:p>
-    <w:p>
-      <w:pPr>
-        <w:pStyle w:val="ListParagraph"/>
-        <w:numPr>
-          <w:ilvl w:val="0"/>
-          <w:numId w:val="2"/>
-        </w:numPr>
-        <w:spacing w:after="30" w:line="264"/>
-      </w:pPr>
-      <w:r>
-        <w:rPr>
-          <w:rFonts w:ascii="맑은 고딕" w:cs="맑은 고딕" w:eastAsia="맑은 고딕" w:hAnsi="맑은 고딕"/>
-          <w:sz w:val="20"/>
-          <w:szCs w:val="20"/>
-        </w:rPr>
-        <w:t xml:space="preserve">규정 해석이 필요한 사안이 시스템적으로 구분되어 책임 범위가 명확해진다.</w:t>
-      </w:r>
-    </w:p>
-    <w:p>
-      <w:pPr>
-        <w:pStyle w:val="ListParagraph"/>
-        <w:numPr>
-          <w:ilvl w:val="0"/>
-          <w:numId w:val="2"/>
-        </w:numPr>
-        <w:spacing w:after="30" w:line="264"/>
-      </w:pPr>
-      <w:r>
-        <w:rPr>
-          <w:rFonts w:ascii="맑은 고딕" w:cs="맑은 고딕" w:eastAsia="맑은 고딕" w:hAnsi="맑은 고딕"/>
-          <w:sz w:val="20"/>
-          <w:szCs w:val="20"/>
-        </w:rPr>
-        <w:t xml:space="preserve">처리 근거와 사례가 축적되어 부서의 업무 지식이 조직 자산으로 남는다.</w:t>
+        <w:t xml:space="preserve">담당자 반복 문의 감소에 따른 응대 부담 경감 예상</w:t>
+      </w:r>
+    </w:p>
+    <w:p>
+      <w:pPr>
+        <w:pStyle w:val="ListParagraph"/>
+        <w:numPr>
+          <w:ilvl w:val="0"/>
+          <w:numId w:val="2"/>
+        </w:numPr>
+        <w:spacing w:after="30" w:line="264"/>
+      </w:pPr>
+      <w:r>
+        <w:rPr>
+          <w:rFonts w:ascii="맑은 고딕" w:cs="맑은 고딕" w:eastAsia="맑은 고딕" w:hAnsi="맑은 고딕"/>
+          <w:sz w:val="20"/>
+          <w:szCs w:val="20"/>
+        </w:rPr>
+        <w:t xml:space="preserve">국외근무직원 및 예비발령자의 대기 없는 정보 확인으로 업무 편의 향상</w:t>
+      </w:r>
+    </w:p>
+    <w:p>
+      <w:pPr>
+        <w:pStyle w:val="ListParagraph"/>
+        <w:numPr>
+          <w:ilvl w:val="0"/>
+          <w:numId w:val="2"/>
+        </w:numPr>
+        <w:spacing w:after="30" w:line="264"/>
+      </w:pPr>
+      <w:r>
+        <w:rPr>
+          <w:rFonts w:ascii="맑은 고딕" w:cs="맑은 고딕" w:eastAsia="맑은 고딕" w:hAnsi="맑은 고딕"/>
+          <w:sz w:val="20"/>
+          <w:szCs w:val="20"/>
+        </w:rPr>
+        <w:t xml:space="preserve">조항 원문 및 소관부서 병기를 통한 답변 신뢰도·일관성 확보</w:t>
+      </w:r>
+    </w:p>
+    <w:p>
+      <w:pPr>
+        <w:pStyle w:val="ListParagraph"/>
+        <w:numPr>
+          <w:ilvl w:val="0"/>
+          <w:numId w:val="2"/>
+        </w:numPr>
+        <w:spacing w:after="30" w:line="264"/>
+      </w:pPr>
+      <w:r>
+        <w:rPr>
+          <w:rFonts w:ascii="맑은 고딕" w:cs="맑은 고딕" w:eastAsia="맑은 고딕" w:hAnsi="맑은 고딕"/>
+          <w:sz w:val="20"/>
+          <w:szCs w:val="20"/>
+        </w:rPr>
+        <w:t xml:space="preserve">담당자 변경 시에도 동일 근거 기반 답변 유지로 업무 연속성 확보</w:t>
+      </w:r>
+    </w:p>
+    <w:p>
+      <w:pPr>
+        <w:pStyle w:val="ListParagraph"/>
+        <w:numPr>
+          <w:ilvl w:val="0"/>
+          <w:numId w:val="2"/>
+        </w:numPr>
+        <w:spacing w:after="30" w:line="264"/>
+      </w:pPr>
+      <w:r>
+        <w:rPr>
+          <w:rFonts w:ascii="맑은 고딕" w:cs="맑은 고딕" w:eastAsia="맑은 고딕" w:hAnsi="맑은 고딕"/>
+          <w:sz w:val="20"/>
+          <w:szCs w:val="20"/>
+        </w:rPr>
+        <w:t xml:space="preserve">규정 해석 사안의 시스템적 구분을 통한 책임 범위 명확화</w:t>
+      </w:r>
+    </w:p>
+    <w:p>
+      <w:pPr>
+        <w:pStyle w:val="ListParagraph"/>
+        <w:numPr>
+          <w:ilvl w:val="0"/>
+          <w:numId w:val="2"/>
+        </w:numPr>
+        <w:spacing w:after="30" w:line="264"/>
+      </w:pPr>
+      <w:r>
+        <w:rPr>
+          <w:rFonts w:ascii="맑은 고딕" w:cs="맑은 고딕" w:eastAsia="맑은 고딕" w:hAnsi="맑은 고딕"/>
+          <w:sz w:val="20"/>
+          <w:szCs w:val="20"/>
+        </w:rPr>
+        <w:t xml:space="preserve">처리 근거 및 사례 축적을 통한 부서 업무 지식의 조직 자산화</w:t>
       </w:r>
     </w:p>
     <w:p>
@@ -1262,87 +1454,87 @@
           <w:sz w:val="20"/>
           <w:szCs w:val="20"/>
         </w:rPr>
-        <w:t xml:space="preserve">국외근무직원, 예비발령자, HR담당자가 내부 시스템을 통해 접속하여 사용하는 대화형 AI 에이전트</w:t>
-      </w:r>
-      <w:r>
-        <w:rPr>
-          <w:rFonts w:ascii="맑은 고딕" w:cs="맑은 고딕" w:eastAsia="맑은 고딕" w:hAnsi="맑은 고딕"/>
-          <w:sz w:val="20"/>
-          <w:szCs w:val="20"/>
-        </w:rPr>
-        <w:t xml:space="preserve">를 구축한다.</w:t>
-      </w:r>
-    </w:p>
-    <w:p>
-      <w:pPr>
-        <w:pStyle w:val="ListParagraph"/>
-        <w:numPr>
-          <w:ilvl w:val="0"/>
-          <w:numId w:val="2"/>
-        </w:numPr>
-        <w:spacing w:after="30" w:line="264"/>
-      </w:pPr>
-      <w:r>
-        <w:rPr>
-          <w:rFonts w:ascii="맑은 고딕" w:cs="맑은 고딕" w:eastAsia="맑은 고딕" w:hAnsi="맑은 고딕"/>
-          <w:sz w:val="20"/>
-          <w:szCs w:val="20"/>
-        </w:rPr>
-        <w:t xml:space="preserve">사용자가 자연어로 질문하면 에이전트가 규정과 안내 자료를 검색해 근거와 함께 답변한다.</w:t>
-      </w:r>
-    </w:p>
-    <w:p>
-      <w:pPr>
-        <w:pStyle w:val="ListParagraph"/>
-        <w:numPr>
-          <w:ilvl w:val="0"/>
-          <w:numId w:val="2"/>
-        </w:numPr>
-        <w:spacing w:after="30" w:line="264"/>
-      </w:pPr>
-      <w:r>
-        <w:rPr>
-          <w:rFonts w:ascii="맑은 고딕" w:cs="맑은 고딕" w:eastAsia="맑은 고딕" w:hAnsi="맑은 고딕"/>
-          <w:sz w:val="20"/>
-          <w:szCs w:val="20"/>
-        </w:rPr>
-        <w:t xml:space="preserve">규정·지침은 사내 자동 수집 체계와 연동하고, 부임 안내서·서류 양식은 담당 부서가 등록·관리한다.</w:t>
-      </w:r>
-    </w:p>
-    <w:p>
-      <w:pPr>
-        <w:pStyle w:val="ListParagraph"/>
-        <w:numPr>
-          <w:ilvl w:val="0"/>
-          <w:numId w:val="2"/>
-        </w:numPr>
-        <w:spacing w:after="30" w:line="264"/>
-      </w:pPr>
-      <w:r>
-        <w:rPr>
-          <w:rFonts w:ascii="맑은 고딕" w:cs="맑은 고딕" w:eastAsia="맑은 고딕" w:hAnsi="맑은 고딕"/>
-          <w:sz w:val="20"/>
-          <w:szCs w:val="20"/>
-        </w:rPr>
-        <w:t xml:space="preserve">담당자가 확정한 답변은 사례로 축적되어 이후 동일 문의에 재사용된다.</w:t>
-      </w:r>
-    </w:p>
-    <w:p>
-      <w:pPr>
-        <w:pStyle w:val="ListParagraph"/>
-        <w:numPr>
-          <w:ilvl w:val="0"/>
-          <w:numId w:val="2"/>
-        </w:numPr>
-        <w:spacing w:after="30" w:line="264"/>
-      </w:pPr>
-      <w:r>
-        <w:rPr>
-          <w:rFonts w:ascii="맑은 고딕" w:cs="맑은 고딕" w:eastAsia="맑은 고딕" w:hAnsi="맑은 고딕"/>
-          <w:sz w:val="20"/>
-          <w:szCs w:val="20"/>
-        </w:rPr>
-        <w:t xml:space="preserve">답변은 담당자의 확정을 거친 것만 국외근무직원과 예비발령자에게 공개된다.</w:t>
+        <w:t xml:space="preserve">국외근무직원, 예비발령자, 글로벌사업그룹 HR 담당자가 내부 시스템을 통해 접속하여 사용하는 대화형 AI 에이전트</w:t>
+      </w:r>
+      <w:r>
+        <w:rPr>
+          <w:rFonts w:ascii="맑은 고딕" w:cs="맑은 고딕" w:eastAsia="맑은 고딕" w:hAnsi="맑은 고딕"/>
+          <w:sz w:val="20"/>
+          <w:szCs w:val="20"/>
+        </w:rPr>
+        <w:t xml:space="preserve"> 구축.</w:t>
+      </w:r>
+    </w:p>
+    <w:p>
+      <w:pPr>
+        <w:pStyle w:val="ListParagraph"/>
+        <w:numPr>
+          <w:ilvl w:val="0"/>
+          <w:numId w:val="2"/>
+        </w:numPr>
+        <w:spacing w:after="30" w:line="264"/>
+      </w:pPr>
+      <w:r>
+        <w:rPr>
+          <w:rFonts w:ascii="맑은 고딕" w:cs="맑은 고딕" w:eastAsia="맑은 고딕" w:hAnsi="맑은 고딕"/>
+          <w:sz w:val="20"/>
+          <w:szCs w:val="20"/>
+        </w:rPr>
+        <w:t xml:space="preserve">사용자의 자연어 질의에 대해 규정 및 안내 자료를 검색하여 근거와 함께 답변 제공</w:t>
+      </w:r>
+    </w:p>
+    <w:p>
+      <w:pPr>
+        <w:pStyle w:val="ListParagraph"/>
+        <w:numPr>
+          <w:ilvl w:val="0"/>
+          <w:numId w:val="2"/>
+        </w:numPr>
+        <w:spacing w:after="30" w:line="264"/>
+      </w:pPr>
+      <w:r>
+        <w:rPr>
+          <w:rFonts w:ascii="맑은 고딕" w:cs="맑은 고딕" w:eastAsia="맑은 고딕" w:hAnsi="맑은 고딕"/>
+          <w:sz w:val="20"/>
+          <w:szCs w:val="20"/>
+        </w:rPr>
+        <w:t xml:space="preserve">규정·지침은 사내 자동 수집 체계와 연동, 부임 안내서 및 서류 양식은 담당 부서가 등록·관리</w:t>
+      </w:r>
+    </w:p>
+    <w:p>
+      <w:pPr>
+        <w:pStyle w:val="ListParagraph"/>
+        <w:numPr>
+          <w:ilvl w:val="0"/>
+          <w:numId w:val="2"/>
+        </w:numPr>
+        <w:spacing w:after="30" w:line="264"/>
+      </w:pPr>
+      <w:r>
+        <w:rPr>
+          <w:rFonts w:ascii="맑은 고딕" w:cs="맑은 고딕" w:eastAsia="맑은 고딕" w:hAnsi="맑은 고딕"/>
+          <w:sz w:val="20"/>
+          <w:szCs w:val="20"/>
+        </w:rPr>
+        <w:t xml:space="preserve">담당자 확정 답변의 사례 축적을 통한 동일 문의 재사용</w:t>
+      </w:r>
+    </w:p>
+    <w:p>
+      <w:pPr>
+        <w:pStyle w:val="ListParagraph"/>
+        <w:numPr>
+          <w:ilvl w:val="0"/>
+          <w:numId w:val="2"/>
+        </w:numPr>
+        <w:spacing w:after="30" w:line="264"/>
+      </w:pPr>
+      <w:r>
+        <w:rPr>
+          <w:rFonts w:ascii="맑은 고딕" w:cs="맑은 고딕" w:eastAsia="맑은 고딕" w:hAnsi="맑은 고딕"/>
+          <w:sz w:val="20"/>
+          <w:szCs w:val="20"/>
+        </w:rPr>
+        <w:t xml:space="preserve">담당자 확정을 거친 답변에 한하여 국외근무직원 및 예비발령자에게 공개</w:t>
       </w:r>
     </w:p>
     <w:p>
@@ -1372,7 +1564,7 @@
           <w:sz w:val="20"/>
           <w:szCs w:val="20"/>
         </w:rPr>
-        <w:t xml:space="preserve">국외근무 관련 규정의 소관은 HR·직원만족부이나 실제 문의 응대는 글로벌사업그룹이 수행한다. 이 상태로 시스템을 만들면 담당자의 실무 안내가 부서의 공식 해석처럼 인식될 수 있다. 이를 방지하기 위해 답변을 세 유형으로 구분하고, 에이전트는 앞의 두 유형만 답변한다.</w:t>
+        <w:t xml:space="preserve">국외근무 관련 규정의 소관은 HR·직원만족부이나 실제 문의 응대는 글로벌사업그룹이 수행 중. 현 상태로 시스템화할 경우 담당자의 실무 안내가 부서의 공식 해석으로 인식될 우려. 이를 방지하기 위해 답변을 세 유형으로 구분하고 에이전트는 앞의 두 유형만 답변.</w:t>
       </w:r>
     </w:p>
     <w:p>
@@ -1400,7 +1592,7 @@
           <w:sz w:val="20"/>
           <w:szCs w:val="20"/>
         </w:rPr>
-        <w:t xml:space="preserve"> — 규정에 명시된 내용을 조항 원문 그대로 안내한다. 해석이 아니므로 에이전트가 답변한다.</w:t>
+        <w:t xml:space="preserve"> — 규정 명시 내용의 조항 원문 그대로 안내. 해석에 해당하지 않으므로 에이전트 답변 대상</w:t>
       </w:r>
     </w:p>
     <w:p>
@@ -1428,7 +1620,7 @@
           <w:sz w:val="20"/>
           <w:szCs w:val="20"/>
         </w:rPr>
-        <w:t xml:space="preserve"> — 부서가 작성한 안내서와 양식을 기준으로 절차를 안내한다. 자체 소관이므로 에이전트가 답변한다.</w:t>
+        <w:t xml:space="preserve"> — 부서 작성 안내서 및 양식 기준의 절차 안내. 자체 소관이므로 에이전트 답변 대상</w:t>
       </w:r>
     </w:p>
     <w:p>
@@ -1456,7 +1648,7 @@
           <w:sz w:val="20"/>
           <w:szCs w:val="20"/>
         </w:rPr>
-        <w:t xml:space="preserve"> — 규정을 개별 상황에 적용할지 판단이 필요한 사안이다. 에이전트는 답변하지 않고 소관부서로 연결한다.</w:t>
+        <w:t xml:space="preserve"> — 규정의 개별 상황 적용 판단이 필요한 사안. 에이전트 답변 보류 및 소관부서 연결</w:t>
       </w:r>
     </w:p>
     <w:p>
@@ -1469,7 +1661,7 @@
           <w:sz w:val="20"/>
           <w:szCs w:val="20"/>
         </w:rPr>
-        <w:t xml:space="preserve">현재 담당자가 하는 답변의 대부분은 규정 인용과 절차 안내에 해당하며, 해석이 필요한 사안은 지금도 소관부서에 확인하고 있다. 따라서 이 구분은 책임 범위를 새로 만드는 것이 아니라 기존 관행을 시스템에 명시하는 것이다.</w:t>
+        <w:t xml:space="preserve">현행 담당자 답변의 대부분이 규정 인용 및 절차 안내에 해당하며, 해석 필요 사안은 현재도 소관부서 확인 절차 운영 중. 본 구분은 책임 범위의 신설이 아닌 기존 관행의 시스템 명시에 해당.</w:t>
       </w:r>
     </w:p>
     <w:p>
@@ -1517,7 +1709,7 @@
           <w:sz w:val="20"/>
           <w:szCs w:val="20"/>
         </w:rPr>
-        <w:t xml:space="preserve"> — 자연어 질문에 해당 조항의 원문, 조항 번호, 소관부서를 함께 제시한다.</w:t>
+        <w:t xml:space="preserve"> — 자연어 질의에 대한 해당 조항의 원문, 조항 번호, 소관부서 병기 제시</w:t>
       </w:r>
     </w:p>
     <w:p>
@@ -1545,7 +1737,7 @@
           <w:sz w:val="20"/>
           <w:szCs w:val="20"/>
         </w:rPr>
-        <w:t xml:space="preserve"> — 규정 해석이 필요한 질문을 구분해 답변하지 않고 소관부서로 연결한다.</w:t>
+        <w:t xml:space="preserve"> — 규정 해석 필요 질의의 구분 및 소관부서 연결</w:t>
       </w:r>
     </w:p>
     <w:p>
@@ -1573,7 +1765,7 @@
           <w:sz w:val="20"/>
           <w:szCs w:val="20"/>
         </w:rPr>
-        <w:t xml:space="preserve"> — 국가·법인격·가족 동반 여부에 따른 준비 항목과 기한을 제시한다.</w:t>
+        <w:t xml:space="preserve"> — 국가·법인격·가족 동반 여부에 따른 준비 항목 및 기한 제시</w:t>
       </w:r>
     </w:p>
     <w:p>
@@ -1601,7 +1793,7 @@
           <w:sz w:val="20"/>
           <w:szCs w:val="20"/>
         </w:rPr>
-        <w:t xml:space="preserve"> — 국가별·용도별 최신 양식을 직접 제공한다.</w:t>
+        <w:t xml:space="preserve"> — 국가별·용도별 최신 양식의 직접 제공</w:t>
       </w:r>
     </w:p>
     <w:p>
@@ -1629,7 +1821,7 @@
           <w:sz w:val="20"/>
           <w:szCs w:val="20"/>
         </w:rPr>
-        <w:t xml:space="preserve"> — 담당자가 확정한 답변을 근거 조항과 함께 기록하고 검색할 수 있게 한다.</w:t>
+        <w:t xml:space="preserve"> — 담당자 확정 답변의 근거 조항 병행 기록 및 검색 지원</w:t>
       </w:r>
     </w:p>
     <w:p>
@@ -1657,7 +1849,7 @@
           <w:sz w:val="20"/>
           <w:szCs w:val="20"/>
         </w:rPr>
-        <w:t xml:space="preserve"> — 담당자가 수정한 내용이 지식베이스에 반영되어 이후 답변에 활용된다.</w:t>
+        <w:t xml:space="preserve"> — 담당자 수정 내용의 지식베이스 반영을 통한 후속 답변 활용</w:t>
       </w:r>
     </w:p>
     <w:p>
@@ -1685,7 +1877,7 @@
           <w:sz w:val="20"/>
           <w:szCs w:val="20"/>
         </w:rPr>
-        <w:t xml:space="preserve"> — 담당자가 확정한 답변만 국외근무직원과 예비발령자에게 공개한다.</w:t>
+        <w:t xml:space="preserve"> — 담당자 확정 답변에 한한 국외근무직원 및 예비발령자 공개</w:t>
       </w:r>
     </w:p>
     <w:p>
@@ -1713,7 +1905,7 @@
           <w:sz w:val="20"/>
           <w:szCs w:val="20"/>
         </w:rPr>
-        <w:t xml:space="preserve"> — 근거 규정이 개정되면 관련 답변을 검토 대상으로 표시한다.</w:t>
+        <w:t xml:space="preserve"> — 근거 규정 개정 시 관련 답변의 검토 대상 표시</w:t>
       </w:r>
     </w:p>
     <w:p>
@@ -1734,23 +1926,6 @@
           <w:szCs w:val="25"/>
         </w:rPr>
         <w:t xml:space="preserve">14. 유스케이스 / Use Cases (Scenarios)</w:t>
-      </w:r>
-    </w:p>
-    <w:p>
-      <w:pPr>
-        <w:pStyle w:val="Heading2"/>
-        <w:spacing w:after="70" w:before="180"/>
-      </w:pPr>
-      <w:r>
-        <w:rPr>
-          <w:rFonts w:ascii="맑은 고딕" w:cs="맑은 고딕" w:eastAsia="맑은 고딕" w:hAnsi="맑은 고딕"/>
-          <w:b/>
-          <w:bCs/>
-          <w:color w:val="1F4E79"/>
-          <w:sz w:val="22"/>
-          <w:szCs w:val="22"/>
-        </w:rPr>
-        <w:t xml:space="preserve">UC-1. 담당자가 규정 근거를 찾아 회신한다</w:t>
       </w:r>
     </w:p>
     <w:tbl>
@@ -1766,8 +1941,8 @@
         </w:tblBorders>
       </w:tblPr>
       <w:tblGrid>
-        <w:gridCol w:w="829"/>
-        <w:gridCol w:w="8917"/>
+        <w:gridCol w:w="1200"/>
+        <w:gridCol w:w="8546"/>
       </w:tblGrid>
       <w:tr>
         <w:trPr>
@@ -1775,7 +1950,7 @@
         </w:trPr>
         <w:tc>
           <w:tcPr>
-            <w:tcW w:type="dxa" w:w="829"/>
+            <w:tcW w:type="dxa" w:w="1200"/>
             <w:shd w:fill="E8EEF4" w:val="clear"/>
             <w:tcMar>
               <w:top w:type="dxa" w:w="36"/>
@@ -1796,13 +1971,13 @@
                 <w:sz w:val="17"/>
                 <w:szCs w:val="17"/>
               </w:rPr>
-              <w:t xml:space="preserve">단계</w:t>
+              <w:t xml:space="preserve">구분</w:t>
             </w:r>
           </w:p>
         </w:tc>
         <w:tc>
           <w:tcPr>
-            <w:tcW w:type="dxa" w:w="8917"/>
+            <w:tcW w:type="dxa" w:w="8546"/>
             <w:shd w:fill="E8EEF4" w:val="clear"/>
             <w:tcMar>
               <w:top w:type="dxa" w:w="36"/>
@@ -1823,7 +1998,7 @@
                 <w:sz w:val="17"/>
                 <w:szCs w:val="17"/>
               </w:rPr>
-              <w:t xml:space="preserve">내용</w:t>
+              <w:t xml:space="preserve">자연어 입력</w:t>
             </w:r>
           </w:p>
         </w:tc>
@@ -1834,478 +2009,7 @@
         </w:trPr>
         <w:tc>
           <w:tcPr>
-            <w:tcW w:type="dxa" w:w="829"/>
-            <w:tcMar>
-              <w:top w:type="dxa" w:w="36"/>
-              <w:left w:type="dxa" w:w="80"/>
-              <w:bottom w:type="dxa" w:w="36"/>
-              <w:right w:type="dxa" w:w="80"/>
-            </w:tcMar>
-          </w:tcPr>
-          <w:p>
-            <w:pPr>
-              <w:spacing w:after="0" w:line="224"/>
-            </w:pPr>
-            <w:r>
-              <w:rPr>
-                <w:rFonts w:ascii="맑은 고딕" w:cs="맑은 고딕" w:eastAsia="맑은 고딕" w:hAnsi="맑은 고딕"/>
-                <w:sz w:val="17"/>
-                <w:szCs w:val="17"/>
-              </w:rPr>
-              <w:t xml:space="preserve">상황</w:t>
-            </w:r>
-          </w:p>
-        </w:tc>
-        <w:tc>
-          <w:tcPr>
-            <w:tcW w:type="dxa" w:w="8917"/>
-            <w:tcMar>
-              <w:top w:type="dxa" w:w="36"/>
-              <w:left w:type="dxa" w:w="80"/>
-              <w:bottom w:type="dxa" w:w="36"/>
-              <w:right w:type="dxa" w:w="80"/>
-            </w:tcMar>
-          </w:tcPr>
-          <w:p>
-            <w:pPr>
-              <w:spacing w:after="0" w:line="224"/>
-            </w:pPr>
-            <w:r>
-              <w:rPr>
-                <w:rFonts w:ascii="맑은 고딕" w:cs="맑은 고딕" w:eastAsia="맑은 고딕" w:hAnsi="맑은 고딕"/>
-                <w:sz w:val="17"/>
-                <w:szCs w:val="17"/>
-              </w:rPr>
-              <w:t xml:space="preserve">국외근무직원이 주택수당 한도를 문의해 왔다</w:t>
-            </w:r>
-          </w:p>
-        </w:tc>
-      </w:tr>
-      <w:tr>
-        <w:trPr>
-          <w:tblHeader w:val="false"/>
-        </w:trPr>
-        <w:tc>
-          <w:tcPr>
-            <w:tcW w:type="dxa" w:w="829"/>
-            <w:tcMar>
-              <w:top w:type="dxa" w:w="36"/>
-              <w:left w:type="dxa" w:w="80"/>
-              <w:bottom w:type="dxa" w:w="36"/>
-              <w:right w:type="dxa" w:w="80"/>
-            </w:tcMar>
-          </w:tcPr>
-          <w:p>
-            <w:pPr>
-              <w:spacing w:after="0" w:line="224"/>
-            </w:pPr>
-            <w:r>
-              <w:rPr>
-                <w:rFonts w:ascii="맑은 고딕" w:cs="맑은 고딕" w:eastAsia="맑은 고딕" w:hAnsi="맑은 고딕"/>
-                <w:sz w:val="17"/>
-                <w:szCs w:val="17"/>
-              </w:rPr>
-              <w:t xml:space="preserve">1</w:t>
-            </w:r>
-          </w:p>
-        </w:tc>
-        <w:tc>
-          <w:tcPr>
-            <w:tcW w:type="dxa" w:w="8917"/>
-            <w:tcMar>
-              <w:top w:type="dxa" w:w="36"/>
-              <w:left w:type="dxa" w:w="80"/>
-              <w:bottom w:type="dxa" w:w="36"/>
-              <w:right w:type="dxa" w:w="80"/>
-            </w:tcMar>
-          </w:tcPr>
-          <w:p>
-            <w:pPr>
-              <w:spacing w:after="0" w:line="224"/>
-            </w:pPr>
-            <w:r>
-              <w:rPr>
-                <w:rFonts w:ascii="맑은 고딕" w:cs="맑은 고딕" w:eastAsia="맑은 고딕" w:hAnsi="맑은 고딕"/>
-                <w:sz w:val="17"/>
-                <w:szCs w:val="17"/>
-              </w:rPr>
-              <w:t xml:space="preserve">담당자가 에이전트에 질문을 입력한다</w:t>
-            </w:r>
-          </w:p>
-        </w:tc>
-      </w:tr>
-      <w:tr>
-        <w:trPr>
-          <w:tblHeader w:val="false"/>
-        </w:trPr>
-        <w:tc>
-          <w:tcPr>
-            <w:tcW w:type="dxa" w:w="829"/>
-            <w:tcMar>
-              <w:top w:type="dxa" w:w="36"/>
-              <w:left w:type="dxa" w:w="80"/>
-              <w:bottom w:type="dxa" w:w="36"/>
-              <w:right w:type="dxa" w:w="80"/>
-            </w:tcMar>
-          </w:tcPr>
-          <w:p>
-            <w:pPr>
-              <w:spacing w:after="0" w:line="224"/>
-            </w:pPr>
-            <w:r>
-              <w:rPr>
-                <w:rFonts w:ascii="맑은 고딕" w:cs="맑은 고딕" w:eastAsia="맑은 고딕" w:hAnsi="맑은 고딕"/>
-                <w:sz w:val="17"/>
-                <w:szCs w:val="17"/>
-              </w:rPr>
-              <w:t xml:space="preserve">2</w:t>
-            </w:r>
-          </w:p>
-        </w:tc>
-        <w:tc>
-          <w:tcPr>
-            <w:tcW w:type="dxa" w:w="8917"/>
-            <w:tcMar>
-              <w:top w:type="dxa" w:w="36"/>
-              <w:left w:type="dxa" w:w="80"/>
-              <w:bottom w:type="dxa" w:w="36"/>
-              <w:right w:type="dxa" w:w="80"/>
-            </w:tcMar>
-          </w:tcPr>
-          <w:p>
-            <w:pPr>
-              <w:spacing w:after="0" w:line="224"/>
-            </w:pPr>
-            <w:r>
-              <w:rPr>
-                <w:rFonts w:ascii="맑은 고딕" w:cs="맑은 고딕" w:eastAsia="맑은 고딕" w:hAnsi="맑은 고딕"/>
-                <w:sz w:val="17"/>
-                <w:szCs w:val="17"/>
-              </w:rPr>
-              <w:t xml:space="preserve">에이전트가 국가와 법인격 조건이 없음을 확인하고 되묻는다</w:t>
-            </w:r>
-          </w:p>
-        </w:tc>
-      </w:tr>
-      <w:tr>
-        <w:trPr>
-          <w:tblHeader w:val="false"/>
-        </w:trPr>
-        <w:tc>
-          <w:tcPr>
-            <w:tcW w:type="dxa" w:w="829"/>
-            <w:tcMar>
-              <w:top w:type="dxa" w:w="36"/>
-              <w:left w:type="dxa" w:w="80"/>
-              <w:bottom w:type="dxa" w:w="36"/>
-              <w:right w:type="dxa" w:w="80"/>
-            </w:tcMar>
-          </w:tcPr>
-          <w:p>
-            <w:pPr>
-              <w:spacing w:after="0" w:line="224"/>
-            </w:pPr>
-            <w:r>
-              <w:rPr>
-                <w:rFonts w:ascii="맑은 고딕" w:cs="맑은 고딕" w:eastAsia="맑은 고딕" w:hAnsi="맑은 고딕"/>
-                <w:sz w:val="17"/>
-                <w:szCs w:val="17"/>
-              </w:rPr>
-              <w:t xml:space="preserve">3</w:t>
-            </w:r>
-          </w:p>
-        </w:tc>
-        <w:tc>
-          <w:tcPr>
-            <w:tcW w:type="dxa" w:w="8917"/>
-            <w:tcMar>
-              <w:top w:type="dxa" w:w="36"/>
-              <w:left w:type="dxa" w:w="80"/>
-              <w:bottom w:type="dxa" w:w="36"/>
-              <w:right w:type="dxa" w:w="80"/>
-            </w:tcMar>
-          </w:tcPr>
-          <w:p>
-            <w:pPr>
-              <w:spacing w:after="0" w:line="224"/>
-            </w:pPr>
-            <w:r>
-              <w:rPr>
-                <w:rFonts w:ascii="맑은 고딕" w:cs="맑은 고딕" w:eastAsia="맑은 고딕" w:hAnsi="맑은 고딕"/>
-                <w:sz w:val="17"/>
-                <w:szCs w:val="17"/>
-              </w:rPr>
-              <w:t xml:space="preserve">담당자가 해당 국가와 법인격을 입력한다</w:t>
-            </w:r>
-          </w:p>
-        </w:tc>
-      </w:tr>
-      <w:tr>
-        <w:trPr>
-          <w:tblHeader w:val="false"/>
-        </w:trPr>
-        <w:tc>
-          <w:tcPr>
-            <w:tcW w:type="dxa" w:w="829"/>
-            <w:tcMar>
-              <w:top w:type="dxa" w:w="36"/>
-              <w:left w:type="dxa" w:w="80"/>
-              <w:bottom w:type="dxa" w:w="36"/>
-              <w:right w:type="dxa" w:w="80"/>
-            </w:tcMar>
-          </w:tcPr>
-          <w:p>
-            <w:pPr>
-              <w:spacing w:after="0" w:line="224"/>
-            </w:pPr>
-            <w:r>
-              <w:rPr>
-                <w:rFonts w:ascii="맑은 고딕" w:cs="맑은 고딕" w:eastAsia="맑은 고딕" w:hAnsi="맑은 고딕"/>
-                <w:sz w:val="17"/>
-                <w:szCs w:val="17"/>
-              </w:rPr>
-              <w:t xml:space="preserve">4</w:t>
-            </w:r>
-          </w:p>
-        </w:tc>
-        <w:tc>
-          <w:tcPr>
-            <w:tcW w:type="dxa" w:w="8917"/>
-            <w:tcMar>
-              <w:top w:type="dxa" w:w="36"/>
-              <w:left w:type="dxa" w:w="80"/>
-              <w:bottom w:type="dxa" w:w="36"/>
-              <w:right w:type="dxa" w:w="80"/>
-            </w:tcMar>
-          </w:tcPr>
-          <w:p>
-            <w:pPr>
-              <w:spacing w:after="0" w:line="224"/>
-            </w:pPr>
-            <w:r>
-              <w:rPr>
-                <w:rFonts w:ascii="맑은 고딕" w:cs="맑은 고딕" w:eastAsia="맑은 고딕" w:hAnsi="맑은 고딕"/>
-                <w:sz w:val="17"/>
-                <w:szCs w:val="17"/>
-              </w:rPr>
-              <w:t xml:space="preserve">에이전트가 조항 원문, 조항 번호, 소관부서, 안내 문구를 함께 제시한다</w:t>
-            </w:r>
-          </w:p>
-        </w:tc>
-      </w:tr>
-      <w:tr>
-        <w:trPr>
-          <w:tblHeader w:val="false"/>
-        </w:trPr>
-        <w:tc>
-          <w:tcPr>
-            <w:tcW w:type="dxa" w:w="829"/>
-            <w:tcMar>
-              <w:top w:type="dxa" w:w="36"/>
-              <w:left w:type="dxa" w:w="80"/>
-              <w:bottom w:type="dxa" w:w="36"/>
-              <w:right w:type="dxa" w:w="80"/>
-            </w:tcMar>
-          </w:tcPr>
-          <w:p>
-            <w:pPr>
-              <w:spacing w:after="0" w:line="224"/>
-            </w:pPr>
-            <w:r>
-              <w:rPr>
-                <w:rFonts w:ascii="맑은 고딕" w:cs="맑은 고딕" w:eastAsia="맑은 고딕" w:hAnsi="맑은 고딕"/>
-                <w:sz w:val="17"/>
-                <w:szCs w:val="17"/>
-              </w:rPr>
-              <w:t xml:space="preserve">5</w:t>
-            </w:r>
-          </w:p>
-        </w:tc>
-        <w:tc>
-          <w:tcPr>
-            <w:tcW w:type="dxa" w:w="8917"/>
-            <w:tcMar>
-              <w:top w:type="dxa" w:w="36"/>
-              <w:left w:type="dxa" w:w="80"/>
-              <w:bottom w:type="dxa" w:w="36"/>
-              <w:right w:type="dxa" w:w="80"/>
-            </w:tcMar>
-          </w:tcPr>
-          <w:p>
-            <w:pPr>
-              <w:spacing w:after="0" w:line="224"/>
-            </w:pPr>
-            <w:r>
-              <w:rPr>
-                <w:rFonts w:ascii="맑은 고딕" w:cs="맑은 고딕" w:eastAsia="맑은 고딕" w:hAnsi="맑은 고딕"/>
-                <w:sz w:val="17"/>
-                <w:szCs w:val="17"/>
-              </w:rPr>
-              <w:t xml:space="preserve">담당자가 내용을 확인하고 필요 시 수정한 뒤 회신한다</w:t>
-            </w:r>
-          </w:p>
-        </w:tc>
-      </w:tr>
-      <w:tr>
-        <w:trPr>
-          <w:tblHeader w:val="false"/>
-        </w:trPr>
-        <w:tc>
-          <w:tcPr>
-            <w:tcW w:type="dxa" w:w="829"/>
-            <w:tcMar>
-              <w:top w:type="dxa" w:w="36"/>
-              <w:left w:type="dxa" w:w="80"/>
-              <w:bottom w:type="dxa" w:w="36"/>
-              <w:right w:type="dxa" w:w="80"/>
-            </w:tcMar>
-          </w:tcPr>
-          <w:p>
-            <w:pPr>
-              <w:spacing w:after="0" w:line="224"/>
-            </w:pPr>
-            <w:r>
-              <w:rPr>
-                <w:rFonts w:ascii="맑은 고딕" w:cs="맑은 고딕" w:eastAsia="맑은 고딕" w:hAnsi="맑은 고딕"/>
-                <w:sz w:val="17"/>
-                <w:szCs w:val="17"/>
-              </w:rPr>
-              <w:t xml:space="preserve">6</w:t>
-            </w:r>
-          </w:p>
-        </w:tc>
-        <w:tc>
-          <w:tcPr>
-            <w:tcW w:type="dxa" w:w="8917"/>
-            <w:tcMar>
-              <w:top w:type="dxa" w:w="36"/>
-              <w:left w:type="dxa" w:w="80"/>
-              <w:bottom w:type="dxa" w:w="36"/>
-              <w:right w:type="dxa" w:w="80"/>
-            </w:tcMar>
-          </w:tcPr>
-          <w:p>
-            <w:pPr>
-              <w:spacing w:after="0" w:line="224"/>
-            </w:pPr>
-            <w:r>
-              <w:rPr>
-                <w:rFonts w:ascii="맑은 고딕" w:cs="맑은 고딕" w:eastAsia="맑은 고딕" w:hAnsi="맑은 고딕"/>
-                <w:sz w:val="17"/>
-                <w:szCs w:val="17"/>
-              </w:rPr>
-              <w:t xml:space="preserve">확정된 답변이 근거와 함께 사례로 기록된다</w:t>
-            </w:r>
-          </w:p>
-        </w:tc>
-      </w:tr>
-      <w:tr>
-        <w:trPr>
-          <w:tblHeader w:val="false"/>
-        </w:trPr>
-        <w:tc>
-          <w:tcPr>
-            <w:tcW w:type="dxa" w:w="829"/>
-            <w:tcMar>
-              <w:top w:type="dxa" w:w="36"/>
-              <w:left w:type="dxa" w:w="80"/>
-              <w:bottom w:type="dxa" w:w="36"/>
-              <w:right w:type="dxa" w:w="80"/>
-            </w:tcMar>
-          </w:tcPr>
-          <w:p>
-            <w:pPr>
-              <w:spacing w:after="0" w:line="224"/>
-            </w:pPr>
-            <w:r>
-              <w:rPr>
-                <w:rFonts w:ascii="맑은 고딕" w:cs="맑은 고딕" w:eastAsia="맑은 고딕" w:hAnsi="맑은 고딕"/>
-                <w:sz w:val="17"/>
-                <w:szCs w:val="17"/>
-              </w:rPr>
-              <w:t xml:space="preserve">결과</w:t>
-            </w:r>
-          </w:p>
-        </w:tc>
-        <w:tc>
-          <w:tcPr>
-            <w:tcW w:type="dxa" w:w="8917"/>
-            <w:tcMar>
-              <w:top w:type="dxa" w:w="36"/>
-              <w:left w:type="dxa" w:w="80"/>
-              <w:bottom w:type="dxa" w:w="36"/>
-              <w:right w:type="dxa" w:w="80"/>
-            </w:tcMar>
-          </w:tcPr>
-          <w:p>
-            <w:pPr>
-              <w:spacing w:after="0" w:line="224"/>
-            </w:pPr>
-            <w:r>
-              <w:rPr>
-                <w:rFonts w:ascii="맑은 고딕" w:cs="맑은 고딕" w:eastAsia="맑은 고딕" w:hAnsi="맑은 고딕"/>
-                <w:sz w:val="17"/>
-                <w:szCs w:val="17"/>
-              </w:rPr>
-              <w:t xml:space="preserve">규정을 찾는 시간이 줄고, 답변 근거가 시스템에 남는다</w:t>
-            </w:r>
-          </w:p>
-        </w:tc>
-      </w:tr>
-    </w:tbl>
-    <w:p>
-      <w:pPr>
-        <w:spacing w:after="90"/>
-      </w:pPr>
-      <w:r>
-        <w:rPr>
-          <w:sz w:val="2"/>
-          <w:szCs w:val="2"/>
-        </w:rPr>
-        <w:t xml:space="preserve"/>
-      </w:r>
-    </w:p>
-    <w:p>
-      <w:pPr>
-        <w:pStyle w:val="Heading2"/>
-        <w:spacing w:after="70" w:before="180"/>
-      </w:pPr>
-      <w:r>
-        <w:rPr>
-          <w:rFonts w:ascii="맑은 고딕" w:cs="맑은 고딕" w:eastAsia="맑은 고딕" w:hAnsi="맑은 고딕"/>
-          <w:b/>
-          <w:bCs/>
-          <w:color w:val="1F4E79"/>
-          <w:sz w:val="22"/>
-          <w:szCs w:val="22"/>
-        </w:rPr>
-        <w:t xml:space="preserve">UC-2. 해석이 필요한 문의가 소관부서로 연결된다</w:t>
-      </w:r>
-    </w:p>
-    <w:tbl>
-      <w:tblPr>
-        <w:tblW w:type="dxa" w:w="9746"/>
-        <w:tblBorders>
-          <w:top w:val="single" w:color="BFBFBF" w:sz="4"/>
-          <w:left w:val="single" w:color="BFBFBF" w:sz="4"/>
-          <w:bottom w:val="single" w:color="BFBFBF" w:sz="4"/>
-          <w:right w:val="single" w:color="BFBFBF" w:sz="4"/>
-          <w:insideH w:val="single" w:color="BFBFBF" w:sz="4"/>
-          <w:insideV w:val="single" w:color="BFBFBF" w:sz="4"/>
-        </w:tblBorders>
-      </w:tblPr>
-      <w:tblGrid>
-        <w:gridCol w:w="874"/>
-        <w:gridCol w:w="8872"/>
-      </w:tblGrid>
-      <w:tr>
-        <w:trPr>
-          <w:tblHeader/>
-        </w:trPr>
-        <w:tc>
-          <w:tcPr>
-            <w:tcW w:type="dxa" w:w="874"/>
-            <w:shd w:fill="E8EEF4" w:val="clear"/>
+            <w:tcW w:type="dxa" w:w="1200"/>
             <w:tcMar>
               <w:top w:type="dxa" w:w="36"/>
               <w:left w:type="dxa" w:w="80"/>
@@ -2325,14 +2029,55 @@
                 <w:sz w:val="17"/>
                 <w:szCs w:val="17"/>
               </w:rPr>
-              <w:t xml:space="preserve">단계</w:t>
+              <w:t xml:space="preserve">규정 인용</w:t>
             </w:r>
           </w:p>
         </w:tc>
         <w:tc>
           <w:tcPr>
-            <w:tcW w:type="dxa" w:w="8872"/>
-            <w:shd w:fill="E8EEF4" w:val="clear"/>
+            <w:tcW w:type="dxa" w:w="8546"/>
+            <w:tcMar>
+              <w:top w:type="dxa" w:w="36"/>
+              <w:left w:type="dxa" w:w="80"/>
+              <w:bottom w:type="dxa" w:w="36"/>
+              <w:right w:type="dxa" w:w="80"/>
+            </w:tcMar>
+          </w:tcPr>
+          <w:p>
+            <w:pPr>
+              <w:spacing w:after="0" w:line="224"/>
+            </w:pPr>
+            <w:r>
+              <w:rPr>
+                <w:rFonts w:ascii="맑은 고딕" w:cs="맑은 고딕" w:eastAsia="맑은 고딕" w:hAnsi="맑은 고딕"/>
+                <w:sz w:val="17"/>
+                <w:szCs w:val="17"/>
+              </w:rPr>
+              <w:t xml:space="preserve">(직원) 홍콩 부임여비는 어떻게 되나요?</w:t>
+            </w:r>
+          </w:p>
+          <w:p>
+            <w:pPr>
+              <w:spacing w:after="0" w:line="224"/>
+            </w:pPr>
+            <w:r>
+              <w:rPr>
+                <w:rFonts w:ascii="맑은 고딕" w:cs="맑은 고딕" w:eastAsia="맑은 고딕" w:hAnsi="맑은 고딕"/>
+                <w:sz w:val="17"/>
+                <w:szCs w:val="17"/>
+              </w:rPr>
+              <w:t xml:space="preserve">(AI) 「복지·여비규정」 제○조 검색 결과, 홍콩 지역 부임여비는 ○○입니다. 소관은 HR·직원만족부이며, 본 안내는 규정 원문 인용입니다.</w:t>
+            </w:r>
+          </w:p>
+        </w:tc>
+      </w:tr>
+      <w:tr>
+        <w:trPr>
+          <w:tblHeader w:val="false"/>
+        </w:trPr>
+        <w:tc>
+          <w:tcPr>
+            <w:tcW w:type="dxa" w:w="1200"/>
             <w:tcMar>
               <w:top w:type="dxa" w:w="36"/>
               <w:left w:type="dxa" w:w="80"/>
@@ -2352,18 +2097,13 @@
                 <w:sz w:val="17"/>
                 <w:szCs w:val="17"/>
               </w:rPr>
-              <w:t xml:space="preserve">내용</w:t>
+              <w:t xml:space="preserve">절차 안내</w:t>
             </w:r>
           </w:p>
         </w:tc>
-      </w:tr>
-      <w:tr>
-        <w:trPr>
-          <w:tblHeader w:val="false"/>
-        </w:trPr>
         <w:tc>
           <w:tcPr>
-            <w:tcW w:type="dxa" w:w="874"/>
+            <w:tcW w:type="dxa" w:w="8546"/>
             <w:tcMar>
               <w:top w:type="dxa" w:w="36"/>
               <w:left w:type="dxa" w:w="80"/>
@@ -2381,20 +2121,9 @@
                 <w:sz w:val="17"/>
                 <w:szCs w:val="17"/>
               </w:rPr>
-              <w:t xml:space="preserve">상황</w:t>
+              <w:t xml:space="preserve">(예비발령자) 인도네시아 부임 전에 제출할 서류가 무엇인가요?</w:t>
             </w:r>
           </w:p>
-        </w:tc>
-        <w:tc>
-          <w:tcPr>
-            <w:tcW w:type="dxa" w:w="8872"/>
-            <w:tcMar>
-              <w:top w:type="dxa" w:w="36"/>
-              <w:left w:type="dxa" w:w="80"/>
-              <w:bottom w:type="dxa" w:w="36"/>
-              <w:right w:type="dxa" w:w="80"/>
-            </w:tcMar>
-          </w:tcPr>
           <w:p>
             <w:pPr>
               <w:spacing w:after="0" w:line="224"/>
@@ -2405,7 +2134,7 @@
                 <w:sz w:val="17"/>
                 <w:szCs w:val="17"/>
               </w:rPr>
-              <w:t xml:space="preserve">배우자의 현지 취업이 가족수당 지급 요건에 해당하는지 문의가 들어왔다</w:t>
+              <w:t xml:space="preserve">(AI) 인도네시아 부임 시 제출 서류는 ①○○ ②○○ ③○○이며, 각 양식은 아래에서 내려받으실 수 있습니다. 제출 기한은 발령일 ○일 전입니다.</w:t>
             </w:r>
           </w:p>
         </w:tc>
@@ -2416,372 +2145,7 @@
         </w:trPr>
         <w:tc>
           <w:tcPr>
-            <w:tcW w:type="dxa" w:w="874"/>
-            <w:tcMar>
-              <w:top w:type="dxa" w:w="36"/>
-              <w:left w:type="dxa" w:w="80"/>
-              <w:bottom w:type="dxa" w:w="36"/>
-              <w:right w:type="dxa" w:w="80"/>
-            </w:tcMar>
-          </w:tcPr>
-          <w:p>
-            <w:pPr>
-              <w:spacing w:after="0" w:line="224"/>
-            </w:pPr>
-            <w:r>
-              <w:rPr>
-                <w:rFonts w:ascii="맑은 고딕" w:cs="맑은 고딕" w:eastAsia="맑은 고딕" w:hAnsi="맑은 고딕"/>
-                <w:sz w:val="17"/>
-                <w:szCs w:val="17"/>
-              </w:rPr>
-              <w:t xml:space="preserve">1</w:t>
-            </w:r>
-          </w:p>
-        </w:tc>
-        <w:tc>
-          <w:tcPr>
-            <w:tcW w:type="dxa" w:w="8872"/>
-            <w:tcMar>
-              <w:top w:type="dxa" w:w="36"/>
-              <w:left w:type="dxa" w:w="80"/>
-              <w:bottom w:type="dxa" w:w="36"/>
-              <w:right w:type="dxa" w:w="80"/>
-            </w:tcMar>
-          </w:tcPr>
-          <w:p>
-            <w:pPr>
-              <w:spacing w:after="0" w:line="224"/>
-            </w:pPr>
-            <w:r>
-              <w:rPr>
-                <w:rFonts w:ascii="맑은 고딕" w:cs="맑은 고딕" w:eastAsia="맑은 고딕" w:hAnsi="맑은 고딕"/>
-                <w:sz w:val="17"/>
-                <w:szCs w:val="17"/>
-              </w:rPr>
-              <w:t xml:space="preserve">담당자가 에이전트에 질문을 입력한다</w:t>
-            </w:r>
-          </w:p>
-        </w:tc>
-      </w:tr>
-      <w:tr>
-        <w:trPr>
-          <w:tblHeader w:val="false"/>
-        </w:trPr>
-        <w:tc>
-          <w:tcPr>
-            <w:tcW w:type="dxa" w:w="874"/>
-            <w:tcMar>
-              <w:top w:type="dxa" w:w="36"/>
-              <w:left w:type="dxa" w:w="80"/>
-              <w:bottom w:type="dxa" w:w="36"/>
-              <w:right w:type="dxa" w:w="80"/>
-            </w:tcMar>
-          </w:tcPr>
-          <w:p>
-            <w:pPr>
-              <w:spacing w:after="0" w:line="224"/>
-            </w:pPr>
-            <w:r>
-              <w:rPr>
-                <w:rFonts w:ascii="맑은 고딕" w:cs="맑은 고딕" w:eastAsia="맑은 고딕" w:hAnsi="맑은 고딕"/>
-                <w:sz w:val="17"/>
-                <w:szCs w:val="17"/>
-              </w:rPr>
-              <w:t xml:space="preserve">2</w:t>
-            </w:r>
-          </w:p>
-        </w:tc>
-        <w:tc>
-          <w:tcPr>
-            <w:tcW w:type="dxa" w:w="8872"/>
-            <w:tcMar>
-              <w:top w:type="dxa" w:w="36"/>
-              <w:left w:type="dxa" w:w="80"/>
-              <w:bottom w:type="dxa" w:w="36"/>
-              <w:right w:type="dxa" w:w="80"/>
-            </w:tcMar>
-          </w:tcPr>
-          <w:p>
-            <w:pPr>
-              <w:spacing w:after="0" w:line="224"/>
-            </w:pPr>
-            <w:r>
-              <w:rPr>
-                <w:rFonts w:ascii="맑은 고딕" w:cs="맑은 고딕" w:eastAsia="맑은 고딕" w:hAnsi="맑은 고딕"/>
-                <w:sz w:val="17"/>
-                <w:szCs w:val="17"/>
-              </w:rPr>
-              <w:t xml:space="preserve">에이전트가 규정 해석이 필요한 사안으로 판정한다</w:t>
-            </w:r>
-          </w:p>
-        </w:tc>
-      </w:tr>
-      <w:tr>
-        <w:trPr>
-          <w:tblHeader w:val="false"/>
-        </w:trPr>
-        <w:tc>
-          <w:tcPr>
-            <w:tcW w:type="dxa" w:w="874"/>
-            <w:tcMar>
-              <w:top w:type="dxa" w:w="36"/>
-              <w:left w:type="dxa" w:w="80"/>
-              <w:bottom w:type="dxa" w:w="36"/>
-              <w:right w:type="dxa" w:w="80"/>
-            </w:tcMar>
-          </w:tcPr>
-          <w:p>
-            <w:pPr>
-              <w:spacing w:after="0" w:line="224"/>
-            </w:pPr>
-            <w:r>
-              <w:rPr>
-                <w:rFonts w:ascii="맑은 고딕" w:cs="맑은 고딕" w:eastAsia="맑은 고딕" w:hAnsi="맑은 고딕"/>
-                <w:sz w:val="17"/>
-                <w:szCs w:val="17"/>
-              </w:rPr>
-              <w:t xml:space="preserve">3</w:t>
-            </w:r>
-          </w:p>
-        </w:tc>
-        <w:tc>
-          <w:tcPr>
-            <w:tcW w:type="dxa" w:w="8872"/>
-            <w:tcMar>
-              <w:top w:type="dxa" w:w="36"/>
-              <w:left w:type="dxa" w:w="80"/>
-              <w:bottom w:type="dxa" w:w="36"/>
-              <w:right w:type="dxa" w:w="80"/>
-            </w:tcMar>
-          </w:tcPr>
-          <w:p>
-            <w:pPr>
-              <w:spacing w:after="0" w:line="224"/>
-            </w:pPr>
-            <w:r>
-              <w:rPr>
-                <w:rFonts w:ascii="맑은 고딕" w:cs="맑은 고딕" w:eastAsia="맑은 고딕" w:hAnsi="맑은 고딕"/>
-                <w:sz w:val="17"/>
-                <w:szCs w:val="17"/>
-              </w:rPr>
-              <w:t xml:space="preserve">답변하지 않고 소관부서 확인이 필요함을 안내한다</w:t>
-            </w:r>
-          </w:p>
-        </w:tc>
-      </w:tr>
-      <w:tr>
-        <w:trPr>
-          <w:tblHeader w:val="false"/>
-        </w:trPr>
-        <w:tc>
-          <w:tcPr>
-            <w:tcW w:type="dxa" w:w="874"/>
-            <w:tcMar>
-              <w:top w:type="dxa" w:w="36"/>
-              <w:left w:type="dxa" w:w="80"/>
-              <w:bottom w:type="dxa" w:w="36"/>
-              <w:right w:type="dxa" w:w="80"/>
-            </w:tcMar>
-          </w:tcPr>
-          <w:p>
-            <w:pPr>
-              <w:spacing w:after="0" w:line="224"/>
-            </w:pPr>
-            <w:r>
-              <w:rPr>
-                <w:rFonts w:ascii="맑은 고딕" w:cs="맑은 고딕" w:eastAsia="맑은 고딕" w:hAnsi="맑은 고딕"/>
-                <w:sz w:val="17"/>
-                <w:szCs w:val="17"/>
-              </w:rPr>
-              <w:t xml:space="preserve">4</w:t>
-            </w:r>
-          </w:p>
-        </w:tc>
-        <w:tc>
-          <w:tcPr>
-            <w:tcW w:type="dxa" w:w="8872"/>
-            <w:tcMar>
-              <w:top w:type="dxa" w:w="36"/>
-              <w:left w:type="dxa" w:w="80"/>
-              <w:bottom w:type="dxa" w:w="36"/>
-              <w:right w:type="dxa" w:w="80"/>
-            </w:tcMar>
-          </w:tcPr>
-          <w:p>
-            <w:pPr>
-              <w:spacing w:after="0" w:line="224"/>
-            </w:pPr>
-            <w:r>
-              <w:rPr>
-                <w:rFonts w:ascii="맑은 고딕" w:cs="맑은 고딕" w:eastAsia="맑은 고딕" w:hAnsi="맑은 고딕"/>
-                <w:sz w:val="17"/>
-                <w:szCs w:val="17"/>
-              </w:rPr>
-              <w:t xml:space="preserve">참고할 만한 관련 조항은 제시하되 적용 여부는 판단하지 않는다</w:t>
-            </w:r>
-          </w:p>
-        </w:tc>
-      </w:tr>
-      <w:tr>
-        <w:trPr>
-          <w:tblHeader w:val="false"/>
-        </w:trPr>
-        <w:tc>
-          <w:tcPr>
-            <w:tcW w:type="dxa" w:w="874"/>
-            <w:tcMar>
-              <w:top w:type="dxa" w:w="36"/>
-              <w:left w:type="dxa" w:w="80"/>
-              <w:bottom w:type="dxa" w:w="36"/>
-              <w:right w:type="dxa" w:w="80"/>
-            </w:tcMar>
-          </w:tcPr>
-          <w:p>
-            <w:pPr>
-              <w:spacing w:after="0" w:line="224"/>
-            </w:pPr>
-            <w:r>
-              <w:rPr>
-                <w:rFonts w:ascii="맑은 고딕" w:cs="맑은 고딕" w:eastAsia="맑은 고딕" w:hAnsi="맑은 고딕"/>
-                <w:sz w:val="17"/>
-                <w:szCs w:val="17"/>
-              </w:rPr>
-              <w:t xml:space="preserve">5</w:t>
-            </w:r>
-          </w:p>
-        </w:tc>
-        <w:tc>
-          <w:tcPr>
-            <w:tcW w:type="dxa" w:w="8872"/>
-            <w:tcMar>
-              <w:top w:type="dxa" w:w="36"/>
-              <w:left w:type="dxa" w:w="80"/>
-              <w:bottom w:type="dxa" w:w="36"/>
-              <w:right w:type="dxa" w:w="80"/>
-            </w:tcMar>
-          </w:tcPr>
-          <w:p>
-            <w:pPr>
-              <w:spacing w:after="0" w:line="224"/>
-            </w:pPr>
-            <w:r>
-              <w:rPr>
-                <w:rFonts w:ascii="맑은 고딕" w:cs="맑은 고딕" w:eastAsia="맑은 고딕" w:hAnsi="맑은 고딕"/>
-                <w:sz w:val="17"/>
-                <w:szCs w:val="17"/>
-              </w:rPr>
-              <w:t xml:space="preserve">해당 이력이 로그에 기록된다</w:t>
-            </w:r>
-          </w:p>
-        </w:tc>
-      </w:tr>
-      <w:tr>
-        <w:trPr>
-          <w:tblHeader w:val="false"/>
-        </w:trPr>
-        <w:tc>
-          <w:tcPr>
-            <w:tcW w:type="dxa" w:w="874"/>
-            <w:tcMar>
-              <w:top w:type="dxa" w:w="36"/>
-              <w:left w:type="dxa" w:w="80"/>
-              <w:bottom w:type="dxa" w:w="36"/>
-              <w:right w:type="dxa" w:w="80"/>
-            </w:tcMar>
-          </w:tcPr>
-          <w:p>
-            <w:pPr>
-              <w:spacing w:after="0" w:line="224"/>
-            </w:pPr>
-            <w:r>
-              <w:rPr>
-                <w:rFonts w:ascii="맑은 고딕" w:cs="맑은 고딕" w:eastAsia="맑은 고딕" w:hAnsi="맑은 고딕"/>
-                <w:sz w:val="17"/>
-                <w:szCs w:val="17"/>
-              </w:rPr>
-              <w:t xml:space="preserve">결과</w:t>
-            </w:r>
-          </w:p>
-        </w:tc>
-        <w:tc>
-          <w:tcPr>
-            <w:tcW w:type="dxa" w:w="8872"/>
-            <w:tcMar>
-              <w:top w:type="dxa" w:w="36"/>
-              <w:left w:type="dxa" w:w="80"/>
-              <w:bottom w:type="dxa" w:w="36"/>
-              <w:right w:type="dxa" w:w="80"/>
-            </w:tcMar>
-          </w:tcPr>
-          <w:p>
-            <w:pPr>
-              <w:spacing w:after="0" w:line="224"/>
-            </w:pPr>
-            <w:r>
-              <w:rPr>
-                <w:rFonts w:ascii="맑은 고딕" w:cs="맑은 고딕" w:eastAsia="맑은 고딕" w:hAnsi="맑은 고딕"/>
-                <w:sz w:val="17"/>
-                <w:szCs w:val="17"/>
-              </w:rPr>
-              <w:t xml:space="preserve">근거 없는 해석이 시스템에 남지 않는다</w:t>
-            </w:r>
-          </w:p>
-        </w:tc>
-      </w:tr>
-    </w:tbl>
-    <w:p>
-      <w:pPr>
-        <w:spacing w:after="90"/>
-      </w:pPr>
-      <w:r>
-        <w:rPr>
-          <w:sz w:val="2"/>
-          <w:szCs w:val="2"/>
-        </w:rPr>
-        <w:t xml:space="preserve"/>
-      </w:r>
-    </w:p>
-    <w:p>
-      <w:pPr>
-        <w:pStyle w:val="Heading2"/>
-        <w:spacing w:after="70" w:before="180"/>
-      </w:pPr>
-      <w:r>
-        <w:rPr>
-          <w:rFonts w:ascii="맑은 고딕" w:cs="맑은 고딕" w:eastAsia="맑은 고딕" w:hAnsi="맑은 고딕"/>
-          <w:b/>
-          <w:bCs/>
-          <w:color w:val="1F4E79"/>
-          <w:sz w:val="22"/>
-          <w:szCs w:val="22"/>
-        </w:rPr>
-        <w:t xml:space="preserve">UC-3. 예비발령자가 준비 항목을 스스로 확인한다</w:t>
-      </w:r>
-    </w:p>
-    <w:tbl>
-      <w:tblPr>
-        <w:tblW w:type="dxa" w:w="9746"/>
-        <w:tblBorders>
-          <w:top w:val="single" w:color="BFBFBF" w:sz="4"/>
-          <w:left w:val="single" w:color="BFBFBF" w:sz="4"/>
-          <w:bottom w:val="single" w:color="BFBFBF" w:sz="4"/>
-          <w:right w:val="single" w:color="BFBFBF" w:sz="4"/>
-          <w:insideH w:val="single" w:color="BFBFBF" w:sz="4"/>
-          <w:insideV w:val="single" w:color="BFBFBF" w:sz="4"/>
-        </w:tblBorders>
-      </w:tblPr>
-      <w:tblGrid>
-        <w:gridCol w:w="923"/>
-        <w:gridCol w:w="8823"/>
-      </w:tblGrid>
-      <w:tr>
-        <w:trPr>
-          <w:tblHeader/>
-        </w:trPr>
-        <w:tc>
-          <w:tcPr>
-            <w:tcW w:type="dxa" w:w="923"/>
-            <w:shd w:fill="E8EEF4" w:val="clear"/>
+            <w:tcW w:type="dxa" w:w="1200"/>
             <w:tcMar>
               <w:top w:type="dxa" w:w="36"/>
               <w:left w:type="dxa" w:w="80"/>
@@ -2801,14 +2165,55 @@
                 <w:sz w:val="17"/>
                 <w:szCs w:val="17"/>
               </w:rPr>
-              <w:t xml:space="preserve">단계</w:t>
+              <w:t xml:space="preserve">해석 판단 (연결)</w:t>
             </w:r>
           </w:p>
         </w:tc>
         <w:tc>
           <w:tcPr>
-            <w:tcW w:type="dxa" w:w="8823"/>
-            <w:shd w:fill="E8EEF4" w:val="clear"/>
+            <w:tcW w:type="dxa" w:w="8546"/>
+            <w:tcMar>
+              <w:top w:type="dxa" w:w="36"/>
+              <w:left w:type="dxa" w:w="80"/>
+              <w:bottom w:type="dxa" w:w="36"/>
+              <w:right w:type="dxa" w:w="80"/>
+            </w:tcMar>
+          </w:tcPr>
+          <w:p>
+            <w:pPr>
+              <w:spacing w:after="0" w:line="224"/>
+            </w:pPr>
+            <w:r>
+              <w:rPr>
+                <w:rFonts w:ascii="맑은 고딕" w:cs="맑은 고딕" w:eastAsia="맑은 고딕" w:hAnsi="맑은 고딕"/>
+                <w:sz w:val="17"/>
+                <w:szCs w:val="17"/>
+              </w:rPr>
+              <w:t xml:space="preserve">(직원) 배우자가 현지에서 취업했는데 가족수당을 계속 받을 수 있나요?</w:t>
+            </w:r>
+          </w:p>
+          <w:p>
+            <w:pPr>
+              <w:spacing w:after="0" w:line="224"/>
+            </w:pPr>
+            <w:r>
+              <w:rPr>
+                <w:rFonts w:ascii="맑은 고딕" w:cs="맑은 고딕" w:eastAsia="맑은 고딕" w:hAnsi="맑은 고딕"/>
+                <w:sz w:val="17"/>
+                <w:szCs w:val="17"/>
+              </w:rPr>
+              <w:t xml:space="preserve">(AI) 개별 상황에 대한 규정 적용 판단이 필요한 사안으로 답변이 어렵습니다. 소관부서(HR·직원만족부) 확인이 필요하며, 참고 조항은 「국외근무직원 보수·복지에 관한 규정」 제○조입니다.</w:t>
+            </w:r>
+          </w:p>
+        </w:tc>
+      </w:tr>
+      <w:tr>
+        <w:trPr>
+          <w:tblHeader w:val="false"/>
+        </w:trPr>
+        <w:tc>
+          <w:tcPr>
+            <w:tcW w:type="dxa" w:w="1200"/>
             <w:tcMar>
               <w:top w:type="dxa" w:w="36"/>
               <w:left w:type="dxa" w:w="80"/>
@@ -2828,18 +2233,13 @@
                 <w:sz w:val="17"/>
                 <w:szCs w:val="17"/>
               </w:rPr>
-              <w:t xml:space="preserve">내용</w:t>
+              <w:t xml:space="preserve">조건 확인 (되묻기)</w:t>
             </w:r>
           </w:p>
         </w:tc>
-      </w:tr>
-      <w:tr>
-        <w:trPr>
-          <w:tblHeader w:val="false"/>
-        </w:trPr>
         <w:tc>
           <w:tcPr>
-            <w:tcW w:type="dxa" w:w="923"/>
+            <w:tcW w:type="dxa" w:w="8546"/>
             <w:tcMar>
               <w:top w:type="dxa" w:w="36"/>
               <w:left w:type="dxa" w:w="80"/>
@@ -2857,20 +2257,9 @@
                 <w:sz w:val="17"/>
                 <w:szCs w:val="17"/>
               </w:rPr>
-              <w:t xml:space="preserve">상황</w:t>
+              <w:t xml:space="preserve">(담당자) 주택수당 한도가 얼마인가요?</w:t>
             </w:r>
           </w:p>
-        </w:tc>
-        <w:tc>
-          <w:tcPr>
-            <w:tcW w:type="dxa" w:w="8823"/>
-            <w:tcMar>
-              <w:top w:type="dxa" w:w="36"/>
-              <w:left w:type="dxa" w:w="80"/>
-              <w:bottom w:type="dxa" w:w="36"/>
-              <w:right w:type="dxa" w:w="80"/>
-            </w:tcMar>
-          </w:tcPr>
           <w:p>
             <w:pPr>
               <w:spacing w:after="0" w:line="224"/>
@@ -2881,7 +2270,7 @@
                 <w:sz w:val="17"/>
                 <w:szCs w:val="17"/>
               </w:rPr>
-              <w:t xml:space="preserve">인사발령으로 국외 부임이 확정되었다</w:t>
+              <w:t xml:space="preserve">(AI) 국가 및 법인격에 따라 기준이 상이합니다. 대상 국가와 자회사·국외점포 중 해당 구분을 알려주시기 바랍니다.</w:t>
             </w:r>
           </w:p>
         </w:tc>
@@ -2892,425 +2281,7 @@
         </w:trPr>
         <w:tc>
           <w:tcPr>
-            <w:tcW w:type="dxa" w:w="923"/>
-            <w:tcMar>
-              <w:top w:type="dxa" w:w="36"/>
-              <w:left w:type="dxa" w:w="80"/>
-              <w:bottom w:type="dxa" w:w="36"/>
-              <w:right w:type="dxa" w:w="80"/>
-            </w:tcMar>
-          </w:tcPr>
-          <w:p>
-            <w:pPr>
-              <w:spacing w:after="0" w:line="224"/>
-            </w:pPr>
-            <w:r>
-              <w:rPr>
-                <w:rFonts w:ascii="맑은 고딕" w:cs="맑은 고딕" w:eastAsia="맑은 고딕" w:hAnsi="맑은 고딕"/>
-                <w:sz w:val="17"/>
-                <w:szCs w:val="17"/>
-              </w:rPr>
-              <w:t xml:space="preserve">1</w:t>
-            </w:r>
-          </w:p>
-        </w:tc>
-        <w:tc>
-          <w:tcPr>
-            <w:tcW w:type="dxa" w:w="8823"/>
-            <w:tcMar>
-              <w:top w:type="dxa" w:w="36"/>
-              <w:left w:type="dxa" w:w="80"/>
-              <w:bottom w:type="dxa" w:w="36"/>
-              <w:right w:type="dxa" w:w="80"/>
-            </w:tcMar>
-          </w:tcPr>
-          <w:p>
-            <w:pPr>
-              <w:spacing w:after="0" w:line="224"/>
-            </w:pPr>
-            <w:r>
-              <w:rPr>
-                <w:rFonts w:ascii="맑은 고딕" w:cs="맑은 고딕" w:eastAsia="맑은 고딕" w:hAnsi="맑은 고딕"/>
-                <w:sz w:val="17"/>
-                <w:szCs w:val="17"/>
-              </w:rPr>
-              <w:t xml:space="preserve">예비발령자가 부임 국가와 가족 동반 여부를 입력한다</w:t>
-            </w:r>
-          </w:p>
-        </w:tc>
-      </w:tr>
-      <w:tr>
-        <w:trPr>
-          <w:tblHeader w:val="false"/>
-        </w:trPr>
-        <w:tc>
-          <w:tcPr>
-            <w:tcW w:type="dxa" w:w="923"/>
-            <w:tcMar>
-              <w:top w:type="dxa" w:w="36"/>
-              <w:left w:type="dxa" w:w="80"/>
-              <w:bottom w:type="dxa" w:w="36"/>
-              <w:right w:type="dxa" w:w="80"/>
-            </w:tcMar>
-          </w:tcPr>
-          <w:p>
-            <w:pPr>
-              <w:spacing w:after="0" w:line="224"/>
-            </w:pPr>
-            <w:r>
-              <w:rPr>
-                <w:rFonts w:ascii="맑은 고딕" w:cs="맑은 고딕" w:eastAsia="맑은 고딕" w:hAnsi="맑은 고딕"/>
-                <w:sz w:val="17"/>
-                <w:szCs w:val="17"/>
-              </w:rPr>
-              <w:t xml:space="preserve">2</w:t>
-            </w:r>
-          </w:p>
-        </w:tc>
-        <w:tc>
-          <w:tcPr>
-            <w:tcW w:type="dxa" w:w="8823"/>
-            <w:tcMar>
-              <w:top w:type="dxa" w:w="36"/>
-              <w:left w:type="dxa" w:w="80"/>
-              <w:bottom w:type="dxa" w:w="36"/>
-              <w:right w:type="dxa" w:w="80"/>
-            </w:tcMar>
-          </w:tcPr>
-          <w:p>
-            <w:pPr>
-              <w:spacing w:after="0" w:line="224"/>
-            </w:pPr>
-            <w:r>
-              <w:rPr>
-                <w:rFonts w:ascii="맑은 고딕" w:cs="맑은 고딕" w:eastAsia="맑은 고딕" w:hAnsi="맑은 고딕"/>
-                <w:sz w:val="17"/>
-                <w:szCs w:val="17"/>
-              </w:rPr>
-              <w:t xml:space="preserve">해당 조건에 맞는 준비 항목 목록이 제시된다</w:t>
-            </w:r>
-          </w:p>
-        </w:tc>
-      </w:tr>
-      <w:tr>
-        <w:trPr>
-          <w:tblHeader w:val="false"/>
-        </w:trPr>
-        <w:tc>
-          <w:tcPr>
-            <w:tcW w:type="dxa" w:w="923"/>
-            <w:tcMar>
-              <w:top w:type="dxa" w:w="36"/>
-              <w:left w:type="dxa" w:w="80"/>
-              <w:bottom w:type="dxa" w:w="36"/>
-              <w:right w:type="dxa" w:w="80"/>
-            </w:tcMar>
-          </w:tcPr>
-          <w:p>
-            <w:pPr>
-              <w:spacing w:after="0" w:line="224"/>
-            </w:pPr>
-            <w:r>
-              <w:rPr>
-                <w:rFonts w:ascii="맑은 고딕" w:cs="맑은 고딕" w:eastAsia="맑은 고딕" w:hAnsi="맑은 고딕"/>
-                <w:sz w:val="17"/>
-                <w:szCs w:val="17"/>
-              </w:rPr>
-              <w:t xml:space="preserve">3</w:t>
-            </w:r>
-          </w:p>
-        </w:tc>
-        <w:tc>
-          <w:tcPr>
-            <w:tcW w:type="dxa" w:w="8823"/>
-            <w:tcMar>
-              <w:top w:type="dxa" w:w="36"/>
-              <w:left w:type="dxa" w:w="80"/>
-              <w:bottom w:type="dxa" w:w="36"/>
-              <w:right w:type="dxa" w:w="80"/>
-            </w:tcMar>
-          </w:tcPr>
-          <w:p>
-            <w:pPr>
-              <w:spacing w:after="0" w:line="224"/>
-            </w:pPr>
-            <w:r>
-              <w:rPr>
-                <w:rFonts w:ascii="맑은 고딕" w:cs="맑은 고딕" w:eastAsia="맑은 고딕" w:hAnsi="맑은 고딕"/>
-                <w:sz w:val="17"/>
-                <w:szCs w:val="17"/>
-              </w:rPr>
-              <w:t xml:space="preserve">각 항목에 필요 서류 양식이 연결되고 기한이 표시된다</w:t>
-            </w:r>
-          </w:p>
-        </w:tc>
-      </w:tr>
-      <w:tr>
-        <w:trPr>
-          <w:tblHeader w:val="false"/>
-        </w:trPr>
-        <w:tc>
-          <w:tcPr>
-            <w:tcW w:type="dxa" w:w="923"/>
-            <w:tcMar>
-              <w:top w:type="dxa" w:w="36"/>
-              <w:left w:type="dxa" w:w="80"/>
-              <w:bottom w:type="dxa" w:w="36"/>
-              <w:right w:type="dxa" w:w="80"/>
-            </w:tcMar>
-          </w:tcPr>
-          <w:p>
-            <w:pPr>
-              <w:spacing w:after="0" w:line="224"/>
-            </w:pPr>
-            <w:r>
-              <w:rPr>
-                <w:rFonts w:ascii="맑은 고딕" w:cs="맑은 고딕" w:eastAsia="맑은 고딕" w:hAnsi="맑은 고딕"/>
-                <w:sz w:val="17"/>
-                <w:szCs w:val="17"/>
-              </w:rPr>
-              <w:t xml:space="preserve">4</w:t>
-            </w:r>
-          </w:p>
-        </w:tc>
-        <w:tc>
-          <w:tcPr>
-            <w:tcW w:type="dxa" w:w="8823"/>
-            <w:tcMar>
-              <w:top w:type="dxa" w:w="36"/>
-              <w:left w:type="dxa" w:w="80"/>
-              <w:bottom w:type="dxa" w:w="36"/>
-              <w:right w:type="dxa" w:w="80"/>
-            </w:tcMar>
-          </w:tcPr>
-          <w:p>
-            <w:pPr>
-              <w:spacing w:after="0" w:line="224"/>
-            </w:pPr>
-            <w:r>
-              <w:rPr>
-                <w:rFonts w:ascii="맑은 고딕" w:cs="맑은 고딕" w:eastAsia="맑은 고딕" w:hAnsi="맑은 고딕"/>
-                <w:sz w:val="17"/>
-                <w:szCs w:val="17"/>
-              </w:rPr>
-              <w:t xml:space="preserve">항목별 규정 근거를 확인할 수 있다</w:t>
-            </w:r>
-          </w:p>
-        </w:tc>
-      </w:tr>
-      <w:tr>
-        <w:trPr>
-          <w:tblHeader w:val="false"/>
-        </w:trPr>
-        <w:tc>
-          <w:tcPr>
-            <w:tcW w:type="dxa" w:w="923"/>
-            <w:tcMar>
-              <w:top w:type="dxa" w:w="36"/>
-              <w:left w:type="dxa" w:w="80"/>
-              <w:bottom w:type="dxa" w:w="36"/>
-              <w:right w:type="dxa" w:w="80"/>
-            </w:tcMar>
-          </w:tcPr>
-          <w:p>
-            <w:pPr>
-              <w:spacing w:after="0" w:line="224"/>
-            </w:pPr>
-            <w:r>
-              <w:rPr>
-                <w:rFonts w:ascii="맑은 고딕" w:cs="맑은 고딕" w:eastAsia="맑은 고딕" w:hAnsi="맑은 고딕"/>
-                <w:sz w:val="17"/>
-                <w:szCs w:val="17"/>
-              </w:rPr>
-              <w:t xml:space="preserve">5</w:t>
-            </w:r>
-          </w:p>
-        </w:tc>
-        <w:tc>
-          <w:tcPr>
-            <w:tcW w:type="dxa" w:w="8823"/>
-            <w:tcMar>
-              <w:top w:type="dxa" w:w="36"/>
-              <w:left w:type="dxa" w:w="80"/>
-              <w:bottom w:type="dxa" w:w="36"/>
-              <w:right w:type="dxa" w:w="80"/>
-            </w:tcMar>
-          </w:tcPr>
-          <w:p>
-            <w:pPr>
-              <w:spacing w:after="0" w:line="224"/>
-            </w:pPr>
-            <w:r>
-              <w:rPr>
-                <w:rFonts w:ascii="맑은 고딕" w:cs="맑은 고딕" w:eastAsia="맑은 고딕" w:hAnsi="맑은 고딕"/>
-                <w:sz w:val="17"/>
-                <w:szCs w:val="17"/>
-              </w:rPr>
-              <w:t xml:space="preserve">완료 여부를 표시하며 진행 상황을 확인한다</w:t>
-            </w:r>
-          </w:p>
-        </w:tc>
-      </w:tr>
-      <w:tr>
-        <w:trPr>
-          <w:tblHeader w:val="false"/>
-        </w:trPr>
-        <w:tc>
-          <w:tcPr>
-            <w:tcW w:type="dxa" w:w="923"/>
-            <w:tcMar>
-              <w:top w:type="dxa" w:w="36"/>
-              <w:left w:type="dxa" w:w="80"/>
-              <w:bottom w:type="dxa" w:w="36"/>
-              <w:right w:type="dxa" w:w="80"/>
-            </w:tcMar>
-          </w:tcPr>
-          <w:p>
-            <w:pPr>
-              <w:spacing w:after="0" w:line="224"/>
-            </w:pPr>
-            <w:r>
-              <w:rPr>
-                <w:rFonts w:ascii="맑은 고딕" w:cs="맑은 고딕" w:eastAsia="맑은 고딕" w:hAnsi="맑은 고딕"/>
-                <w:sz w:val="17"/>
-                <w:szCs w:val="17"/>
-              </w:rPr>
-              <w:t xml:space="preserve">6</w:t>
-            </w:r>
-          </w:p>
-        </w:tc>
-        <w:tc>
-          <w:tcPr>
-            <w:tcW w:type="dxa" w:w="8823"/>
-            <w:tcMar>
-              <w:top w:type="dxa" w:w="36"/>
-              <w:left w:type="dxa" w:w="80"/>
-              <w:bottom w:type="dxa" w:w="36"/>
-              <w:right w:type="dxa" w:w="80"/>
-            </w:tcMar>
-          </w:tcPr>
-          <w:p>
-            <w:pPr>
-              <w:spacing w:after="0" w:line="224"/>
-            </w:pPr>
-            <w:r>
-              <w:rPr>
-                <w:rFonts w:ascii="맑은 고딕" w:cs="맑은 고딕" w:eastAsia="맑은 고딕" w:hAnsi="맑은 고딕"/>
-                <w:sz w:val="17"/>
-                <w:szCs w:val="17"/>
-              </w:rPr>
-              <w:t xml:space="preserve">해결되지 않는 사항은 담당자 문의 경로로 이동한다</w:t>
-            </w:r>
-          </w:p>
-        </w:tc>
-      </w:tr>
-      <w:tr>
-        <w:trPr>
-          <w:tblHeader w:val="false"/>
-        </w:trPr>
-        <w:tc>
-          <w:tcPr>
-            <w:tcW w:type="dxa" w:w="923"/>
-            <w:tcMar>
-              <w:top w:type="dxa" w:w="36"/>
-              <w:left w:type="dxa" w:w="80"/>
-              <w:bottom w:type="dxa" w:w="36"/>
-              <w:right w:type="dxa" w:w="80"/>
-            </w:tcMar>
-          </w:tcPr>
-          <w:p>
-            <w:pPr>
-              <w:spacing w:after="0" w:line="224"/>
-            </w:pPr>
-            <w:r>
-              <w:rPr>
-                <w:rFonts w:ascii="맑은 고딕" w:cs="맑은 고딕" w:eastAsia="맑은 고딕" w:hAnsi="맑은 고딕"/>
-                <w:sz w:val="17"/>
-                <w:szCs w:val="17"/>
-              </w:rPr>
-              <w:t xml:space="preserve">결과</w:t>
-            </w:r>
-          </w:p>
-        </w:tc>
-        <w:tc>
-          <w:tcPr>
-            <w:tcW w:type="dxa" w:w="8823"/>
-            <w:tcMar>
-              <w:top w:type="dxa" w:w="36"/>
-              <w:left w:type="dxa" w:w="80"/>
-              <w:bottom w:type="dxa" w:w="36"/>
-              <w:right w:type="dxa" w:w="80"/>
-            </w:tcMar>
-          </w:tcPr>
-          <w:p>
-            <w:pPr>
-              <w:spacing w:after="0" w:line="224"/>
-            </w:pPr>
-            <w:r>
-              <w:rPr>
-                <w:rFonts w:ascii="맑은 고딕" w:cs="맑은 고딕" w:eastAsia="맑은 고딕" w:hAnsi="맑은 고딕"/>
-                <w:sz w:val="17"/>
-                <w:szCs w:val="17"/>
-              </w:rPr>
-              <w:t xml:space="preserve">담당자에게 도달하는 반복 문의가 줄어든다</w:t>
-            </w:r>
-          </w:p>
-        </w:tc>
-      </w:tr>
-    </w:tbl>
-    <w:p>
-      <w:pPr>
-        <w:spacing w:after="90"/>
-      </w:pPr>
-      <w:r>
-        <w:rPr>
-          <w:sz w:val="2"/>
-          <w:szCs w:val="2"/>
-        </w:rPr>
-        <w:t xml:space="preserve"/>
-      </w:r>
-    </w:p>
-    <w:p>
-      <w:pPr>
-        <w:pStyle w:val="Heading2"/>
-        <w:spacing w:after="70" w:before="180"/>
-      </w:pPr>
-      <w:r>
-        <w:rPr>
-          <w:rFonts w:ascii="맑은 고딕" w:cs="맑은 고딕" w:eastAsia="맑은 고딕" w:hAnsi="맑은 고딕"/>
-          <w:b/>
-          <w:bCs/>
-          <w:color w:val="1F4E79"/>
-          <w:sz w:val="22"/>
-          <w:szCs w:val="22"/>
-        </w:rPr>
-        <w:t xml:space="preserve">UC-4. 후임 담당자가 과거 처리 기준을 파악한다</w:t>
-      </w:r>
-    </w:p>
-    <w:tbl>
-      <w:tblPr>
-        <w:tblW w:type="dxa" w:w="9746"/>
-        <w:tblBorders>
-          <w:top w:val="single" w:color="BFBFBF" w:sz="4"/>
-          <w:left w:val="single" w:color="BFBFBF" w:sz="4"/>
-          <w:bottom w:val="single" w:color="BFBFBF" w:sz="4"/>
-          <w:right w:val="single" w:color="BFBFBF" w:sz="4"/>
-          <w:insideH w:val="single" w:color="BFBFBF" w:sz="4"/>
-          <w:insideV w:val="single" w:color="BFBFBF" w:sz="4"/>
-        </w:tblBorders>
-      </w:tblPr>
-      <w:tblGrid>
-        <w:gridCol w:w="910"/>
-        <w:gridCol w:w="8836"/>
-      </w:tblGrid>
-      <w:tr>
-        <w:trPr>
-          <w:tblHeader/>
-        </w:trPr>
-        <w:tc>
-          <w:tcPr>
-            <w:tcW w:type="dxa" w:w="910"/>
-            <w:shd w:fill="E8EEF4" w:val="clear"/>
+            <w:tcW w:type="dxa" w:w="1200"/>
             <w:tcMar>
               <w:top w:type="dxa" w:w="36"/>
               <w:left w:type="dxa" w:w="80"/>
@@ -3330,14 +2301,55 @@
                 <w:sz w:val="17"/>
                 <w:szCs w:val="17"/>
               </w:rPr>
-              <w:t xml:space="preserve">단계</w:t>
+              <w:t xml:space="preserve">근거 미확인</w:t>
             </w:r>
           </w:p>
         </w:tc>
         <w:tc>
           <w:tcPr>
-            <w:tcW w:type="dxa" w:w="8836"/>
-            <w:shd w:fill="E8EEF4" w:val="clear"/>
+            <w:tcW w:type="dxa" w:w="8546"/>
+            <w:tcMar>
+              <w:top w:type="dxa" w:w="36"/>
+              <w:left w:type="dxa" w:w="80"/>
+              <w:bottom w:type="dxa" w:w="36"/>
+              <w:right w:type="dxa" w:w="80"/>
+            </w:tcMar>
+          </w:tcPr>
+          <w:p>
+            <w:pPr>
+              <w:spacing w:after="0" w:line="224"/>
+            </w:pPr>
+            <w:r>
+              <w:rPr>
+                <w:rFonts w:ascii="맑은 고딕" w:cs="맑은 고딕" w:eastAsia="맑은 고딕" w:hAnsi="맑은 고딕"/>
+                <w:sz w:val="17"/>
+                <w:szCs w:val="17"/>
+              </w:rPr>
+              <w:t xml:space="preserve">(담당자) 현지 차량 리스 비용도 지원되나요?</w:t>
+            </w:r>
+          </w:p>
+          <w:p>
+            <w:pPr>
+              <w:spacing w:after="0" w:line="224"/>
+            </w:pPr>
+            <w:r>
+              <w:rPr>
+                <w:rFonts w:ascii="맑은 고딕" w:cs="맑은 고딕" w:eastAsia="맑은 고딕" w:hAnsi="맑은 고딕"/>
+                <w:sz w:val="17"/>
+                <w:szCs w:val="17"/>
+              </w:rPr>
+              <w:t xml:space="preserve">(AI) 규정 및 안내 자료에서 관련 근거를 찾지 못했습니다. 담당자 확인이 필요합니다.</w:t>
+            </w:r>
+          </w:p>
+        </w:tc>
+      </w:tr>
+      <w:tr>
+        <w:trPr>
+          <w:tblHeader w:val="false"/>
+        </w:trPr>
+        <w:tc>
+          <w:tcPr>
+            <w:tcW w:type="dxa" w:w="1200"/>
             <w:tcMar>
               <w:top w:type="dxa" w:w="36"/>
               <w:left w:type="dxa" w:w="80"/>
@@ -3357,18 +2369,13 @@
                 <w:sz w:val="17"/>
                 <w:szCs w:val="17"/>
               </w:rPr>
-              <w:t xml:space="preserve">내용</w:t>
+              <w:t xml:space="preserve">사례 조회</w:t>
             </w:r>
           </w:p>
         </w:tc>
-      </w:tr>
-      <w:tr>
-        <w:trPr>
-          <w:tblHeader w:val="false"/>
-        </w:trPr>
         <w:tc>
           <w:tcPr>
-            <w:tcW w:type="dxa" w:w="910"/>
+            <w:tcW w:type="dxa" w:w="8546"/>
             <w:tcMar>
               <w:top w:type="dxa" w:w="36"/>
               <w:left w:type="dxa" w:w="80"/>
@@ -3386,13 +2393,57 @@
                 <w:sz w:val="17"/>
                 <w:szCs w:val="17"/>
               </w:rPr>
-              <w:t xml:space="preserve">상황</w:t>
+              <w:t xml:space="preserve">(후임 담당자) 작년 캄보디아 학자금 지원 처리 사례를 보여주세요.</w:t>
+            </w:r>
+          </w:p>
+          <w:p>
+            <w:pPr>
+              <w:spacing w:after="0" w:line="224"/>
+            </w:pPr>
+            <w:r>
+              <w:rPr>
+                <w:rFonts w:ascii="맑은 고딕" w:cs="맑은 고딕" w:eastAsia="맑은 고딕" w:hAnsi="맑은 고딕"/>
+                <w:sz w:val="17"/>
+                <w:szCs w:val="17"/>
+              </w:rPr>
+              <w:t xml:space="preserve">(AI) 2025년 캄보디아 학자금 관련 확정 건은 ○건입니다. 각 건의 질의, 적용 조항, 답변, 확정일을 함께 표시합니다.</w:t>
+            </w:r>
+          </w:p>
+        </w:tc>
+      </w:tr>
+      <w:tr>
+        <w:trPr>
+          <w:tblHeader w:val="false"/>
+        </w:trPr>
+        <w:tc>
+          <w:tcPr>
+            <w:tcW w:type="dxa" w:w="1200"/>
+            <w:tcMar>
+              <w:top w:type="dxa" w:w="36"/>
+              <w:left w:type="dxa" w:w="80"/>
+              <w:bottom w:type="dxa" w:w="36"/>
+              <w:right w:type="dxa" w:w="80"/>
+            </w:tcMar>
+          </w:tcPr>
+          <w:p>
+            <w:pPr>
+              <w:spacing w:after="0" w:line="224"/>
+            </w:pPr>
+            <w:r>
+              <w:rPr>
+                <w:rFonts w:ascii="맑은 고딕" w:cs="맑은 고딕" w:eastAsia="맑은 고딕" w:hAnsi="맑은 고딕"/>
+                <w:b/>
+                <w:bCs/>
+                <w:sz w:val="17"/>
+                <w:szCs w:val="17"/>
+              </w:rPr>
+              <w:t xml:space="preserve">부임 준비 확인</w:t>
             </w:r>
           </w:p>
         </w:tc>
         <w:tc>
           <w:tcPr>
-            <w:tcW w:type="dxa" w:w="8836"/>
+            <w:tcW w:type="dxa" w:w="8546"/>
             <w:tcMar>
               <w:top w:type="dxa" w:w="36"/>
               <w:left w:type="dxa" w:w="80"/>
@@ -3410,25 +2461,9 @@
                 <w:sz w:val="17"/>
                 <w:szCs w:val="17"/>
               </w:rPr>
-              <w:t xml:space="preserve">인사발령으로 국외 HR 업무를 새로 맡았다</w:t>
+              <w:t xml:space="preserve">(예비발령자) 부임까지 남은 준비 항목을 알려주세요.</w:t>
             </w:r>
           </w:p>
-        </w:tc>
-      </w:tr>
-      <w:tr>
-        <w:trPr>
-          <w:tblHeader w:val="false"/>
-        </w:trPr>
-        <w:tc>
-          <w:tcPr>
-            <w:tcW w:type="dxa" w:w="910"/>
-            <w:tcMar>
-              <w:top w:type="dxa" w:w="36"/>
-              <w:left w:type="dxa" w:w="80"/>
-              <w:bottom w:type="dxa" w:w="36"/>
-              <w:right w:type="dxa" w:w="80"/>
-            </w:tcMar>
-          </w:tcPr>
           <w:p>
             <w:pPr>
               <w:spacing w:after="0" w:line="224"/>
@@ -3439,190 +2474,7 @@
                 <w:sz w:val="17"/>
                 <w:szCs w:val="17"/>
               </w:rPr>
-              <w:t xml:space="preserve">1</w:t>
-            </w:r>
-          </w:p>
-        </w:tc>
-        <w:tc>
-          <w:tcPr>
-            <w:tcW w:type="dxa" w:w="8836"/>
-            <w:tcMar>
-              <w:top w:type="dxa" w:w="36"/>
-              <w:left w:type="dxa" w:w="80"/>
-              <w:bottom w:type="dxa" w:w="36"/>
-              <w:right w:type="dxa" w:w="80"/>
-            </w:tcMar>
-          </w:tcPr>
-          <w:p>
-            <w:pPr>
-              <w:spacing w:after="0" w:line="224"/>
-            </w:pPr>
-            <w:r>
-              <w:rPr>
-                <w:rFonts w:ascii="맑은 고딕" w:cs="맑은 고딕" w:eastAsia="맑은 고딕" w:hAnsi="맑은 고딕"/>
-                <w:sz w:val="17"/>
-                <w:szCs w:val="17"/>
-              </w:rPr>
-              <w:t xml:space="preserve">국가, 유형, 기간으로 과거 처리 건을 검색한다</w:t>
-            </w:r>
-          </w:p>
-        </w:tc>
-      </w:tr>
-      <w:tr>
-        <w:trPr>
-          <w:tblHeader w:val="false"/>
-        </w:trPr>
-        <w:tc>
-          <w:tcPr>
-            <w:tcW w:type="dxa" w:w="910"/>
-            <w:tcMar>
-              <w:top w:type="dxa" w:w="36"/>
-              <w:left w:type="dxa" w:w="80"/>
-              <w:bottom w:type="dxa" w:w="36"/>
-              <w:right w:type="dxa" w:w="80"/>
-            </w:tcMar>
-          </w:tcPr>
-          <w:p>
-            <w:pPr>
-              <w:spacing w:after="0" w:line="224"/>
-            </w:pPr>
-            <w:r>
-              <w:rPr>
-                <w:rFonts w:ascii="맑은 고딕" w:cs="맑은 고딕" w:eastAsia="맑은 고딕" w:hAnsi="맑은 고딕"/>
-                <w:sz w:val="17"/>
-                <w:szCs w:val="17"/>
-              </w:rPr>
-              <w:t xml:space="preserve">2</w:t>
-            </w:r>
-          </w:p>
-        </w:tc>
-        <w:tc>
-          <w:tcPr>
-            <w:tcW w:type="dxa" w:w="8836"/>
-            <w:tcMar>
-              <w:top w:type="dxa" w:w="36"/>
-              <w:left w:type="dxa" w:w="80"/>
-              <w:bottom w:type="dxa" w:w="36"/>
-              <w:right w:type="dxa" w:w="80"/>
-            </w:tcMar>
-          </w:tcPr>
-          <w:p>
-            <w:pPr>
-              <w:spacing w:after="0" w:line="224"/>
-            </w:pPr>
-            <w:r>
-              <w:rPr>
-                <w:rFonts w:ascii="맑은 고딕" w:cs="맑은 고딕" w:eastAsia="맑은 고딕" w:hAnsi="맑은 고딕"/>
-                <w:sz w:val="17"/>
-                <w:szCs w:val="17"/>
-              </w:rPr>
-              <w:t xml:space="preserve">질문, 적용 조항, 답변, 확정일이 연결된 형태로 조회된다</w:t>
-            </w:r>
-          </w:p>
-        </w:tc>
-      </w:tr>
-      <w:tr>
-        <w:trPr>
-          <w:tblHeader w:val="false"/>
-        </w:trPr>
-        <w:tc>
-          <w:tcPr>
-            <w:tcW w:type="dxa" w:w="910"/>
-            <w:tcMar>
-              <w:top w:type="dxa" w:w="36"/>
-              <w:left w:type="dxa" w:w="80"/>
-              <w:bottom w:type="dxa" w:w="36"/>
-              <w:right w:type="dxa" w:w="80"/>
-            </w:tcMar>
-          </w:tcPr>
-          <w:p>
-            <w:pPr>
-              <w:spacing w:after="0" w:line="224"/>
-            </w:pPr>
-            <w:r>
-              <w:rPr>
-                <w:rFonts w:ascii="맑은 고딕" w:cs="맑은 고딕" w:eastAsia="맑은 고딕" w:hAnsi="맑은 고딕"/>
-                <w:sz w:val="17"/>
-                <w:szCs w:val="17"/>
-              </w:rPr>
-              <w:t xml:space="preserve">3</w:t>
-            </w:r>
-          </w:p>
-        </w:tc>
-        <w:tc>
-          <w:tcPr>
-            <w:tcW w:type="dxa" w:w="8836"/>
-            <w:tcMar>
-              <w:top w:type="dxa" w:w="36"/>
-              <w:left w:type="dxa" w:w="80"/>
-              <w:bottom w:type="dxa" w:w="36"/>
-              <w:right w:type="dxa" w:w="80"/>
-            </w:tcMar>
-          </w:tcPr>
-          <w:p>
-            <w:pPr>
-              <w:spacing w:after="0" w:line="224"/>
-            </w:pPr>
-            <w:r>
-              <w:rPr>
-                <w:rFonts w:ascii="맑은 고딕" w:cs="맑은 고딕" w:eastAsia="맑은 고딕" w:hAnsi="맑은 고딕"/>
-                <w:sz w:val="17"/>
-                <w:szCs w:val="17"/>
-              </w:rPr>
-              <w:t xml:space="preserve">예외적으로 처리된 건은 사유가 함께 표시된다</w:t>
-            </w:r>
-          </w:p>
-        </w:tc>
-      </w:tr>
-      <w:tr>
-        <w:trPr>
-          <w:tblHeader w:val="false"/>
-        </w:trPr>
-        <w:tc>
-          <w:tcPr>
-            <w:tcW w:type="dxa" w:w="910"/>
-            <w:tcMar>
-              <w:top w:type="dxa" w:w="36"/>
-              <w:left w:type="dxa" w:w="80"/>
-              <w:bottom w:type="dxa" w:w="36"/>
-              <w:right w:type="dxa" w:w="80"/>
-            </w:tcMar>
-          </w:tcPr>
-          <w:p>
-            <w:pPr>
-              <w:spacing w:after="0" w:line="224"/>
-            </w:pPr>
-            <w:r>
-              <w:rPr>
-                <w:rFonts w:ascii="맑은 고딕" w:cs="맑은 고딕" w:eastAsia="맑은 고딕" w:hAnsi="맑은 고딕"/>
-                <w:sz w:val="17"/>
-                <w:szCs w:val="17"/>
-              </w:rPr>
-              <w:t xml:space="preserve">결과</w:t>
-            </w:r>
-          </w:p>
-        </w:tc>
-        <w:tc>
-          <w:tcPr>
-            <w:tcW w:type="dxa" w:w="8836"/>
-            <w:tcMar>
-              <w:top w:type="dxa" w:w="36"/>
-              <w:left w:type="dxa" w:w="80"/>
-              <w:bottom w:type="dxa" w:w="36"/>
-              <w:right w:type="dxa" w:w="80"/>
-            </w:tcMar>
-          </w:tcPr>
-          <w:p>
-            <w:pPr>
-              <w:spacing w:after="0" w:line="224"/>
-            </w:pPr>
-            <w:r>
-              <w:rPr>
-                <w:rFonts w:ascii="맑은 고딕" w:cs="맑은 고딕" w:eastAsia="맑은 고딕" w:hAnsi="맑은 고딕"/>
-                <w:sz w:val="17"/>
-                <w:szCs w:val="17"/>
-              </w:rPr>
-              <w:t xml:space="preserve">전임자에게 문의하지 않고 일관된 기준으로 처리한다</w:t>
+              <w:t xml:space="preserve">(AI) 인도네시아 부임(가족 동반) 기준 준비 항목 ○건 중 ○건이 완료되었습니다. 미완료 항목과 기한은 다음과 같습니다.</w:t>
             </w:r>
           </w:p>
         </w:tc>
@@ -3727,43 +2579,43 @@
           <w:sz w:val="20"/>
           <w:szCs w:val="20"/>
         </w:rPr>
-        <w:t xml:space="preserve">자연어 질문에 대해 관련 규정 조항의 </w:t>
-      </w:r>
-      <w:r>
-        <w:rPr>
-          <w:rFonts w:ascii="맑은 고딕" w:cs="맑은 고딕" w:eastAsia="맑은 고딕" w:hAnsi="맑은 고딕"/>
-          <w:b/>
-          <w:bCs/>
-          <w:sz w:val="20"/>
-          <w:szCs w:val="20"/>
-        </w:rPr>
-        <w:t xml:space="preserve">원문과 조항 번호</w:t>
-      </w:r>
-      <w:r>
-        <w:rPr>
-          <w:rFonts w:ascii="맑은 고딕" w:cs="맑은 고딕" w:eastAsia="맑은 고딕" w:hAnsi="맑은 고딕"/>
-          <w:sz w:val="20"/>
-          <w:szCs w:val="20"/>
-        </w:rPr>
-        <w:t xml:space="preserve">를 반환한다.</w:t>
-      </w:r>
-    </w:p>
-    <w:p>
-      <w:pPr>
-        <w:pStyle w:val="ListParagraph"/>
-        <w:numPr>
-          <w:ilvl w:val="0"/>
-          <w:numId w:val="2"/>
-        </w:numPr>
-        <w:spacing w:after="30" w:line="264"/>
-      </w:pPr>
-      <w:r>
-        <w:rPr>
-          <w:rFonts w:ascii="맑은 고딕" w:cs="맑은 고딕" w:eastAsia="맑은 고딕" w:hAnsi="맑은 고딕"/>
-          <w:sz w:val="20"/>
-          <w:szCs w:val="20"/>
-        </w:rPr>
-        <w:t xml:space="preserve">모든 답변에 해당 규정의 </w:t>
+        <w:t xml:space="preserve">자연어 질의에 대한 관련 규정 조항의 </w:t>
+      </w:r>
+      <w:r>
+        <w:rPr>
+          <w:rFonts w:ascii="맑은 고딕" w:cs="맑은 고딕" w:eastAsia="맑은 고딕" w:hAnsi="맑은 고딕"/>
+          <w:b/>
+          <w:bCs/>
+          <w:sz w:val="20"/>
+          <w:szCs w:val="20"/>
+        </w:rPr>
+        <w:t xml:space="preserve">원문 및 조항 번호</w:t>
+      </w:r>
+      <w:r>
+        <w:rPr>
+          <w:rFonts w:ascii="맑은 고딕" w:cs="맑은 고딕" w:eastAsia="맑은 고딕" w:hAnsi="맑은 고딕"/>
+          <w:sz w:val="20"/>
+          <w:szCs w:val="20"/>
+        </w:rPr>
+        <w:t xml:space="preserve"> 반환</w:t>
+      </w:r>
+    </w:p>
+    <w:p>
+      <w:pPr>
+        <w:pStyle w:val="ListParagraph"/>
+        <w:numPr>
+          <w:ilvl w:val="0"/>
+          <w:numId w:val="2"/>
+        </w:numPr>
+        <w:spacing w:after="30" w:line="264"/>
+      </w:pPr>
+      <w:r>
+        <w:rPr>
+          <w:rFonts w:ascii="맑은 고딕" w:cs="맑은 고딕" w:eastAsia="맑은 고딕" w:hAnsi="맑은 고딕"/>
+          <w:sz w:val="20"/>
+          <w:szCs w:val="20"/>
+        </w:rPr>
+        <w:t xml:space="preserve">전체 답변에 대한 해당 규정 </w:t>
       </w:r>
       <w:r>
         <w:rPr>
@@ -3781,269 +2633,253 @@
           <w:sz w:val="20"/>
           <w:szCs w:val="20"/>
         </w:rPr>
-        <w:t xml:space="preserve">를 표시한다.</w:t>
-      </w:r>
-    </w:p>
-    <w:p>
-      <w:pPr>
-        <w:pStyle w:val="ListParagraph"/>
-        <w:numPr>
-          <w:ilvl w:val="0"/>
-          <w:numId w:val="2"/>
-        </w:numPr>
-        <w:spacing w:after="30" w:line="264"/>
-      </w:pPr>
-      <w:r>
-        <w:rPr>
-          <w:rFonts w:ascii="맑은 고딕" w:cs="맑은 고딕" w:eastAsia="맑은 고딕" w:hAnsi="맑은 고딕"/>
-          <w:b/>
-          <w:bCs/>
-          <w:sz w:val="20"/>
-          <w:szCs w:val="20"/>
-        </w:rPr>
-        <w:t xml:space="preserve">시행일 기준 현행 규정만</w:t>
-      </w:r>
-      <w:r>
-        <w:rPr>
-          <w:rFonts w:ascii="맑은 고딕" w:cs="맑은 고딕" w:eastAsia="맑은 고딕" w:hAnsi="맑은 고딕"/>
-          <w:sz w:val="20"/>
-          <w:szCs w:val="20"/>
-        </w:rPr>
-        <w:t xml:space="preserve"> 검색하며, 개정 전 규정은 구분해 표시한다.</w:t>
-      </w:r>
-    </w:p>
-    <w:p>
-      <w:pPr>
-        <w:pStyle w:val="ListParagraph"/>
-        <w:numPr>
-          <w:ilvl w:val="0"/>
-          <w:numId w:val="2"/>
-        </w:numPr>
-        <w:spacing w:after="30" w:line="264"/>
-      </w:pPr>
-      <w:r>
-        <w:rPr>
-          <w:rFonts w:ascii="맑은 고딕" w:cs="맑은 고딕" w:eastAsia="맑은 고딕" w:hAnsi="맑은 고딕"/>
-          <w:sz w:val="20"/>
-          <w:szCs w:val="20"/>
-        </w:rPr>
-        <w:t xml:space="preserve">국가·법인격 조건이 질문에 없으면 임의로 가정하지 않고 </w:t>
-      </w:r>
-      <w:r>
-        <w:rPr>
-          <w:rFonts w:ascii="맑은 고딕" w:cs="맑은 고딕" w:eastAsia="맑은 고딕" w:hAnsi="맑은 고딕"/>
-          <w:b/>
-          <w:bCs/>
-          <w:sz w:val="20"/>
-          <w:szCs w:val="20"/>
-        </w:rPr>
-        <w:t xml:space="preserve">되묻는다</w:t>
-      </w:r>
-      <w:r>
-        <w:rPr>
-          <w:rFonts w:ascii="맑은 고딕" w:cs="맑은 고딕" w:eastAsia="맑은 고딕" w:hAnsi="맑은 고딕"/>
-          <w:sz w:val="20"/>
-          <w:szCs w:val="20"/>
-        </w:rPr>
-        <w:t xml:space="preserve">.</w:t>
-      </w:r>
-    </w:p>
-    <w:p>
-      <w:pPr>
-        <w:pStyle w:val="ListParagraph"/>
-        <w:numPr>
-          <w:ilvl w:val="0"/>
-          <w:numId w:val="2"/>
-        </w:numPr>
-        <w:spacing w:after="30" w:line="264"/>
-      </w:pPr>
-      <w:r>
-        <w:rPr>
-          <w:rFonts w:ascii="맑은 고딕" w:cs="맑은 고딕" w:eastAsia="맑은 고딕" w:hAnsi="맑은 고딕"/>
-          <w:sz w:val="20"/>
-          <w:szCs w:val="20"/>
-        </w:rPr>
-        <w:t xml:space="preserve">근거를 찾지 못한 경우 추측하지 않고 </w:t>
-      </w:r>
-      <w:r>
-        <w:rPr>
-          <w:rFonts w:ascii="맑은 고딕" w:cs="맑은 고딕" w:eastAsia="맑은 고딕" w:hAnsi="맑은 고딕"/>
-          <w:b/>
-          <w:bCs/>
-          <w:sz w:val="20"/>
-          <w:szCs w:val="20"/>
-        </w:rPr>
-        <w:t xml:space="preserve">찾지 못했음을 명시</w:t>
-      </w:r>
-      <w:r>
-        <w:rPr>
-          <w:rFonts w:ascii="맑은 고딕" w:cs="맑은 고딕" w:eastAsia="맑은 고딕" w:hAnsi="맑은 고딕"/>
-          <w:sz w:val="20"/>
-          <w:szCs w:val="20"/>
-        </w:rPr>
-        <w:t xml:space="preserve">한다.</w:t>
-      </w:r>
-    </w:p>
-    <w:p>
-      <w:pPr>
-        <w:pStyle w:val="ListParagraph"/>
-        <w:numPr>
-          <w:ilvl w:val="0"/>
-          <w:numId w:val="2"/>
-        </w:numPr>
-        <w:spacing w:after="30" w:line="264"/>
-      </w:pPr>
-      <w:r>
-        <w:rPr>
-          <w:rFonts w:ascii="맑은 고딕" w:cs="맑은 고딕" w:eastAsia="맑은 고딕" w:hAnsi="맑은 고딕"/>
-          <w:sz w:val="20"/>
-          <w:szCs w:val="20"/>
-        </w:rPr>
-        <w:t xml:space="preserve">규정 해석이 필요한 질문을 </w:t>
-      </w:r>
-      <w:r>
-        <w:rPr>
-          <w:rFonts w:ascii="맑은 고딕" w:cs="맑은 고딕" w:eastAsia="맑은 고딕" w:hAnsi="맑은 고딕"/>
-          <w:b/>
-          <w:bCs/>
-          <w:sz w:val="20"/>
-          <w:szCs w:val="20"/>
-        </w:rPr>
-        <w:t xml:space="preserve">구분해 답변하지 않고</w:t>
-      </w:r>
-      <w:r>
-        <w:rPr>
-          <w:rFonts w:ascii="맑은 고딕" w:cs="맑은 고딕" w:eastAsia="맑은 고딕" w:hAnsi="맑은 고딕"/>
-          <w:sz w:val="20"/>
-          <w:szCs w:val="20"/>
-        </w:rPr>
-        <w:t xml:space="preserve"> 소관부서 확인이 필요함을 안내한다.</w:t>
-      </w:r>
-    </w:p>
-    <w:p>
-      <w:pPr>
-        <w:pStyle w:val="ListParagraph"/>
-        <w:numPr>
-          <w:ilvl w:val="0"/>
-          <w:numId w:val="2"/>
-        </w:numPr>
-        <w:spacing w:after="30" w:line="264"/>
-      </w:pPr>
-      <w:r>
-        <w:rPr>
-          <w:rFonts w:ascii="맑은 고딕" w:cs="맑은 고딕" w:eastAsia="맑은 고딕" w:hAnsi="맑은 고딕"/>
-          <w:sz w:val="20"/>
-          <w:szCs w:val="20"/>
-        </w:rPr>
-        <w:t xml:space="preserve">소관에 따라 </w:t>
-      </w:r>
-      <w:r>
-        <w:rPr>
-          <w:rFonts w:ascii="맑은 고딕" w:cs="맑은 고딕" w:eastAsia="맑은 고딕" w:hAnsi="맑은 고딕"/>
-          <w:b/>
-          <w:bCs/>
-          <w:sz w:val="20"/>
-          <w:szCs w:val="20"/>
-        </w:rPr>
-        <w:t xml:space="preserve">연결 대상을 분기</w:t>
-      </w:r>
-      <w:r>
-        <w:rPr>
-          <w:rFonts w:ascii="맑은 고딕" w:cs="맑은 고딕" w:eastAsia="맑은 고딕" w:hAnsi="맑은 고딕"/>
-          <w:sz w:val="20"/>
-          <w:szCs w:val="20"/>
-        </w:rPr>
-        <w:t xml:space="preserve">한다.</w:t>
-      </w:r>
-    </w:p>
-    <w:p>
-      <w:pPr>
-        <w:pStyle w:val="ListParagraph"/>
-        <w:numPr>
-          <w:ilvl w:val="0"/>
-          <w:numId w:val="2"/>
-        </w:numPr>
-        <w:spacing w:after="30" w:line="264"/>
-      </w:pPr>
-      <w:r>
-        <w:rPr>
-          <w:rFonts w:ascii="맑은 고딕" w:cs="맑은 고딕" w:eastAsia="맑은 고딕" w:hAnsi="맑은 고딕"/>
-          <w:sz w:val="20"/>
-          <w:szCs w:val="20"/>
-        </w:rPr>
-        <w:t xml:space="preserve">모든 답변에 안내 문구를 고정 표시한다.</w:t>
-      </w:r>
-    </w:p>
-    <w:p>
-      <w:pPr>
-        <w:pStyle w:val="ListParagraph"/>
-        <w:numPr>
-          <w:ilvl w:val="0"/>
-          <w:numId w:val="2"/>
-        </w:numPr>
-        <w:spacing w:after="30" w:line="264"/>
-      </w:pPr>
-      <w:r>
-        <w:rPr>
-          <w:rFonts w:ascii="맑은 고딕" w:cs="맑은 고딕" w:eastAsia="맑은 고딕" w:hAnsi="맑은 고딕"/>
-          <w:sz w:val="20"/>
-          <w:szCs w:val="20"/>
-        </w:rPr>
-        <w:t xml:space="preserve">담당자가 확정한 답변을 </w:t>
-      </w:r>
-      <w:r>
-        <w:rPr>
-          <w:rFonts w:ascii="맑은 고딕" w:cs="맑은 고딕" w:eastAsia="맑은 고딕" w:hAnsi="맑은 고딕"/>
-          <w:b/>
-          <w:bCs/>
-          <w:sz w:val="20"/>
-          <w:szCs w:val="20"/>
-        </w:rPr>
-        <w:t xml:space="preserve">질문·적용 조항·답변·확정일</w:t>
-      </w:r>
-      <w:r>
-        <w:rPr>
-          <w:rFonts w:ascii="맑은 고딕" w:cs="맑은 고딕" w:eastAsia="맑은 고딕" w:hAnsi="맑은 고딕"/>
-          <w:sz w:val="20"/>
-          <w:szCs w:val="20"/>
-        </w:rPr>
-        <w:t xml:space="preserve"> 형태로 기록한다.</w:t>
-      </w:r>
-    </w:p>
-    <w:p>
-      <w:pPr>
-        <w:pStyle w:val="ListParagraph"/>
-        <w:numPr>
-          <w:ilvl w:val="0"/>
-          <w:numId w:val="2"/>
-        </w:numPr>
-        <w:spacing w:after="30" w:line="264"/>
-      </w:pPr>
-      <w:r>
-        <w:rPr>
-          <w:rFonts w:ascii="맑은 고딕" w:cs="맑은 고딕" w:eastAsia="맑은 고딕" w:hAnsi="맑은 고딕"/>
-          <w:sz w:val="20"/>
-          <w:szCs w:val="20"/>
-        </w:rPr>
-        <w:t xml:space="preserve">국가·유형·기간으로 과거 처리 건을 검색할 수 있다.</w:t>
-      </w:r>
-    </w:p>
-    <w:p>
-      <w:pPr>
-        <w:pStyle w:val="ListParagraph"/>
-        <w:numPr>
-          <w:ilvl w:val="0"/>
-          <w:numId w:val="2"/>
-        </w:numPr>
-        <w:spacing w:after="30" w:line="264"/>
-      </w:pPr>
-      <w:r>
-        <w:rPr>
-          <w:rFonts w:ascii="맑은 고딕" w:cs="맑은 고딕" w:eastAsia="맑은 고딕" w:hAnsi="맑은 고딕"/>
-          <w:sz w:val="20"/>
-          <w:szCs w:val="20"/>
-        </w:rPr>
-        <w:t xml:space="preserve">질문, 답변, 근거 조항, 확정자, 확정 시각을 </w:t>
+        <w:t xml:space="preserve"> 표시</w:t>
+      </w:r>
+    </w:p>
+    <w:p>
+      <w:pPr>
+        <w:pStyle w:val="ListParagraph"/>
+        <w:numPr>
+          <w:ilvl w:val="0"/>
+          <w:numId w:val="2"/>
+        </w:numPr>
+        <w:spacing w:after="30" w:line="264"/>
+      </w:pPr>
+      <w:r>
+        <w:rPr>
+          <w:rFonts w:ascii="맑은 고딕" w:cs="맑은 고딕" w:eastAsia="맑은 고딕" w:hAnsi="맑은 고딕"/>
+          <w:b/>
+          <w:bCs/>
+          <w:sz w:val="20"/>
+          <w:szCs w:val="20"/>
+        </w:rPr>
+        <w:t xml:space="preserve">시행일 기준 현행 규정</w:t>
+      </w:r>
+      <w:r>
+        <w:rPr>
+          <w:rFonts w:ascii="맑은 고딕" w:cs="맑은 고딕" w:eastAsia="맑은 고딕" w:hAnsi="맑은 고딕"/>
+          <w:sz w:val="20"/>
+          <w:szCs w:val="20"/>
+        </w:rPr>
+        <w:t xml:space="preserve"> 한정 검색 및 개정 전 규정의 구분 표시</w:t>
+      </w:r>
+    </w:p>
+    <w:p>
+      <w:pPr>
+        <w:pStyle w:val="ListParagraph"/>
+        <w:numPr>
+          <w:ilvl w:val="0"/>
+          <w:numId w:val="2"/>
+        </w:numPr>
+        <w:spacing w:after="30" w:line="264"/>
+      </w:pPr>
+      <w:r>
+        <w:rPr>
+          <w:rFonts w:ascii="맑은 고딕" w:cs="맑은 고딕" w:eastAsia="맑은 고딕" w:hAnsi="맑은 고딕"/>
+          <w:sz w:val="20"/>
+          <w:szCs w:val="20"/>
+        </w:rPr>
+        <w:t xml:space="preserve">국가·법인격 조건 미기재 시 임의 가정 배제 및 </w:t>
+      </w:r>
+      <w:r>
+        <w:rPr>
+          <w:rFonts w:ascii="맑은 고딕" w:cs="맑은 고딕" w:eastAsia="맑은 고딕" w:hAnsi="맑은 고딕"/>
+          <w:b/>
+          <w:bCs/>
+          <w:sz w:val="20"/>
+          <w:szCs w:val="20"/>
+        </w:rPr>
+        <w:t xml:space="preserve">재질의</w:t>
+      </w:r>
+      <w:r>
+        <w:rPr>
+          <w:rFonts w:ascii="맑은 고딕" w:cs="맑은 고딕" w:eastAsia="맑은 고딕" w:hAnsi="맑은 고딕"/>
+          <w:sz w:val="20"/>
+          <w:szCs w:val="20"/>
+        </w:rPr>
+        <w:t xml:space="preserve"> 수행</w:t>
+      </w:r>
+    </w:p>
+    <w:p>
+      <w:pPr>
+        <w:pStyle w:val="ListParagraph"/>
+        <w:numPr>
+          <w:ilvl w:val="0"/>
+          <w:numId w:val="2"/>
+        </w:numPr>
+        <w:spacing w:after="30" w:line="264"/>
+      </w:pPr>
+      <w:r>
+        <w:rPr>
+          <w:rFonts w:ascii="맑은 고딕" w:cs="맑은 고딕" w:eastAsia="맑은 고딕" w:hAnsi="맑은 고딕"/>
+          <w:sz w:val="20"/>
+          <w:szCs w:val="20"/>
+        </w:rPr>
+        <w:t xml:space="preserve">근거 미확인 시 추측 배제 및 </w:t>
+      </w:r>
+      <w:r>
+        <w:rPr>
+          <w:rFonts w:ascii="맑은 고딕" w:cs="맑은 고딕" w:eastAsia="맑은 고딕" w:hAnsi="맑은 고딕"/>
+          <w:b/>
+          <w:bCs/>
+          <w:sz w:val="20"/>
+          <w:szCs w:val="20"/>
+        </w:rPr>
+        <w:t xml:space="preserve">미확인 사실의 명시</w:t>
+      </w:r>
+    </w:p>
+    <w:p>
+      <w:pPr>
+        <w:pStyle w:val="ListParagraph"/>
+        <w:numPr>
+          <w:ilvl w:val="0"/>
+          <w:numId w:val="2"/>
+        </w:numPr>
+        <w:spacing w:after="30" w:line="264"/>
+      </w:pPr>
+      <w:r>
+        <w:rPr>
+          <w:rFonts w:ascii="맑은 고딕" w:cs="맑은 고딕" w:eastAsia="맑은 고딕" w:hAnsi="맑은 고딕"/>
+          <w:sz w:val="20"/>
+          <w:szCs w:val="20"/>
+        </w:rPr>
+        <w:t xml:space="preserve">규정 해석 필요 질의의 </w:t>
+      </w:r>
+      <w:r>
+        <w:rPr>
+          <w:rFonts w:ascii="맑은 고딕" w:cs="맑은 고딕" w:eastAsia="맑은 고딕" w:hAnsi="맑은 고딕"/>
+          <w:b/>
+          <w:bCs/>
+          <w:sz w:val="20"/>
+          <w:szCs w:val="20"/>
+        </w:rPr>
+        <w:t xml:space="preserve">구분 및 답변 보류</w:t>
+      </w:r>
+      <w:r>
+        <w:rPr>
+          <w:rFonts w:ascii="맑은 고딕" w:cs="맑은 고딕" w:eastAsia="맑은 고딕" w:hAnsi="맑은 고딕"/>
+          <w:sz w:val="20"/>
+          <w:szCs w:val="20"/>
+        </w:rPr>
+        <w:t xml:space="preserve">, 소관부서 확인 필요 안내</w:t>
+      </w:r>
+    </w:p>
+    <w:p>
+      <w:pPr>
+        <w:pStyle w:val="ListParagraph"/>
+        <w:numPr>
+          <w:ilvl w:val="0"/>
+          <w:numId w:val="2"/>
+        </w:numPr>
+        <w:spacing w:after="30" w:line="264"/>
+      </w:pPr>
+      <w:r>
+        <w:rPr>
+          <w:rFonts w:ascii="맑은 고딕" w:cs="맑은 고딕" w:eastAsia="맑은 고딕" w:hAnsi="맑은 고딕"/>
+          <w:sz w:val="20"/>
+          <w:szCs w:val="20"/>
+        </w:rPr>
+        <w:t xml:space="preserve">소관에 따른 </w:t>
+      </w:r>
+      <w:r>
+        <w:rPr>
+          <w:rFonts w:ascii="맑은 고딕" w:cs="맑은 고딕" w:eastAsia="맑은 고딕" w:hAnsi="맑은 고딕"/>
+          <w:b/>
+          <w:bCs/>
+          <w:sz w:val="20"/>
+          <w:szCs w:val="20"/>
+        </w:rPr>
+        <w:t xml:space="preserve">연결 대상 분기</w:t>
+      </w:r>
+    </w:p>
+    <w:p>
+      <w:pPr>
+        <w:pStyle w:val="ListParagraph"/>
+        <w:numPr>
+          <w:ilvl w:val="0"/>
+          <w:numId w:val="2"/>
+        </w:numPr>
+        <w:spacing w:after="30" w:line="264"/>
+      </w:pPr>
+      <w:r>
+        <w:rPr>
+          <w:rFonts w:ascii="맑은 고딕" w:cs="맑은 고딕" w:eastAsia="맑은 고딕" w:hAnsi="맑은 고딕"/>
+          <w:sz w:val="20"/>
+          <w:szCs w:val="20"/>
+        </w:rPr>
+        <w:t xml:space="preserve">전체 답변에 대한 안내 문구 고정 표시</w:t>
+      </w:r>
+    </w:p>
+    <w:p>
+      <w:pPr>
+        <w:pStyle w:val="ListParagraph"/>
+        <w:numPr>
+          <w:ilvl w:val="0"/>
+          <w:numId w:val="2"/>
+        </w:numPr>
+        <w:spacing w:after="30" w:line="264"/>
+      </w:pPr>
+      <w:r>
+        <w:rPr>
+          <w:rFonts w:ascii="맑은 고딕" w:cs="맑은 고딕" w:eastAsia="맑은 고딕" w:hAnsi="맑은 고딕"/>
+          <w:sz w:val="20"/>
+          <w:szCs w:val="20"/>
+        </w:rPr>
+        <w:t xml:space="preserve">담당자 확정 답변의 </w:t>
+      </w:r>
+      <w:r>
+        <w:rPr>
+          <w:rFonts w:ascii="맑은 고딕" w:cs="맑은 고딕" w:eastAsia="맑은 고딕" w:hAnsi="맑은 고딕"/>
+          <w:b/>
+          <w:bCs/>
+          <w:sz w:val="20"/>
+          <w:szCs w:val="20"/>
+        </w:rPr>
+        <w:t xml:space="preserve">질의·적용 조항·답변·확정일</w:t>
+      </w:r>
+      <w:r>
+        <w:rPr>
+          <w:rFonts w:ascii="맑은 고딕" w:cs="맑은 고딕" w:eastAsia="맑은 고딕" w:hAnsi="맑은 고딕"/>
+          <w:sz w:val="20"/>
+          <w:szCs w:val="20"/>
+        </w:rPr>
+        <w:t xml:space="preserve"> 형태 기록</w:t>
+      </w:r>
+    </w:p>
+    <w:p>
+      <w:pPr>
+        <w:pStyle w:val="ListParagraph"/>
+        <w:numPr>
+          <w:ilvl w:val="0"/>
+          <w:numId w:val="2"/>
+        </w:numPr>
+        <w:spacing w:after="30" w:line="264"/>
+      </w:pPr>
+      <w:r>
+        <w:rPr>
+          <w:rFonts w:ascii="맑은 고딕" w:cs="맑은 고딕" w:eastAsia="맑은 고딕" w:hAnsi="맑은 고딕"/>
+          <w:sz w:val="20"/>
+          <w:szCs w:val="20"/>
+        </w:rPr>
+        <w:t xml:space="preserve">국가·유형·기간 기준의 과거 처리 건 검색 지원</w:t>
+      </w:r>
+    </w:p>
+    <w:p>
+      <w:pPr>
+        <w:pStyle w:val="ListParagraph"/>
+        <w:numPr>
+          <w:ilvl w:val="0"/>
+          <w:numId w:val="2"/>
+        </w:numPr>
+        <w:spacing w:after="30" w:line="264"/>
+      </w:pPr>
+      <w:r>
+        <w:rPr>
+          <w:rFonts w:ascii="맑은 고딕" w:cs="맑은 고딕" w:eastAsia="맑은 고딕" w:hAnsi="맑은 고딕"/>
+          <w:sz w:val="20"/>
+          <w:szCs w:val="20"/>
+        </w:rPr>
+        <w:t xml:space="preserve">질의, 답변, 근거 조항, 확정자, 확정 시각의 </w:t>
       </w:r>
       <w:r>
         <w:rPr>
@@ -4061,7 +2897,7 @@
           <w:sz w:val="20"/>
           <w:szCs w:val="20"/>
         </w:rPr>
-        <w:t xml:space="preserve">로 보존한다.</w:t>
+        <w:t xml:space="preserve"> 보존</w:t>
       </w:r>
     </w:p>
     <w:p>
@@ -4096,97 +2932,97 @@
           <w:sz w:val="20"/>
           <w:szCs w:val="20"/>
         </w:rPr>
-        <w:t xml:space="preserve">담당자가 수정·확정한 내용이 지식베이스에 반영되어 이후 답변에 활용된다.</w:t>
-      </w:r>
-    </w:p>
-    <w:p>
-      <w:pPr>
-        <w:pStyle w:val="ListParagraph"/>
-        <w:numPr>
-          <w:ilvl w:val="0"/>
-          <w:numId w:val="2"/>
-        </w:numPr>
-        <w:spacing w:after="30" w:line="264"/>
-      </w:pPr>
-      <w:r>
-        <w:rPr>
-          <w:rFonts w:ascii="맑은 고딕" w:cs="맑은 고딕" w:eastAsia="맑은 고딕" w:hAnsi="맑은 고딕"/>
-          <w:sz w:val="20"/>
-          <w:szCs w:val="20"/>
-        </w:rPr>
-        <w:t xml:space="preserve">원래 답변 대비 확정본의 수정 정도를 자동으로 집계한다.</w:t>
-      </w:r>
-    </w:p>
-    <w:p>
-      <w:pPr>
-        <w:pStyle w:val="ListParagraph"/>
-        <w:numPr>
-          <w:ilvl w:val="0"/>
-          <w:numId w:val="2"/>
-        </w:numPr>
-        <w:spacing w:after="30" w:line="264"/>
-      </w:pPr>
-      <w:r>
-        <w:rPr>
-          <w:rFonts w:ascii="맑은 고딕" w:cs="맑은 고딕" w:eastAsia="맑은 고딕" w:hAnsi="맑은 고딕"/>
-          <w:sz w:val="20"/>
-          <w:szCs w:val="20"/>
-        </w:rPr>
-        <w:t xml:space="preserve">국가·법인격·가족 동반 여부에 따른 준비 항목과 기한을 제시한다.</w:t>
-      </w:r>
-    </w:p>
-    <w:p>
-      <w:pPr>
-        <w:pStyle w:val="ListParagraph"/>
-        <w:numPr>
-          <w:ilvl w:val="0"/>
-          <w:numId w:val="2"/>
-        </w:numPr>
-        <w:spacing w:after="30" w:line="264"/>
-      </w:pPr>
-      <w:r>
-        <w:rPr>
-          <w:rFonts w:ascii="맑은 고딕" w:cs="맑은 고딕" w:eastAsia="맑은 고딕" w:hAnsi="맑은 고딕"/>
-          <w:sz w:val="20"/>
-          <w:szCs w:val="20"/>
-        </w:rPr>
-        <w:t xml:space="preserve">국가별·용도별 최신 서류 양식을 제공한다.</w:t>
-      </w:r>
-    </w:p>
-    <w:p>
-      <w:pPr>
-        <w:pStyle w:val="ListParagraph"/>
-        <w:numPr>
-          <w:ilvl w:val="0"/>
-          <w:numId w:val="2"/>
-        </w:numPr>
-        <w:spacing w:after="30" w:line="264"/>
-      </w:pPr>
-      <w:r>
-        <w:rPr>
-          <w:rFonts w:ascii="맑은 고딕" w:cs="맑은 고딕" w:eastAsia="맑은 고딕" w:hAnsi="맑은 고딕"/>
-          <w:sz w:val="20"/>
-          <w:szCs w:val="20"/>
-        </w:rPr>
-        <w:t xml:space="preserve">담당자가 확정한 답변을 한 번의 조작으로 공개 상태로 전환한다.</w:t>
-      </w:r>
-    </w:p>
-    <w:p>
-      <w:pPr>
-        <w:pStyle w:val="ListParagraph"/>
-        <w:numPr>
-          <w:ilvl w:val="0"/>
-          <w:numId w:val="2"/>
-        </w:numPr>
-        <w:spacing w:after="30" w:line="264"/>
-      </w:pPr>
-      <w:r>
-        <w:rPr>
-          <w:rFonts w:ascii="맑은 고딕" w:cs="맑은 고딕" w:eastAsia="맑은 고딕" w:hAnsi="맑은 고딕"/>
-          <w:sz w:val="20"/>
-          <w:szCs w:val="20"/>
-        </w:rPr>
-        <w:t xml:space="preserve">근거 규정이 개정되면 관련 답변을 검토 대상으로 표시한다.</w:t>
+        <w:t xml:space="preserve">담당자 수정·확정 내용의 지식베이스 반영 및 후속 답변 활용</w:t>
+      </w:r>
+    </w:p>
+    <w:p>
+      <w:pPr>
+        <w:pStyle w:val="ListParagraph"/>
+        <w:numPr>
+          <w:ilvl w:val="0"/>
+          <w:numId w:val="2"/>
+        </w:numPr>
+        <w:spacing w:after="30" w:line="264"/>
+      </w:pPr>
+      <w:r>
+        <w:rPr>
+          <w:rFonts w:ascii="맑은 고딕" w:cs="맑은 고딕" w:eastAsia="맑은 고딕" w:hAnsi="맑은 고딕"/>
+          <w:sz w:val="20"/>
+          <w:szCs w:val="20"/>
+        </w:rPr>
+        <w:t xml:space="preserve">원 답변 대비 확정본의 수정 정도 자동 집계</w:t>
+      </w:r>
+    </w:p>
+    <w:p>
+      <w:pPr>
+        <w:pStyle w:val="ListParagraph"/>
+        <w:numPr>
+          <w:ilvl w:val="0"/>
+          <w:numId w:val="2"/>
+        </w:numPr>
+        <w:spacing w:after="30" w:line="264"/>
+      </w:pPr>
+      <w:r>
+        <w:rPr>
+          <w:rFonts w:ascii="맑은 고딕" w:cs="맑은 고딕" w:eastAsia="맑은 고딕" w:hAnsi="맑은 고딕"/>
+          <w:sz w:val="20"/>
+          <w:szCs w:val="20"/>
+        </w:rPr>
+        <w:t xml:space="preserve">국가·법인격·가족 동반 여부에 따른 준비 항목 및 기한 제시</w:t>
+      </w:r>
+    </w:p>
+    <w:p>
+      <w:pPr>
+        <w:pStyle w:val="ListParagraph"/>
+        <w:numPr>
+          <w:ilvl w:val="0"/>
+          <w:numId w:val="2"/>
+        </w:numPr>
+        <w:spacing w:after="30" w:line="264"/>
+      </w:pPr>
+      <w:r>
+        <w:rPr>
+          <w:rFonts w:ascii="맑은 고딕" w:cs="맑은 고딕" w:eastAsia="맑은 고딕" w:hAnsi="맑은 고딕"/>
+          <w:sz w:val="20"/>
+          <w:szCs w:val="20"/>
+        </w:rPr>
+        <w:t xml:space="preserve">국가별·용도별 최신 서류 양식 제공</w:t>
+      </w:r>
+    </w:p>
+    <w:p>
+      <w:pPr>
+        <w:pStyle w:val="ListParagraph"/>
+        <w:numPr>
+          <w:ilvl w:val="0"/>
+          <w:numId w:val="2"/>
+        </w:numPr>
+        <w:spacing w:after="30" w:line="264"/>
+      </w:pPr>
+      <w:r>
+        <w:rPr>
+          <w:rFonts w:ascii="맑은 고딕" w:cs="맑은 고딕" w:eastAsia="맑은 고딕" w:hAnsi="맑은 고딕"/>
+          <w:sz w:val="20"/>
+          <w:szCs w:val="20"/>
+        </w:rPr>
+        <w:t xml:space="preserve">담당자 확정 답변의 단일 조작 공개 전환</w:t>
+      </w:r>
+    </w:p>
+    <w:p>
+      <w:pPr>
+        <w:pStyle w:val="ListParagraph"/>
+        <w:numPr>
+          <w:ilvl w:val="0"/>
+          <w:numId w:val="2"/>
+        </w:numPr>
+        <w:spacing w:after="30" w:line="264"/>
+      </w:pPr>
+      <w:r>
+        <w:rPr>
+          <w:rFonts w:ascii="맑은 고딕" w:cs="맑은 고딕" w:eastAsia="맑은 고딕" w:hAnsi="맑은 고딕"/>
+          <w:sz w:val="20"/>
+          <w:szCs w:val="20"/>
+        </w:rPr>
+        <w:t xml:space="preserve">근거 규정 개정 시 관련 답변의 검토 대상 표시</w:t>
       </w:r>
     </w:p>
     <w:p>
@@ -4234,7 +3070,7 @@
           <w:sz w:val="20"/>
           <w:szCs w:val="20"/>
         </w:rPr>
-        <w:t xml:space="preserve"> — 사전에 작성한 평가 문항 기준으로 정답률 90% 이상을 확보한다.</w:t>
+        <w:t xml:space="preserve"> — 사전 작성 평가 문항 기준 정답률 90% 이상 확보</w:t>
       </w:r>
     </w:p>
     <w:p>
@@ -4262,7 +3098,7 @@
           <w:sz w:val="20"/>
           <w:szCs w:val="20"/>
         </w:rPr>
-        <w:t xml:space="preserve"> — 인용한 조항이 실제 근거 조항과 일치하는 비율이 95% 이상이어야 한다.</w:t>
+        <w:t xml:space="preserve"> — 인용 조항과 실제 근거 조항의 일치율 95% 이상 요구</w:t>
       </w:r>
     </w:p>
     <w:p>
@@ -4290,7 +3126,7 @@
           <w:sz w:val="20"/>
           <w:szCs w:val="20"/>
         </w:rPr>
-        <w:t xml:space="preserve"> — 해석이 필요한 질문을 걸러내는 비율이 95% 이상이어야 한다.</w:t>
+        <w:t xml:space="preserve"> — 해석 필요 질의의 판별률 95% 이상 요구</w:t>
       </w:r>
     </w:p>
     <w:p>
@@ -4318,7 +3154,7 @@
           <w:sz w:val="20"/>
           <w:szCs w:val="20"/>
         </w:rPr>
-        <w:t xml:space="preserve"> — 근거 문서에 없는 내용을 생성하지 않아야 하며, 정기 점검에서 확인한다.</w:t>
+        <w:t xml:space="preserve"> — 근거 문서에 부재한 내용의 생성 금지 및 정기 점검 수행</w:t>
       </w:r>
     </w:p>
     <w:p>
@@ -4346,7 +3182,7 @@
           <w:sz w:val="20"/>
           <w:szCs w:val="20"/>
         </w:rPr>
-        <w:t xml:space="preserve"> — 일반적인 규정 질의에 대해 10초 이내에 응답한다.</w:t>
+        <w:t xml:space="preserve"> — 일반 규정 질의에 대한 10초 이내 응답</w:t>
       </w:r>
     </w:p>
     <w:p>
@@ -4374,7 +3210,7 @@
           <w:sz w:val="20"/>
           <w:szCs w:val="20"/>
         </w:rPr>
-        <w:t xml:space="preserve"> — 정기인사 시기 기준으로 동시 접속 30명을 처리한다.</w:t>
+        <w:t xml:space="preserve"> — 정기인사 시기 기준 동시 접속 30명 처리</w:t>
       </w:r>
     </w:p>
     <w:p>
@@ -4402,7 +3238,7 @@
           <w:sz w:val="20"/>
           <w:szCs w:val="20"/>
         </w:rPr>
-        <w:t xml:space="preserve"> — 모든 처리가 내부 환경에서 이루어지며 외부로 반출되지 않는다.</w:t>
+        <w:t xml:space="preserve"> — 전 처리 과정의 내부 환경 수행 및 외부 반출 금지</w:t>
       </w:r>
     </w:p>
     <w:p>
@@ -4430,7 +3266,7 @@
           <w:sz w:val="20"/>
           <w:szCs w:val="20"/>
         </w:rPr>
-        <w:t xml:space="preserve"> — 급여액, 가족 정보, 주소, 여권 등 개인정보를 처리하지 않는다.</w:t>
+        <w:t xml:space="preserve"> — 급여액, 가족 정보, 주소, 여권 등 개인정보의 미처리</w:t>
       </w:r>
     </w:p>
     <w:p>
@@ -4458,7 +3294,7 @@
           <w:sz w:val="20"/>
           <w:szCs w:val="20"/>
         </w:rPr>
-        <w:t xml:space="preserve"> — 1차 버전은 지정된 담당자만 접근하며, 2차 버전에서 대상을 확대한다.</w:t>
+        <w:t xml:space="preserve"> — 1차 버전은 지정 담당자 한정, 2차 버전에서 대상 확대</w:t>
       </w:r>
     </w:p>
     <w:p>
@@ -4486,7 +3322,7 @@
           <w:sz w:val="20"/>
           <w:szCs w:val="20"/>
         </w:rPr>
-        <w:t xml:space="preserve"> — 모든 질의, 답변, 확정 이력을 보존한다.</w:t>
+        <w:t xml:space="preserve"> — 전체 질의, 답변, 확정 이력의 보존</w:t>
       </w:r>
     </w:p>
     <w:p>
@@ -4514,7 +3350,7 @@
           <w:sz w:val="20"/>
           <w:szCs w:val="20"/>
         </w:rPr>
-        <w:t xml:space="preserve"> — 별도 교육 없이 한국어 자연어로 질문할 수 있어야 한다.</w:t>
+        <w:t xml:space="preserve"> — 별도 교육 없는 한국어 자연어 질의 가능</w:t>
       </w:r>
     </w:p>
     <w:p>
@@ -4542,7 +3378,7 @@
           <w:sz w:val="20"/>
           <w:szCs w:val="20"/>
         </w:rPr>
-        <w:t xml:space="preserve"> — 내부 시스템을 통해 접속하며 별도의 접속 경로를 만들지 않는다.</w:t>
+        <w:t xml:space="preserve"> — 내부 시스템을 통한 접속 및 별도 접속 경로 미생성</w:t>
       </w:r>
     </w:p>
     <w:p>
@@ -4570,7 +3406,7 @@
           <w:sz w:val="20"/>
           <w:szCs w:val="20"/>
         </w:rPr>
-        <w:t xml:space="preserve"> — 업무시간 기준으로 안정적인 가용성을 확보한다.</w:t>
+        <w:t xml:space="preserve"> — 업무시간 기준의 안정적 가용성 확보</w:t>
       </w:r>
     </w:p>
     <w:p>
@@ -4598,7 +3434,7 @@
           <w:sz w:val="20"/>
           <w:szCs w:val="20"/>
         </w:rPr>
-        <w:t xml:space="preserve"> — 담당자의 확정 없이는 어떤 답변도 공개되지 않는다.</w:t>
+        <w:t xml:space="preserve"> — 담당자 확정 없는 답변 공개 금지</w:t>
       </w:r>
     </w:p>
     <w:p>
@@ -4626,7 +3462,7 @@
           <w:sz w:val="20"/>
           <w:szCs w:val="20"/>
         </w:rPr>
-        <w:t xml:space="preserve"> — 안내서와 양식은 시스템 수정 없이 담당 부서가 직접 갱신할 수 있어야 한다.</w:t>
+        <w:t xml:space="preserve"> — 안내서 및 양식의 시스템 수정 없는 담당 부서 직접 갱신 가능</w:t>
       </w:r>
     </w:p>
     <w:p>
@@ -4654,7 +3490,7 @@
           <w:sz w:val="20"/>
           <w:szCs w:val="20"/>
         </w:rPr>
-        <w:t xml:space="preserve"> — 국가와 법인격 추가가 자료 추가만으로 가능해야 한다.</w:t>
+        <w:t xml:space="preserve"> — 국가 및 법인격 추가의 자료 추가만으로 가능한 구조 요구</w:t>
       </w:r>
     </w:p>
     <w:p>
@@ -4719,7 +3555,7 @@
           <w:sz w:val="20"/>
           <w:szCs w:val="20"/>
         </w:rPr>
-        <w:t xml:space="preserve"> — 사내 규정 자동 수집 체계와 연동하며, 소관은 HR·직원만족부다. 확보되어 있다.</w:t>
+        <w:t xml:space="preserve"> — 사내 규정 자동 수집 체계 연동, 소관은 HR·직원만족부. 확보 완료</w:t>
       </w:r>
     </w:p>
     <w:p>
@@ -4747,7 +3583,7 @@
           <w:sz w:val="20"/>
           <w:szCs w:val="20"/>
         </w:rPr>
-        <w:t xml:space="preserve"> — 글로벌성장지원부와 국가별 RM이 작성·관리한다. 정비가 필요하다.</w:t>
+        <w:t xml:space="preserve"> — 글로벌성장지원부 및 국가별 RM 작성·관리. 정비 필요</w:t>
       </w:r>
     </w:p>
     <w:p>
@@ -4775,7 +3611,7 @@
           <w:sz w:val="20"/>
           <w:szCs w:val="20"/>
         </w:rPr>
-        <w:t xml:space="preserve"> — 글로벌추진부와 국가별 RM이 작성·관리한다. 정비가 필요하다.</w:t>
+        <w:t xml:space="preserve"> — 글로벌추진부 및 국가별 RM 작성·관리. 정비 필요</w:t>
       </w:r>
     </w:p>
     <w:p>
@@ -4803,7 +3639,7 @@
           <w:sz w:val="20"/>
           <w:szCs w:val="20"/>
         </w:rPr>
-        <w:t xml:space="preserve"> — 양 부서가 공동으로 정리한다. 정비가 필요하다.</w:t>
+        <w:t xml:space="preserve"> — 양 부서 공동 정리. 정비 필요</w:t>
       </w:r>
     </w:p>
     <w:p>
@@ -4831,7 +3667,7 @@
           <w:sz w:val="20"/>
           <w:szCs w:val="20"/>
         </w:rPr>
-        <w:t xml:space="preserve"> — 각 부서가 등록·갱신한다. 정비가 필요하다.</w:t>
+        <w:t xml:space="preserve"> — 각 부서 등록·갱신. 정비 필요</w:t>
       </w:r>
     </w:p>
     <w:p>
@@ -4859,7 +3695,7 @@
           <w:sz w:val="20"/>
           <w:szCs w:val="20"/>
         </w:rPr>
-        <w:t xml:space="preserve"> — 담당자 확정 시 시스템이 자동으로 축적한다.</w:t>
+        <w:t xml:space="preserve"> — 담당자 확정 시 시스템 자동 축적</w:t>
       </w:r>
     </w:p>
     <w:p>
@@ -4887,7 +3723,7 @@
           <w:sz w:val="20"/>
           <w:szCs w:val="20"/>
         </w:rPr>
-        <w:t xml:space="preserve"> — 답변 정확도 측정을 위해 담당자 협업으로 작성한다.</w:t>
+        <w:t xml:space="preserve"> — 답변 정확도 측정 목적, 담당자 협업 작성 필요</w:t>
       </w:r>
     </w:p>
     <w:p>
@@ -4917,35 +3753,35 @@
           <w:sz w:val="20"/>
           <w:szCs w:val="20"/>
         </w:rPr>
-        <w:t xml:space="preserve">모든 규정 문서는 아래 정보를 함께 보유해야 하며, 없는 문서는 검색 대상에 포함하지 않는다.</w:t>
-      </w:r>
-    </w:p>
-    <w:p>
-      <w:pPr>
-        <w:pStyle w:val="ListParagraph"/>
-        <w:numPr>
-          <w:ilvl w:val="0"/>
-          <w:numId w:val="2"/>
-        </w:numPr>
-        <w:spacing w:after="30" w:line="264"/>
-      </w:pPr>
-      <w:r>
-        <w:rPr>
-          <w:rFonts w:ascii="맑은 고딕" w:cs="맑은 고딕" w:eastAsia="맑은 고딕" w:hAnsi="맑은 고딕"/>
-          <w:b/>
-          <w:bCs/>
-          <w:sz w:val="20"/>
-          <w:szCs w:val="20"/>
-        </w:rPr>
-        <w:t xml:space="preserve">시행일과 버전</w:t>
-      </w:r>
-      <w:r>
-        <w:rPr>
-          <w:rFonts w:ascii="맑은 고딕" w:cs="맑은 고딕" w:eastAsia="맑은 고딕" w:hAnsi="맑은 고딕"/>
-          <w:sz w:val="20"/>
-          <w:szCs w:val="20"/>
-        </w:rPr>
-        <w:t xml:space="preserve"> — 현행 규정 판별과 개정 전 규정 구분에 사용한다.</w:t>
+        <w:t xml:space="preserve">전체 규정 문서는 아래 정보의 보유가 필수이며, 미보유 문서는 검색 대상에서 제외.</w:t>
+      </w:r>
+    </w:p>
+    <w:p>
+      <w:pPr>
+        <w:pStyle w:val="ListParagraph"/>
+        <w:numPr>
+          <w:ilvl w:val="0"/>
+          <w:numId w:val="2"/>
+        </w:numPr>
+        <w:spacing w:after="30" w:line="264"/>
+      </w:pPr>
+      <w:r>
+        <w:rPr>
+          <w:rFonts w:ascii="맑은 고딕" w:cs="맑은 고딕" w:eastAsia="맑은 고딕" w:hAnsi="맑은 고딕"/>
+          <w:b/>
+          <w:bCs/>
+          <w:sz w:val="20"/>
+          <w:szCs w:val="20"/>
+        </w:rPr>
+        <w:t xml:space="preserve">시행일 및 버전</w:t>
+      </w:r>
+      <w:r>
+        <w:rPr>
+          <w:rFonts w:ascii="맑은 고딕" w:cs="맑은 고딕" w:eastAsia="맑은 고딕" w:hAnsi="맑은 고딕"/>
+          <w:sz w:val="20"/>
+          <w:szCs w:val="20"/>
+        </w:rPr>
+        <w:t xml:space="preserve"> — 현행 규정 판별 및 개정 전 규정 구분 용도</w:t>
       </w:r>
     </w:p>
     <w:p>
@@ -4973,7 +3809,7 @@
           <w:sz w:val="20"/>
           <w:szCs w:val="20"/>
         </w:rPr>
-        <w:t xml:space="preserve"> — 답변 시 소관 표시와 연결 대상 분기에 사용한다.</w:t>
+        <w:t xml:space="preserve"> — 답변 시 소관 표시 및 연결 대상 분기 용도</w:t>
       </w:r>
     </w:p>
     <w:p>
@@ -5001,7 +3837,7 @@
           <w:sz w:val="20"/>
           <w:szCs w:val="20"/>
         </w:rPr>
-        <w:t xml:space="preserve"> — 국가별 답변 분기에 사용한다.</w:t>
+        <w:t xml:space="preserve"> — 국가별 답변 분기 용도</w:t>
       </w:r>
     </w:p>
     <w:p>
@@ -5029,7 +3865,7 @@
           <w:sz w:val="20"/>
           <w:szCs w:val="20"/>
         </w:rPr>
-        <w:t xml:space="preserve"> — 자회사와 국외점포의 규정 차이를 반영하는 데 사용한다.</w:t>
+        <w:t xml:space="preserve"> — 자회사 및 국외점포 간 규정 차이 반영 용도</w:t>
       </w:r>
     </w:p>
     <w:p>
@@ -5064,79 +3900,79 @@
           <w:sz w:val="20"/>
           <w:szCs w:val="20"/>
         </w:rPr>
-        <w:t xml:space="preserve">규정·지침은 자동 수집 체계에 연동하며, 개정 반영 주기와 폐지 규정 제외 여부를 사전 확인한다.</w:t>
-      </w:r>
-    </w:p>
-    <w:p>
-      <w:pPr>
-        <w:pStyle w:val="ListParagraph"/>
-        <w:numPr>
-          <w:ilvl w:val="0"/>
-          <w:numId w:val="2"/>
-        </w:numPr>
-        <w:spacing w:after="30" w:line="264"/>
-      </w:pPr>
-      <w:r>
-        <w:rPr>
-          <w:rFonts w:ascii="맑은 고딕" w:cs="맑은 고딕" w:eastAsia="맑은 고딕" w:hAnsi="맑은 고딕"/>
-          <w:sz w:val="20"/>
-          <w:szCs w:val="20"/>
-        </w:rPr>
-        <w:t xml:space="preserve">안내서와 양식은 부서 소유로 관리하되, 인사발령에 대응할 수 있도록 </w:t>
-      </w:r>
-      <w:r>
-        <w:rPr>
-          <w:rFonts w:ascii="맑은 고딕" w:cs="맑은 고딕" w:eastAsia="맑은 고딕" w:hAnsi="맑은 고딕"/>
-          <w:b/>
-          <w:bCs/>
-          <w:sz w:val="20"/>
-          <w:szCs w:val="20"/>
-        </w:rPr>
-        <w:t xml:space="preserve">역할 기준으로 갱신 담당을 지정</w:t>
-      </w:r>
-      <w:r>
-        <w:rPr>
-          <w:rFonts w:ascii="맑은 고딕" w:cs="맑은 고딕" w:eastAsia="맑은 고딕" w:hAnsi="맑은 고딕"/>
-          <w:sz w:val="20"/>
-          <w:szCs w:val="20"/>
-        </w:rPr>
-        <w:t xml:space="preserve">한다.</w:t>
-      </w:r>
-    </w:p>
-    <w:p>
-      <w:pPr>
-        <w:pStyle w:val="ListParagraph"/>
-        <w:numPr>
-          <w:ilvl w:val="0"/>
-          <w:numId w:val="2"/>
-        </w:numPr>
-        <w:spacing w:after="30" w:line="264"/>
-      </w:pPr>
-      <w:r>
-        <w:rPr>
-          <w:rFonts w:ascii="맑은 고딕" w:cs="맑은 고딕" w:eastAsia="맑은 고딕" w:hAnsi="맑은 고딕"/>
-          <w:sz w:val="20"/>
-          <w:szCs w:val="20"/>
-        </w:rPr>
-        <w:t xml:space="preserve">사례는 담당자 확정 시 자동 축적되어 이후 답변에 활용된다.</w:t>
-      </w:r>
-    </w:p>
-    <w:p>
-      <w:pPr>
-        <w:pStyle w:val="ListParagraph"/>
-        <w:numPr>
-          <w:ilvl w:val="0"/>
-          <w:numId w:val="2"/>
-        </w:numPr>
-        <w:spacing w:after="30" w:line="264"/>
-      </w:pPr>
-      <w:r>
-        <w:rPr>
-          <w:rFonts w:ascii="맑은 고딕" w:cs="맑은 고딕" w:eastAsia="맑은 고딕" w:hAnsi="맑은 고딕"/>
-          <w:sz w:val="20"/>
-          <w:szCs w:val="20"/>
-        </w:rPr>
-        <w:t xml:space="preserve">개인정보는 수집하거나 저장하지 않는다.</w:t>
+        <w:t xml:space="preserve">규정·지침은 자동 수집 체계 연동, 개정 반영 주기 및 폐지 규정 제외 여부의 사전 확인 필요</w:t>
+      </w:r>
+    </w:p>
+    <w:p>
+      <w:pPr>
+        <w:pStyle w:val="ListParagraph"/>
+        <w:numPr>
+          <w:ilvl w:val="0"/>
+          <w:numId w:val="2"/>
+        </w:numPr>
+        <w:spacing w:after="30" w:line="264"/>
+      </w:pPr>
+      <w:r>
+        <w:rPr>
+          <w:rFonts w:ascii="맑은 고딕" w:cs="맑은 고딕" w:eastAsia="맑은 고딕" w:hAnsi="맑은 고딕"/>
+          <w:sz w:val="20"/>
+          <w:szCs w:val="20"/>
+        </w:rPr>
+        <w:t xml:space="preserve">안내서 및 양식은 부서 소유 관리, 인사발령 대응을 위한 </w:t>
+      </w:r>
+      <w:r>
+        <w:rPr>
+          <w:rFonts w:ascii="맑은 고딕" w:cs="맑은 고딕" w:eastAsia="맑은 고딕" w:hAnsi="맑은 고딕"/>
+          <w:b/>
+          <w:bCs/>
+          <w:sz w:val="20"/>
+          <w:szCs w:val="20"/>
+        </w:rPr>
+        <w:t xml:space="preserve">역할 기준 갱신 담당 지정</w:t>
+      </w:r>
+      <w:r>
+        <w:rPr>
+          <w:rFonts w:ascii="맑은 고딕" w:cs="맑은 고딕" w:eastAsia="맑은 고딕" w:hAnsi="맑은 고딕"/>
+          <w:sz w:val="20"/>
+          <w:szCs w:val="20"/>
+        </w:rPr>
+        <w:t xml:space="preserve"> 필요</w:t>
+      </w:r>
+    </w:p>
+    <w:p>
+      <w:pPr>
+        <w:pStyle w:val="ListParagraph"/>
+        <w:numPr>
+          <w:ilvl w:val="0"/>
+          <w:numId w:val="2"/>
+        </w:numPr>
+        <w:spacing w:after="30" w:line="264"/>
+      </w:pPr>
+      <w:r>
+        <w:rPr>
+          <w:rFonts w:ascii="맑은 고딕" w:cs="맑은 고딕" w:eastAsia="맑은 고딕" w:hAnsi="맑은 고딕"/>
+          <w:sz w:val="20"/>
+          <w:szCs w:val="20"/>
+        </w:rPr>
+        <w:t xml:space="preserve">사례는 담당자 확정 시 자동 축적 및 후속 답변 활용</w:t>
+      </w:r>
+    </w:p>
+    <w:p>
+      <w:pPr>
+        <w:pStyle w:val="ListParagraph"/>
+        <w:numPr>
+          <w:ilvl w:val="0"/>
+          <w:numId w:val="2"/>
+        </w:numPr>
+        <w:spacing w:after="30" w:line="264"/>
+      </w:pPr>
+      <w:r>
+        <w:rPr>
+          <w:rFonts w:ascii="맑은 고딕" w:cs="맑은 고딕" w:eastAsia="맑은 고딕" w:hAnsi="맑은 고딕"/>
+          <w:sz w:val="20"/>
+          <w:szCs w:val="20"/>
+        </w:rPr>
+        <w:t xml:space="preserve">개인정보의 수집 및 저장 금지</w:t>
       </w:r>
     </w:p>
     <w:p>
@@ -5156,7 +3992,7 @@
           <w:sz w:val="20"/>
           <w:szCs w:val="20"/>
         </w:rPr>
-        <w:t xml:space="preserve">규정은 자동으로 수집되지만 안내서·양식·사례는 담당 부서가 직접 정비해야 한다. </w:t>
+        <w:t xml:space="preserve">규정은 자동 수집되나 안내서·양식·사례는 담당 부서의 직접 정비 필요. </w:t>
       </w:r>
       <w:r>
         <w:rPr>
@@ -5168,7 +4004,7 @@
           <w:sz w:val="20"/>
           <w:szCs w:val="20"/>
         </w:rPr>
-        <w:t xml:space="preserve">자료 정비가 이 프로젝트의 가장 중요한 선행 과제이며, 인사발령 이전에 완료되도록 산출물 기준으로 관리한다.</w:t>
+        <w:t xml:space="preserve">자료 정비가 본 과제의 최우선 선행 과제이며, 인사발령 이전 완료를 위한 산출물 기준 관리 요구.</w:t>
       </w:r>
     </w:p>
     <w:p>
@@ -5236,7 +4072,7 @@
           <w:sz w:val="20"/>
           <w:szCs w:val="20"/>
         </w:rPr>
-        <w:t xml:space="preserve">사용자 수가 많지 않아 통계적 비교가 어려우므로, 도입 전후 비교와 평가 문항 측정을 병행한다.</w:t>
+        <w:t xml:space="preserve">사용자 규모가 크지 않아 통계적 비교가 어려우므로, 도입 전후 비교와 평가 문항 측정의 병행 필요.</w:t>
       </w:r>
     </w:p>
     <w:p>
@@ -5281,7 +4117,7 @@
           <w:sz w:val="20"/>
           <w:szCs w:val="20"/>
         </w:rPr>
-        <w:t xml:space="preserve"> — 도입 전 기준 대비 40% 감소를 목표로 한다. 문의 채널 기록으로 집계한다.</w:t>
+        <w:t xml:space="preserve"> — 도입 전 대비 40% 감소 목표, 문의 채널 기록 기준 집계</w:t>
       </w:r>
     </w:p>
     <w:p>
@@ -5309,7 +4145,7 @@
           <w:sz w:val="20"/>
           <w:szCs w:val="20"/>
         </w:rPr>
-        <w:t xml:space="preserve"> — 60%를 목표로 한다. 사용 기록으로 집계한다.</w:t>
+        <w:t xml:space="preserve"> — 60% 목표, 사용 기록 기준 집계</w:t>
       </w:r>
     </w:p>
     <w:p>
@@ -5337,7 +4173,7 @@
           <w:sz w:val="20"/>
           <w:szCs w:val="20"/>
         </w:rPr>
-        <w:t xml:space="preserve"> — 전년 동기 대비 40% 감소를 목표로 한다.</w:t>
+        <w:t xml:space="preserve"> — 전년 동기 대비 40% 감소 목표</w:t>
       </w:r>
     </w:p>
     <w:p>
@@ -5365,7 +4201,7 @@
           <w:sz w:val="20"/>
           <w:szCs w:val="20"/>
         </w:rPr>
-        <w:t xml:space="preserve"> — 도입 전 대비 30% 단축을 목표로 한다.</w:t>
+        <w:t xml:space="preserve"> — 도입 전 대비 30% 단축 목표</w:t>
       </w:r>
     </w:p>
     <w:p>
@@ -5410,7 +4246,7 @@
           <w:sz w:val="20"/>
           <w:szCs w:val="20"/>
         </w:rPr>
-        <w:t xml:space="preserve"> — 90% 이상. 배포 전과 이후 분기별로 측정한다.</w:t>
+        <w:t xml:space="preserve"> — 90% 이상, 배포 전 및 이후 분기별 측정</w:t>
       </w:r>
     </w:p>
     <w:p>
@@ -5438,7 +4274,7 @@
           <w:sz w:val="20"/>
           <w:szCs w:val="20"/>
         </w:rPr>
-        <w:t xml:space="preserve"> — 95% 이상. 인용 조항이 실제 근거 조항과 일치하는 비율이다.</w:t>
+        <w:t xml:space="preserve"> — 95% 이상, 인용 조항과 실제 근거 조항의 일치율</w:t>
       </w:r>
     </w:p>
     <w:p>
@@ -5466,7 +4302,7 @@
           <w:sz w:val="20"/>
           <w:szCs w:val="20"/>
         </w:rPr>
-        <w:t xml:space="preserve"> — 95% 이상. 해석이 필요한 문항을 올바르게 걸러낸 비율이다.</w:t>
+        <w:t xml:space="preserve"> — 95% 이상, 해석 필요 문항의 정상 판별 비율</w:t>
       </w:r>
     </w:p>
     <w:p>
@@ -5494,7 +4330,7 @@
           <w:sz w:val="20"/>
           <w:szCs w:val="20"/>
         </w:rPr>
-        <w:t xml:space="preserve"> — 20% 이하. 원래 답변 대비 확정본의 변경 비율로 자동 집계한다.</w:t>
+        <w:t xml:space="preserve"> — 20% 이하, 원 답변 대비 확정본 변경 비율의 자동 집계</w:t>
       </w:r>
     </w:p>
     <w:p>
@@ -5522,7 +4358,7 @@
           <w:sz w:val="20"/>
           <w:szCs w:val="20"/>
         </w:rPr>
-        <w:t xml:space="preserve"> — 0건. 월 1회 답변 기록을 표본 점검한다.</w:t>
+        <w:t xml:space="preserve"> — 0건, 월 1회 답변 기록 표본 점검</w:t>
       </w:r>
     </w:p>
     <w:p>
@@ -5542,7 +4378,7 @@
           <w:sz w:val="20"/>
           <w:szCs w:val="20"/>
         </w:rPr>
-        <w:t xml:space="preserve">답변 품질 지표는 사용자 수와 무관하게 측정할 수 있어, 사용자가 적은 초기에 활용 가능한 정량 근거다.</w:t>
+        <w:t xml:space="preserve">답변 품질 지표는 사용자 규모와 무관한 측정이 가능하여, 초기 단계에서 활용 가능한 정량 근거에 해당.</w:t>
       </w:r>
     </w:p>
     <w:p>
@@ -5587,7 +4423,7 @@
           <w:sz w:val="20"/>
           <w:szCs w:val="20"/>
         </w:rPr>
-        <w:t xml:space="preserve"> — 주 3일 이상.</w:t>
+        <w:t xml:space="preserve"> — 주 3일 이상</w:t>
       </w:r>
     </w:p>
     <w:p>
@@ -5615,7 +4451,7 @@
           <w:sz w:val="20"/>
           <w:szCs w:val="20"/>
         </w:rPr>
-        <w:t xml:space="preserve"> — 2차 버전에서 30% 이상.</w:t>
+        <w:t xml:space="preserve"> — 2차 버전 기준 30% 이상</w:t>
       </w:r>
     </w:p>
     <w:p>
@@ -5643,20 +4479,7 @@
           <w:sz w:val="20"/>
           <w:szCs w:val="20"/>
         </w:rPr>
-        <w:t xml:space="preserve"> — 20% 이하. 동일 사용자가 같은 주제로 7일 내 다시 질문한 비율이다.</w:t>
-      </w:r>
-    </w:p>
-    <w:p>
-      <w:pPr>
-        <w:spacing w:after="80" w:line="264"/>
-      </w:pPr>
-      <w:r>
-        <w:rPr>
-          <w:rFonts w:ascii="맑은 고딕" w:cs="맑은 고딕" w:eastAsia="맑은 고딕" w:hAnsi="맑은 고딕"/>
-          <w:sz w:val="20"/>
-          <w:szCs w:val="20"/>
-        </w:rPr>
-        <w:t xml:space="preserve">도입 전 2주간 기준값을 측정한 뒤 목표치를 확정한다. 기준값 없이 세운 목표는 성과를 증명하지 못한다.</w:t>
+        <w:t xml:space="preserve"> — 20% 이하, 동일 사용자의 동일 주제 7일 내 재질의 비율</w:t>
       </w:r>
     </w:p>
     <w:p>
@@ -5706,7 +4529,7 @@
           <w:sz w:val="20"/>
           <w:szCs w:val="20"/>
         </w:rPr>
-        <w:t xml:space="preserve">대상은 본부 HR담당자이며, 범위는 보수·복지 및 인사 규정 질의응답과 사례 축적이다. 규정은 자동으로 수집되어 별도 자료 준비가 필요 없으므로 먼저 다루고, 부임 안내는 국가별 자료 정비가 선행되어야 하므로 2차 버전으로 배치한다. 1차 운영 기간 중 안내서 정비를 병행한다.</w:t>
+        <w:t xml:space="preserve">대상은 글로벌사업그룹 HR 담당자이며, 범위는 보수·복지 및 인사 규정 질의응답과 사례 축적. 규정의 자동 수집으로 별도 자료 준비가 불요하여 선행하고, 부임 안내는 국가별 자료 정비 선행이 필요하여 2차 버전으로 배치. 1차 운영 기간 중 안내서 정비 병행.</w:t>
       </w:r>
     </w:p>
     <w:p>
@@ -5741,79 +4564,79 @@
           <w:sz w:val="20"/>
           <w:szCs w:val="20"/>
         </w:rPr>
-        <w:t xml:space="preserve">담당자 문의 중 규정 인용과 절차 안내로 답변 가능한 비율이 60% 이상일 것.</w:t>
-      </w:r>
-    </w:p>
-    <w:p>
-      <w:pPr>
-        <w:pStyle w:val="ListParagraph"/>
-        <w:numPr>
-          <w:ilvl w:val="0"/>
-          <w:numId w:val="2"/>
-        </w:numPr>
-        <w:spacing w:after="30" w:line="264"/>
-      </w:pPr>
-      <w:r>
-        <w:rPr>
-          <w:rFonts w:ascii="맑은 고딕" w:cs="맑은 고딕" w:eastAsia="맑은 고딕" w:hAnsi="맑은 고딕"/>
-          <w:sz w:val="20"/>
-          <w:szCs w:val="20"/>
-        </w:rPr>
-        <w:t xml:space="preserve">평가용 문항 작성이 완료되었을 것.</w:t>
-      </w:r>
-    </w:p>
-    <w:p>
-      <w:pPr>
-        <w:pStyle w:val="ListParagraph"/>
-        <w:numPr>
-          <w:ilvl w:val="0"/>
-          <w:numId w:val="2"/>
-        </w:numPr>
-        <w:spacing w:after="30" w:line="264"/>
-      </w:pPr>
-      <w:r>
-        <w:rPr>
-          <w:rFonts w:ascii="맑은 고딕" w:cs="맑은 고딕" w:eastAsia="맑은 고딕" w:hAnsi="맑은 고딕"/>
-          <w:sz w:val="20"/>
-          <w:szCs w:val="20"/>
-        </w:rPr>
-        <w:t xml:space="preserve">규정 자동 수집의 개정 반영 주기와 폐지 규정 제외 여부가 확인되었을 것.</w:t>
-      </w:r>
-    </w:p>
-    <w:p>
-      <w:pPr>
-        <w:pStyle w:val="ListParagraph"/>
-        <w:numPr>
-          <w:ilvl w:val="0"/>
-          <w:numId w:val="2"/>
-        </w:numPr>
-        <w:spacing w:after="30" w:line="264"/>
-      </w:pPr>
-      <w:r>
-        <w:rPr>
-          <w:rFonts w:ascii="맑은 고딕" w:cs="맑은 고딕" w:eastAsia="맑은 고딕" w:hAnsi="맑은 고딕"/>
-          <w:sz w:val="20"/>
-          <w:szCs w:val="20"/>
-        </w:rPr>
-        <w:t xml:space="preserve">HR·직원만족부와 사전 협의가 완료되었을 것.</w:t>
-      </w:r>
-    </w:p>
-    <w:p>
-      <w:pPr>
-        <w:pStyle w:val="ListParagraph"/>
-        <w:numPr>
-          <w:ilvl w:val="0"/>
-          <w:numId w:val="2"/>
-        </w:numPr>
-        <w:spacing w:after="30" w:line="264"/>
-      </w:pPr>
-      <w:r>
-        <w:rPr>
-          <w:rFonts w:ascii="맑은 고딕" w:cs="맑은 고딕" w:eastAsia="맑은 고딕" w:hAnsi="맑은 고딕"/>
-          <w:sz w:val="20"/>
-          <w:szCs w:val="20"/>
-        </w:rPr>
-        <w:t xml:space="preserve">부임 안내서 1개국분이 확보되어 자료 정비 일정의 현실성이 확인되었을 것.</w:t>
+        <w:t xml:space="preserve">담당자 문의 중 규정 인용 및 절차 안내로 답변 가능한 비율 60% 이상</w:t>
+      </w:r>
+    </w:p>
+    <w:p>
+      <w:pPr>
+        <w:pStyle w:val="ListParagraph"/>
+        <w:numPr>
+          <w:ilvl w:val="0"/>
+          <w:numId w:val="2"/>
+        </w:numPr>
+        <w:spacing w:after="30" w:line="264"/>
+      </w:pPr>
+      <w:r>
+        <w:rPr>
+          <w:rFonts w:ascii="맑은 고딕" w:cs="맑은 고딕" w:eastAsia="맑은 고딕" w:hAnsi="맑은 고딕"/>
+          <w:sz w:val="20"/>
+          <w:szCs w:val="20"/>
+        </w:rPr>
+        <w:t xml:space="preserve">평가용 문항 작성 완료</w:t>
+      </w:r>
+    </w:p>
+    <w:p>
+      <w:pPr>
+        <w:pStyle w:val="ListParagraph"/>
+        <w:numPr>
+          <w:ilvl w:val="0"/>
+          <w:numId w:val="2"/>
+        </w:numPr>
+        <w:spacing w:after="30" w:line="264"/>
+      </w:pPr>
+      <w:r>
+        <w:rPr>
+          <w:rFonts w:ascii="맑은 고딕" w:cs="맑은 고딕" w:eastAsia="맑은 고딕" w:hAnsi="맑은 고딕"/>
+          <w:sz w:val="20"/>
+          <w:szCs w:val="20"/>
+        </w:rPr>
+        <w:t xml:space="preserve">규정 자동 수집의 개정 반영 주기 및 폐지 규정 제외 여부 확인 완료</w:t>
+      </w:r>
+    </w:p>
+    <w:p>
+      <w:pPr>
+        <w:pStyle w:val="ListParagraph"/>
+        <w:numPr>
+          <w:ilvl w:val="0"/>
+          <w:numId w:val="2"/>
+        </w:numPr>
+        <w:spacing w:after="30" w:line="264"/>
+      </w:pPr>
+      <w:r>
+        <w:rPr>
+          <w:rFonts w:ascii="맑은 고딕" w:cs="맑은 고딕" w:eastAsia="맑은 고딕" w:hAnsi="맑은 고딕"/>
+          <w:sz w:val="20"/>
+          <w:szCs w:val="20"/>
+        </w:rPr>
+        <w:t xml:space="preserve">HR·직원만족부와의 사전 협의 완료</w:t>
+      </w:r>
+    </w:p>
+    <w:p>
+      <w:pPr>
+        <w:pStyle w:val="ListParagraph"/>
+        <w:numPr>
+          <w:ilvl w:val="0"/>
+          <w:numId w:val="2"/>
+        </w:numPr>
+        <w:spacing w:after="30" w:line="264"/>
+      </w:pPr>
+      <w:r>
+        <w:rPr>
+          <w:rFonts w:ascii="맑은 고딕" w:cs="맑은 고딕" w:eastAsia="맑은 고딕" w:hAnsi="맑은 고딕"/>
+          <w:sz w:val="20"/>
+          <w:szCs w:val="20"/>
+        </w:rPr>
+        <w:t xml:space="preserve">부임 안내서 1개국분 확보를 통한 자료 정비 일정의 현실성 확인</w:t>
       </w:r>
     </w:p>
     <w:p>
@@ -5848,79 +4671,79 @@
           <w:sz w:val="20"/>
           <w:szCs w:val="20"/>
         </w:rPr>
-        <w:t xml:space="preserve">평가 문항 정답률 90% 이상.</w:t>
-      </w:r>
-    </w:p>
-    <w:p>
-      <w:pPr>
-        <w:pStyle w:val="ListParagraph"/>
-        <w:numPr>
-          <w:ilvl w:val="0"/>
-          <w:numId w:val="2"/>
-        </w:numPr>
-        <w:spacing w:after="30" w:line="264"/>
-      </w:pPr>
-      <w:r>
-        <w:rPr>
-          <w:rFonts w:ascii="맑은 고딕" w:cs="맑은 고딕" w:eastAsia="맑은 고딕" w:hAnsi="맑은 고딕"/>
-          <w:sz w:val="20"/>
-          <w:szCs w:val="20"/>
-        </w:rPr>
-        <w:t xml:space="preserve">출처 정확도 95% 이상.</w:t>
-      </w:r>
-    </w:p>
-    <w:p>
-      <w:pPr>
-        <w:pStyle w:val="ListParagraph"/>
-        <w:numPr>
-          <w:ilvl w:val="0"/>
-          <w:numId w:val="2"/>
-        </w:numPr>
-        <w:spacing w:after="30" w:line="264"/>
-      </w:pPr>
-      <w:r>
-        <w:rPr>
-          <w:rFonts w:ascii="맑은 고딕" w:cs="맑은 고딕" w:eastAsia="맑은 고딕" w:hAnsi="맑은 고딕"/>
-          <w:sz w:val="20"/>
-          <w:szCs w:val="20"/>
-        </w:rPr>
-        <w:t xml:space="preserve">해석 사안 판별률 95% 이상.</w:t>
-      </w:r>
-    </w:p>
-    <w:p>
-      <w:pPr>
-        <w:pStyle w:val="ListParagraph"/>
-        <w:numPr>
-          <w:ilvl w:val="0"/>
-          <w:numId w:val="2"/>
-        </w:numPr>
-        <w:spacing w:after="30" w:line="264"/>
-      </w:pPr>
-      <w:r>
-        <w:rPr>
-          <w:rFonts w:ascii="맑은 고딕" w:cs="맑은 고딕" w:eastAsia="맑은 고딕" w:hAnsi="맑은 고딕"/>
-          <w:sz w:val="20"/>
-          <w:szCs w:val="20"/>
-        </w:rPr>
-        <w:t xml:space="preserve">모든 답변에 조항 원문, 소관부서, 안내 문구가 표시됨을 확인.</w:t>
-      </w:r>
-    </w:p>
-    <w:p>
-      <w:pPr>
-        <w:pStyle w:val="ListParagraph"/>
-        <w:numPr>
-          <w:ilvl w:val="0"/>
-          <w:numId w:val="2"/>
-        </w:numPr>
-        <w:spacing w:after="30" w:line="264"/>
-      </w:pPr>
-      <w:r>
-        <w:rPr>
-          <w:rFonts w:ascii="맑은 고딕" w:cs="맑은 고딕" w:eastAsia="맑은 고딕" w:hAnsi="맑은 고딕"/>
-          <w:sz w:val="20"/>
-          <w:szCs w:val="20"/>
-        </w:rPr>
-        <w:t xml:space="preserve">감사 로그가 정상 기록됨을 확인.</w:t>
+        <w:t xml:space="preserve">평가 문항 정답률 90% 이상 달성</w:t>
+      </w:r>
+    </w:p>
+    <w:p>
+      <w:pPr>
+        <w:pStyle w:val="ListParagraph"/>
+        <w:numPr>
+          <w:ilvl w:val="0"/>
+          <w:numId w:val="2"/>
+        </w:numPr>
+        <w:spacing w:after="30" w:line="264"/>
+      </w:pPr>
+      <w:r>
+        <w:rPr>
+          <w:rFonts w:ascii="맑은 고딕" w:cs="맑은 고딕" w:eastAsia="맑은 고딕" w:hAnsi="맑은 고딕"/>
+          <w:sz w:val="20"/>
+          <w:szCs w:val="20"/>
+        </w:rPr>
+        <w:t xml:space="preserve">출처 정확도 95% 이상 달성</w:t>
+      </w:r>
+    </w:p>
+    <w:p>
+      <w:pPr>
+        <w:pStyle w:val="ListParagraph"/>
+        <w:numPr>
+          <w:ilvl w:val="0"/>
+          <w:numId w:val="2"/>
+        </w:numPr>
+        <w:spacing w:after="30" w:line="264"/>
+      </w:pPr>
+      <w:r>
+        <w:rPr>
+          <w:rFonts w:ascii="맑은 고딕" w:cs="맑은 고딕" w:eastAsia="맑은 고딕" w:hAnsi="맑은 고딕"/>
+          <w:sz w:val="20"/>
+          <w:szCs w:val="20"/>
+        </w:rPr>
+        <w:t xml:space="preserve">해석 사안 판별률 95% 이상 달성</w:t>
+      </w:r>
+    </w:p>
+    <w:p>
+      <w:pPr>
+        <w:pStyle w:val="ListParagraph"/>
+        <w:numPr>
+          <w:ilvl w:val="0"/>
+          <w:numId w:val="2"/>
+        </w:numPr>
+        <w:spacing w:after="30" w:line="264"/>
+      </w:pPr>
+      <w:r>
+        <w:rPr>
+          <w:rFonts w:ascii="맑은 고딕" w:cs="맑은 고딕" w:eastAsia="맑은 고딕" w:hAnsi="맑은 고딕"/>
+          <w:sz w:val="20"/>
+          <w:szCs w:val="20"/>
+        </w:rPr>
+        <w:t xml:space="preserve">전체 답변의 조항 원문, 소관부서, 안내 문구 표시 확인</w:t>
+      </w:r>
+    </w:p>
+    <w:p>
+      <w:pPr>
+        <w:pStyle w:val="ListParagraph"/>
+        <w:numPr>
+          <w:ilvl w:val="0"/>
+          <w:numId w:val="2"/>
+        </w:numPr>
+        <w:spacing w:after="30" w:line="264"/>
+      </w:pPr>
+      <w:r>
+        <w:rPr>
+          <w:rFonts w:ascii="맑은 고딕" w:cs="맑은 고딕" w:eastAsia="맑은 고딕" w:hAnsi="맑은 고딕"/>
+          <w:sz w:val="20"/>
+          <w:szCs w:val="20"/>
+        </w:rPr>
+        <w:t xml:space="preserve">감사 로그의 정상 기록 확인</w:t>
       </w:r>
     </w:p>
     <w:p>
@@ -5955,61 +4778,61 @@
           <w:sz w:val="20"/>
           <w:szCs w:val="20"/>
         </w:rPr>
-        <w:t xml:space="preserve">담당자가 주 3일 이상 자발적으로 사용하고 있을 것.</w:t>
-      </w:r>
-    </w:p>
-    <w:p>
-      <w:pPr>
-        <w:pStyle w:val="ListParagraph"/>
-        <w:numPr>
-          <w:ilvl w:val="0"/>
-          <w:numId w:val="2"/>
-        </w:numPr>
-        <w:spacing w:after="30" w:line="264"/>
-      </w:pPr>
-      <w:r>
-        <w:rPr>
-          <w:rFonts w:ascii="맑은 고딕" w:cs="맑은 고딕" w:eastAsia="맑은 고딕" w:hAnsi="맑은 고딕"/>
-          <w:sz w:val="20"/>
-          <w:szCs w:val="20"/>
-        </w:rPr>
-        <w:t xml:space="preserve">담당자 수정 정도가 20% 이하일 것.</w:t>
-      </w:r>
-    </w:p>
-    <w:p>
-      <w:pPr>
-        <w:pStyle w:val="ListParagraph"/>
-        <w:numPr>
-          <w:ilvl w:val="0"/>
-          <w:numId w:val="2"/>
-        </w:numPr>
-        <w:spacing w:after="30" w:line="264"/>
-      </w:pPr>
-      <w:r>
-        <w:rPr>
-          <w:rFonts w:ascii="맑은 고딕" w:cs="맑은 고딕" w:eastAsia="맑은 고딕" w:hAnsi="맑은 고딕"/>
-          <w:sz w:val="20"/>
-          <w:szCs w:val="20"/>
-        </w:rPr>
-        <w:t xml:space="preserve">공개 대상 답변이 담당자 확정 절차를 거쳤음이 확인될 것.</w:t>
-      </w:r>
-    </w:p>
-    <w:p>
-      <w:pPr>
-        <w:pStyle w:val="ListParagraph"/>
-        <w:numPr>
-          <w:ilvl w:val="0"/>
-          <w:numId w:val="2"/>
-        </w:numPr>
-        <w:spacing w:after="30" w:line="264"/>
-      </w:pPr>
-      <w:r>
-        <w:rPr>
-          <w:rFonts w:ascii="맑은 고딕" w:cs="맑은 고딕" w:eastAsia="맑은 고딕" w:hAnsi="맑은 고딕"/>
-          <w:sz w:val="20"/>
-          <w:szCs w:val="20"/>
-        </w:rPr>
-        <w:t xml:space="preserve">파일럿 국가의 부임 안내서와 양식 정비가 완료되었을 것.</w:t>
+        <w:t xml:space="preserve">담당자의 주 3일 이상 자발적 사용 확인</w:t>
+      </w:r>
+    </w:p>
+    <w:p>
+      <w:pPr>
+        <w:pStyle w:val="ListParagraph"/>
+        <w:numPr>
+          <w:ilvl w:val="0"/>
+          <w:numId w:val="2"/>
+        </w:numPr>
+        <w:spacing w:after="30" w:line="264"/>
+      </w:pPr>
+      <w:r>
+        <w:rPr>
+          <w:rFonts w:ascii="맑은 고딕" w:cs="맑은 고딕" w:eastAsia="맑은 고딕" w:hAnsi="맑은 고딕"/>
+          <w:sz w:val="20"/>
+          <w:szCs w:val="20"/>
+        </w:rPr>
+        <w:t xml:space="preserve">담당자 수정 정도 20% 이하 유지</w:t>
+      </w:r>
+    </w:p>
+    <w:p>
+      <w:pPr>
+        <w:pStyle w:val="ListParagraph"/>
+        <w:numPr>
+          <w:ilvl w:val="0"/>
+          <w:numId w:val="2"/>
+        </w:numPr>
+        <w:spacing w:after="30" w:line="264"/>
+      </w:pPr>
+      <w:r>
+        <w:rPr>
+          <w:rFonts w:ascii="맑은 고딕" w:cs="맑은 고딕" w:eastAsia="맑은 고딕" w:hAnsi="맑은 고딕"/>
+          <w:sz w:val="20"/>
+          <w:szCs w:val="20"/>
+        </w:rPr>
+        <w:t xml:space="preserve">공개 대상 답변의 담당자 확정 절차 이행 확인</w:t>
+      </w:r>
+    </w:p>
+    <w:p>
+      <w:pPr>
+        <w:pStyle w:val="ListParagraph"/>
+        <w:numPr>
+          <w:ilvl w:val="0"/>
+          <w:numId w:val="2"/>
+        </w:numPr>
+        <w:spacing w:after="30" w:line="264"/>
+      </w:pPr>
+      <w:r>
+        <w:rPr>
+          <w:rFonts w:ascii="맑은 고딕" w:cs="맑은 고딕" w:eastAsia="맑은 고딕" w:hAnsi="맑은 고딕"/>
+          <w:sz w:val="20"/>
+          <w:szCs w:val="20"/>
+        </w:rPr>
+        <w:t xml:space="preserve">파일럿 국가의 부임 안내서 및 양식 정비 완료</w:t>
       </w:r>
     </w:p>
     <w:p>
@@ -6092,7 +4915,7 @@
           <w:sz w:val="20"/>
           <w:szCs w:val="20"/>
         </w:rPr>
-        <w:t xml:space="preserve"> — 담당 부서가 본업과 병행해야 한다. 산출물 기준으로 관리하고 마감을 인사발령 이전으로 설정하며, 착수 전 1개국분 확보로 일정의 현실성을 검증한다.</w:t>
+        <w:t xml:space="preserve"> — 담당 부서의 본업 병행에 따른 지연 우려. 산출물 기준 관리 및 인사발령 이전 마감 설정, 착수 전 1개국분 확보를 통한 일정 현실성 검증으로 완화</w:t>
       </w:r>
     </w:p>
     <w:p>
@@ -6120,35 +4943,35 @@
           <w:sz w:val="20"/>
           <w:szCs w:val="20"/>
         </w:rPr>
-        <w:t xml:space="preserve"> — 개정 전 규정으로 답변할 경우 영향이 크다. 자동 수집 체계와 연동하고 시행일·버전 정보를 필수화하며, 개정 시 관련 답변을 검토 대상으로 표시한다.</w:t>
-      </w:r>
-    </w:p>
-    <w:p>
-      <w:pPr>
-        <w:pStyle w:val="ListParagraph"/>
-        <w:numPr>
-          <w:ilvl w:val="0"/>
-          <w:numId w:val="2"/>
-        </w:numPr>
-        <w:spacing w:after="30" w:line="264"/>
-      </w:pPr>
-      <w:r>
-        <w:rPr>
-          <w:rFonts w:ascii="맑은 고딕" w:cs="맑은 고딕" w:eastAsia="맑은 고딕" w:hAnsi="맑은 고딕"/>
-          <w:b/>
-          <w:bCs/>
-          <w:sz w:val="20"/>
-          <w:szCs w:val="20"/>
-        </w:rPr>
-        <w:t xml:space="preserve">소관부서 규정의 잘못된 안내</w:t>
-      </w:r>
-      <w:r>
-        <w:rPr>
-          <w:rFonts w:ascii="맑은 고딕" w:cs="맑은 고딕" w:eastAsia="맑은 고딕" w:hAnsi="맑은 고딕"/>
-          <w:sz w:val="20"/>
-          <w:szCs w:val="20"/>
-        </w:rPr>
-        <w:t xml:space="preserve"> — 답변 범위를 규정 인용과 절차 안내로 제한하고, 소관부서를 표시하며, 해석이 필요한 사안은 연결한다. 착수 전 소관부서와 협의한다.</w:t>
+        <w:t xml:space="preserve"> — 개정 전 규정 기반 답변 시 영향 중대. 자동 수집 체계 연동, 시행일·버전 정보 필수화, 개정 시 관련 답변의 검토 대상 표시로 완화</w:t>
+      </w:r>
+    </w:p>
+    <w:p>
+      <w:pPr>
+        <w:pStyle w:val="ListParagraph"/>
+        <w:numPr>
+          <w:ilvl w:val="0"/>
+          <w:numId w:val="2"/>
+        </w:numPr>
+        <w:spacing w:after="30" w:line="264"/>
+      </w:pPr>
+      <w:r>
+        <w:rPr>
+          <w:rFonts w:ascii="맑은 고딕" w:cs="맑은 고딕" w:eastAsia="맑은 고딕" w:hAnsi="맑은 고딕"/>
+          <w:b/>
+          <w:bCs/>
+          <w:sz w:val="20"/>
+          <w:szCs w:val="20"/>
+        </w:rPr>
+        <w:t xml:space="preserve">소관부서 규정의 오안내</w:t>
+      </w:r>
+      <w:r>
+        <w:rPr>
+          <w:rFonts w:ascii="맑은 고딕" w:cs="맑은 고딕" w:eastAsia="맑은 고딕" w:hAnsi="맑은 고딕"/>
+          <w:sz w:val="20"/>
+          <w:szCs w:val="20"/>
+        </w:rPr>
+        <w:t xml:space="preserve"> — 답변 범위를 규정 인용 및 절차 안내로 제한, 소관부서 표시 및 해석 사안 연결, 착수 전 소관부서 협의로 완화</w:t>
       </w:r>
     </w:p>
     <w:p>
@@ -6176,35 +4999,35 @@
           <w:sz w:val="20"/>
           <w:szCs w:val="20"/>
         </w:rPr>
-        <w:t xml:space="preserve"> — 착수 전 문의 30건 분류로 사전 검증한다. 60% 미만이면 범위를 재검토하거나 중단한다.</w:t>
-      </w:r>
-    </w:p>
-    <w:p>
-      <w:pPr>
-        <w:pStyle w:val="ListParagraph"/>
-        <w:numPr>
-          <w:ilvl w:val="0"/>
-          <w:numId w:val="2"/>
-        </w:numPr>
-        <w:spacing w:after="30" w:line="264"/>
-      </w:pPr>
-      <w:r>
-        <w:rPr>
-          <w:rFonts w:ascii="맑은 고딕" w:cs="맑은 고딕" w:eastAsia="맑은 고딕" w:hAnsi="맑은 고딕"/>
-          <w:b/>
-          <w:bCs/>
-          <w:sz w:val="20"/>
-          <w:szCs w:val="20"/>
-        </w:rPr>
-        <w:t xml:space="preserve">갱신 담당자의 부재</w:t>
-      </w:r>
-      <w:r>
-        <w:rPr>
-          <w:rFonts w:ascii="맑은 고딕" w:cs="맑은 고딕" w:eastAsia="맑은 고딕" w:hAnsi="맑은 고딕"/>
-          <w:sz w:val="20"/>
-          <w:szCs w:val="20"/>
-        </w:rPr>
-        <w:t xml:space="preserve"> — 규정은 자동 연동으로 사람 의존을 제거하고, 안내서는 개인이 아닌 역할 기준으로 담당을 지정한다.</w:t>
+        <w:t xml:space="preserve"> — 착수 전 문의 30건 분류를 통한 사전 검증 수행, 60% 미만 시 범위 재검토 또는 중단</w:t>
+      </w:r>
+    </w:p>
+    <w:p>
+      <w:pPr>
+        <w:pStyle w:val="ListParagraph"/>
+        <w:numPr>
+          <w:ilvl w:val="0"/>
+          <w:numId w:val="2"/>
+        </w:numPr>
+        <w:spacing w:after="30" w:line="264"/>
+      </w:pPr>
+      <w:r>
+        <w:rPr>
+          <w:rFonts w:ascii="맑은 고딕" w:cs="맑은 고딕" w:eastAsia="맑은 고딕" w:hAnsi="맑은 고딕"/>
+          <w:b/>
+          <w:bCs/>
+          <w:sz w:val="20"/>
+          <w:szCs w:val="20"/>
+        </w:rPr>
+        <w:t xml:space="preserve">갱신 담당자 부재</w:t>
+      </w:r>
+      <w:r>
+        <w:rPr>
+          <w:rFonts w:ascii="맑은 고딕" w:cs="맑은 고딕" w:eastAsia="맑은 고딕" w:hAnsi="맑은 고딕"/>
+          <w:sz w:val="20"/>
+          <w:szCs w:val="20"/>
+        </w:rPr>
+        <w:t xml:space="preserve"> — 규정은 자동 연동으로 인적 의존 제거, 안내서는 개인이 아닌 역할 기준 담당 지정으로 완화</w:t>
       </w:r>
     </w:p>
     <w:p>
@@ -6232,7 +5055,7 @@
           <w:sz w:val="20"/>
           <w:szCs w:val="20"/>
         </w:rPr>
-        <w:t xml:space="preserve"> — 1차를 담당자 전용으로 운영해 품질을 검증한 뒤 공개하고, 내부 시스템을 통해 접속하도록 해 접근 부담을 줄인다.</w:t>
+        <w:t xml:space="preserve"> — 1차 버전의 담당자 전용 운영을 통한 품질 검증 후 공개, 내부 시스템 접속을 통한 접근 부담 최소화</w:t>
       </w:r>
     </w:p>
     <w:p>
@@ -6260,35 +5083,35 @@
           <w:sz w:val="20"/>
           <w:szCs w:val="20"/>
         </w:rPr>
-        <w:t xml:space="preserve"> — 출처 표시를 강제하고, 근거를 찾지 못하면 그렇게 응답하도록 하며, 월 1회 기록을 점검한다.</w:t>
-      </w:r>
-    </w:p>
-    <w:p>
-      <w:pPr>
-        <w:pStyle w:val="ListParagraph"/>
-        <w:numPr>
-          <w:ilvl w:val="0"/>
-          <w:numId w:val="2"/>
-        </w:numPr>
-        <w:spacing w:after="30" w:line="264"/>
-      </w:pPr>
-      <w:r>
-        <w:rPr>
-          <w:rFonts w:ascii="맑은 고딕" w:cs="맑은 고딕" w:eastAsia="맑은 고딕" w:hAnsi="맑은 고딕"/>
-          <w:b/>
-          <w:bCs/>
-          <w:sz w:val="20"/>
-          <w:szCs w:val="20"/>
-        </w:rPr>
-        <w:t xml:space="preserve">자회사와 국외점포의 규정 혼동</w:t>
-      </w:r>
-      <w:r>
-        <w:rPr>
-          <w:rFonts w:ascii="맑은 고딕" w:cs="맑은 고딕" w:eastAsia="맑은 고딕" w:hAnsi="맑은 고딕"/>
-          <w:sz w:val="20"/>
-          <w:szCs w:val="20"/>
-        </w:rPr>
-        <w:t xml:space="preserve"> — 국가와 법인격을 자료 구조의 기본 구분 단위로 설계하고, 조건이 없으면 되묻는다.</w:t>
+        <w:t xml:space="preserve"> — 출처 표시 강제, 근거 미확인 시 해당 사실 응답, 월 1회 기록 점검으로 완화</w:t>
+      </w:r>
+    </w:p>
+    <w:p>
+      <w:pPr>
+        <w:pStyle w:val="ListParagraph"/>
+        <w:numPr>
+          <w:ilvl w:val="0"/>
+          <w:numId w:val="2"/>
+        </w:numPr>
+        <w:spacing w:after="30" w:line="264"/>
+      </w:pPr>
+      <w:r>
+        <w:rPr>
+          <w:rFonts w:ascii="맑은 고딕" w:cs="맑은 고딕" w:eastAsia="맑은 고딕" w:hAnsi="맑은 고딕"/>
+          <w:b/>
+          <w:bCs/>
+          <w:sz w:val="20"/>
+          <w:szCs w:val="20"/>
+        </w:rPr>
+        <w:t xml:space="preserve">자회사 및 국외점포 규정 혼동</w:t>
+      </w:r>
+      <w:r>
+        <w:rPr>
+          <w:rFonts w:ascii="맑은 고딕" w:cs="맑은 고딕" w:eastAsia="맑은 고딕" w:hAnsi="맑은 고딕"/>
+          <w:sz w:val="20"/>
+          <w:szCs w:val="20"/>
+        </w:rPr>
+        <w:t xml:space="preserve"> — 국가와 법인격을 자료 구조의 기본 구분 단위로 설계, 조건 미기재 시 재질의로 완화</w:t>
       </w:r>
     </w:p>
     <w:p>
@@ -6316,7 +5139,7 @@
           <w:sz w:val="20"/>
           <w:szCs w:val="20"/>
         </w:rPr>
-        <w:t xml:space="preserve"> — 사용자 수가 적어 통계적 유의성 확보가 어렵다. 사용자 수와 무관하게 측정 가능한 평가 문항 기반 품질 지표를 주 근거로 사용한다.</w:t>
+        <w:t xml:space="preserve"> — 사용자 규모에 따른 통계적 유의성 확보 곤란. 사용자 규모와 무관한 평가 문항 기반 품질 지표를 주 근거로 활용</w:t>
       </w:r>
     </w:p>
     <w:p>
@@ -6399,7 +5222,7 @@
           <w:sz w:val="20"/>
           <w:szCs w:val="20"/>
         </w:rPr>
-        <w:t xml:space="preserve"> — 급여액, 가족 정보, 주소, 여권 등을 처리하지 않는다. 규정상의 산정 기준까지만 안내하고 개인별 실제 금액은 조회하지 않는다.</w:t>
+        <w:t xml:space="preserve"> — 급여액, 가족 정보, 주소, 여권 등의 미처리. 규정상 산정 기준까지만 안내하고 개인별 실제 금액은 미조회</w:t>
       </w:r>
     </w:p>
     <w:p>
@@ -6427,7 +5250,7 @@
           <w:sz w:val="20"/>
           <w:szCs w:val="20"/>
         </w:rPr>
-        <w:t xml:space="preserve"> — 개인정보 처리를 전제로 하므로 함께 제외한다.</w:t>
+        <w:t xml:space="preserve"> — 개인정보 처리를 전제하므로 함께 제외</w:t>
       </w:r>
     </w:p>
     <w:p>
@@ -6455,7 +5278,7 @@
           <w:sz w:val="20"/>
           <w:szCs w:val="20"/>
         </w:rPr>
-        <w:t xml:space="preserve"> — 소관부서의 권한이므로 에이전트는 수행하지 않고 연결만 한다.</w:t>
+        <w:t xml:space="preserve"> — 소관부서 권한에 해당하여 에이전트 수행 배제, 연결만 수행</w:t>
       </w:r>
     </w:p>
     <w:p>
@@ -6483,7 +5306,7 @@
           <w:sz w:val="20"/>
           <w:szCs w:val="20"/>
         </w:rPr>
-        <w:t xml:space="preserve"> — 별도 검토 대상이며, 사례가 축적된 이후 추진하는 것이 유리하다.</w:t>
+        <w:t xml:space="preserve"> — 별도 검토 대상이며 사례 축적 이후 추진이 유리</w:t>
       </w:r>
     </w:p>
     <w:p>
@@ -6511,7 +5334,7 @@
           <w:sz w:val="20"/>
           <w:szCs w:val="20"/>
         </w:rPr>
-        <w:t xml:space="preserve"> — 향후 검토한다. 여비 규정 질의응답은 자료 추가만으로 확장 가능하다.</w:t>
+        <w:t xml:space="preserve"> — 향후 검토 대상. 여비 규정 질의응답은 자료 추가만으로 확장 가능</w:t>
       </w:r>
     </w:p>
     <w:p>
@@ -6539,7 +5362,7 @@
           <w:sz w:val="20"/>
           <w:szCs w:val="20"/>
         </w:rPr>
-        <w:t xml:space="preserve"> — 외부 시스템 연동이 필요해 별도 과제로 분리한다.</w:t>
+        <w:t xml:space="preserve"> — 외부 시스템 연동 필요로 별도 과제 분리</w:t>
       </w:r>
     </w:p>
     <w:p>
@@ -6567,7 +5390,7 @@
           <w:sz w:val="20"/>
           <w:szCs w:val="20"/>
         </w:rPr>
-        <w:t xml:space="preserve"> — 1차는 담당자 전용이며, 검증된 답변만 2차에서 공개한다.</w:t>
+        <w:t xml:space="preserve"> — 1차는 담당자 전용, 검증 답변에 한하여 2차 공개</w:t>
       </w:r>
     </w:p>
     <w:p>
@@ -6595,7 +5418,7 @@
           <w:sz w:val="20"/>
           <w:szCs w:val="20"/>
         </w:rPr>
-        <w:t xml:space="preserve"> — 어떤 답변도 사람의 확정 없이 공개되지 않는다.</w:t>
+        <w:t xml:space="preserve"> — 사람의 확정 없는 답변 공개 금지</w:t>
       </w:r>
     </w:p>
     <w:p>
@@ -6678,35 +5501,35 @@
           <w:sz w:val="20"/>
           <w:szCs w:val="20"/>
         </w:rPr>
-        <w:t xml:space="preserve"> — yongwo.hwang (글로벌사업그룹). PRD 작성, 우선순위 결정, 일정 관리를 담당한다.</w:t>
-      </w:r>
-    </w:p>
-    <w:p>
-      <w:pPr>
-        <w:pStyle w:val="ListParagraph"/>
-        <w:numPr>
-          <w:ilvl w:val="0"/>
-          <w:numId w:val="2"/>
-        </w:numPr>
-        <w:spacing w:after="30" w:line="264"/>
-      </w:pPr>
-      <w:r>
-        <w:rPr>
-          <w:rFonts w:ascii="맑은 고딕" w:cs="맑은 고딕" w:eastAsia="맑은 고딕" w:hAnsi="맑은 고딕"/>
-          <w:b/>
-          <w:bCs/>
-          <w:sz w:val="20"/>
-          <w:szCs w:val="20"/>
-        </w:rPr>
-        <w:t xml:space="preserve">본부 HR담당자</w:t>
-      </w:r>
-      <w:r>
-        <w:rPr>
-          <w:rFonts w:ascii="맑은 고딕" w:cs="맑은 고딕" w:eastAsia="맑은 고딕" w:hAnsi="맑은 고딕"/>
-          <w:sz w:val="20"/>
-          <w:szCs w:val="20"/>
-        </w:rPr>
-        <w:t xml:space="preserve"> — 글로벌성장지원부 및 글로벌추진부. 1차 버전의 주 사용자이며 답변 확정과 자료 정비를 담당한다.</w:t>
+        <w:t xml:space="preserve"> — yongwo.hwang (글로벌사업그룹). PRD 작성, 우선순위 결정, 일정 관리 담당</w:t>
+      </w:r>
+    </w:p>
+    <w:p>
+      <w:pPr>
+        <w:pStyle w:val="ListParagraph"/>
+        <w:numPr>
+          <w:ilvl w:val="0"/>
+          <w:numId w:val="2"/>
+        </w:numPr>
+        <w:spacing w:after="30" w:line="264"/>
+      </w:pPr>
+      <w:r>
+        <w:rPr>
+          <w:rFonts w:ascii="맑은 고딕" w:cs="맑은 고딕" w:eastAsia="맑은 고딕" w:hAnsi="맑은 고딕"/>
+          <w:b/>
+          <w:bCs/>
+          <w:sz w:val="20"/>
+          <w:szCs w:val="20"/>
+        </w:rPr>
+        <w:t xml:space="preserve">글로벌사업그룹 HR 담당자</w:t>
+      </w:r>
+      <w:r>
+        <w:rPr>
+          <w:rFonts w:ascii="맑은 고딕" w:cs="맑은 고딕" w:eastAsia="맑은 고딕" w:hAnsi="맑은 고딕"/>
+          <w:sz w:val="20"/>
+          <w:szCs w:val="20"/>
+        </w:rPr>
+        <w:t xml:space="preserve"> — 글로벌성장지원부 및 글로벌추진부 소속 1~2명. 1차 버전 주 사용자이자 답변 확정 및 자료 정비 담당</w:t>
       </w:r>
     </w:p>
     <w:p>
@@ -6734,7 +5557,7 @@
           <w:sz w:val="20"/>
           <w:szCs w:val="20"/>
         </w:rPr>
-        <w:t xml:space="preserve"> — 글로벌성장지원부 및 국가별 RM. 부임 안내서와 국가별 HR 사례를 제공한다.</w:t>
+        <w:t xml:space="preserve"> — 글로벌성장지원부 및 국가별 RM. 부임 안내서 및 국가별 HR 사례 제공</w:t>
       </w:r>
     </w:p>
     <w:p>
@@ -6762,7 +5585,7 @@
           <w:sz w:val="20"/>
           <w:szCs w:val="20"/>
         </w:rPr>
-        <w:t xml:space="preserve"> — 글로벌추진부 및 국가별 RM. 부임 안내서와 국가별 HR 사례를 제공한다.</w:t>
+        <w:t xml:space="preserve"> — 글로벌추진부 및 국가별 RM. 부임 안내서 및 국가별 HR 사례 제공</w:t>
       </w:r>
     </w:p>
     <w:p>
@@ -6790,7 +5613,7 @@
           <w:sz w:val="20"/>
           <w:szCs w:val="20"/>
         </w:rPr>
-        <w:t xml:space="preserve"> — HR·직원만족부. 규정 원문의 소유자이자 해석 권한을 가지며, 인용 범위 협의와 답변 검수 협조가 필요하다.</w:t>
+        <w:t xml:space="preserve"> — HR·직원만족부. 규정 원문 소유 및 해석 권한 보유, 인용 범위 협의 및 답변 검수 협조 요구</w:t>
       </w:r>
     </w:p>
     <w:p>
@@ -6818,7 +5641,7 @@
           <w:sz w:val="20"/>
           <w:szCs w:val="20"/>
         </w:rPr>
-        <w:t xml:space="preserve"> — 시스템 구축 및 운영을 담당하는 부서.</w:t>
+        <w:t xml:space="preserve"> — 시스템 구축 및 운영 담당 부서</w:t>
       </w:r>
     </w:p>
     <w:p>
@@ -6846,7 +5669,7 @@
           <w:sz w:val="20"/>
           <w:szCs w:val="20"/>
         </w:rPr>
-        <w:t xml:space="preserve"> — 국외근무직원 약 120명 및 예비발령자.</w:t>
+        <w:t xml:space="preserve"> — 국외근무직원 약 120명 및 예비발령자</w:t>
       </w:r>
     </w:p>
     <w:p>
@@ -6859,7 +5682,7 @@
           <w:sz w:val="20"/>
           <w:szCs w:val="20"/>
         </w:rPr>
-        <w:t xml:space="preserve">인사발령에 따라 담당자가 변동되므로, 자료 정비와 지식베이스 운영은 개인이 아닌 역할 기준으로 지정한다.</w:t>
+        <w:t xml:space="preserve">인사발령에 따른 담당자 변동을 고려하여, 자료 정비 및 지식베이스 운영은 개인이 아닌 역할 기준 지정 필요.</w:t>
       </w:r>
     </w:p>
     <w:p>
@@ -6892,7 +5715,7 @@
           <w:sz w:val="20"/>
           <w:szCs w:val="20"/>
         </w:rPr>
-        <w:t xml:space="preserve">정확한 날짜 대신 단계로 관리하며, 각 단계는 앞 단계의 출시 조건을 충족해야 진행한다.</w:t>
+        <w:t xml:space="preserve">정확한 일자 대신 단계 기준 관리이며, 각 단계는 선행 단계의 출시 조건 충족을 전제.</w:t>
       </w:r>
     </w:p>
     <w:p>
@@ -6920,7 +5743,7 @@
           <w:sz w:val="20"/>
           <w:szCs w:val="20"/>
         </w:rPr>
-        <w:t xml:space="preserve"> — 문의 30건 분류, 평가 문항 작성, 소관부서 협의, 자동 수집 체계 확인, 부임 안내서 1개국분 확보.</w:t>
+        <w:t xml:space="preserve"> — 문의 30건 분류, 평가 문항 작성, 소관부서 협의, 자동 수집 체계 확인, 부임 안내서 1개국분 확보</w:t>
       </w:r>
     </w:p>
     <w:p>
@@ -6948,7 +5771,7 @@
           <w:sz w:val="20"/>
           <w:szCs w:val="20"/>
         </w:rPr>
-        <w:t xml:space="preserve"> — 규정 질의응답과 사례 축적을 담당자 전용으로 구축·운영한다. 안내서 정비를 병행한다.</w:t>
+        <w:t xml:space="preserve"> — 규정 질의응답 및 사례 축적의 담당자 전용 구축·운영, 안내서 정비 병행</w:t>
       </w:r>
     </w:p>
     <w:p>
@@ -6976,7 +5799,7 @@
           <w:sz w:val="20"/>
           <w:szCs w:val="20"/>
         </w:rPr>
-        <w:t xml:space="preserve"> — 부임·복귀 안내, 서류 양식 제공, 국외근무직원과 예비발령자 대상 공개.</w:t>
+        <w:t xml:space="preserve"> — 부임·복귀 안내, 서류 양식 제공, 국외근무직원 및 예비발령자 대상 공개</w:t>
       </w:r>
     </w:p>
     <w:p>
@@ -7004,7 +5827,7 @@
           <w:sz w:val="20"/>
           <w:szCs w:val="20"/>
         </w:rPr>
-        <w:t xml:space="preserve"> — 출장 관리 등 인접 업무로의 확장을 검토한다.</w:t>
+        <w:t xml:space="preserve"> — 출장 관리 등 인접 업무로의 확장 검토</w:t>
       </w:r>
     </w:p>
     <w:p>
@@ -7017,25 +5840,25 @@
           <w:sz w:val="20"/>
           <w:szCs w:val="20"/>
         </w:rPr>
-        <w:t xml:space="preserve">주요 확인 시점은 사전 검증 통과 판정, 1차 버전 출시 조건 충족, 2차 버전 전환 조건 충족의 세 지점이다. 일정상 가장 중요한 제약은 </w:t>
-      </w:r>
-      <w:r>
-        <w:rPr>
-          <w:rFonts w:ascii="맑은 고딕" w:cs="맑은 고딕" w:eastAsia="맑은 고딕" w:hAnsi="맑은 고딕"/>
-          <w:b/>
-          <w:bCs/>
-          <w:sz w:val="20"/>
-          <w:szCs w:val="20"/>
-        </w:rPr>
-        <w:t xml:space="preserve">정기인사 이전에 자료 정비를 완료</w:t>
-      </w:r>
-      <w:r>
-        <w:rPr>
-          <w:rFonts w:ascii="맑은 고딕" w:cs="맑은 고딕" w:eastAsia="맑은 고딕" w:hAnsi="맑은 고딕"/>
-          <w:sz w:val="20"/>
-          <w:szCs w:val="20"/>
-        </w:rPr>
-        <w:t xml:space="preserve">하는 것이다.</w:t>
+        <w:t xml:space="preserve">주요 확인 시점은 사전 검증 통과 판정, 1차 버전 출시 조건 충족, 2차 버전 전환 조건 충족의 3개 지점. 일정상 최대 제약은 </w:t>
+      </w:r>
+      <w:r>
+        <w:rPr>
+          <w:rFonts w:ascii="맑은 고딕" w:cs="맑은 고딕" w:eastAsia="맑은 고딕" w:hAnsi="맑은 고딕"/>
+          <w:b/>
+          <w:bCs/>
+          <w:sz w:val="20"/>
+          <w:szCs w:val="20"/>
+        </w:rPr>
+        <w:t xml:space="preserve">정기인사 이전의 자료 정비 완료</w:t>
+      </w:r>
+      <w:r>
+        <w:rPr>
+          <w:rFonts w:ascii="맑은 고딕" w:cs="맑은 고딕" w:eastAsia="맑은 고딕" w:hAnsi="맑은 고딕"/>
+          <w:sz w:val="20"/>
+          <w:szCs w:val="20"/>
+        </w:rPr>
+        <w:t xml:space="preserve">.</w:t>
       </w:r>
     </w:p>
     <w:p>
@@ -7073,79 +5896,79 @@
           <w:sz w:val="20"/>
           <w:szCs w:val="20"/>
         </w:rPr>
-        <w:t xml:space="preserve">「국외근무직원 관리 AI Agent 기능 및 자료 수집(안)」 — 담당자 작성 기획 자료.</w:t>
-      </w:r>
-    </w:p>
-    <w:p>
-      <w:pPr>
-        <w:pStyle w:val="ListParagraph"/>
-        <w:numPr>
-          <w:ilvl w:val="0"/>
-          <w:numId w:val="2"/>
-        </w:numPr>
-        <w:spacing w:after="30" w:line="264"/>
-      </w:pPr>
-      <w:r>
-        <w:rPr>
-          <w:rFonts w:ascii="맑은 고딕" w:cs="맑은 고딕" w:eastAsia="맑은 고딕" w:hAnsi="맑은 고딕"/>
-          <w:sz w:val="20"/>
-          <w:szCs w:val="20"/>
-        </w:rPr>
-        <w:t xml:space="preserve">「국외직원 계약서 검토 AI 에이전트 구축(안)」 — 담당자 작성 기획 자료. 본 PRD의 제외 범위에 해당한다.</w:t>
-      </w:r>
-    </w:p>
-    <w:p>
-      <w:pPr>
-        <w:pStyle w:val="ListParagraph"/>
-        <w:numPr>
-          <w:ilvl w:val="0"/>
-          <w:numId w:val="2"/>
-        </w:numPr>
-        <w:spacing w:after="30" w:line="264"/>
-      </w:pPr>
-      <w:r>
-        <w:rPr>
-          <w:rFonts w:ascii="맑은 고딕" w:cs="맑은 고딕" w:eastAsia="맑은 고딕" w:hAnsi="맑은 고딕"/>
-          <w:sz w:val="20"/>
-          <w:szCs w:val="20"/>
-        </w:rPr>
-        <w:t xml:space="preserve">「브레인스토밍 — 국외점포 HR 에이전트」 — 기회 분석, 우선순위, 리스크 사전 검토 자료.</w:t>
-      </w:r>
-    </w:p>
-    <w:p>
-      <w:pPr>
-        <w:pStyle w:val="ListParagraph"/>
-        <w:numPr>
-          <w:ilvl w:val="0"/>
-          <w:numId w:val="2"/>
-        </w:numPr>
-        <w:spacing w:after="30" w:line="264"/>
-      </w:pPr>
-      <w:r>
-        <w:rPr>
-          <w:rFonts w:ascii="맑은 고딕" w:cs="맑은 고딕" w:eastAsia="맑은 고딕" w:hAnsi="맑은 고딕"/>
-          <w:sz w:val="20"/>
-          <w:szCs w:val="20"/>
-        </w:rPr>
-        <w:t xml:space="preserve">「국외HR 문의기록 30건」 — 사전 검증용 문의 분류 조사 도구.</w:t>
-      </w:r>
-    </w:p>
-    <w:p>
-      <w:pPr>
-        <w:pStyle w:val="ListParagraph"/>
-        <w:numPr>
-          <w:ilvl w:val="0"/>
-          <w:numId w:val="2"/>
-        </w:numPr>
-        <w:spacing w:after="30" w:line="264"/>
-      </w:pPr>
-      <w:r>
-        <w:rPr>
-          <w:rFonts w:ascii="맑은 고딕" w:cs="맑은 고딕" w:eastAsia="맑은 고딕" w:hAnsi="맑은 고딕"/>
-          <w:sz w:val="20"/>
-          <w:szCs w:val="20"/>
-        </w:rPr>
-        <w:t xml:space="preserve">국외근무직원 보수·복지에 관한 규정, 국외근무직원 인사에 관한 규정, 복지·여비규정 및 운영지침.</w:t>
+        <w:t xml:space="preserve">「국외근무직원 관리 AI Agent 기능 및 자료 수집(안)」 — 담당자 작성 기획 자료</w:t>
+      </w:r>
+    </w:p>
+    <w:p>
+      <w:pPr>
+        <w:pStyle w:val="ListParagraph"/>
+        <w:numPr>
+          <w:ilvl w:val="0"/>
+          <w:numId w:val="2"/>
+        </w:numPr>
+        <w:spacing w:after="30" w:line="264"/>
+      </w:pPr>
+      <w:r>
+        <w:rPr>
+          <w:rFonts w:ascii="맑은 고딕" w:cs="맑은 고딕" w:eastAsia="맑은 고딕" w:hAnsi="맑은 고딕"/>
+          <w:sz w:val="20"/>
+          <w:szCs w:val="20"/>
+        </w:rPr>
+        <w:t xml:space="preserve">「국외직원 계약서 검토 AI 에이전트 구축(안)」 — 담당자 작성 기획 자료, 본 PRD의 제외 범위 해당</w:t>
+      </w:r>
+    </w:p>
+    <w:p>
+      <w:pPr>
+        <w:pStyle w:val="ListParagraph"/>
+        <w:numPr>
+          <w:ilvl w:val="0"/>
+          <w:numId w:val="2"/>
+        </w:numPr>
+        <w:spacing w:after="30" w:line="264"/>
+      </w:pPr>
+      <w:r>
+        <w:rPr>
+          <w:rFonts w:ascii="맑은 고딕" w:cs="맑은 고딕" w:eastAsia="맑은 고딕" w:hAnsi="맑은 고딕"/>
+          <w:sz w:val="20"/>
+          <w:szCs w:val="20"/>
+        </w:rPr>
+        <w:t xml:space="preserve">「브레인스토밍 — 국외점포 HR 에이전트」 — 기회 분석, 우선순위, 리스크 사전 검토 자료</w:t>
+      </w:r>
+    </w:p>
+    <w:p>
+      <w:pPr>
+        <w:pStyle w:val="ListParagraph"/>
+        <w:numPr>
+          <w:ilvl w:val="0"/>
+          <w:numId w:val="2"/>
+        </w:numPr>
+        <w:spacing w:after="30" w:line="264"/>
+      </w:pPr>
+      <w:r>
+        <w:rPr>
+          <w:rFonts w:ascii="맑은 고딕" w:cs="맑은 고딕" w:eastAsia="맑은 고딕" w:hAnsi="맑은 고딕"/>
+          <w:sz w:val="20"/>
+          <w:szCs w:val="20"/>
+        </w:rPr>
+        <w:t xml:space="preserve">「국외HR 문의기록 30건」 — 사전 검증용 문의 분류 조사 도구</w:t>
+      </w:r>
+    </w:p>
+    <w:p>
+      <w:pPr>
+        <w:pStyle w:val="ListParagraph"/>
+        <w:numPr>
+          <w:ilvl w:val="0"/>
+          <w:numId w:val="2"/>
+        </w:numPr>
+        <w:spacing w:after="30" w:line="264"/>
+      </w:pPr>
+      <w:r>
+        <w:rPr>
+          <w:rFonts w:ascii="맑은 고딕" w:cs="맑은 고딕" w:eastAsia="맑은 고딕" w:hAnsi="맑은 고딕"/>
+          <w:sz w:val="20"/>
+          <w:szCs w:val="20"/>
+        </w:rPr>
+        <w:t xml:space="preserve">국외근무직원 보수·복지에 관한 규정, 국외근무직원 인사에 관한 규정, 복지·여비규정 및 운영지침</w:t>
       </w:r>
     </w:p>
     <w:p>
@@ -7208,7 +6031,7 @@
           <w:sz w:val="20"/>
           <w:szCs w:val="20"/>
         </w:rPr>
-        <w:t xml:space="preserve"> — 사전 검증에서 측정한 뒤 성공 지표의 목표치를 확정한다.</w:t>
+        <w:t xml:space="preserve"> — 사전 검증 측정 후 성공 지표 목표치 확정 필요</w:t>
       </w:r>
     </w:p>
     <w:p>
@@ -7236,7 +6059,7 @@
           <w:sz w:val="20"/>
           <w:szCs w:val="20"/>
         </w:rPr>
-        <w:t xml:space="preserve"> — 사전 검증에서 측정한다. 60% 미만이면 범위를 재검토한다.</w:t>
+        <w:t xml:space="preserve"> — 사전 검증에서 측정, 60% 미만 시 범위 재검토 필요</w:t>
       </w:r>
     </w:p>
     <w:p>
@@ -7264,7 +6087,7 @@
           <w:sz w:val="20"/>
           <w:szCs w:val="20"/>
         </w:rPr>
-        <w:t xml:space="preserve"> — 협의 결과에 따라 규정 인용의 허용 범위를 조정한다.</w:t>
+        <w:t xml:space="preserve"> — 협의 결과에 따른 규정 인용 허용 범위 조정 필요</w:t>
       </w:r>
     </w:p>
     <w:p>
@@ -7292,7 +6115,7 @@
           <w:sz w:val="20"/>
           <w:szCs w:val="20"/>
         </w:rPr>
-        <w:t xml:space="preserve"> — 인사발령에 대응할 수 있도록 역할 기준으로 지정이 필요하다.</w:t>
+        <w:t xml:space="preserve"> — 인사발령 대응을 위한 역할 기준 지정 요구</w:t>
       </w:r>
     </w:p>
     <w:p>
@@ -7320,7 +6143,7 @@
           <w:sz w:val="20"/>
           <w:szCs w:val="20"/>
         </w:rPr>
-        <w:t xml:space="preserve"> — 담당자 협업이 필요하며, 품질 측정의 전제 조건이다.</w:t>
+        <w:t xml:space="preserve"> — 담당자 협업 필요, 품질 측정의 전제 조건</w:t>
       </w:r>
     </w:p>
     <w:p>
@@ -7348,7 +6171,7 @@
           <w:sz w:val="20"/>
           <w:szCs w:val="20"/>
         </w:rPr>
-        <w:t xml:space="preserve"> — 개정 반영 주기, 필수 항목 동반 여부, 폐지 규정 제외 방식.</w:t>
+        <w:t xml:space="preserve"> — 개정 반영 주기, 필수 항목 동반 여부, 폐지 규정 제외 방식 확인 필요</w:t>
       </w:r>
     </w:p>
     <w:sectPr>

--- a/prds/국외근무직원-HR-에이전트-PRD.docx
+++ b/prds/국외근무직원-HR-에이전트-PRD.docx
@@ -57,25 +57,25 @@
           <w:sz w:val="20"/>
           <w:szCs w:val="20"/>
         </w:rPr>
-        <w:t xml:space="preserve">문서 제목 / Title: 국외근무직원 관리 에이전트 제품 요구사항 정의서</w:t>
-      </w:r>
-    </w:p>
-    <w:p>
-      <w:pPr>
-        <w:pStyle w:val="ListParagraph"/>
-        <w:numPr>
-          <w:ilvl w:val="0"/>
-          <w:numId w:val="2"/>
-        </w:numPr>
-        <w:spacing w:after="30" w:line="264"/>
-      </w:pPr>
-      <w:r>
-        <w:rPr>
-          <w:rFonts w:ascii="맑은 고딕" w:cs="맑은 고딕" w:eastAsia="맑은 고딕" w:hAnsi="맑은 고딕"/>
-          <w:sz w:val="20"/>
-          <w:szCs w:val="20"/>
-        </w:rPr>
-        <w:t xml:space="preserve">버전 / Version: v0.3 (초안)</w:t>
+        <w:t xml:space="preserve">문서 제목 / Title: 국외근무직원 관리를 위한 HR 에이전트 제품 요구사항 정의서</w:t>
+      </w:r>
+    </w:p>
+    <w:p>
+      <w:pPr>
+        <w:pStyle w:val="ListParagraph"/>
+        <w:numPr>
+          <w:ilvl w:val="0"/>
+          <w:numId w:val="2"/>
+        </w:numPr>
+        <w:spacing w:after="30" w:line="264"/>
+      </w:pPr>
+      <w:r>
+        <w:rPr>
+          <w:rFonts w:ascii="맑은 고딕" w:cs="맑은 고딕" w:eastAsia="맑은 고딕" w:hAnsi="맑은 고딕"/>
+          <w:sz w:val="20"/>
+          <w:szCs w:val="20"/>
+        </w:rPr>
+        <w:t xml:space="preserve">버전 / Version: v0.4 (초안)</w:t>
       </w:r>
     </w:p>
     <w:p>
@@ -181,7 +181,7 @@
           <w:sz w:val="20"/>
           <w:szCs w:val="20"/>
         </w:rPr>
-        <w:t xml:space="preserve">국외근무직원 관리 에이전트</w:t>
+        <w:t xml:space="preserve">국외근무직원 관리를 위한 HR 에이전트</w:t>
       </w:r>
     </w:p>
     <w:p>
@@ -214,7 +214,7 @@
           <w:sz w:val="20"/>
           <w:szCs w:val="20"/>
         </w:rPr>
-        <w:t xml:space="preserve">국외근무직원 관리 에이전트는 </w:t>
+        <w:t xml:space="preserve">국외근무직원 관리를 위한 HR 에이전트는 </w:t>
       </w:r>
       <w:r>
         <w:rPr>
@@ -232,7 +232,7 @@
           <w:sz w:val="20"/>
           <w:szCs w:val="20"/>
         </w:rPr>
-        <w:t xml:space="preserve">임. 국외 근무와 관련된 절차 및 규정에 대한 질의응답 창구 역할을 수행함.</w:t>
+        <w:t xml:space="preserve">. 국외 근무와 관련된 절차 및 규정에 대한 질의응답 창구 역할 수행</w:t>
       </w:r>
     </w:p>
     <w:p>
@@ -245,7 +245,7 @@
           <w:sz w:val="20"/>
           <w:szCs w:val="20"/>
         </w:rPr>
-        <w:t xml:space="preserve">현재 국외근무직원 약 120명의 관련 문의가 글로벌사업그룹 HR 담당자 1~2명에게 집중되어 있으며, 동일 질문의 반복 발생과 답변 미기록으로 인한 재작업이 상시 발생. 본 에이전트는 해당 문의를 시스템이 1차로 수용하여 근거 기반 답변을 즉시 제공함.</w:t>
+        <w:t xml:space="preserve">현재 국외근무직원 약 120명의 관련 문의가 글로벌사업그룹 HR 담당자 1~2명에게 집중되어 있으며, 동일 질문의 반복 발생과 답변 미기록으로 인한 재작업이 상시 발생. 본 에이전트는 해당 문의를 시스템이 1차로 수용하여 근거 기반 답변 즉시 제공</w:t>
       </w:r>
     </w:p>
     <w:p>
@@ -258,7 +258,7 @@
           <w:sz w:val="20"/>
           <w:szCs w:val="20"/>
         </w:rPr>
-        <w:t xml:space="preserve">주요 제공 기능은 다음과 같음.</w:t>
+        <w:t xml:space="preserve">주요 제공 기능</w:t>
       </w:r>
     </w:p>
     <w:p>
@@ -540,12 +540,8 @@
     </w:p>
     <w:p>
       <w:pPr>
-        <w:pStyle w:val="ListParagraph"/>
-        <w:numPr>
-          <w:ilvl w:val="0"/>
-          <w:numId w:val="2"/>
-        </w:numPr>
-        <w:spacing w:after="30" w:line="264"/>
+        <w:spacing w:after="60" w:line="264"/>
+        <w:ind w:left="640"/>
       </w:pPr>
       <w:r>
         <w:rPr>
@@ -586,12 +582,8 @@
     </w:p>
     <w:p>
       <w:pPr>
-        <w:pStyle w:val="ListParagraph"/>
-        <w:numPr>
-          <w:ilvl w:val="0"/>
-          <w:numId w:val="2"/>
-        </w:numPr>
-        <w:spacing w:after="30" w:line="264"/>
+        <w:spacing w:after="60" w:line="264"/>
+        <w:ind w:left="640"/>
       </w:pPr>
       <w:r>
         <w:rPr>
@@ -632,12 +624,8 @@
     </w:p>
     <w:p>
       <w:pPr>
-        <w:pStyle w:val="ListParagraph"/>
-        <w:numPr>
-          <w:ilvl w:val="0"/>
-          <w:numId w:val="2"/>
-        </w:numPr>
-        <w:spacing w:after="30" w:line="264"/>
+        <w:spacing w:after="60" w:line="264"/>
+        <w:ind w:left="640"/>
       </w:pPr>
       <w:r>
         <w:rPr>
@@ -678,12 +666,8 @@
     </w:p>
     <w:p>
       <w:pPr>
-        <w:pStyle w:val="ListParagraph"/>
-        <w:numPr>
-          <w:ilvl w:val="0"/>
-          <w:numId w:val="2"/>
-        </w:numPr>
-        <w:spacing w:after="30" w:line="264"/>
+        <w:spacing w:after="60" w:line="264"/>
+        <w:ind w:left="640"/>
       </w:pPr>
       <w:r>
         <w:rPr>
@@ -724,12 +708,8 @@
     </w:p>
     <w:p>
       <w:pPr>
-        <w:pStyle w:val="ListParagraph"/>
-        <w:numPr>
-          <w:ilvl w:val="0"/>
-          <w:numId w:val="2"/>
-        </w:numPr>
-        <w:spacing w:after="30" w:line="264"/>
+        <w:spacing w:after="60" w:line="264"/>
+        <w:ind w:left="640"/>
       </w:pPr>
       <w:r>
         <w:rPr>
@@ -770,12 +750,8 @@
     </w:p>
     <w:p>
       <w:pPr>
-        <w:pStyle w:val="ListParagraph"/>
-        <w:numPr>
-          <w:ilvl w:val="0"/>
-          <w:numId w:val="2"/>
-        </w:numPr>
-        <w:spacing w:after="30" w:line="264"/>
+        <w:spacing w:after="60" w:line="264"/>
+        <w:ind w:left="640"/>
       </w:pPr>
       <w:r>
         <w:rPr>
@@ -983,7 +959,7 @@
           <w:sz w:val="20"/>
           <w:szCs w:val="20"/>
         </w:rPr>
-        <w:t xml:space="preserve">1차 버전을 글로벌사업그룹 HR 담당자 전용으로 출시하는 사유는, 담당자의 상시 규정 확인 업무로 인한 사용 보장과 오답의 즉시 발견·교정 가능성 확보에 있음. 검증되지 않은 답변이 국외근무직원에게 우선 전달되는 상황 방지 목적.</w:t>
+        <w:t xml:space="preserve">1차 버전을 글로벌사업그룹 HR 담당자 전용으로 출시하는 사유는, 담당자의 상시 규정 확인 업무로 인한 사용 보장과 오답의 즉시 발견·교정 가능성 확보. 검증되지 않은 답변이 국외근무직원에게 우선 전달되는 상황 방지 목적.</w:t>
       </w:r>
     </w:p>
     <w:p>

--- a/prds/국외근무직원-HR-에이전트-PRD.docx
+++ b/prds/국외근무직원-HR-에이전트-PRD.docx
@@ -362,15 +362,15 @@
           <w:sz w:val="20"/>
           <w:szCs w:val="20"/>
         </w:rPr>
-        <w:t xml:space="preserve">서류 양식 제공</w:t>
-      </w:r>
-      <w:r>
-        <w:rPr>
-          <w:rFonts w:ascii="맑은 고딕" w:cs="맑은 고딕" w:eastAsia="맑은 고딕" w:hAnsi="맑은 고딕"/>
-          <w:sz w:val="20"/>
-          <w:szCs w:val="20"/>
-        </w:rPr>
-        <w:t xml:space="preserve"> — 국가별·용도별 최신 서류 양식 직접 제공</w:t>
+        <w:t xml:space="preserve">제출 서류 양식 제공</w:t>
+      </w:r>
+      <w:r>
+        <w:rPr>
+          <w:rFonts w:ascii="맑은 고딕" w:cs="맑은 고딕" w:eastAsia="맑은 고딕" w:hAnsi="맑은 고딕"/>
+          <w:sz w:val="20"/>
+          <w:szCs w:val="20"/>
+        </w:rPr>
+        <w:t xml:space="preserve"> — 부임 전 제출 서류 등 국가별·용도별 최신 양식 직접 제공</w:t>
       </w:r>
     </w:p>
     <w:p>
@@ -509,7 +509,7 @@
           <w:ilvl w:val="0"/>
           <w:numId w:val="2"/>
         </w:numPr>
-        <w:spacing w:after="30" w:line="264"/>
+        <w:spacing w:after="0" w:line="264"/>
       </w:pPr>
       <w:r>
         <w:rPr>
@@ -529,25 +529,18 @@
         </w:rPr>
         <w:t xml:space="preserve">40% 감축</w:t>
       </w:r>
-      <w:r>
-        <w:rPr>
-          <w:rFonts w:ascii="맑은 고딕" w:cs="맑은 고딕" w:eastAsia="맑은 고딕" w:hAnsi="맑은 고딕"/>
-          <w:sz w:val="20"/>
-          <w:szCs w:val="20"/>
-        </w:rPr>
-        <w:t xml:space="preserve"> (도입 전 2주 기준값 대비)</w:t>
-      </w:r>
-    </w:p>
-    <w:p>
-      <w:pPr>
-        <w:spacing w:after="60" w:line="264"/>
-        <w:ind w:left="640"/>
-      </w:pPr>
-      <w:r>
-        <w:rPr>
-          <w:rFonts w:ascii="맑은 고딕" w:cs="맑은 고딕" w:eastAsia="맑은 고딕" w:hAnsi="맑은 고딕"/>
-          <w:sz w:val="20"/>
-          <w:szCs w:val="20"/>
+    </w:p>
+    <w:p>
+      <w:pPr>
+        <w:spacing w:after="130" w:before="0" w:line="252"/>
+        <w:ind w:left="300"/>
+      </w:pPr>
+      <w:r>
+        <w:rPr>
+          <w:rFonts w:ascii="맑은 고딕" w:cs="맑은 고딕" w:eastAsia="맑은 고딕" w:hAnsi="맑은 고딕"/>
+          <w:color w:val="595959"/>
+          <w:sz w:val="19"/>
+          <w:szCs w:val="19"/>
         </w:rPr>
         <w:t xml:space="preserve">(계산식) (도입 전 월평균 문의 건수 − 도입 후 월평균 문의 건수) ÷ 도입 전 월평균 문의 건수 × 100</w:t>
       </w:r>
@@ -559,7 +552,7 @@
           <w:ilvl w:val="0"/>
           <w:numId w:val="2"/>
         </w:numPr>
-        <w:spacing w:after="30" w:line="264"/>
+        <w:spacing w:after="0" w:line="264"/>
       </w:pPr>
       <w:r>
         <w:rPr>
@@ -582,14 +575,15 @@
     </w:p>
     <w:p>
       <w:pPr>
-        <w:spacing w:after="60" w:line="264"/>
-        <w:ind w:left="640"/>
-      </w:pPr>
-      <w:r>
-        <w:rPr>
-          <w:rFonts w:ascii="맑은 고딕" w:cs="맑은 고딕" w:eastAsia="맑은 고딕" w:hAnsi="맑은 고딕"/>
-          <w:sz w:val="20"/>
-          <w:szCs w:val="20"/>
+        <w:spacing w:after="130" w:before="0" w:line="252"/>
+        <w:ind w:left="300"/>
+      </w:pPr>
+      <w:r>
+        <w:rPr>
+          <w:rFonts w:ascii="맑은 고딕" w:cs="맑은 고딕" w:eastAsia="맑은 고딕" w:hAnsi="맑은 고딕"/>
+          <w:color w:val="595959"/>
+          <w:sz w:val="19"/>
+          <w:szCs w:val="19"/>
         </w:rPr>
         <w:t xml:space="preserve">(계산식) 담당자 개입 없이 종결된 문의 건수 ÷ 전체 문의 건수 × 100</w:t>
       </w:r>
@@ -601,7 +595,7 @@
           <w:ilvl w:val="0"/>
           <w:numId w:val="2"/>
         </w:numPr>
-        <w:spacing w:after="30" w:line="264"/>
+        <w:spacing w:after="0" w:line="264"/>
       </w:pPr>
       <w:r>
         <w:rPr>
@@ -624,14 +618,15 @@
     </w:p>
     <w:p>
       <w:pPr>
-        <w:spacing w:after="60" w:line="264"/>
-        <w:ind w:left="640"/>
-      </w:pPr>
-      <w:r>
-        <w:rPr>
-          <w:rFonts w:ascii="맑은 고딕" w:cs="맑은 고딕" w:eastAsia="맑은 고딕" w:hAnsi="맑은 고딕"/>
-          <w:sz w:val="20"/>
-          <w:szCs w:val="20"/>
+        <w:spacing w:after="130" w:before="0" w:line="252"/>
+        <w:ind w:left="300"/>
+      </w:pPr>
+      <w:r>
+        <w:rPr>
+          <w:rFonts w:ascii="맑은 고딕" w:cs="맑은 고딕" w:eastAsia="맑은 고딕" w:hAnsi="맑은 고딕"/>
+          <w:color w:val="595959"/>
+          <w:sz w:val="19"/>
+          <w:szCs w:val="19"/>
         </w:rPr>
         <w:t xml:space="preserve">(계산식) 평가 문항 중 정답 처리 문항 수 ÷ 전체 평가 문항 수 × 100</w:t>
       </w:r>
@@ -643,99 +638,15 @@
           <w:ilvl w:val="0"/>
           <w:numId w:val="2"/>
         </w:numPr>
-        <w:spacing w:after="30" w:line="264"/>
-      </w:pPr>
-      <w:r>
-        <w:rPr>
-          <w:rFonts w:ascii="맑은 고딕" w:cs="맑은 고딕" w:eastAsia="맑은 고딕" w:hAnsi="맑은 고딕"/>
-          <w:sz w:val="20"/>
-          <w:szCs w:val="20"/>
-        </w:rPr>
-        <w:t xml:space="preserve">답변 근거(조항 원문·소관부서) 표시율 </w:t>
-      </w:r>
-      <w:r>
-        <w:rPr>
-          <w:rFonts w:ascii="맑은 고딕" w:cs="맑은 고딕" w:eastAsia="맑은 고딕" w:hAnsi="맑은 고딕"/>
-          <w:b/>
-          <w:bCs/>
-          <w:sz w:val="20"/>
-          <w:szCs w:val="20"/>
-        </w:rPr>
-        <w:t xml:space="preserve">100% 유지</w:t>
-      </w:r>
-    </w:p>
-    <w:p>
-      <w:pPr>
-        <w:spacing w:after="60" w:line="264"/>
-        <w:ind w:left="640"/>
-      </w:pPr>
-      <w:r>
-        <w:rPr>
-          <w:rFonts w:ascii="맑은 고딕" w:cs="맑은 고딕" w:eastAsia="맑은 고딕" w:hAnsi="맑은 고딕"/>
-          <w:sz w:val="20"/>
-          <w:szCs w:val="20"/>
-        </w:rPr>
-        <w:t xml:space="preserve">(계산식) 조항 원문 및 소관부서가 표시된 답변 수 ÷ 전체 답변 수 × 100</w:t>
-      </w:r>
-    </w:p>
-    <w:p>
-      <w:pPr>
-        <w:pStyle w:val="ListParagraph"/>
-        <w:numPr>
-          <w:ilvl w:val="0"/>
-          <w:numId w:val="2"/>
-        </w:numPr>
-        <w:spacing w:after="30" w:line="264"/>
-      </w:pPr>
-      <w:r>
-        <w:rPr>
-          <w:rFonts w:ascii="맑은 고딕" w:cs="맑은 고딕" w:eastAsia="맑은 고딕" w:hAnsi="맑은 고딕"/>
-          <w:sz w:val="20"/>
-          <w:szCs w:val="20"/>
-        </w:rPr>
-        <w:t xml:space="preserve">문의 1건당 담당자 소요시간 </w:t>
-      </w:r>
-      <w:r>
-        <w:rPr>
-          <w:rFonts w:ascii="맑은 고딕" w:cs="맑은 고딕" w:eastAsia="맑은 고딕" w:hAnsi="맑은 고딕"/>
-          <w:b/>
-          <w:bCs/>
-          <w:sz w:val="20"/>
-          <w:szCs w:val="20"/>
-        </w:rPr>
-        <w:t xml:space="preserve">30% 단축</w:t>
-      </w:r>
-    </w:p>
-    <w:p>
-      <w:pPr>
-        <w:spacing w:after="60" w:line="264"/>
-        <w:ind w:left="640"/>
-      </w:pPr>
-      <w:r>
-        <w:rPr>
-          <w:rFonts w:ascii="맑은 고딕" w:cs="맑은 고딕" w:eastAsia="맑은 고딕" w:hAnsi="맑은 고딕"/>
-          <w:sz w:val="20"/>
-          <w:szCs w:val="20"/>
-        </w:rPr>
-        <w:t xml:space="preserve">(계산식) (도입 전 건당 평균 소요시간 − 도입 후 건당 평균 소요시간) ÷ 도입 전 건당 평균 소요시간 × 100</w:t>
-      </w:r>
-    </w:p>
-    <w:p>
-      <w:pPr>
-        <w:pStyle w:val="ListParagraph"/>
-        <w:numPr>
-          <w:ilvl w:val="0"/>
-          <w:numId w:val="2"/>
-        </w:numPr>
-        <w:spacing w:after="30" w:line="264"/>
-      </w:pPr>
-      <w:r>
-        <w:rPr>
-          <w:rFonts w:ascii="맑은 고딕" w:cs="맑은 고딕" w:eastAsia="맑은 고딕" w:hAnsi="맑은 고딕"/>
-          <w:sz w:val="20"/>
-          <w:szCs w:val="20"/>
-        </w:rPr>
-        <w:t xml:space="preserve">확정 답변의 근거 기록률 </w:t>
+        <w:spacing w:after="0" w:line="264"/>
+      </w:pPr>
+      <w:r>
+        <w:rPr>
+          <w:rFonts w:ascii="맑은 고딕" w:cs="맑은 고딕" w:eastAsia="맑은 고딕" w:hAnsi="맑은 고딕"/>
+          <w:sz w:val="20"/>
+          <w:szCs w:val="20"/>
+        </w:rPr>
+        <w:t xml:space="preserve">답변 근거(조항 원문·소관부서) 표시 및 기록률 </w:t>
       </w:r>
       <w:r>
         <w:rPr>
@@ -750,16 +661,17 @@
     </w:p>
     <w:p>
       <w:pPr>
-        <w:spacing w:after="60" w:line="264"/>
-        <w:ind w:left="640"/>
-      </w:pPr>
-      <w:r>
-        <w:rPr>
-          <w:rFonts w:ascii="맑은 고딕" w:cs="맑은 고딕" w:eastAsia="맑은 고딕" w:hAnsi="맑은 고딕"/>
-          <w:sz w:val="20"/>
-          <w:szCs w:val="20"/>
-        </w:rPr>
-        <w:t xml:space="preserve">(계산식) 근거 조항이 기록된 확정 답변 수 ÷ 전체 확정 답변 수 × 100</w:t>
+        <w:spacing w:after="130" w:before="0" w:line="252"/>
+        <w:ind w:left="300"/>
+      </w:pPr>
+      <w:r>
+        <w:rPr>
+          <w:rFonts w:ascii="맑은 고딕" w:cs="맑은 고딕" w:eastAsia="맑은 고딕" w:hAnsi="맑은 고딕"/>
+          <w:color w:val="595959"/>
+          <w:sz w:val="19"/>
+          <w:szCs w:val="19"/>
+        </w:rPr>
+        <w:t xml:space="preserve">(계산식) 조항 원문 및 소관부서가 표시·기록된 답변 수 ÷ 전체 답변 수 × 100</w:t>
       </w:r>
     </w:p>
     <w:p>
@@ -839,6 +751,23 @@
     </w:p>
     <w:p>
       <w:pPr>
+        <w:pStyle w:val="Heading2"/>
+        <w:spacing w:after="70" w:before="180"/>
+      </w:pPr>
+      <w:r>
+        <w:rPr>
+          <w:rFonts w:ascii="맑은 고딕" w:cs="맑은 고딕" w:eastAsia="맑은 고딕" w:hAnsi="맑은 고딕"/>
+          <w:b/>
+          <w:bCs/>
+          <w:color w:val="1F4E79"/>
+          <w:sz w:val="22"/>
+          <w:szCs w:val="22"/>
+        </w:rPr>
+        <w:t xml:space="preserve">주요 사용자</w:t>
+      </w:r>
+    </w:p>
+    <w:p>
+      <w:pPr>
         <w:pStyle w:val="ListParagraph"/>
         <w:numPr>
           <w:ilvl w:val="0"/>
@@ -862,7 +791,52 @@
           <w:sz w:val="20"/>
           <w:szCs w:val="20"/>
         </w:rPr>
-        <w:t xml:space="preserve"> — 본부에서 국외 HR 업무를 담당하는 1~2명. 문의 응대 및 규정 확인을 상시 수행하는 주 사용자이자 1차 버전의 유일한 사용자</w:t>
+        <w:t xml:space="preserve"> — 본부에서 국외 HR 업무를 담당하는 1~2명. 문의 응대 및 규정 확인을 상시 수행하는 1차 버전의 유일한 사용자</w:t>
+      </w:r>
+    </w:p>
+    <w:p>
+      <w:pPr>
+        <w:pStyle w:val="ListParagraph"/>
+        <w:numPr>
+          <w:ilvl w:val="0"/>
+          <w:numId w:val="2"/>
+        </w:numPr>
+        <w:spacing w:after="30" w:line="264"/>
+      </w:pPr>
+      <w:r>
+        <w:rPr>
+          <w:rFonts w:ascii="맑은 고딕" w:cs="맑은 고딕" w:eastAsia="맑은 고딕" w:hAnsi="맑은 고딕"/>
+          <w:b/>
+          <w:bCs/>
+          <w:sz w:val="20"/>
+          <w:szCs w:val="20"/>
+        </w:rPr>
+        <w:t xml:space="preserve">후임 HR 담당자</w:t>
+      </w:r>
+      <w:r>
+        <w:rPr>
+          <w:rFonts w:ascii="맑은 고딕" w:cs="맑은 고딕" w:eastAsia="맑은 고딕" w:hAnsi="맑은 고딕"/>
+          <w:sz w:val="20"/>
+          <w:szCs w:val="20"/>
+        </w:rPr>
+        <w:t xml:space="preserve"> — 인사발령으로 업무를 승계하는 담당자. 전임자의 처리 기준 및 근거 파악 요구</w:t>
+      </w:r>
+    </w:p>
+    <w:p>
+      <w:pPr>
+        <w:pStyle w:val="Heading2"/>
+        <w:spacing w:after="70" w:before="180"/>
+      </w:pPr>
+      <w:r>
+        <w:rPr>
+          <w:rFonts w:ascii="맑은 고딕" w:cs="맑은 고딕" w:eastAsia="맑은 고딕" w:hAnsi="맑은 고딕"/>
+          <w:b/>
+          <w:bCs/>
+          <w:color w:val="1F4E79"/>
+          <w:sz w:val="22"/>
+          <w:szCs w:val="22"/>
+        </w:rPr>
+        <w:t xml:space="preserve">부가 사용자</w:t>
       </w:r>
     </w:p>
     <w:p>
@@ -923,34 +897,6 @@
     </w:p>
     <w:p>
       <w:pPr>
-        <w:pStyle w:val="ListParagraph"/>
-        <w:numPr>
-          <w:ilvl w:val="0"/>
-          <w:numId w:val="2"/>
-        </w:numPr>
-        <w:spacing w:after="30" w:line="264"/>
-      </w:pPr>
-      <w:r>
-        <w:rPr>
-          <w:rFonts w:ascii="맑은 고딕" w:cs="맑은 고딕" w:eastAsia="맑은 고딕" w:hAnsi="맑은 고딕"/>
-          <w:b/>
-          <w:bCs/>
-          <w:sz w:val="20"/>
-          <w:szCs w:val="20"/>
-        </w:rPr>
-        <w:t xml:space="preserve">후임 담당자</w:t>
-      </w:r>
-      <w:r>
-        <w:rPr>
-          <w:rFonts w:ascii="맑은 고딕" w:cs="맑은 고딕" w:eastAsia="맑은 고딕" w:hAnsi="맑은 고딕"/>
-          <w:sz w:val="20"/>
-          <w:szCs w:val="20"/>
-        </w:rPr>
-        <w:t xml:space="preserve"> — 인사발령으로 업무를 승계하는 담당자. 과거 처리 기준 및 근거 파악 요구</w:t>
-      </w:r>
-    </w:p>
-    <w:p>
-      <w:pPr>
         <w:spacing w:after="80" w:line="264"/>
       </w:pPr>
       <w:r>
@@ -959,7 +905,7 @@
           <w:sz w:val="20"/>
           <w:szCs w:val="20"/>
         </w:rPr>
-        <w:t xml:space="preserve">1차 버전을 글로벌사업그룹 HR 담당자 전용으로 출시하는 사유는, 담당자의 상시 규정 확인 업무로 인한 사용 보장과 오답의 즉시 발견·교정 가능성 확보. 검증되지 않은 답변이 국외근무직원에게 우선 전달되는 상황 방지 목적.</w:t>
+        <w:t xml:space="preserve">1차 버전을 글로벌사업그룹 HR 담당자 전용으로 출시하는 사유는, 담당자의 상시 규정 확인 업무로 인한 사용 보장과 오답의 즉시 발견·교정 가능성 확보. 검증되지 않은 답변이 부가 사용자에게 우선 전달되는 상황 방지 목적.</w:t>
       </w:r>
     </w:p>
     <w:p>
@@ -1068,7 +1014,7 @@
           <w:sz w:val="20"/>
           <w:szCs w:val="20"/>
         </w:rPr>
-        <w:t xml:space="preserve">국가별 부임 안내 자료의 형식 미통일로 문의자의 자체 확인 어려움</w:t>
+        <w:t xml:space="preserve">국가별 현지 사정 및 적용 사항 상이로 문의자가 본인 해당 내용의 특정에 어려움</w:t>
       </w:r>
     </w:p>
     <w:p>
@@ -1761,15 +1707,15 @@
           <w:sz w:val="20"/>
           <w:szCs w:val="20"/>
         </w:rPr>
-        <w:t xml:space="preserve">서류 양식 제공</w:t>
-      </w:r>
-      <w:r>
-        <w:rPr>
-          <w:rFonts w:ascii="맑은 고딕" w:cs="맑은 고딕" w:eastAsia="맑은 고딕" w:hAnsi="맑은 고딕"/>
-          <w:sz w:val="20"/>
-          <w:szCs w:val="20"/>
-        </w:rPr>
-        <w:t xml:space="preserve"> — 국가별·용도별 최신 양식의 직접 제공</w:t>
+        <w:t xml:space="preserve">제출 서류 양식 제공</w:t>
+      </w:r>
+      <w:r>
+        <w:rPr>
+          <w:rFonts w:ascii="맑은 고딕" w:cs="맑은 고딕" w:eastAsia="맑은 고딕" w:hAnsi="맑은 고딕"/>
+          <w:sz w:val="20"/>
+          <w:szCs w:val="20"/>
+        </w:rPr>
+        <w:t xml:space="preserve"> — 부임 전 제출 서류 등 국가별·용도별 최신 양식의 직접 제공</w:t>
       </w:r>
     </w:p>
     <w:p>
@@ -2026,23 +1972,180 @@
             <w:r>
               <w:rPr>
                 <w:rFonts w:ascii="맑은 고딕" w:cs="맑은 고딕" w:eastAsia="맑은 고딕" w:hAnsi="맑은 고딕"/>
-                <w:sz w:val="17"/>
-                <w:szCs w:val="17"/>
-              </w:rPr>
-              <w:t xml:space="preserve">(직원) 홍콩 부임여비는 어떻게 되나요?</w:t>
-            </w:r>
-          </w:p>
-          <w:p>
-            <w:pPr>
-              <w:spacing w:after="0" w:line="224"/>
-            </w:pPr>
-            <w:r>
-              <w:rPr>
-                <w:rFonts w:ascii="맑은 고딕" w:cs="맑은 고딕" w:eastAsia="맑은 고딕" w:hAnsi="맑은 고딕"/>
-                <w:sz w:val="17"/>
-                <w:szCs w:val="17"/>
-              </w:rPr>
-              <w:t xml:space="preserve">(AI) 「복지·여비규정」 제○조 검색 결과, 홍콩 지역 부임여비는 ○○입니다. 소관은 HR·직원만족부이며, 본 안내는 규정 원문 인용입니다.</w:t>
+                <w:b/>
+                <w:bCs/>
+                <w:sz w:val="17"/>
+                <w:szCs w:val="17"/>
+              </w:rPr>
+              <w:t xml:space="preserve">(직원)</w:t>
+            </w:r>
+            <w:r>
+              <w:rPr>
+                <w:rFonts w:ascii="맑은 고딕" w:cs="맑은 고딕" w:eastAsia="맑은 고딕" w:hAnsi="맑은 고딕"/>
+                <w:sz w:val="17"/>
+                <w:szCs w:val="17"/>
+              </w:rPr>
+              <w:t xml:space="preserve"> 홍콩 부임여비는 어떻게 되나요?</w:t>
+            </w:r>
+          </w:p>
+          <w:p>
+            <w:pPr>
+              <w:spacing w:after="0" w:line="224"/>
+            </w:pPr>
+            <w:r>
+              <w:rPr>
+                <w:rFonts w:ascii="맑은 고딕" w:cs="맑은 고딕" w:eastAsia="맑은 고딕" w:hAnsi="맑은 고딕"/>
+                <w:b/>
+                <w:bCs/>
+                <w:sz w:val="17"/>
+                <w:szCs w:val="17"/>
+              </w:rPr>
+              <w:t xml:space="preserve">(AI)</w:t>
+            </w:r>
+            <w:r>
+              <w:rPr>
+                <w:rFonts w:ascii="맑은 고딕" w:cs="맑은 고딕" w:eastAsia="맑은 고딕" w:hAnsi="맑은 고딕"/>
+                <w:sz w:val="17"/>
+                <w:szCs w:val="17"/>
+              </w:rPr>
+              <w:t xml:space="preserve"> 홍콩지점 부임 기준으로 안내드립니다. 「복지·여비규정」 제○조 및 「복지·여비운영지침」 제○조에 따라 부임여비는 다음 항목으로 구성됩니다.</w:t>
+            </w:r>
+          </w:p>
+          <w:p>
+            <w:pPr>
+              <w:spacing w:after="0" w:line="224"/>
+            </w:pPr>
+            <w:r>
+              <w:rPr>
+                <w:rFonts w:ascii="맑은 고딕" w:cs="맑은 고딕" w:eastAsia="맑은 고딕" w:hAnsi="맑은 고딕"/>
+                <w:sz w:val="17"/>
+                <w:szCs w:val="17"/>
+              </w:rPr>
+              <w:t xml:space="preserve">　① 항공운임 — 본인 및 동반가족 실비 (이코노미 기준)</w:t>
+            </w:r>
+          </w:p>
+          <w:p>
+            <w:pPr>
+              <w:spacing w:after="0" w:line="224"/>
+            </w:pPr>
+            <w:r>
+              <w:rPr>
+                <w:rFonts w:ascii="맑은 고딕" w:cs="맑은 고딕" w:eastAsia="맑은 고딕" w:hAnsi="맑은 고딕"/>
+                <w:sz w:val="17"/>
+                <w:szCs w:val="17"/>
+              </w:rPr>
+              <w:t xml:space="preserve">　② 이전비 — 직급별 정액 ○○원</w:t>
+            </w:r>
+          </w:p>
+          <w:p>
+            <w:pPr>
+              <w:spacing w:after="0" w:line="224"/>
+            </w:pPr>
+            <w:r>
+              <w:rPr>
+                <w:rFonts w:ascii="맑은 고딕" w:cs="맑은 고딕" w:eastAsia="맑은 고딕" w:hAnsi="맑은 고딕"/>
+                <w:sz w:val="17"/>
+                <w:szCs w:val="17"/>
+              </w:rPr>
+              <w:t xml:space="preserve">　③ 착후정착비 — 월 기본급의 ○○%</w:t>
+            </w:r>
+          </w:p>
+          <w:p>
+            <w:pPr>
+              <w:spacing w:after="0" w:line="224"/>
+            </w:pPr>
+            <w:r>
+              <w:rPr>
+                <w:rFonts w:ascii="맑은 고딕" w:cs="맑은 고딕" w:eastAsia="맑은 고딕" w:hAnsi="맑은 고딕"/>
+                <w:sz w:val="17"/>
+                <w:szCs w:val="17"/>
+              </w:rPr>
+              <w:t xml:space="preserve">동반가족이 있는 경우 ②·③의 지급 기준이 달라집니다.</w:t>
+            </w:r>
+          </w:p>
+          <w:p>
+            <w:pPr>
+              <w:spacing w:after="0" w:line="224"/>
+            </w:pPr>
+            <w:r>
+              <w:rPr>
+                <w:rFonts w:ascii="맑은 고딕" w:cs="맑은 고딕" w:eastAsia="맑은 고딕" w:hAnsi="맑은 고딕"/>
+                <w:sz w:val="17"/>
+                <w:szCs w:val="17"/>
+              </w:rPr>
+              <w:t xml:space="preserve">　· 근거: 「복지·여비규정」 제○조 (시행일 2026.○.○)</w:t>
+            </w:r>
+          </w:p>
+          <w:p>
+            <w:pPr>
+              <w:spacing w:after="0" w:line="224"/>
+            </w:pPr>
+            <w:r>
+              <w:rPr>
+                <w:rFonts w:ascii="맑은 고딕" w:cs="맑은 고딕" w:eastAsia="맑은 고딕" w:hAnsi="맑은 고딕"/>
+                <w:sz w:val="17"/>
+                <w:szCs w:val="17"/>
+              </w:rPr>
+              <w:t xml:space="preserve">　· 소관: HR·직원만족부</w:t>
+            </w:r>
+          </w:p>
+          <w:p>
+            <w:pPr>
+              <w:spacing w:after="0" w:line="224"/>
+            </w:pPr>
+            <w:r>
+              <w:rPr>
+                <w:rFonts w:ascii="맑은 고딕" w:cs="맑은 고딕" w:eastAsia="맑은 고딕" w:hAnsi="맑은 고딕"/>
+                <w:sz w:val="17"/>
+                <w:szCs w:val="17"/>
+              </w:rPr>
+              <w:t xml:space="preserve">본 안내는 규정 원문 인용이며, 개별 적용 여부는 담당자 확인이 필요합니다.</w:t>
+            </w:r>
+          </w:p>
+          <w:p>
+            <w:pPr>
+              <w:spacing w:after="0" w:line="224"/>
+            </w:pPr>
+            <w:r>
+              <w:rPr>
+                <w:rFonts w:ascii="맑은 고딕" w:cs="맑은 고딕" w:eastAsia="맑은 고딕" w:hAnsi="맑은 고딕"/>
+                <w:b/>
+                <w:bCs/>
+                <w:sz w:val="17"/>
+                <w:szCs w:val="17"/>
+              </w:rPr>
+              <w:t xml:space="preserve">(직원)</w:t>
+            </w:r>
+            <w:r>
+              <w:rPr>
+                <w:rFonts w:ascii="맑은 고딕" w:cs="맑은 고딕" w:eastAsia="맑은 고딕" w:hAnsi="맑은 고딕"/>
+                <w:sz w:val="17"/>
+                <w:szCs w:val="17"/>
+              </w:rPr>
+              <w:t xml:space="preserve"> 가족을 동반하면 얼마나 달라지나요?</w:t>
+            </w:r>
+          </w:p>
+          <w:p>
+            <w:pPr>
+              <w:spacing w:after="0" w:line="224"/>
+            </w:pPr>
+            <w:r>
+              <w:rPr>
+                <w:rFonts w:ascii="맑은 고딕" w:cs="맑은 고딕" w:eastAsia="맑은 고딕" w:hAnsi="맑은 고딕"/>
+                <w:b/>
+                <w:bCs/>
+                <w:sz w:val="17"/>
+                <w:szCs w:val="17"/>
+              </w:rPr>
+              <w:t xml:space="preserve">(AI)</w:t>
+            </w:r>
+            <w:r>
+              <w:rPr>
+                <w:rFonts w:ascii="맑은 고딕" w:cs="맑은 고딕" w:eastAsia="맑은 고딕" w:hAnsi="맑은 고딕"/>
+                <w:sz w:val="17"/>
+                <w:szCs w:val="17"/>
+              </w:rPr>
+              <w:t xml:space="preserve"> 동반가족 1인당 이전비 ○○원이 가산되고, 착후정착비는 ○○% 상향 적용됩니다. 다만 동반가족의 인정 범위는 개별 확인이 필요한 사항이므로 담당자 문의를 권장드립니다.</w:t>
             </w:r>
           </w:p>
         </w:tc>
@@ -2094,23 +2197,167 @@
             <w:r>
               <w:rPr>
                 <w:rFonts w:ascii="맑은 고딕" w:cs="맑은 고딕" w:eastAsia="맑은 고딕" w:hAnsi="맑은 고딕"/>
-                <w:sz w:val="17"/>
-                <w:szCs w:val="17"/>
-              </w:rPr>
-              <w:t xml:space="preserve">(예비발령자) 인도네시아 부임 전에 제출할 서류가 무엇인가요?</w:t>
-            </w:r>
-          </w:p>
-          <w:p>
-            <w:pPr>
-              <w:spacing w:after="0" w:line="224"/>
-            </w:pPr>
-            <w:r>
-              <w:rPr>
-                <w:rFonts w:ascii="맑은 고딕" w:cs="맑은 고딕" w:eastAsia="맑은 고딕" w:hAnsi="맑은 고딕"/>
-                <w:sz w:val="17"/>
-                <w:szCs w:val="17"/>
-              </w:rPr>
-              <w:t xml:space="preserve">(AI) 인도네시아 부임 시 제출 서류는 ①○○ ②○○ ③○○이며, 각 양식은 아래에서 내려받으실 수 있습니다. 제출 기한은 발령일 ○일 전입니다.</w:t>
+                <w:b/>
+                <w:bCs/>
+                <w:sz w:val="17"/>
+                <w:szCs w:val="17"/>
+              </w:rPr>
+              <w:t xml:space="preserve">(예비발령자)</w:t>
+            </w:r>
+            <w:r>
+              <w:rPr>
+                <w:rFonts w:ascii="맑은 고딕" w:cs="맑은 고딕" w:eastAsia="맑은 고딕" w:hAnsi="맑은 고딕"/>
+                <w:sz w:val="17"/>
+                <w:szCs w:val="17"/>
+              </w:rPr>
+              <w:t xml:space="preserve"> 인도네시아 부임 전에 제출할 서류가 무엇인가요?</w:t>
+            </w:r>
+          </w:p>
+          <w:p>
+            <w:pPr>
+              <w:spacing w:after="0" w:line="224"/>
+            </w:pPr>
+            <w:r>
+              <w:rPr>
+                <w:rFonts w:ascii="맑은 고딕" w:cs="맑은 고딕" w:eastAsia="맑은 고딕" w:hAnsi="맑은 고딕"/>
+                <w:b/>
+                <w:bCs/>
+                <w:sz w:val="17"/>
+                <w:szCs w:val="17"/>
+              </w:rPr>
+              <w:t xml:space="preserve">(AI)</w:t>
+            </w:r>
+            <w:r>
+              <w:rPr>
+                <w:rFonts w:ascii="맑은 고딕" w:cs="맑은 고딕" w:eastAsia="맑은 고딕" w:hAnsi="맑은 고딕"/>
+                <w:sz w:val="17"/>
+                <w:szCs w:val="17"/>
+              </w:rPr>
+              <w:t xml:space="preserve"> 인도네시아 자회사 부임 기준 제출 서류는 다음과 같습니다.</w:t>
+            </w:r>
+          </w:p>
+          <w:p>
+            <w:pPr>
+              <w:spacing w:after="0" w:line="224"/>
+            </w:pPr>
+            <w:r>
+              <w:rPr>
+                <w:rFonts w:ascii="맑은 고딕" w:cs="맑은 고딕" w:eastAsia="맑은 고딕" w:hAnsi="맑은 고딕"/>
+                <w:sz w:val="17"/>
+                <w:szCs w:val="17"/>
+              </w:rPr>
+              <w:t xml:space="preserve">　① 부임 신고서 — 발령일 ○일 전까지 [양식 내려받기]</w:t>
+            </w:r>
+          </w:p>
+          <w:p>
+            <w:pPr>
+              <w:spacing w:after="0" w:line="224"/>
+            </w:pPr>
+            <w:r>
+              <w:rPr>
+                <w:rFonts w:ascii="맑은 고딕" w:cs="맑은 고딕" w:eastAsia="맑은 고딕" w:hAnsi="맑은 고딕"/>
+                <w:sz w:val="17"/>
+                <w:szCs w:val="17"/>
+              </w:rPr>
+              <w:t xml:space="preserve">　② 가족관계증명서 — 동반가족이 있는 경우에 한함</w:t>
+            </w:r>
+          </w:p>
+          <w:p>
+            <w:pPr>
+              <w:spacing w:after="0" w:line="224"/>
+            </w:pPr>
+            <w:r>
+              <w:rPr>
+                <w:rFonts w:ascii="맑은 고딕" w:cs="맑은 고딕" w:eastAsia="맑은 고딕" w:hAnsi="맑은 고딕"/>
+                <w:sz w:val="17"/>
+                <w:szCs w:val="17"/>
+              </w:rPr>
+              <w:t xml:space="preserve">　③ 건강진단 결과서 — 지정 병원 발급분, 발급일 ○개월 이내</w:t>
+            </w:r>
+          </w:p>
+          <w:p>
+            <w:pPr>
+              <w:spacing w:after="0" w:line="224"/>
+            </w:pPr>
+            <w:r>
+              <w:rPr>
+                <w:rFonts w:ascii="맑은 고딕" w:cs="맑은 고딕" w:eastAsia="맑은 고딕" w:hAnsi="맑은 고딕"/>
+                <w:sz w:val="17"/>
+                <w:szCs w:val="17"/>
+              </w:rPr>
+              <w:t xml:space="preserve">　④ 사택 임차 관련 서류 — 현지 계약 체결 후 제출</w:t>
+            </w:r>
+          </w:p>
+          <w:p>
+            <w:pPr>
+              <w:spacing w:after="0" w:line="224"/>
+            </w:pPr>
+            <w:r>
+              <w:rPr>
+                <w:rFonts w:ascii="맑은 고딕" w:cs="맑은 고딕" w:eastAsia="맑은 고딕" w:hAnsi="맑은 고딕"/>
+                <w:sz w:val="17"/>
+                <w:szCs w:val="17"/>
+              </w:rPr>
+              <w:t xml:space="preserve">①~③은 부임 전, ④는 부임 후 ○일 이내 제출 대상입니다.</w:t>
+            </w:r>
+          </w:p>
+          <w:p>
+            <w:pPr>
+              <w:spacing w:after="0" w:line="224"/>
+            </w:pPr>
+            <w:r>
+              <w:rPr>
+                <w:rFonts w:ascii="맑은 고딕" w:cs="맑은 고딕" w:eastAsia="맑은 고딕" w:hAnsi="맑은 고딕"/>
+                <w:sz w:val="17"/>
+                <w:szCs w:val="17"/>
+              </w:rPr>
+              <w:t xml:space="preserve">제출처는 글로벌성장지원부이며, 서류 누락 시 부임 절차가 지연될 수 있습니다.</w:t>
+            </w:r>
+          </w:p>
+          <w:p>
+            <w:pPr>
+              <w:spacing w:after="0" w:line="224"/>
+            </w:pPr>
+            <w:r>
+              <w:rPr>
+                <w:rFonts w:ascii="맑은 고딕" w:cs="맑은 고딕" w:eastAsia="맑은 고딕" w:hAnsi="맑은 고딕"/>
+                <w:b/>
+                <w:bCs/>
+                <w:sz w:val="17"/>
+                <w:szCs w:val="17"/>
+              </w:rPr>
+              <w:t xml:space="preserve">(예비발령자)</w:t>
+            </w:r>
+            <w:r>
+              <w:rPr>
+                <w:rFonts w:ascii="맑은 고딕" w:cs="맑은 고딕" w:eastAsia="맑은 고딕" w:hAnsi="맑은 고딕"/>
+                <w:sz w:val="17"/>
+                <w:szCs w:val="17"/>
+              </w:rPr>
+              <w:t xml:space="preserve"> 건강진단은 아무 병원에서나 받아도 되나요?</w:t>
+            </w:r>
+          </w:p>
+          <w:p>
+            <w:pPr>
+              <w:spacing w:after="0" w:line="224"/>
+            </w:pPr>
+            <w:r>
+              <w:rPr>
+                <w:rFonts w:ascii="맑은 고딕" w:cs="맑은 고딕" w:eastAsia="맑은 고딕" w:hAnsi="맑은 고딕"/>
+                <w:b/>
+                <w:bCs/>
+                <w:sz w:val="17"/>
+                <w:szCs w:val="17"/>
+              </w:rPr>
+              <w:t xml:space="preserve">(AI)</w:t>
+            </w:r>
+            <w:r>
+              <w:rPr>
+                <w:rFonts w:ascii="맑은 고딕" w:cs="맑은 고딕" w:eastAsia="맑은 고딕" w:hAnsi="맑은 고딕"/>
+                <w:sz w:val="17"/>
+                <w:szCs w:val="17"/>
+              </w:rPr>
+              <w:t xml:space="preserve"> 지정 병원 발급분만 인정됩니다. 지정 병원 목록은 [부임 안내서]에서 확인하실 수 있으며, 부득이하게 다른 기관을 이용해야 하는 경우 담당자 사전 협의가 필요합니다.</w:t>
             </w:r>
           </w:p>
         </w:tc>
@@ -2162,23 +2409,167 @@
             <w:r>
               <w:rPr>
                 <w:rFonts w:ascii="맑은 고딕" w:cs="맑은 고딕" w:eastAsia="맑은 고딕" w:hAnsi="맑은 고딕"/>
-                <w:sz w:val="17"/>
-                <w:szCs w:val="17"/>
-              </w:rPr>
-              <w:t xml:space="preserve">(직원) 배우자가 현지에서 취업했는데 가족수당을 계속 받을 수 있나요?</w:t>
-            </w:r>
-          </w:p>
-          <w:p>
-            <w:pPr>
-              <w:spacing w:after="0" w:line="224"/>
-            </w:pPr>
-            <w:r>
-              <w:rPr>
-                <w:rFonts w:ascii="맑은 고딕" w:cs="맑은 고딕" w:eastAsia="맑은 고딕" w:hAnsi="맑은 고딕"/>
-                <w:sz w:val="17"/>
-                <w:szCs w:val="17"/>
-              </w:rPr>
-              <w:t xml:space="preserve">(AI) 개별 상황에 대한 규정 적용 판단이 필요한 사안으로 답변이 어렵습니다. 소관부서(HR·직원만족부) 확인이 필요하며, 참고 조항은 「국외근무직원 보수·복지에 관한 규정」 제○조입니다.</w:t>
+                <w:b/>
+                <w:bCs/>
+                <w:sz w:val="17"/>
+                <w:szCs w:val="17"/>
+              </w:rPr>
+              <w:t xml:space="preserve">(직원)</w:t>
+            </w:r>
+            <w:r>
+              <w:rPr>
+                <w:rFonts w:ascii="맑은 고딕" w:cs="맑은 고딕" w:eastAsia="맑은 고딕" w:hAnsi="맑은 고딕"/>
+                <w:sz w:val="17"/>
+                <w:szCs w:val="17"/>
+              </w:rPr>
+              <w:t xml:space="preserve"> 배우자가 현지에서 취업했는데 가족수당을 계속 받을 수 있나요?</w:t>
+            </w:r>
+          </w:p>
+          <w:p>
+            <w:pPr>
+              <w:spacing w:after="0" w:line="224"/>
+            </w:pPr>
+            <w:r>
+              <w:rPr>
+                <w:rFonts w:ascii="맑은 고딕" w:cs="맑은 고딕" w:eastAsia="맑은 고딕" w:hAnsi="맑은 고딕"/>
+                <w:b/>
+                <w:bCs/>
+                <w:sz w:val="17"/>
+                <w:szCs w:val="17"/>
+              </w:rPr>
+              <w:t xml:space="preserve">(AI)</w:t>
+            </w:r>
+            <w:r>
+              <w:rPr>
+                <w:rFonts w:ascii="맑은 고딕" w:cs="맑은 고딕" w:eastAsia="맑은 고딕" w:hAnsi="맑은 고딕"/>
+                <w:sz w:val="17"/>
+                <w:szCs w:val="17"/>
+              </w:rPr>
+              <w:t xml:space="preserve"> 해당 사안은 규정을 개별 상황에 적용할지 판단이 필요한 사항으로, 본 시스템에서는 답변드리기 어렵습니다.</w:t>
+            </w:r>
+          </w:p>
+          <w:p>
+            <w:pPr>
+              <w:spacing w:after="0" w:line="224"/>
+            </w:pPr>
+            <w:r>
+              <w:rPr>
+                <w:rFonts w:ascii="맑은 고딕" w:cs="맑은 고딕" w:eastAsia="맑은 고딕" w:hAnsi="맑은 고딕"/>
+                <w:sz w:val="17"/>
+                <w:szCs w:val="17"/>
+              </w:rPr>
+              <w:t xml:space="preserve">참고하실 수 있는 관련 조항은 다음과 같습니다.</w:t>
+            </w:r>
+          </w:p>
+          <w:p>
+            <w:pPr>
+              <w:spacing w:after="0" w:line="224"/>
+            </w:pPr>
+            <w:r>
+              <w:rPr>
+                <w:rFonts w:ascii="맑은 고딕" w:cs="맑은 고딕" w:eastAsia="맑은 고딕" w:hAnsi="맑은 고딕"/>
+                <w:sz w:val="17"/>
+                <w:szCs w:val="17"/>
+              </w:rPr>
+              <w:t xml:space="preserve">　· 「국외근무직원 보수·복지에 관한 규정」 제○조 (가족수당 지급 대상)</w:t>
+            </w:r>
+          </w:p>
+          <w:p>
+            <w:pPr>
+              <w:spacing w:after="0" w:line="224"/>
+            </w:pPr>
+            <w:r>
+              <w:rPr>
+                <w:rFonts w:ascii="맑은 고딕" w:cs="맑은 고딕" w:eastAsia="맑은 고딕" w:hAnsi="맑은 고딕"/>
+                <w:sz w:val="17"/>
+                <w:szCs w:val="17"/>
+              </w:rPr>
+              <w:t xml:space="preserve">　· 같은 규정 제○조 (지급 제외 사유)</w:t>
+            </w:r>
+          </w:p>
+          <w:p>
+            <w:pPr>
+              <w:spacing w:after="0" w:line="224"/>
+            </w:pPr>
+            <w:r>
+              <w:rPr>
+                <w:rFonts w:ascii="맑은 고딕" w:cs="맑은 고딕" w:eastAsia="맑은 고딕" w:hAnsi="맑은 고딕"/>
+                <w:sz w:val="17"/>
+                <w:szCs w:val="17"/>
+              </w:rPr>
+              <w:t xml:space="preserve">배우자의 소득 발생이 지급 제외 사유에 해당하는지는 소관부서의 확인이 필요합니다.</w:t>
+            </w:r>
+          </w:p>
+          <w:p>
+            <w:pPr>
+              <w:spacing w:after="0" w:line="224"/>
+            </w:pPr>
+            <w:r>
+              <w:rPr>
+                <w:rFonts w:ascii="맑은 고딕" w:cs="맑은 고딕" w:eastAsia="맑은 고딕" w:hAnsi="맑은 고딕"/>
+                <w:sz w:val="17"/>
+                <w:szCs w:val="17"/>
+              </w:rPr>
+              <w:t xml:space="preserve">　· 소관: HR·직원만족부</w:t>
+            </w:r>
+          </w:p>
+          <w:p>
+            <w:pPr>
+              <w:spacing w:after="0" w:line="224"/>
+            </w:pPr>
+            <w:r>
+              <w:rPr>
+                <w:rFonts w:ascii="맑은 고딕" w:cs="맑은 고딕" w:eastAsia="맑은 고딕" w:hAnsi="맑은 고딕"/>
+                <w:sz w:val="17"/>
+                <w:szCs w:val="17"/>
+              </w:rPr>
+              <w:t xml:space="preserve">　· 안내: 담당자를 통해 소관부서에 질의하시기 바랍니다.</w:t>
+            </w:r>
+          </w:p>
+          <w:p>
+            <w:pPr>
+              <w:spacing w:after="0" w:line="224"/>
+            </w:pPr>
+            <w:r>
+              <w:rPr>
+                <w:rFonts w:ascii="맑은 고딕" w:cs="맑은 고딕" w:eastAsia="맑은 고딕" w:hAnsi="맑은 고딕"/>
+                <w:b/>
+                <w:bCs/>
+                <w:sz w:val="17"/>
+                <w:szCs w:val="17"/>
+              </w:rPr>
+              <w:t xml:space="preserve">(직원)</w:t>
+            </w:r>
+            <w:r>
+              <w:rPr>
+                <w:rFonts w:ascii="맑은 고딕" w:cs="맑은 고딕" w:eastAsia="맑은 고딕" w:hAnsi="맑은 고딕"/>
+                <w:sz w:val="17"/>
+                <w:szCs w:val="17"/>
+              </w:rPr>
+              <w:t xml:space="preserve"> 그럼 일단 계속 받아도 되나요?</w:t>
+            </w:r>
+          </w:p>
+          <w:p>
+            <w:pPr>
+              <w:spacing w:after="0" w:line="224"/>
+            </w:pPr>
+            <w:r>
+              <w:rPr>
+                <w:rFonts w:ascii="맑은 고딕" w:cs="맑은 고딕" w:eastAsia="맑은 고딕" w:hAnsi="맑은 고딕"/>
+                <w:b/>
+                <w:bCs/>
+                <w:sz w:val="17"/>
+                <w:szCs w:val="17"/>
+              </w:rPr>
+              <w:t xml:space="preserve">(AI)</w:t>
+            </w:r>
+            <w:r>
+              <w:rPr>
+                <w:rFonts w:ascii="맑은 고딕" w:cs="맑은 고딕" w:eastAsia="맑은 고딕" w:hAnsi="맑은 고딕"/>
+                <w:sz w:val="17"/>
+                <w:szCs w:val="17"/>
+              </w:rPr>
+              <w:t xml:space="preserve"> 지급 여부에 대한 판단은 소관부서 확인 사항으로, 본 시스템에서 안내드릴 수 없습니다. 확인 전 수령분에 대한 정산이 발생할 수 있으므로 사전 확인을 권장드립니다.</w:t>
             </w:r>
           </w:p>
         </w:tc>
@@ -2230,23 +2621,167 @@
             <w:r>
               <w:rPr>
                 <w:rFonts w:ascii="맑은 고딕" w:cs="맑은 고딕" w:eastAsia="맑은 고딕" w:hAnsi="맑은 고딕"/>
-                <w:sz w:val="17"/>
-                <w:szCs w:val="17"/>
-              </w:rPr>
-              <w:t xml:space="preserve">(담당자) 주택수당 한도가 얼마인가요?</w:t>
-            </w:r>
-          </w:p>
-          <w:p>
-            <w:pPr>
-              <w:spacing w:after="0" w:line="224"/>
-            </w:pPr>
-            <w:r>
-              <w:rPr>
-                <w:rFonts w:ascii="맑은 고딕" w:cs="맑은 고딕" w:eastAsia="맑은 고딕" w:hAnsi="맑은 고딕"/>
-                <w:sz w:val="17"/>
-                <w:szCs w:val="17"/>
-              </w:rPr>
-              <w:t xml:space="preserve">(AI) 국가 및 법인격에 따라 기준이 상이합니다. 대상 국가와 자회사·국외점포 중 해당 구분을 알려주시기 바랍니다.</w:t>
+                <w:b/>
+                <w:bCs/>
+                <w:sz w:val="17"/>
+                <w:szCs w:val="17"/>
+              </w:rPr>
+              <w:t xml:space="preserve">(담당자)</w:t>
+            </w:r>
+            <w:r>
+              <w:rPr>
+                <w:rFonts w:ascii="맑은 고딕" w:cs="맑은 고딕" w:eastAsia="맑은 고딕" w:hAnsi="맑은 고딕"/>
+                <w:sz w:val="17"/>
+                <w:szCs w:val="17"/>
+              </w:rPr>
+              <w:t xml:space="preserve"> 주택수당 한도가 얼마인가요?</w:t>
+            </w:r>
+          </w:p>
+          <w:p>
+            <w:pPr>
+              <w:spacing w:after="0" w:line="224"/>
+            </w:pPr>
+            <w:r>
+              <w:rPr>
+                <w:rFonts w:ascii="맑은 고딕" w:cs="맑은 고딕" w:eastAsia="맑은 고딕" w:hAnsi="맑은 고딕"/>
+                <w:b/>
+                <w:bCs/>
+                <w:sz w:val="17"/>
+                <w:szCs w:val="17"/>
+              </w:rPr>
+              <w:t xml:space="preserve">(AI)</w:t>
+            </w:r>
+            <w:r>
+              <w:rPr>
+                <w:rFonts w:ascii="맑은 고딕" w:cs="맑은 고딕" w:eastAsia="맑은 고딕" w:hAnsi="맑은 고딕"/>
+                <w:sz w:val="17"/>
+                <w:szCs w:val="17"/>
+              </w:rPr>
+              <w:t xml:space="preserve"> 주택수당 한도는 근무 국가와 법인격에 따라 기준이 다릅니다. 아래 정보를 알려주시면 해당 기준을 안내드리겠습니다.</w:t>
+            </w:r>
+          </w:p>
+          <w:p>
+            <w:pPr>
+              <w:spacing w:after="0" w:line="224"/>
+            </w:pPr>
+            <w:r>
+              <w:rPr>
+                <w:rFonts w:ascii="맑은 고딕" w:cs="맑은 고딕" w:eastAsia="맑은 고딕" w:hAnsi="맑은 고딕"/>
+                <w:sz w:val="17"/>
+                <w:szCs w:val="17"/>
+              </w:rPr>
+              <w:t xml:space="preserve">　· 근무 국가</w:t>
+            </w:r>
+          </w:p>
+          <w:p>
+            <w:pPr>
+              <w:spacing w:after="0" w:line="224"/>
+            </w:pPr>
+            <w:r>
+              <w:rPr>
+                <w:rFonts w:ascii="맑은 고딕" w:cs="맑은 고딕" w:eastAsia="맑은 고딕" w:hAnsi="맑은 고딕"/>
+                <w:sz w:val="17"/>
+                <w:szCs w:val="17"/>
+              </w:rPr>
+              <w:t xml:space="preserve">　· 법인격 구분 (자회사 / 국외점포)</w:t>
+            </w:r>
+          </w:p>
+          <w:p>
+            <w:pPr>
+              <w:spacing w:after="0" w:line="224"/>
+            </w:pPr>
+            <w:r>
+              <w:rPr>
+                <w:rFonts w:ascii="맑은 고딕" w:cs="맑은 고딕" w:eastAsia="맑은 고딕" w:hAnsi="맑은 고딕"/>
+                <w:b/>
+                <w:bCs/>
+                <w:sz w:val="17"/>
+                <w:szCs w:val="17"/>
+              </w:rPr>
+              <w:t xml:space="preserve">(담당자)</w:t>
+            </w:r>
+            <w:r>
+              <w:rPr>
+                <w:rFonts w:ascii="맑은 고딕" w:cs="맑은 고딕" w:eastAsia="맑은 고딕" w:hAnsi="맑은 고딕"/>
+                <w:sz w:val="17"/>
+                <w:szCs w:val="17"/>
+              </w:rPr>
+              <w:t xml:space="preserve"> 인도네시아 자회사요.</w:t>
+            </w:r>
+          </w:p>
+          <w:p>
+            <w:pPr>
+              <w:spacing w:after="0" w:line="224"/>
+            </w:pPr>
+            <w:r>
+              <w:rPr>
+                <w:rFonts w:ascii="맑은 고딕" w:cs="맑은 고딕" w:eastAsia="맑은 고딕" w:hAnsi="맑은 고딕"/>
+                <w:b/>
+                <w:bCs/>
+                <w:sz w:val="17"/>
+                <w:szCs w:val="17"/>
+              </w:rPr>
+              <w:t xml:space="preserve">(AI)</w:t>
+            </w:r>
+            <w:r>
+              <w:rPr>
+                <w:rFonts w:ascii="맑은 고딕" w:cs="맑은 고딕" w:eastAsia="맑은 고딕" w:hAnsi="맑은 고딕"/>
+                <w:sz w:val="17"/>
+                <w:szCs w:val="17"/>
+              </w:rPr>
+              <w:t xml:space="preserve"> 인도네시아 자회사 기준으로 안내드립니다. 「국외근무직원 보수·복지에 관한 규정」 제○조에 따라 주택수당 한도는 직급별로 다음과 같습니다.</w:t>
+            </w:r>
+          </w:p>
+          <w:p>
+            <w:pPr>
+              <w:spacing w:after="0" w:line="224"/>
+            </w:pPr>
+            <w:r>
+              <w:rPr>
+                <w:rFonts w:ascii="맑은 고딕" w:cs="맑은 고딕" w:eastAsia="맑은 고딕" w:hAnsi="맑은 고딕"/>
+                <w:sz w:val="17"/>
+                <w:szCs w:val="17"/>
+              </w:rPr>
+              <w:t xml:space="preserve">　· ○급 이상 — 월 ○○</w:t>
+            </w:r>
+          </w:p>
+          <w:p>
+            <w:pPr>
+              <w:spacing w:after="0" w:line="224"/>
+            </w:pPr>
+            <w:r>
+              <w:rPr>
+                <w:rFonts w:ascii="맑은 고딕" w:cs="맑은 고딕" w:eastAsia="맑은 고딕" w:hAnsi="맑은 고딕"/>
+                <w:sz w:val="17"/>
+                <w:szCs w:val="17"/>
+              </w:rPr>
+              <w:t xml:space="preserve">　· ○급 이하 — 월 ○○</w:t>
+            </w:r>
+          </w:p>
+          <w:p>
+            <w:pPr>
+              <w:spacing w:after="0" w:line="224"/>
+            </w:pPr>
+            <w:r>
+              <w:rPr>
+                <w:rFonts w:ascii="맑은 고딕" w:cs="맑은 고딕" w:eastAsia="맑은 고딕" w:hAnsi="맑은 고딕"/>
+                <w:sz w:val="17"/>
+                <w:szCs w:val="17"/>
+              </w:rPr>
+              <w:t xml:space="preserve">실제 임차료가 한도를 초과하는 경우의 처리는 별도 확인이 필요한 사항입니다.</w:t>
+            </w:r>
+          </w:p>
+          <w:p>
+            <w:pPr>
+              <w:spacing w:after="0" w:line="224"/>
+            </w:pPr>
+            <w:r>
+              <w:rPr>
+                <w:rFonts w:ascii="맑은 고딕" w:cs="맑은 고딕" w:eastAsia="맑은 고딕" w:hAnsi="맑은 고딕"/>
+                <w:sz w:val="17"/>
+                <w:szCs w:val="17"/>
+              </w:rPr>
+              <w:t xml:space="preserve">　· 근거: 제○조 (시행일 2026.○.○) · 소관: HR·직원만족부</w:t>
             </w:r>
           </w:p>
         </w:tc>
@@ -2298,23 +2833,108 @@
             <w:r>
               <w:rPr>
                 <w:rFonts w:ascii="맑은 고딕" w:cs="맑은 고딕" w:eastAsia="맑은 고딕" w:hAnsi="맑은 고딕"/>
-                <w:sz w:val="17"/>
-                <w:szCs w:val="17"/>
-              </w:rPr>
-              <w:t xml:space="preserve">(담당자) 현지 차량 리스 비용도 지원되나요?</w:t>
-            </w:r>
-          </w:p>
-          <w:p>
-            <w:pPr>
-              <w:spacing w:after="0" w:line="224"/>
-            </w:pPr>
-            <w:r>
-              <w:rPr>
-                <w:rFonts w:ascii="맑은 고딕" w:cs="맑은 고딕" w:eastAsia="맑은 고딕" w:hAnsi="맑은 고딕"/>
-                <w:sz w:val="17"/>
-                <w:szCs w:val="17"/>
-              </w:rPr>
-              <w:t xml:space="preserve">(AI) 규정 및 안내 자료에서 관련 근거를 찾지 못했습니다. 담당자 확인이 필요합니다.</w:t>
+                <w:b/>
+                <w:bCs/>
+                <w:sz w:val="17"/>
+                <w:szCs w:val="17"/>
+              </w:rPr>
+              <w:t xml:space="preserve">(담당자)</w:t>
+            </w:r>
+            <w:r>
+              <w:rPr>
+                <w:rFonts w:ascii="맑은 고딕" w:cs="맑은 고딕" w:eastAsia="맑은 고딕" w:hAnsi="맑은 고딕"/>
+                <w:sz w:val="17"/>
+                <w:szCs w:val="17"/>
+              </w:rPr>
+              <w:t xml:space="preserve"> 현지 차량 리스 비용도 지원되나요?</w:t>
+            </w:r>
+          </w:p>
+          <w:p>
+            <w:pPr>
+              <w:spacing w:after="0" w:line="224"/>
+            </w:pPr>
+            <w:r>
+              <w:rPr>
+                <w:rFonts w:ascii="맑은 고딕" w:cs="맑은 고딕" w:eastAsia="맑은 고딕" w:hAnsi="맑은 고딕"/>
+                <w:b/>
+                <w:bCs/>
+                <w:sz w:val="17"/>
+                <w:szCs w:val="17"/>
+              </w:rPr>
+              <w:t xml:space="preserve">(AI)</w:t>
+            </w:r>
+            <w:r>
+              <w:rPr>
+                <w:rFonts w:ascii="맑은 고딕" w:cs="맑은 고딕" w:eastAsia="맑은 고딕" w:hAnsi="맑은 고딕"/>
+                <w:sz w:val="17"/>
+                <w:szCs w:val="17"/>
+              </w:rPr>
+              <w:t xml:space="preserve"> 현재 등록된 규정과 안내 자료에서 차량 리스 비용 지원에 대한 근거를 찾지 못했습니다. 추정하여 답변드리지 않겠습니다.</w:t>
+            </w:r>
+          </w:p>
+          <w:p>
+            <w:pPr>
+              <w:spacing w:after="0" w:line="224"/>
+            </w:pPr>
+            <w:r>
+              <w:rPr>
+                <w:rFonts w:ascii="맑은 고딕" w:cs="맑은 고딕" w:eastAsia="맑은 고딕" w:hAnsi="맑은 고딕"/>
+                <w:sz w:val="17"/>
+                <w:szCs w:val="17"/>
+              </w:rPr>
+              <w:t xml:space="preserve">검색 대상은 다음과 같았습니다.</w:t>
+            </w:r>
+          </w:p>
+          <w:p>
+            <w:pPr>
+              <w:spacing w:after="0" w:line="224"/>
+            </w:pPr>
+            <w:r>
+              <w:rPr>
+                <w:rFonts w:ascii="맑은 고딕" w:cs="맑은 고딕" w:eastAsia="맑은 고딕" w:hAnsi="맑은 고딕"/>
+                <w:sz w:val="17"/>
+                <w:szCs w:val="17"/>
+              </w:rPr>
+              <w:t xml:space="preserve">　· 「국외근무직원 보수·복지에 관한 규정」</w:t>
+            </w:r>
+          </w:p>
+          <w:p>
+            <w:pPr>
+              <w:spacing w:after="0" w:line="224"/>
+            </w:pPr>
+            <w:r>
+              <w:rPr>
+                <w:rFonts w:ascii="맑은 고딕" w:cs="맑은 고딕" w:eastAsia="맑은 고딕" w:hAnsi="맑은 고딕"/>
+                <w:sz w:val="17"/>
+                <w:szCs w:val="17"/>
+              </w:rPr>
+              <w:t xml:space="preserve">　· 「복지·여비규정」 및 운영지침</w:t>
+            </w:r>
+          </w:p>
+          <w:p>
+            <w:pPr>
+              <w:spacing w:after="0" w:line="224"/>
+            </w:pPr>
+            <w:r>
+              <w:rPr>
+                <w:rFonts w:ascii="맑은 고딕" w:cs="맑은 고딕" w:eastAsia="맑은 고딕" w:hAnsi="맑은 고딕"/>
+                <w:sz w:val="17"/>
+                <w:szCs w:val="17"/>
+              </w:rPr>
+              <w:t xml:space="preserve">　· 국가별 부임 안내서 (인도네시아·캄보디아·홍콩·런던)</w:t>
+            </w:r>
+          </w:p>
+          <w:p>
+            <w:pPr>
+              <w:spacing w:after="0" w:line="224"/>
+            </w:pPr>
+            <w:r>
+              <w:rPr>
+                <w:rFonts w:ascii="맑은 고딕" w:cs="맑은 고딕" w:eastAsia="맑은 고딕" w:hAnsi="맑은 고딕"/>
+                <w:sz w:val="17"/>
+                <w:szCs w:val="17"/>
+              </w:rPr>
+              <w:t xml:space="preserve">근거가 존재하나 미등록 상태일 수 있으므로, 소관부서 확인 후 자료 등록을 권장드립니다.</w:t>
             </w:r>
           </w:p>
         </w:tc>
@@ -2366,23 +2986,147 @@
             <w:r>
               <w:rPr>
                 <w:rFonts w:ascii="맑은 고딕" w:cs="맑은 고딕" w:eastAsia="맑은 고딕" w:hAnsi="맑은 고딕"/>
-                <w:sz w:val="17"/>
-                <w:szCs w:val="17"/>
-              </w:rPr>
-              <w:t xml:space="preserve">(후임 담당자) 작년 캄보디아 학자금 지원 처리 사례를 보여주세요.</w:t>
-            </w:r>
-          </w:p>
-          <w:p>
-            <w:pPr>
-              <w:spacing w:after="0" w:line="224"/>
-            </w:pPr>
-            <w:r>
-              <w:rPr>
-                <w:rFonts w:ascii="맑은 고딕" w:cs="맑은 고딕" w:eastAsia="맑은 고딕" w:hAnsi="맑은 고딕"/>
-                <w:sz w:val="17"/>
-                <w:szCs w:val="17"/>
-              </w:rPr>
-              <w:t xml:space="preserve">(AI) 2025년 캄보디아 학자금 관련 확정 건은 ○건입니다. 각 건의 질의, 적용 조항, 답변, 확정일을 함께 표시합니다.</w:t>
+                <w:b/>
+                <w:bCs/>
+                <w:sz w:val="17"/>
+                <w:szCs w:val="17"/>
+              </w:rPr>
+              <w:t xml:space="preserve">(후임 담당자)</w:t>
+            </w:r>
+            <w:r>
+              <w:rPr>
+                <w:rFonts w:ascii="맑은 고딕" w:cs="맑은 고딕" w:eastAsia="맑은 고딕" w:hAnsi="맑은 고딕"/>
+                <w:sz w:val="17"/>
+                <w:szCs w:val="17"/>
+              </w:rPr>
+              <w:t xml:space="preserve"> 작년 캄보디아 학자금 지원 처리 사례를 보여주세요.</w:t>
+            </w:r>
+          </w:p>
+          <w:p>
+            <w:pPr>
+              <w:spacing w:after="0" w:line="224"/>
+            </w:pPr>
+            <w:r>
+              <w:rPr>
+                <w:rFonts w:ascii="맑은 고딕" w:cs="맑은 고딕" w:eastAsia="맑은 고딕" w:hAnsi="맑은 고딕"/>
+                <w:b/>
+                <w:bCs/>
+                <w:sz w:val="17"/>
+                <w:szCs w:val="17"/>
+              </w:rPr>
+              <w:t xml:space="preserve">(AI)</w:t>
+            </w:r>
+            <w:r>
+              <w:rPr>
+                <w:rFonts w:ascii="맑은 고딕" w:cs="맑은 고딕" w:eastAsia="맑은 고딕" w:hAnsi="맑은 고딕"/>
+                <w:sz w:val="17"/>
+                <w:szCs w:val="17"/>
+              </w:rPr>
+              <w:t xml:space="preserve"> 2025년 캄보디아 학자금 관련 확정 건은 ○건입니다.</w:t>
+            </w:r>
+          </w:p>
+          <w:p>
+            <w:pPr>
+              <w:spacing w:after="0" w:line="224"/>
+            </w:pPr>
+            <w:r>
+              <w:rPr>
+                <w:rFonts w:ascii="맑은 고딕" w:cs="맑은 고딕" w:eastAsia="맑은 고딕" w:hAnsi="맑은 고딕"/>
+                <w:sz w:val="17"/>
+                <w:szCs w:val="17"/>
+              </w:rPr>
+              <w:t xml:space="preserve">　① 2025.○.○ — 국제학교 학비 초과분 처리</w:t>
+            </w:r>
+          </w:p>
+          <w:p>
+            <w:pPr>
+              <w:spacing w:after="0" w:line="224"/>
+            </w:pPr>
+            <w:r>
+              <w:rPr>
+                <w:rFonts w:ascii="맑은 고딕" w:cs="맑은 고딕" w:eastAsia="맑은 고딕" w:hAnsi="맑은 고딕"/>
+                <w:sz w:val="17"/>
+                <w:szCs w:val="17"/>
+              </w:rPr>
+              <w:t xml:space="preserve">　　· 적용 조항: 「보수·복지에 관한 규정」 제○조</w:t>
+            </w:r>
+          </w:p>
+          <w:p>
+            <w:pPr>
+              <w:spacing w:after="0" w:line="224"/>
+            </w:pPr>
+            <w:r>
+              <w:rPr>
+                <w:rFonts w:ascii="맑은 고딕" w:cs="맑은 고딕" w:eastAsia="맑은 고딕" w:hAnsi="맑은 고딕"/>
+                <w:sz w:val="17"/>
+                <w:szCs w:val="17"/>
+              </w:rPr>
+              <w:t xml:space="preserve">　　· 답변 요지: 한도 내 실비 지원, 초과분 본인 부담</w:t>
+            </w:r>
+          </w:p>
+          <w:p>
+            <w:pPr>
+              <w:spacing w:after="0" w:line="224"/>
+            </w:pPr>
+            <w:r>
+              <w:rPr>
+                <w:rFonts w:ascii="맑은 고딕" w:cs="맑은 고딕" w:eastAsia="맑은 고딕" w:hAnsi="맑은 고딕"/>
+                <w:sz w:val="17"/>
+                <w:szCs w:val="17"/>
+              </w:rPr>
+              <w:t xml:space="preserve">　② 2025.○.○ — 학기 중 전학에 따른 정산</w:t>
+            </w:r>
+          </w:p>
+          <w:p>
+            <w:pPr>
+              <w:spacing w:after="0" w:line="224"/>
+            </w:pPr>
+            <w:r>
+              <w:rPr>
+                <w:rFonts w:ascii="맑은 고딕" w:cs="맑은 고딕" w:eastAsia="맑은 고딕" w:hAnsi="맑은 고딕"/>
+                <w:sz w:val="17"/>
+                <w:szCs w:val="17"/>
+              </w:rPr>
+              <w:t xml:space="preserve">　　· 적용 조항: 같은 규정 제○조</w:t>
+            </w:r>
+          </w:p>
+          <w:p>
+            <w:pPr>
+              <w:spacing w:after="0" w:line="224"/>
+            </w:pPr>
+            <w:r>
+              <w:rPr>
+                <w:rFonts w:ascii="맑은 고딕" w:cs="맑은 고딕" w:eastAsia="맑은 고딕" w:hAnsi="맑은 고딕"/>
+                <w:sz w:val="17"/>
+                <w:szCs w:val="17"/>
+              </w:rPr>
+              <w:t xml:space="preserve">　　· 답변 요지: 일할 계산 적용, 증빙 제출 필요</w:t>
+            </w:r>
+          </w:p>
+          <w:p>
+            <w:pPr>
+              <w:spacing w:after="0" w:line="224"/>
+            </w:pPr>
+            <w:r>
+              <w:rPr>
+                <w:rFonts w:ascii="맑은 고딕" w:cs="맑은 고딕" w:eastAsia="맑은 고딕" w:hAnsi="맑은 고딕"/>
+                <w:sz w:val="17"/>
+                <w:szCs w:val="17"/>
+              </w:rPr>
+              <w:t xml:space="preserve">　　· 비고: 예외 처리 건 (소관부서 협의 후 확정)</w:t>
+            </w:r>
+          </w:p>
+          <w:p>
+            <w:pPr>
+              <w:spacing w:after="0" w:line="224"/>
+            </w:pPr>
+            <w:r>
+              <w:rPr>
+                <w:rFonts w:ascii="맑은 고딕" w:cs="맑은 고딕" w:eastAsia="맑은 고딕" w:hAnsi="맑은 고딕"/>
+                <w:sz w:val="17"/>
+                <w:szCs w:val="17"/>
+              </w:rPr>
+              <w:t xml:space="preserve">각 건의 원 질의와 확정일은 상세 보기에서 확인하실 수 있습니다.</w:t>
             </w:r>
           </w:p>
         </w:tc>
@@ -2434,23 +3178,184 @@
             <w:r>
               <w:rPr>
                 <w:rFonts w:ascii="맑은 고딕" w:cs="맑은 고딕" w:eastAsia="맑은 고딕" w:hAnsi="맑은 고딕"/>
-                <w:sz w:val="17"/>
-                <w:szCs w:val="17"/>
-              </w:rPr>
-              <w:t xml:space="preserve">(예비발령자) 부임까지 남은 준비 항목을 알려주세요.</w:t>
-            </w:r>
-          </w:p>
-          <w:p>
-            <w:pPr>
-              <w:spacing w:after="0" w:line="224"/>
-            </w:pPr>
-            <w:r>
-              <w:rPr>
-                <w:rFonts w:ascii="맑은 고딕" w:cs="맑은 고딕" w:eastAsia="맑은 고딕" w:hAnsi="맑은 고딕"/>
-                <w:sz w:val="17"/>
-                <w:szCs w:val="17"/>
-              </w:rPr>
-              <w:t xml:space="preserve">(AI) 인도네시아 부임(가족 동반) 기준 준비 항목 ○건 중 ○건이 완료되었습니다. 미완료 항목과 기한은 다음과 같습니다.</w:t>
+                <w:b/>
+                <w:bCs/>
+                <w:sz w:val="17"/>
+                <w:szCs w:val="17"/>
+              </w:rPr>
+              <w:t xml:space="preserve">(예비발령자)</w:t>
+            </w:r>
+            <w:r>
+              <w:rPr>
+                <w:rFonts w:ascii="맑은 고딕" w:cs="맑은 고딕" w:eastAsia="맑은 고딕" w:hAnsi="맑은 고딕"/>
+                <w:sz w:val="17"/>
+                <w:szCs w:val="17"/>
+              </w:rPr>
+              <w:t xml:space="preserve"> 부임까지 남은 준비 항목을 알려주세요.</w:t>
+            </w:r>
+          </w:p>
+          <w:p>
+            <w:pPr>
+              <w:spacing w:after="0" w:line="224"/>
+            </w:pPr>
+            <w:r>
+              <w:rPr>
+                <w:rFonts w:ascii="맑은 고딕" w:cs="맑은 고딕" w:eastAsia="맑은 고딕" w:hAnsi="맑은 고딕"/>
+                <w:b/>
+                <w:bCs/>
+                <w:sz w:val="17"/>
+                <w:szCs w:val="17"/>
+              </w:rPr>
+              <w:t xml:space="preserve">(AI)</w:t>
+            </w:r>
+            <w:r>
+              <w:rPr>
+                <w:rFonts w:ascii="맑은 고딕" w:cs="맑은 고딕" w:eastAsia="맑은 고딕" w:hAnsi="맑은 고딕"/>
+                <w:sz w:val="17"/>
+                <w:szCs w:val="17"/>
+              </w:rPr>
+              <w:t xml:space="preserve"> 인도네시아 부임(가족 동반) 기준 준비 항목 ○건 중 ○건이 완료되었습니다.</w:t>
+            </w:r>
+          </w:p>
+          <w:p>
+            <w:pPr>
+              <w:spacing w:after="0" w:line="224"/>
+            </w:pPr>
+            <w:r>
+              <w:rPr>
+                <w:rFonts w:ascii="맑은 고딕" w:cs="맑은 고딕" w:eastAsia="맑은 고딕" w:hAnsi="맑은 고딕"/>
+                <w:b/>
+                <w:bCs/>
+                <w:sz w:val="17"/>
+                <w:szCs w:val="17"/>
+              </w:rPr>
+              <w:t xml:space="preserve">미완료 항목</w:t>
+            </w:r>
+          </w:p>
+          <w:p>
+            <w:pPr>
+              <w:spacing w:after="0" w:line="224"/>
+            </w:pPr>
+            <w:r>
+              <w:rPr>
+                <w:rFonts w:ascii="맑은 고딕" w:cs="맑은 고딕" w:eastAsia="맑은 고딕" w:hAnsi="맑은 고딕"/>
+                <w:sz w:val="17"/>
+                <w:szCs w:val="17"/>
+              </w:rPr>
+              <w:t xml:space="preserve">　· 건강진단 결과서 제출 — 기한 ○월 ○일 (○일 남음)</w:t>
+            </w:r>
+          </w:p>
+          <w:p>
+            <w:pPr>
+              <w:spacing w:after="0" w:line="224"/>
+            </w:pPr>
+            <w:r>
+              <w:rPr>
+                <w:rFonts w:ascii="맑은 고딕" w:cs="맑은 고딕" w:eastAsia="맑은 고딕" w:hAnsi="맑은 고딕"/>
+                <w:sz w:val="17"/>
+                <w:szCs w:val="17"/>
+              </w:rPr>
+              <w:t xml:space="preserve">　· 가족관계증명서 제출 — 기한 ○월 ○일 (○일 남음)</w:t>
+            </w:r>
+          </w:p>
+          <w:p>
+            <w:pPr>
+              <w:spacing w:after="0" w:line="224"/>
+            </w:pPr>
+            <w:r>
+              <w:rPr>
+                <w:rFonts w:ascii="맑은 고딕" w:cs="맑은 고딕" w:eastAsia="맑은 고딕" w:hAnsi="맑은 고딕"/>
+                <w:sz w:val="17"/>
+                <w:szCs w:val="17"/>
+              </w:rPr>
+              <w:t xml:space="preserve">　· 현지 비자 신청 — 기한 ○월 ○일</w:t>
+            </w:r>
+          </w:p>
+          <w:p>
+            <w:pPr>
+              <w:spacing w:after="0" w:line="224"/>
+            </w:pPr>
+            <w:r>
+              <w:rPr>
+                <w:rFonts w:ascii="맑은 고딕" w:cs="맑은 고딕" w:eastAsia="맑은 고딕" w:hAnsi="맑은 고딕"/>
+                <w:b/>
+                <w:bCs/>
+                <w:sz w:val="17"/>
+                <w:szCs w:val="17"/>
+              </w:rPr>
+              <w:t xml:space="preserve">완료 항목</w:t>
+            </w:r>
+          </w:p>
+          <w:p>
+            <w:pPr>
+              <w:spacing w:after="0" w:line="224"/>
+            </w:pPr>
+            <w:r>
+              <w:rPr>
+                <w:rFonts w:ascii="맑은 고딕" w:cs="맑은 고딕" w:eastAsia="맑은 고딕" w:hAnsi="맑은 고딕"/>
+                <w:sz w:val="17"/>
+                <w:szCs w:val="17"/>
+              </w:rPr>
+              <w:t xml:space="preserve">　· 부임 신고서 제출 (○월 ○일 완료)</w:t>
+            </w:r>
+          </w:p>
+          <w:p>
+            <w:pPr>
+              <w:spacing w:after="0" w:line="224"/>
+            </w:pPr>
+            <w:r>
+              <w:rPr>
+                <w:rFonts w:ascii="맑은 고딕" w:cs="맑은 고딕" w:eastAsia="맑은 고딕" w:hAnsi="맑은 고딕"/>
+                <w:sz w:val="17"/>
+                <w:szCs w:val="17"/>
+              </w:rPr>
+              <w:t xml:space="preserve">기한이 임박한 항목은 건강진단 결과서이며, 지정 병원 예약에 통상 ○일이 소요됩니다.</w:t>
+            </w:r>
+          </w:p>
+          <w:p>
+            <w:pPr>
+              <w:spacing w:after="0" w:line="224"/>
+            </w:pPr>
+            <w:r>
+              <w:rPr>
+                <w:rFonts w:ascii="맑은 고딕" w:cs="맑은 고딕" w:eastAsia="맑은 고딕" w:hAnsi="맑은 고딕"/>
+                <w:b/>
+                <w:bCs/>
+                <w:sz w:val="17"/>
+                <w:szCs w:val="17"/>
+              </w:rPr>
+              <w:t xml:space="preserve">(예비발령자)</w:t>
+            </w:r>
+            <w:r>
+              <w:rPr>
+                <w:rFonts w:ascii="맑은 고딕" w:cs="맑은 고딕" w:eastAsia="맑은 고딕" w:hAnsi="맑은 고딕"/>
+                <w:sz w:val="17"/>
+                <w:szCs w:val="17"/>
+              </w:rPr>
+              <w:t xml:space="preserve"> 비자는 어디에 신청하나요?</w:t>
+            </w:r>
+          </w:p>
+          <w:p>
+            <w:pPr>
+              <w:spacing w:after="0" w:line="224"/>
+            </w:pPr>
+            <w:r>
+              <w:rPr>
+                <w:rFonts w:ascii="맑은 고딕" w:cs="맑은 고딕" w:eastAsia="맑은 고딕" w:hAnsi="맑은 고딕"/>
+                <w:b/>
+                <w:bCs/>
+                <w:sz w:val="17"/>
+                <w:szCs w:val="17"/>
+              </w:rPr>
+              <w:t xml:space="preserve">(AI)</w:t>
+            </w:r>
+            <w:r>
+              <w:rPr>
+                <w:rFonts w:ascii="맑은 고딕" w:cs="맑은 고딕" w:eastAsia="맑은 고딕" w:hAnsi="맑은 고딕"/>
+                <w:sz w:val="17"/>
+                <w:szCs w:val="17"/>
+              </w:rPr>
+              <w:t xml:space="preserve"> 인도네시아 취업비자는 현지 법인이 신청을 대행합니다. 필요 서류와 절차는 [인도네시아 부임 안내서] ○면에 안내되어 있으며, 현지 담당 RM을 통해 진행하시면 됩니다.</w:t>
             </w:r>
           </w:p>
         </w:tc>

--- a/prds/국외근무직원-HR-에이전트-PRD.docx
+++ b/prds/국외근무직원-HR-에이전트-PRD.docx
@@ -57,25 +57,25 @@
           <w:sz w:val="20"/>
           <w:szCs w:val="20"/>
         </w:rPr>
-        <w:t xml:space="preserve">문서 제목 / Title: 국외근무직원 관리를 위한 HR 에이전트 제품 요구사항 정의서</w:t>
-      </w:r>
-    </w:p>
-    <w:p>
-      <w:pPr>
-        <w:pStyle w:val="ListParagraph"/>
-        <w:numPr>
-          <w:ilvl w:val="0"/>
-          <w:numId w:val="2"/>
-        </w:numPr>
-        <w:spacing w:after="30" w:line="264"/>
-      </w:pPr>
-      <w:r>
-        <w:rPr>
-          <w:rFonts w:ascii="맑은 고딕" w:cs="맑은 고딕" w:eastAsia="맑은 고딕" w:hAnsi="맑은 고딕"/>
-          <w:sz w:val="20"/>
-          <w:szCs w:val="20"/>
-        </w:rPr>
-        <w:t xml:space="preserve">버전 / Version: v0.4 (초안)</w:t>
+        <w:t xml:space="preserve">문서 제목 / Title: 국외근무직원 관리 에이전트 제품 요구사항 정의서</w:t>
+      </w:r>
+    </w:p>
+    <w:p>
+      <w:pPr>
+        <w:pStyle w:val="ListParagraph"/>
+        <w:numPr>
+          <w:ilvl w:val="0"/>
+          <w:numId w:val="2"/>
+        </w:numPr>
+        <w:spacing w:after="30" w:line="264"/>
+      </w:pPr>
+      <w:r>
+        <w:rPr>
+          <w:rFonts w:ascii="맑은 고딕" w:cs="맑은 고딕" w:eastAsia="맑은 고딕" w:hAnsi="맑은 고딕"/>
+          <w:sz w:val="20"/>
+          <w:szCs w:val="20"/>
+        </w:rPr>
+        <w:t xml:space="preserve">버전 / Version: v0.5 (초안)</w:t>
       </w:r>
     </w:p>
     <w:p>
@@ -181,7 +181,7 @@
           <w:sz w:val="20"/>
           <w:szCs w:val="20"/>
         </w:rPr>
-        <w:t xml:space="preserve">국외근무직원 관리를 위한 HR 에이전트</w:t>
+        <w:t xml:space="preserve">국외근무직원 관리 에이전트</w:t>
       </w:r>
     </w:p>
     <w:p>
@@ -214,7 +214,7 @@
           <w:sz w:val="20"/>
           <w:szCs w:val="20"/>
         </w:rPr>
-        <w:t xml:space="preserve">국외근무직원 관리를 위한 HR 에이전트는 </w:t>
+        <w:t xml:space="preserve">국외근무직원 관리 에이전트는 </w:t>
       </w:r>
       <w:r>
         <w:rPr>
@@ -439,7 +439,7 @@
           <w:sz w:val="20"/>
           <w:szCs w:val="20"/>
         </w:rPr>
-        <w:t xml:space="preserve">1차 버전은 </w:t>
+        <w:t xml:space="preserve">1단계은 </w:t>
       </w:r>
       <w:r>
         <w:rPr>
@@ -504,6 +504,23 @@
     </w:p>
     <w:p>
       <w:pPr>
+        <w:pStyle w:val="Heading2"/>
+        <w:spacing w:after="70" w:before="180"/>
+      </w:pPr>
+      <w:r>
+        <w:rPr>
+          <w:rFonts w:ascii="맑은 고딕" w:cs="맑은 고딕" w:eastAsia="맑은 고딕" w:hAnsi="맑은 고딕"/>
+          <w:b/>
+          <w:bCs/>
+          <w:color w:val="1F4E79"/>
+          <w:sz w:val="22"/>
+          <w:szCs w:val="22"/>
+        </w:rPr>
+        <w:t xml:space="preserve">1단계 — 담당자 전용 운영 (사용률·정확도 검증)</w:t>
+      </w:r>
+    </w:p>
+    <w:p>
+      <w:pPr>
         <w:pStyle w:val="ListParagraph"/>
         <w:numPr>
           <w:ilvl w:val="0"/>
@@ -517,17 +534,17 @@
           <w:sz w:val="20"/>
           <w:szCs w:val="20"/>
         </w:rPr>
-        <w:t xml:space="preserve">담당자 수신 문의 건수 </w:t>
-      </w:r>
-      <w:r>
-        <w:rPr>
-          <w:rFonts w:ascii="맑은 고딕" w:cs="맑은 고딕" w:eastAsia="맑은 고딕" w:hAnsi="맑은 고딕"/>
-          <w:b/>
-          <w:bCs/>
-          <w:sz w:val="20"/>
-          <w:szCs w:val="20"/>
-        </w:rPr>
-        <w:t xml:space="preserve">40% 감축</w:t>
+        <w:t xml:space="preserve">담당자 주간 사용률 </w:t>
+      </w:r>
+      <w:r>
+        <w:rPr>
+          <w:rFonts w:ascii="맑은 고딕" w:cs="맑은 고딕" w:eastAsia="맑은 고딕" w:hAnsi="맑은 고딕"/>
+          <w:b/>
+          <w:bCs/>
+          <w:sz w:val="20"/>
+          <w:szCs w:val="20"/>
+        </w:rPr>
+        <w:t xml:space="preserve">주 3일 이상 확보</w:t>
       </w:r>
     </w:p>
     <w:p>
@@ -542,7 +559,7 @@
           <w:sz w:val="19"/>
           <w:szCs w:val="19"/>
         </w:rPr>
-        <w:t xml:space="preserve">(계산식) (도입 전 월평균 문의 건수 − 도입 후 월평균 문의 건수) ÷ 도입 전 월평균 문의 건수 × 100</w:t>
+        <w:t xml:space="preserve">(계산식) 담당자가 1회 이상 사용한 일수 ÷ 주간 근무일수 × 100</w:t>
       </w:r>
     </w:p>
     <w:p>
@@ -560,17 +577,17 @@
           <w:sz w:val="20"/>
           <w:szCs w:val="20"/>
         </w:rPr>
-        <w:t xml:space="preserve">담당자 개입 없이 종결되는 문의 비율 </w:t>
-      </w:r>
-      <w:r>
-        <w:rPr>
-          <w:rFonts w:ascii="맑은 고딕" w:cs="맑은 고딕" w:eastAsia="맑은 고딕" w:hAnsi="맑은 고딕"/>
-          <w:b/>
-          <w:bCs/>
-          <w:sz w:val="20"/>
-          <w:szCs w:val="20"/>
-        </w:rPr>
-        <w:t xml:space="preserve">60% 확보</w:t>
+        <w:t xml:space="preserve">규정 답변 정답률 </w:t>
+      </w:r>
+      <w:r>
+        <w:rPr>
+          <w:rFonts w:ascii="맑은 고딕" w:cs="맑은 고딕" w:eastAsia="맑은 고딕" w:hAnsi="맑은 고딕"/>
+          <w:b/>
+          <w:bCs/>
+          <w:sz w:val="20"/>
+          <w:szCs w:val="20"/>
+        </w:rPr>
+        <w:t xml:space="preserve">90% 이상 달성</w:t>
       </w:r>
     </w:p>
     <w:p>
@@ -585,7 +602,24 @@
           <w:sz w:val="19"/>
           <w:szCs w:val="19"/>
         </w:rPr>
-        <w:t xml:space="preserve">(계산식) 담당자 개입 없이 종결된 문의 건수 ÷ 전체 문의 건수 × 100</w:t>
+        <w:t xml:space="preserve">(계산식) 평가 문항 중 정답 처리 문항 수 ÷ 전체 평가 문항 수 × 100</w:t>
+      </w:r>
+    </w:p>
+    <w:p>
+      <w:pPr>
+        <w:pStyle w:val="Heading2"/>
+        <w:spacing w:after="70" w:before="180"/>
+      </w:pPr>
+      <w:r>
+        <w:rPr>
+          <w:rFonts w:ascii="맑은 고딕" w:cs="맑은 고딕" w:eastAsia="맑은 고딕" w:hAnsi="맑은 고딕"/>
+          <w:b/>
+          <w:bCs/>
+          <w:color w:val="1F4E79"/>
+          <w:sz w:val="22"/>
+          <w:szCs w:val="22"/>
+        </w:rPr>
+        <w:t xml:space="preserve">2단계 — 국외근무직원 대상 배포 (업무 부담 경감)</w:t>
       </w:r>
     </w:p>
     <w:p>
@@ -603,17 +637,17 @@
           <w:sz w:val="20"/>
           <w:szCs w:val="20"/>
         </w:rPr>
-        <w:t xml:space="preserve">규정 답변 정답률 </w:t>
-      </w:r>
-      <w:r>
-        <w:rPr>
-          <w:rFonts w:ascii="맑은 고딕" w:cs="맑은 고딕" w:eastAsia="맑은 고딕" w:hAnsi="맑은 고딕"/>
-          <w:b/>
-          <w:bCs/>
-          <w:sz w:val="20"/>
-          <w:szCs w:val="20"/>
-        </w:rPr>
-        <w:t xml:space="preserve">90% 이상 달성</w:t>
+        <w:t xml:space="preserve">담당자 수신 문의 건수 </w:t>
+      </w:r>
+      <w:r>
+        <w:rPr>
+          <w:rFonts w:ascii="맑은 고딕" w:cs="맑은 고딕" w:eastAsia="맑은 고딕" w:hAnsi="맑은 고딕"/>
+          <w:b/>
+          <w:bCs/>
+          <w:sz w:val="20"/>
+          <w:szCs w:val="20"/>
+        </w:rPr>
+        <w:t xml:space="preserve">40% 감축</w:t>
       </w:r>
     </w:p>
     <w:p>
@@ -628,7 +662,7 @@
           <w:sz w:val="19"/>
           <w:szCs w:val="19"/>
         </w:rPr>
-        <w:t xml:space="preserve">(계산식) 평가 문항 중 정답 처리 문항 수 ÷ 전체 평가 문항 수 × 100</w:t>
+        <w:t xml:space="preserve">(계산식) (도입 전 월평균 문의 건수 − 도입 후 월평균 문의 건수) ÷ 도입 전 월평균 문의 건수 × 100</w:t>
       </w:r>
     </w:p>
     <w:p>
@@ -646,17 +680,17 @@
           <w:sz w:val="20"/>
           <w:szCs w:val="20"/>
         </w:rPr>
-        <w:t xml:space="preserve">답변 근거(조항 원문·소관부서) 표시 및 기록률 </w:t>
-      </w:r>
-      <w:r>
-        <w:rPr>
-          <w:rFonts w:ascii="맑은 고딕" w:cs="맑은 고딕" w:eastAsia="맑은 고딕" w:hAnsi="맑은 고딕"/>
-          <w:b/>
-          <w:bCs/>
-          <w:sz w:val="20"/>
-          <w:szCs w:val="20"/>
-        </w:rPr>
-        <w:t xml:space="preserve">100% 확보</w:t>
+        <w:t xml:space="preserve">담당자 개입 없이 종결되는 문의 비율 </w:t>
+      </w:r>
+      <w:r>
+        <w:rPr>
+          <w:rFonts w:ascii="맑은 고딕" w:cs="맑은 고딕" w:eastAsia="맑은 고딕" w:hAnsi="맑은 고딕"/>
+          <w:b/>
+          <w:bCs/>
+          <w:sz w:val="20"/>
+          <w:szCs w:val="20"/>
+        </w:rPr>
+        <w:t xml:space="preserve">60% 확보</w:t>
       </w:r>
     </w:p>
     <w:p>
@@ -671,7 +705,7 @@
           <w:sz w:val="19"/>
           <w:szCs w:val="19"/>
         </w:rPr>
-        <w:t xml:space="preserve">(계산식) 조항 원문 및 소관부서가 표시·기록된 답변 수 ÷ 전체 답변 수 × 100</w:t>
+        <w:t xml:space="preserve">(계산식) 담당자 개입 없이 종결된 문의 건수 ÷ 전체 문의 건수 × 100</w:t>
       </w:r>
     </w:p>
     <w:p>
@@ -691,7 +725,7 @@
           <w:sz w:val="20"/>
           <w:szCs w:val="20"/>
         </w:rPr>
-        <w:t xml:space="preserve">도입 전 2주간 기준값 측정 후 목표치 확정 필요. 기준값 부재 시 성과 증명 불가.</w:t>
+        <w:t xml:space="preserve">1단계 목표 미달 시 2단계 배포 보류. 도입 전 2주간 기준값 측정 후 2단계 목표치 확정 필요.</w:t>
       </w:r>
     </w:p>
     <w:p>
@@ -763,7 +797,7 @@
           <w:sz w:val="22"/>
           <w:szCs w:val="22"/>
         </w:rPr>
-        <w:t xml:space="preserve">주요 사용자</w:t>
+        <w:t xml:space="preserve">1단계 사용자 (주요 사용자)</w:t>
       </w:r>
     </w:p>
     <w:p>
@@ -791,7 +825,7 @@
           <w:sz w:val="20"/>
           <w:szCs w:val="20"/>
         </w:rPr>
-        <w:t xml:space="preserve"> — 본부에서 국외 HR 업무를 담당하는 1~2명. 문의 응대 및 규정 확인을 상시 수행하는 1차 버전의 유일한 사용자</w:t>
+        <w:t xml:space="preserve"> — 본부에서 국외 HR 업무를 담당하는 1~2명. 문의 응대 및 규정 확인을 상시 수행하는 1단계의 유일한 사용자</w:t>
       </w:r>
     </w:p>
     <w:p>
@@ -836,7 +870,7 @@
           <w:sz w:val="22"/>
           <w:szCs w:val="22"/>
         </w:rPr>
-        <w:t xml:space="preserve">부가 사용자</w:t>
+        <w:t xml:space="preserve">2단계 사용자 (부가 사용자)</w:t>
       </w:r>
     </w:p>
     <w:p>
@@ -905,7 +939,7 @@
           <w:sz w:val="20"/>
           <w:szCs w:val="20"/>
         </w:rPr>
-        <w:t xml:space="preserve">1차 버전을 글로벌사업그룹 HR 담당자 전용으로 출시하는 사유는, 담당자의 상시 규정 확인 업무로 인한 사용 보장과 오답의 즉시 발견·교정 가능성 확보. 검증되지 않은 답변이 부가 사용자에게 우선 전달되는 상황 방지 목적.</w:t>
+        <w:t xml:space="preserve">1단계를 글로벌사업그룹 HR 담당자 전용으로 운영하는 사유는, 담당자의 상시 규정 확인 업무로 인한 사용 보장과 오답의 즉시 발견·교정 가능성 확보. 검증되지 않은 답변이 2단계 사용자에게 우선 전달되는 상황 방지 목적.</w:t>
       </w:r>
     </w:p>
     <w:p>
@@ -1863,8 +1897,8 @@
         </w:tblBorders>
       </w:tblPr>
       <w:tblGrid>
-        <w:gridCol w:w="1200"/>
-        <w:gridCol w:w="8546"/>
+        <w:gridCol w:w="1500"/>
+        <w:gridCol w:w="8246"/>
       </w:tblGrid>
       <w:tr>
         <w:trPr>
@@ -1872,7 +1906,7 @@
         </w:trPr>
         <w:tc>
           <w:tcPr>
-            <w:tcW w:type="dxa" w:w="1200"/>
+            <w:tcW w:type="dxa" w:w="1500"/>
             <w:shd w:fill="E8EEF4" w:val="clear"/>
             <w:tcMar>
               <w:top w:type="dxa" w:w="36"/>
@@ -1899,7 +1933,7 @@
         </w:tc>
         <w:tc>
           <w:tcPr>
-            <w:tcW w:type="dxa" w:w="8546"/>
+            <w:tcW w:type="dxa" w:w="8246"/>
             <w:shd w:fill="E8EEF4" w:val="clear"/>
             <w:tcMar>
               <w:top w:type="dxa" w:w="36"/>
@@ -1931,7 +1965,7 @@
         </w:trPr>
         <w:tc>
           <w:tcPr>
-            <w:tcW w:type="dxa" w:w="1200"/>
+            <w:tcW w:type="dxa" w:w="1500"/>
             <w:tcMar>
               <w:top w:type="dxa" w:w="36"/>
               <w:left w:type="dxa" w:w="80"/>
@@ -1951,13 +1985,13 @@
                 <w:sz w:val="17"/>
                 <w:szCs w:val="17"/>
               </w:rPr>
-              <w:t xml:space="preserve">규정 인용</w:t>
+              <w:t xml:space="preserve">부임여비 문의</w:t>
             </w:r>
           </w:p>
         </w:tc>
         <w:tc>
           <w:tcPr>
-            <w:tcW w:type="dxa" w:w="8546"/>
+            <w:tcW w:type="dxa" w:w="8246"/>
             <w:tcMar>
               <w:top w:type="dxa" w:w="36"/>
               <w:left w:type="dxa" w:w="80"/>
@@ -2021,46 +2055,33 @@
                 <w:sz w:val="17"/>
                 <w:szCs w:val="17"/>
               </w:rPr>
-              <w:t xml:space="preserve">　① 항공운임 — 본인 및 동반가족 실비 (이코노미 기준)</w:t>
-            </w:r>
-          </w:p>
-          <w:p>
-            <w:pPr>
-              <w:spacing w:after="0" w:line="224"/>
-            </w:pPr>
-            <w:r>
-              <w:rPr>
-                <w:rFonts w:ascii="맑은 고딕" w:cs="맑은 고딕" w:eastAsia="맑은 고딕" w:hAnsi="맑은 고딕"/>
-                <w:sz w:val="17"/>
-                <w:szCs w:val="17"/>
-              </w:rPr>
-              <w:t xml:space="preserve">　② 이전비 — 직급별 정액 ○○원</w:t>
-            </w:r>
-          </w:p>
-          <w:p>
-            <w:pPr>
-              <w:spacing w:after="0" w:line="224"/>
-            </w:pPr>
-            <w:r>
-              <w:rPr>
-                <w:rFonts w:ascii="맑은 고딕" w:cs="맑은 고딕" w:eastAsia="맑은 고딕" w:hAnsi="맑은 고딕"/>
-                <w:sz w:val="17"/>
-                <w:szCs w:val="17"/>
-              </w:rPr>
-              <w:t xml:space="preserve">　③ 착후정착비 — 월 기본급의 ○○%</w:t>
-            </w:r>
-          </w:p>
-          <w:p>
-            <w:pPr>
-              <w:spacing w:after="0" w:line="224"/>
-            </w:pPr>
-            <w:r>
-              <w:rPr>
-                <w:rFonts w:ascii="맑은 고딕" w:cs="맑은 고딕" w:eastAsia="맑은 고딕" w:hAnsi="맑은 고딕"/>
-                <w:sz w:val="17"/>
-                <w:szCs w:val="17"/>
-              </w:rPr>
-              <w:t xml:space="preserve">동반가족이 있는 경우 ②·③의 지급 기준이 달라집니다.</w:t>
+              <w:t xml:space="preserve">　① 체재비 — 부임 초기 ○일간, 1일 ○○ 지급</w:t>
+            </w:r>
+          </w:p>
+          <w:p>
+            <w:pPr>
+              <w:spacing w:after="0" w:line="224"/>
+            </w:pPr>
+            <w:r>
+              <w:rPr>
+                <w:rFonts w:ascii="맑은 고딕" w:cs="맑은 고딕" w:eastAsia="맑은 고딕" w:hAnsi="맑은 고딕"/>
+                <w:sz w:val="17"/>
+                <w:szCs w:val="17"/>
+              </w:rPr>
+              <w:t xml:space="preserve">　② 이전료 — 직급별 정액 ○○ 지급</w:t>
+            </w:r>
+          </w:p>
+          <w:p>
+            <w:pPr>
+              <w:spacing w:after="0" w:line="224"/>
+            </w:pPr>
+            <w:r>
+              <w:rPr>
+                <w:rFonts w:ascii="맑은 고딕" w:cs="맑은 고딕" w:eastAsia="맑은 고딕" w:hAnsi="맑은 고딕"/>
+                <w:sz w:val="17"/>
+                <w:szCs w:val="17"/>
+              </w:rPr>
+              <w:t xml:space="preserve">　③ 가족부임비 — 동반가족이 있는 경우 1인당 ○○ 지급</w:t>
             </w:r>
           </w:p>
           <w:p>
@@ -2145,7 +2166,7 @@
                 <w:sz w:val="17"/>
                 <w:szCs w:val="17"/>
               </w:rPr>
-              <w:t xml:space="preserve"> 동반가족 1인당 이전비 ○○원이 가산되고, 착후정착비는 ○○% 상향 적용됩니다. 다만 동반가족의 인정 범위는 개별 확인이 필요한 사항이므로 담당자 문의를 권장드립니다.</w:t>
+              <w:t xml:space="preserve"> 동반가족 1인당 가족부임비 ○○이 추가 지급되며, 체재비는 본인 기준으로 산정됩니다. 다만 동반가족의 인정 범위는 개별 확인이 필요한 사항이므로 담당자 문의를 권장드립니다.</w:t>
             </w:r>
           </w:p>
         </w:tc>
@@ -2156,7 +2177,7 @@
         </w:trPr>
         <w:tc>
           <w:tcPr>
-            <w:tcW w:type="dxa" w:w="1200"/>
+            <w:tcW w:type="dxa" w:w="1500"/>
             <w:tcMar>
               <w:top w:type="dxa" w:w="36"/>
               <w:left w:type="dxa" w:w="80"/>
@@ -2176,13 +2197,13 @@
                 <w:sz w:val="17"/>
                 <w:szCs w:val="17"/>
               </w:rPr>
-              <w:t xml:space="preserve">절차 안내</w:t>
+              <w:t xml:space="preserve">부임 제출서류 문의</w:t>
             </w:r>
           </w:p>
         </w:tc>
         <w:tc>
           <w:tcPr>
-            <w:tcW w:type="dxa" w:w="8546"/>
+            <w:tcW w:type="dxa" w:w="8246"/>
             <w:tcMar>
               <w:top w:type="dxa" w:w="36"/>
               <w:left w:type="dxa" w:w="80"/>
@@ -2368,7 +2389,7 @@
         </w:trPr>
         <w:tc>
           <w:tcPr>
-            <w:tcW w:type="dxa" w:w="1200"/>
+            <w:tcW w:type="dxa" w:w="1500"/>
             <w:tcMar>
               <w:top w:type="dxa" w:w="36"/>
               <w:left w:type="dxa" w:w="80"/>
@@ -2388,13 +2409,13 @@
                 <w:sz w:val="17"/>
                 <w:szCs w:val="17"/>
               </w:rPr>
-              <w:t xml:space="preserve">해석 판단 (연결)</w:t>
+              <w:t xml:space="preserve">복귀 절차 문의</w:t>
             </w:r>
           </w:p>
         </w:tc>
         <w:tc>
           <w:tcPr>
-            <w:tcW w:type="dxa" w:w="8546"/>
+            <w:tcW w:type="dxa" w:w="8246"/>
             <w:tcMar>
               <w:top w:type="dxa" w:w="36"/>
               <w:left w:type="dxa" w:w="80"/>
@@ -2422,7 +2443,7 @@
                 <w:sz w:val="17"/>
                 <w:szCs w:val="17"/>
               </w:rPr>
-              <w:t xml:space="preserve"> 배우자가 현지에서 취업했는데 가족수당을 계속 받을 수 있나요?</w:t>
+              <w:t xml:space="preserve"> 다음 달에 복귀하는데 무엇을 준비해야 하나요?</w:t>
             </w:r>
           </w:p>
           <w:p>
@@ -2445,59 +2466,72 @@
                 <w:sz w:val="17"/>
                 <w:szCs w:val="17"/>
               </w:rPr>
-              <w:t xml:space="preserve"> 해당 사안은 규정을 개별 상황에 적용할지 판단이 필요한 사항으로, 본 시스템에서는 답변드리기 어렵습니다.</w:t>
-            </w:r>
-          </w:p>
-          <w:p>
-            <w:pPr>
-              <w:spacing w:after="0" w:line="224"/>
-            </w:pPr>
-            <w:r>
-              <w:rPr>
-                <w:rFonts w:ascii="맑은 고딕" w:cs="맑은 고딕" w:eastAsia="맑은 고딕" w:hAnsi="맑은 고딕"/>
-                <w:sz w:val="17"/>
-                <w:szCs w:val="17"/>
-              </w:rPr>
-              <w:t xml:space="preserve">참고하실 수 있는 관련 조항은 다음과 같습니다.</w:t>
-            </w:r>
-          </w:p>
-          <w:p>
-            <w:pPr>
-              <w:spacing w:after="0" w:line="224"/>
-            </w:pPr>
-            <w:r>
-              <w:rPr>
-                <w:rFonts w:ascii="맑은 고딕" w:cs="맑은 고딕" w:eastAsia="맑은 고딕" w:hAnsi="맑은 고딕"/>
-                <w:sz w:val="17"/>
-                <w:szCs w:val="17"/>
-              </w:rPr>
-              <w:t xml:space="preserve">　· 「국외근무직원 보수·복지에 관한 규정」 제○조 (가족수당 지급 대상)</w:t>
-            </w:r>
-          </w:p>
-          <w:p>
-            <w:pPr>
-              <w:spacing w:after="0" w:line="224"/>
-            </w:pPr>
-            <w:r>
-              <w:rPr>
-                <w:rFonts w:ascii="맑은 고딕" w:cs="맑은 고딕" w:eastAsia="맑은 고딕" w:hAnsi="맑은 고딕"/>
-                <w:sz w:val="17"/>
-                <w:szCs w:val="17"/>
-              </w:rPr>
-              <w:t xml:space="preserve">　· 같은 규정 제○조 (지급 제외 사유)</w:t>
-            </w:r>
-          </w:p>
-          <w:p>
-            <w:pPr>
-              <w:spacing w:after="0" w:line="224"/>
-            </w:pPr>
-            <w:r>
-              <w:rPr>
-                <w:rFonts w:ascii="맑은 고딕" w:cs="맑은 고딕" w:eastAsia="맑은 고딕" w:hAnsi="맑은 고딕"/>
-                <w:sz w:val="17"/>
-                <w:szCs w:val="17"/>
-              </w:rPr>
-              <w:t xml:space="preserve">배우자의 소득 발생이 지급 제외 사유에 해당하는지는 소관부서의 확인이 필요합니다.</w:t>
+              <w:t xml:space="preserve"> 복귀 준비 항목은 다음과 같습니다.</w:t>
+            </w:r>
+          </w:p>
+          <w:p>
+            <w:pPr>
+              <w:spacing w:after="0" w:line="224"/>
+            </w:pPr>
+            <w:r>
+              <w:rPr>
+                <w:rFonts w:ascii="맑은 고딕" w:cs="맑은 고딕" w:eastAsia="맑은 고딕" w:hAnsi="맑은 고딕"/>
+                <w:sz w:val="17"/>
+                <w:szCs w:val="17"/>
+              </w:rPr>
+              <w:t xml:space="preserve">　① 복귀 신고서 제출 — 복귀일 ○일 전까지 [양식 내려받기]</w:t>
+            </w:r>
+          </w:p>
+          <w:p>
+            <w:pPr>
+              <w:spacing w:after="0" w:line="224"/>
+            </w:pPr>
+            <w:r>
+              <w:rPr>
+                <w:rFonts w:ascii="맑은 고딕" w:cs="맑은 고딕" w:eastAsia="맑은 고딕" w:hAnsi="맑은 고딕"/>
+                <w:sz w:val="17"/>
+                <w:szCs w:val="17"/>
+              </w:rPr>
+              <w:t xml:space="preserve">　② 사택 임차계약 해지 통보 — 계약서상 통보 기한 확인 필요 (통상 ○개월 전)</w:t>
+            </w:r>
+          </w:p>
+          <w:p>
+            <w:pPr>
+              <w:spacing w:after="0" w:line="224"/>
+            </w:pPr>
+            <w:r>
+              <w:rPr>
+                <w:rFonts w:ascii="맑은 고딕" w:cs="맑은 고딕" w:eastAsia="맑은 고딕" w:hAnsi="맑은 고딕"/>
+                <w:sz w:val="17"/>
+                <w:szCs w:val="17"/>
+              </w:rPr>
+              <w:t xml:space="preserve">　③ 현지 정산 — 관리비·공과금 등 미납분 정산 후 증빙 제출</w:t>
+            </w:r>
+          </w:p>
+          <w:p>
+            <w:pPr>
+              <w:spacing w:after="0" w:line="224"/>
+            </w:pPr>
+            <w:r>
+              <w:rPr>
+                <w:rFonts w:ascii="맑은 고딕" w:cs="맑은 고딕" w:eastAsia="맑은 고딕" w:hAnsi="맑은 고딕"/>
+                <w:sz w:val="17"/>
+                <w:szCs w:val="17"/>
+              </w:rPr>
+              <w:t xml:space="preserve">　④ 학자금 정산 서류 — 자녀 학자금 수령자에 한함</w:t>
+            </w:r>
+          </w:p>
+          <w:p>
+            <w:pPr>
+              <w:spacing w:after="0" w:line="224"/>
+            </w:pPr>
+            <w:r>
+              <w:rPr>
+                <w:rFonts w:ascii="맑은 고딕" w:cs="맑은 고딕" w:eastAsia="맑은 고딕" w:hAnsi="맑은 고딕"/>
+                <w:sz w:val="17"/>
+                <w:szCs w:val="17"/>
+              </w:rPr>
+              <w:t xml:space="preserve">　· 근거: 「국외근무직원 인사에 관한 규정」 제○조</w:t>
             </w:r>
           </w:p>
           <w:p>
@@ -2523,7 +2557,7 @@
                 <w:sz w:val="17"/>
                 <w:szCs w:val="17"/>
               </w:rPr>
-              <w:t xml:space="preserve">　· 안내: 담당자를 통해 소관부서에 질의하시기 바랍니다.</w:t>
+              <w:t xml:space="preserve">사택 계약 해지 통보 기한은 국가 및 계약별로 상이하므로 계약서를 우선 확인하시기 바랍니다.</w:t>
             </w:r>
           </w:p>
           <w:p>
@@ -2546,7 +2580,7 @@
                 <w:sz w:val="17"/>
                 <w:szCs w:val="17"/>
               </w:rPr>
-              <w:t xml:space="preserve"> 그럼 일단 계속 받아도 되나요?</w:t>
+              <w:t xml:space="preserve"> 해지 통보를 늦게 하면 어떻게 되나요?</w:t>
             </w:r>
           </w:p>
           <w:p>
@@ -2569,7 +2603,7 @@
                 <w:sz w:val="17"/>
                 <w:szCs w:val="17"/>
               </w:rPr>
-              <w:t xml:space="preserve"> 지급 여부에 대한 판단은 소관부서 확인 사항으로, 본 시스템에서 안내드릴 수 없습니다. 확인 전 수령분에 대한 정산이 발생할 수 있으므로 사전 확인을 권장드립니다.</w:t>
+              <w:t xml:space="preserve"> 계약 조건에 따라 위약금 또는 추가 임차료가 발생할 수 있습니다. 다만 해당 비용의 회사 부담 여부는 개별 판단이 필요한 사항으로, 담당자를 통해 소관부서에 확인하시기 바랍니다.</w:t>
             </w:r>
           </w:p>
         </w:tc>
@@ -2580,7 +2614,7 @@
         </w:trPr>
         <w:tc>
           <w:tcPr>
-            <w:tcW w:type="dxa" w:w="1200"/>
+            <w:tcW w:type="dxa" w:w="1500"/>
             <w:tcMar>
               <w:top w:type="dxa" w:w="36"/>
               <w:left w:type="dxa" w:w="80"/>
@@ -2600,13 +2634,13 @@
                 <w:sz w:val="17"/>
                 <w:szCs w:val="17"/>
               </w:rPr>
-              <w:t xml:space="preserve">조건 확인 (되묻기)</w:t>
+              <w:t xml:space="preserve">가족수당 문의</w:t>
             </w:r>
           </w:p>
         </w:tc>
         <w:tc>
           <w:tcPr>
-            <w:tcW w:type="dxa" w:w="8546"/>
+            <w:tcW w:type="dxa" w:w="8246"/>
             <w:tcMar>
               <w:top w:type="dxa" w:w="36"/>
               <w:left w:type="dxa" w:w="80"/>
@@ -2626,15 +2660,15 @@
                 <w:sz w:val="17"/>
                 <w:szCs w:val="17"/>
               </w:rPr>
-              <w:t xml:space="preserve">(담당자)</w:t>
-            </w:r>
-            <w:r>
-              <w:rPr>
-                <w:rFonts w:ascii="맑은 고딕" w:cs="맑은 고딕" w:eastAsia="맑은 고딕" w:hAnsi="맑은 고딕"/>
-                <w:sz w:val="17"/>
-                <w:szCs w:val="17"/>
-              </w:rPr>
-              <w:t xml:space="preserve"> 주택수당 한도가 얼마인가요?</w:t>
+              <w:t xml:space="preserve">(직원)</w:t>
+            </w:r>
+            <w:r>
+              <w:rPr>
+                <w:rFonts w:ascii="맑은 고딕" w:cs="맑은 고딕" w:eastAsia="맑은 고딕" w:hAnsi="맑은 고딕"/>
+                <w:sz w:val="17"/>
+                <w:szCs w:val="17"/>
+              </w:rPr>
+              <w:t xml:space="preserve"> 배우자가 현지에서 취업했는데 가족수당을 계속 받을 수 있나요?</w:t>
             </w:r>
           </w:p>
           <w:p>
@@ -2657,33 +2691,85 @@
                 <w:sz w:val="17"/>
                 <w:szCs w:val="17"/>
               </w:rPr>
-              <w:t xml:space="preserve"> 주택수당 한도는 근무 국가와 법인격에 따라 기준이 다릅니다. 아래 정보를 알려주시면 해당 기준을 안내드리겠습니다.</w:t>
-            </w:r>
-          </w:p>
-          <w:p>
-            <w:pPr>
-              <w:spacing w:after="0" w:line="224"/>
-            </w:pPr>
-            <w:r>
-              <w:rPr>
-                <w:rFonts w:ascii="맑은 고딕" w:cs="맑은 고딕" w:eastAsia="맑은 고딕" w:hAnsi="맑은 고딕"/>
-                <w:sz w:val="17"/>
-                <w:szCs w:val="17"/>
-              </w:rPr>
-              <w:t xml:space="preserve">　· 근무 국가</w:t>
-            </w:r>
-          </w:p>
-          <w:p>
-            <w:pPr>
-              <w:spacing w:after="0" w:line="224"/>
-            </w:pPr>
-            <w:r>
-              <w:rPr>
-                <w:rFonts w:ascii="맑은 고딕" w:cs="맑은 고딕" w:eastAsia="맑은 고딕" w:hAnsi="맑은 고딕"/>
-                <w:sz w:val="17"/>
-                <w:szCs w:val="17"/>
-              </w:rPr>
-              <w:t xml:space="preserve">　· 법인격 구분 (자회사 / 국외점포)</w:t>
+              <w:t xml:space="preserve"> 해당 사안은 규정을 개별 상황에 적용할지 판단이 필요한 사항으로, 본 시스템에서는 답변드리기 어렵습니다.</w:t>
+            </w:r>
+          </w:p>
+          <w:p>
+            <w:pPr>
+              <w:spacing w:after="0" w:line="224"/>
+            </w:pPr>
+            <w:r>
+              <w:rPr>
+                <w:rFonts w:ascii="맑은 고딕" w:cs="맑은 고딕" w:eastAsia="맑은 고딕" w:hAnsi="맑은 고딕"/>
+                <w:sz w:val="17"/>
+                <w:szCs w:val="17"/>
+              </w:rPr>
+              <w:t xml:space="preserve">참고하실 수 있는 관련 조항은 다음과 같습니다.</w:t>
+            </w:r>
+          </w:p>
+          <w:p>
+            <w:pPr>
+              <w:spacing w:after="0" w:line="224"/>
+            </w:pPr>
+            <w:r>
+              <w:rPr>
+                <w:rFonts w:ascii="맑은 고딕" w:cs="맑은 고딕" w:eastAsia="맑은 고딕" w:hAnsi="맑은 고딕"/>
+                <w:sz w:val="17"/>
+                <w:szCs w:val="17"/>
+              </w:rPr>
+              <w:t xml:space="preserve">　· 「국외근무직원 보수·복지에 관한 규정」 제○조 (가족수당 지급 대상)</w:t>
+            </w:r>
+          </w:p>
+          <w:p>
+            <w:pPr>
+              <w:spacing w:after="0" w:line="224"/>
+            </w:pPr>
+            <w:r>
+              <w:rPr>
+                <w:rFonts w:ascii="맑은 고딕" w:cs="맑은 고딕" w:eastAsia="맑은 고딕" w:hAnsi="맑은 고딕"/>
+                <w:sz w:val="17"/>
+                <w:szCs w:val="17"/>
+              </w:rPr>
+              <w:t xml:space="preserve">　· 같은 규정 제○조 (지급 제외 사유)</w:t>
+            </w:r>
+          </w:p>
+          <w:p>
+            <w:pPr>
+              <w:spacing w:after="0" w:line="224"/>
+            </w:pPr>
+            <w:r>
+              <w:rPr>
+                <w:rFonts w:ascii="맑은 고딕" w:cs="맑은 고딕" w:eastAsia="맑은 고딕" w:hAnsi="맑은 고딕"/>
+                <w:sz w:val="17"/>
+                <w:szCs w:val="17"/>
+              </w:rPr>
+              <w:t xml:space="preserve">배우자의 소득 발생이 지급 제외 사유에 해당하는지는 소관부서의 확인이 필요합니다.</w:t>
+            </w:r>
+          </w:p>
+          <w:p>
+            <w:pPr>
+              <w:spacing w:after="0" w:line="224"/>
+            </w:pPr>
+            <w:r>
+              <w:rPr>
+                <w:rFonts w:ascii="맑은 고딕" w:cs="맑은 고딕" w:eastAsia="맑은 고딕" w:hAnsi="맑은 고딕"/>
+                <w:sz w:val="17"/>
+                <w:szCs w:val="17"/>
+              </w:rPr>
+              <w:t xml:space="preserve">　· 소관: HR·직원만족부</w:t>
+            </w:r>
+          </w:p>
+          <w:p>
+            <w:pPr>
+              <w:spacing w:after="0" w:line="224"/>
+            </w:pPr>
+            <w:r>
+              <w:rPr>
+                <w:rFonts w:ascii="맑은 고딕" w:cs="맑은 고딕" w:eastAsia="맑은 고딕" w:hAnsi="맑은 고딕"/>
+                <w:sz w:val="17"/>
+                <w:szCs w:val="17"/>
+              </w:rPr>
+              <w:t xml:space="preserve">　· 안내: 담당자를 통해 소관부서에 질의하시기 바랍니다.</w:t>
             </w:r>
           </w:p>
           <w:p>
@@ -2698,15 +2784,15 @@
                 <w:sz w:val="17"/>
                 <w:szCs w:val="17"/>
               </w:rPr>
-              <w:t xml:space="preserve">(담당자)</w:t>
-            </w:r>
-            <w:r>
-              <w:rPr>
-                <w:rFonts w:ascii="맑은 고딕" w:cs="맑은 고딕" w:eastAsia="맑은 고딕" w:hAnsi="맑은 고딕"/>
-                <w:sz w:val="17"/>
-                <w:szCs w:val="17"/>
-              </w:rPr>
-              <w:t xml:space="preserve"> 인도네시아 자회사요.</w:t>
+              <w:t xml:space="preserve">(직원)</w:t>
+            </w:r>
+            <w:r>
+              <w:rPr>
+                <w:rFonts w:ascii="맑은 고딕" w:cs="맑은 고딕" w:eastAsia="맑은 고딕" w:hAnsi="맑은 고딕"/>
+                <w:sz w:val="17"/>
+                <w:szCs w:val="17"/>
+              </w:rPr>
+              <w:t xml:space="preserve"> 그럼 일단 계속 받아도 되나요?</w:t>
             </w:r>
           </w:p>
           <w:p>
@@ -2729,59 +2815,7 @@
                 <w:sz w:val="17"/>
                 <w:szCs w:val="17"/>
               </w:rPr>
-              <w:t xml:space="preserve"> 인도네시아 자회사 기준으로 안내드립니다. 「국외근무직원 보수·복지에 관한 규정」 제○조에 따라 주택수당 한도는 직급별로 다음과 같습니다.</w:t>
-            </w:r>
-          </w:p>
-          <w:p>
-            <w:pPr>
-              <w:spacing w:after="0" w:line="224"/>
-            </w:pPr>
-            <w:r>
-              <w:rPr>
-                <w:rFonts w:ascii="맑은 고딕" w:cs="맑은 고딕" w:eastAsia="맑은 고딕" w:hAnsi="맑은 고딕"/>
-                <w:sz w:val="17"/>
-                <w:szCs w:val="17"/>
-              </w:rPr>
-              <w:t xml:space="preserve">　· ○급 이상 — 월 ○○</w:t>
-            </w:r>
-          </w:p>
-          <w:p>
-            <w:pPr>
-              <w:spacing w:after="0" w:line="224"/>
-            </w:pPr>
-            <w:r>
-              <w:rPr>
-                <w:rFonts w:ascii="맑은 고딕" w:cs="맑은 고딕" w:eastAsia="맑은 고딕" w:hAnsi="맑은 고딕"/>
-                <w:sz w:val="17"/>
-                <w:szCs w:val="17"/>
-              </w:rPr>
-              <w:t xml:space="preserve">　· ○급 이하 — 월 ○○</w:t>
-            </w:r>
-          </w:p>
-          <w:p>
-            <w:pPr>
-              <w:spacing w:after="0" w:line="224"/>
-            </w:pPr>
-            <w:r>
-              <w:rPr>
-                <w:rFonts w:ascii="맑은 고딕" w:cs="맑은 고딕" w:eastAsia="맑은 고딕" w:hAnsi="맑은 고딕"/>
-                <w:sz w:val="17"/>
-                <w:szCs w:val="17"/>
-              </w:rPr>
-              <w:t xml:space="preserve">실제 임차료가 한도를 초과하는 경우의 처리는 별도 확인이 필요한 사항입니다.</w:t>
-            </w:r>
-          </w:p>
-          <w:p>
-            <w:pPr>
-              <w:spacing w:after="0" w:line="224"/>
-            </w:pPr>
-            <w:r>
-              <w:rPr>
-                <w:rFonts w:ascii="맑은 고딕" w:cs="맑은 고딕" w:eastAsia="맑은 고딕" w:hAnsi="맑은 고딕"/>
-                <w:sz w:val="17"/>
-                <w:szCs w:val="17"/>
-              </w:rPr>
-              <w:t xml:space="preserve">　· 근거: 제○조 (시행일 2026.○.○) · 소관: HR·직원만족부</w:t>
+              <w:t xml:space="preserve"> 지급 여부에 대한 판단은 소관부서 확인 사항으로 본 시스템에서 안내드릴 수 없습니다. 확인 전 수령분에 대한 정산이 발생할 수 있으므로 사전 확인을 권장드립니다.</w:t>
             </w:r>
           </w:p>
         </w:tc>
@@ -2792,7 +2826,7 @@
         </w:trPr>
         <w:tc>
           <w:tcPr>
-            <w:tcW w:type="dxa" w:w="1200"/>
+            <w:tcW w:type="dxa" w:w="1500"/>
             <w:tcMar>
               <w:top w:type="dxa" w:w="36"/>
               <w:left w:type="dxa" w:w="80"/>
@@ -2812,13 +2846,13 @@
                 <w:sz w:val="17"/>
                 <w:szCs w:val="17"/>
               </w:rPr>
-              <w:t xml:space="preserve">근거 미확인</w:t>
+              <w:t xml:space="preserve">주택수당 문의</w:t>
             </w:r>
           </w:p>
         </w:tc>
         <w:tc>
           <w:tcPr>
-            <w:tcW w:type="dxa" w:w="8546"/>
+            <w:tcW w:type="dxa" w:w="8246"/>
             <w:tcMar>
               <w:top w:type="dxa" w:w="36"/>
               <w:left w:type="dxa" w:w="80"/>
@@ -2846,7 +2880,7 @@
                 <w:sz w:val="17"/>
                 <w:szCs w:val="17"/>
               </w:rPr>
-              <w:t xml:space="preserve"> 현지 차량 리스 비용도 지원되나요?</w:t>
+              <w:t xml:space="preserve"> 주택수당 한도가 얼마인가요?</w:t>
             </w:r>
           </w:p>
           <w:p>
@@ -2869,72 +2903,131 @@
                 <w:sz w:val="17"/>
                 <w:szCs w:val="17"/>
               </w:rPr>
-              <w:t xml:space="preserve"> 현재 등록된 규정과 안내 자료에서 차량 리스 비용 지원에 대한 근거를 찾지 못했습니다. 추정하여 답변드리지 않겠습니다.</w:t>
-            </w:r>
-          </w:p>
-          <w:p>
-            <w:pPr>
-              <w:spacing w:after="0" w:line="224"/>
-            </w:pPr>
-            <w:r>
-              <w:rPr>
-                <w:rFonts w:ascii="맑은 고딕" w:cs="맑은 고딕" w:eastAsia="맑은 고딕" w:hAnsi="맑은 고딕"/>
-                <w:sz w:val="17"/>
-                <w:szCs w:val="17"/>
-              </w:rPr>
-              <w:t xml:space="preserve">검색 대상은 다음과 같았습니다.</w:t>
-            </w:r>
-          </w:p>
-          <w:p>
-            <w:pPr>
-              <w:spacing w:after="0" w:line="224"/>
-            </w:pPr>
-            <w:r>
-              <w:rPr>
-                <w:rFonts w:ascii="맑은 고딕" w:cs="맑은 고딕" w:eastAsia="맑은 고딕" w:hAnsi="맑은 고딕"/>
-                <w:sz w:val="17"/>
-                <w:szCs w:val="17"/>
-              </w:rPr>
-              <w:t xml:space="preserve">　· 「국외근무직원 보수·복지에 관한 규정」</w:t>
-            </w:r>
-          </w:p>
-          <w:p>
-            <w:pPr>
-              <w:spacing w:after="0" w:line="224"/>
-            </w:pPr>
-            <w:r>
-              <w:rPr>
-                <w:rFonts w:ascii="맑은 고딕" w:cs="맑은 고딕" w:eastAsia="맑은 고딕" w:hAnsi="맑은 고딕"/>
-                <w:sz w:val="17"/>
-                <w:szCs w:val="17"/>
-              </w:rPr>
-              <w:t xml:space="preserve">　· 「복지·여비규정」 및 운영지침</w:t>
-            </w:r>
-          </w:p>
-          <w:p>
-            <w:pPr>
-              <w:spacing w:after="0" w:line="224"/>
-            </w:pPr>
-            <w:r>
-              <w:rPr>
-                <w:rFonts w:ascii="맑은 고딕" w:cs="맑은 고딕" w:eastAsia="맑은 고딕" w:hAnsi="맑은 고딕"/>
-                <w:sz w:val="17"/>
-                <w:szCs w:val="17"/>
-              </w:rPr>
-              <w:t xml:space="preserve">　· 국가별 부임 안내서 (인도네시아·캄보디아·홍콩·런던)</w:t>
-            </w:r>
-          </w:p>
-          <w:p>
-            <w:pPr>
-              <w:spacing w:after="0" w:line="224"/>
-            </w:pPr>
-            <w:r>
-              <w:rPr>
-                <w:rFonts w:ascii="맑은 고딕" w:cs="맑은 고딕" w:eastAsia="맑은 고딕" w:hAnsi="맑은 고딕"/>
-                <w:sz w:val="17"/>
-                <w:szCs w:val="17"/>
-              </w:rPr>
-              <w:t xml:space="preserve">근거가 존재하나 미등록 상태일 수 있으므로, 소관부서 확인 후 자료 등록을 권장드립니다.</w:t>
+              <w:t xml:space="preserve"> 주택수당 한도는 근무 국가와 법인격에 따라 기준이 다릅니다. 아래 정보를 알려주시면 해당 기준을 안내드리겠습니다.</w:t>
+            </w:r>
+          </w:p>
+          <w:p>
+            <w:pPr>
+              <w:spacing w:after="0" w:line="224"/>
+            </w:pPr>
+            <w:r>
+              <w:rPr>
+                <w:rFonts w:ascii="맑은 고딕" w:cs="맑은 고딕" w:eastAsia="맑은 고딕" w:hAnsi="맑은 고딕"/>
+                <w:sz w:val="17"/>
+                <w:szCs w:val="17"/>
+              </w:rPr>
+              <w:t xml:space="preserve">　· 근무 국가</w:t>
+            </w:r>
+          </w:p>
+          <w:p>
+            <w:pPr>
+              <w:spacing w:after="0" w:line="224"/>
+            </w:pPr>
+            <w:r>
+              <w:rPr>
+                <w:rFonts w:ascii="맑은 고딕" w:cs="맑은 고딕" w:eastAsia="맑은 고딕" w:hAnsi="맑은 고딕"/>
+                <w:sz w:val="17"/>
+                <w:szCs w:val="17"/>
+              </w:rPr>
+              <w:t xml:space="preserve">　· 법인격 구분 (자회사 / 국외점포)</w:t>
+            </w:r>
+          </w:p>
+          <w:p>
+            <w:pPr>
+              <w:spacing w:after="0" w:line="224"/>
+            </w:pPr>
+            <w:r>
+              <w:rPr>
+                <w:rFonts w:ascii="맑은 고딕" w:cs="맑은 고딕" w:eastAsia="맑은 고딕" w:hAnsi="맑은 고딕"/>
+                <w:b/>
+                <w:bCs/>
+                <w:sz w:val="17"/>
+                <w:szCs w:val="17"/>
+              </w:rPr>
+              <w:t xml:space="preserve">(담당자)</w:t>
+            </w:r>
+            <w:r>
+              <w:rPr>
+                <w:rFonts w:ascii="맑은 고딕" w:cs="맑은 고딕" w:eastAsia="맑은 고딕" w:hAnsi="맑은 고딕"/>
+                <w:sz w:val="17"/>
+                <w:szCs w:val="17"/>
+              </w:rPr>
+              <w:t xml:space="preserve"> 인도네시아 자회사요.</w:t>
+            </w:r>
+          </w:p>
+          <w:p>
+            <w:pPr>
+              <w:spacing w:after="0" w:line="224"/>
+            </w:pPr>
+            <w:r>
+              <w:rPr>
+                <w:rFonts w:ascii="맑은 고딕" w:cs="맑은 고딕" w:eastAsia="맑은 고딕" w:hAnsi="맑은 고딕"/>
+                <w:b/>
+                <w:bCs/>
+                <w:sz w:val="17"/>
+                <w:szCs w:val="17"/>
+              </w:rPr>
+              <w:t xml:space="preserve">(AI)</w:t>
+            </w:r>
+            <w:r>
+              <w:rPr>
+                <w:rFonts w:ascii="맑은 고딕" w:cs="맑은 고딕" w:eastAsia="맑은 고딕" w:hAnsi="맑은 고딕"/>
+                <w:sz w:val="17"/>
+                <w:szCs w:val="17"/>
+              </w:rPr>
+              <w:t xml:space="preserve"> 인도네시아 자회사 기준으로 안내드립니다. 「국외근무직원 보수·복지에 관한 규정」 제○조에 따라 주택수당 한도는 직급별로 다음과 같습니다.</w:t>
+            </w:r>
+          </w:p>
+          <w:p>
+            <w:pPr>
+              <w:spacing w:after="0" w:line="224"/>
+            </w:pPr>
+            <w:r>
+              <w:rPr>
+                <w:rFonts w:ascii="맑은 고딕" w:cs="맑은 고딕" w:eastAsia="맑은 고딕" w:hAnsi="맑은 고딕"/>
+                <w:sz w:val="17"/>
+                <w:szCs w:val="17"/>
+              </w:rPr>
+              <w:t xml:space="preserve">　· ○급 이상 — 월 ○○</w:t>
+            </w:r>
+          </w:p>
+          <w:p>
+            <w:pPr>
+              <w:spacing w:after="0" w:line="224"/>
+            </w:pPr>
+            <w:r>
+              <w:rPr>
+                <w:rFonts w:ascii="맑은 고딕" w:cs="맑은 고딕" w:eastAsia="맑은 고딕" w:hAnsi="맑은 고딕"/>
+                <w:sz w:val="17"/>
+                <w:szCs w:val="17"/>
+              </w:rPr>
+              <w:t xml:space="preserve">　· ○급 이하 — 월 ○○</w:t>
+            </w:r>
+          </w:p>
+          <w:p>
+            <w:pPr>
+              <w:spacing w:after="0" w:line="224"/>
+            </w:pPr>
+            <w:r>
+              <w:rPr>
+                <w:rFonts w:ascii="맑은 고딕" w:cs="맑은 고딕" w:eastAsia="맑은 고딕" w:hAnsi="맑은 고딕"/>
+                <w:sz w:val="17"/>
+                <w:szCs w:val="17"/>
+              </w:rPr>
+              <w:t xml:space="preserve">실제 임차료가 한도를 초과하는 경우의 처리는 별도 확인이 필요한 사항입니다.</w:t>
+            </w:r>
+          </w:p>
+          <w:p>
+            <w:pPr>
+              <w:spacing w:after="0" w:line="224"/>
+            </w:pPr>
+            <w:r>
+              <w:rPr>
+                <w:rFonts w:ascii="맑은 고딕" w:cs="맑은 고딕" w:eastAsia="맑은 고딕" w:hAnsi="맑은 고딕"/>
+                <w:sz w:val="17"/>
+                <w:szCs w:val="17"/>
+              </w:rPr>
+              <w:t xml:space="preserve">　· 근거: 제○조 (시행일 2026.○.○) · 소관: HR·직원만족부</w:t>
             </w:r>
           </w:p>
         </w:tc>
@@ -2945,7 +3038,7 @@
         </w:trPr>
         <w:tc>
           <w:tcPr>
-            <w:tcW w:type="dxa" w:w="1200"/>
+            <w:tcW w:type="dxa" w:w="1500"/>
             <w:tcMar>
               <w:top w:type="dxa" w:w="36"/>
               <w:left w:type="dxa" w:w="80"/>
@@ -2965,13 +3058,13 @@
                 <w:sz w:val="17"/>
                 <w:szCs w:val="17"/>
               </w:rPr>
-              <w:t xml:space="preserve">사례 조회</w:t>
+              <w:t xml:space="preserve">복리후생 지원범위 문의</w:t>
             </w:r>
           </w:p>
         </w:tc>
         <w:tc>
           <w:tcPr>
-            <w:tcW w:type="dxa" w:w="8546"/>
+            <w:tcW w:type="dxa" w:w="8246"/>
             <w:tcMar>
               <w:top w:type="dxa" w:w="36"/>
               <w:left w:type="dxa" w:w="80"/>
@@ -2991,15 +3084,15 @@
                 <w:sz w:val="17"/>
                 <w:szCs w:val="17"/>
               </w:rPr>
-              <w:t xml:space="preserve">(후임 담당자)</w:t>
-            </w:r>
-            <w:r>
-              <w:rPr>
-                <w:rFonts w:ascii="맑은 고딕" w:cs="맑은 고딕" w:eastAsia="맑은 고딕" w:hAnsi="맑은 고딕"/>
-                <w:sz w:val="17"/>
-                <w:szCs w:val="17"/>
-              </w:rPr>
-              <w:t xml:space="preserve"> 작년 캄보디아 학자금 지원 처리 사례를 보여주세요.</w:t>
+              <w:t xml:space="preserve">(담당자)</w:t>
+            </w:r>
+            <w:r>
+              <w:rPr>
+                <w:rFonts w:ascii="맑은 고딕" w:cs="맑은 고딕" w:eastAsia="맑은 고딕" w:hAnsi="맑은 고딕"/>
+                <w:sz w:val="17"/>
+                <w:szCs w:val="17"/>
+              </w:rPr>
+              <w:t xml:space="preserve"> 현지 차량 리스 비용도 지원되나요?</w:t>
             </w:r>
           </w:p>
           <w:p>
@@ -3022,111 +3115,72 @@
                 <w:sz w:val="17"/>
                 <w:szCs w:val="17"/>
               </w:rPr>
-              <w:t xml:space="preserve"> 2025년 캄보디아 학자금 관련 확정 건은 ○건입니다.</w:t>
-            </w:r>
-          </w:p>
-          <w:p>
-            <w:pPr>
-              <w:spacing w:after="0" w:line="224"/>
-            </w:pPr>
-            <w:r>
-              <w:rPr>
-                <w:rFonts w:ascii="맑은 고딕" w:cs="맑은 고딕" w:eastAsia="맑은 고딕" w:hAnsi="맑은 고딕"/>
-                <w:sz w:val="17"/>
-                <w:szCs w:val="17"/>
-              </w:rPr>
-              <w:t xml:space="preserve">　① 2025.○.○ — 국제학교 학비 초과분 처리</w:t>
-            </w:r>
-          </w:p>
-          <w:p>
-            <w:pPr>
-              <w:spacing w:after="0" w:line="224"/>
-            </w:pPr>
-            <w:r>
-              <w:rPr>
-                <w:rFonts w:ascii="맑은 고딕" w:cs="맑은 고딕" w:eastAsia="맑은 고딕" w:hAnsi="맑은 고딕"/>
-                <w:sz w:val="17"/>
-                <w:szCs w:val="17"/>
-              </w:rPr>
-              <w:t xml:space="preserve">　　· 적용 조항: 「보수·복지에 관한 규정」 제○조</w:t>
-            </w:r>
-          </w:p>
-          <w:p>
-            <w:pPr>
-              <w:spacing w:after="0" w:line="224"/>
-            </w:pPr>
-            <w:r>
-              <w:rPr>
-                <w:rFonts w:ascii="맑은 고딕" w:cs="맑은 고딕" w:eastAsia="맑은 고딕" w:hAnsi="맑은 고딕"/>
-                <w:sz w:val="17"/>
-                <w:szCs w:val="17"/>
-              </w:rPr>
-              <w:t xml:space="preserve">　　· 답변 요지: 한도 내 실비 지원, 초과분 본인 부담</w:t>
-            </w:r>
-          </w:p>
-          <w:p>
-            <w:pPr>
-              <w:spacing w:after="0" w:line="224"/>
-            </w:pPr>
-            <w:r>
-              <w:rPr>
-                <w:rFonts w:ascii="맑은 고딕" w:cs="맑은 고딕" w:eastAsia="맑은 고딕" w:hAnsi="맑은 고딕"/>
-                <w:sz w:val="17"/>
-                <w:szCs w:val="17"/>
-              </w:rPr>
-              <w:t xml:space="preserve">　② 2025.○.○ — 학기 중 전학에 따른 정산</w:t>
-            </w:r>
-          </w:p>
-          <w:p>
-            <w:pPr>
-              <w:spacing w:after="0" w:line="224"/>
-            </w:pPr>
-            <w:r>
-              <w:rPr>
-                <w:rFonts w:ascii="맑은 고딕" w:cs="맑은 고딕" w:eastAsia="맑은 고딕" w:hAnsi="맑은 고딕"/>
-                <w:sz w:val="17"/>
-                <w:szCs w:val="17"/>
-              </w:rPr>
-              <w:t xml:space="preserve">　　· 적용 조항: 같은 규정 제○조</w:t>
-            </w:r>
-          </w:p>
-          <w:p>
-            <w:pPr>
-              <w:spacing w:after="0" w:line="224"/>
-            </w:pPr>
-            <w:r>
-              <w:rPr>
-                <w:rFonts w:ascii="맑은 고딕" w:cs="맑은 고딕" w:eastAsia="맑은 고딕" w:hAnsi="맑은 고딕"/>
-                <w:sz w:val="17"/>
-                <w:szCs w:val="17"/>
-              </w:rPr>
-              <w:t xml:space="preserve">　　· 답변 요지: 일할 계산 적용, 증빙 제출 필요</w:t>
-            </w:r>
-          </w:p>
-          <w:p>
-            <w:pPr>
-              <w:spacing w:after="0" w:line="224"/>
-            </w:pPr>
-            <w:r>
-              <w:rPr>
-                <w:rFonts w:ascii="맑은 고딕" w:cs="맑은 고딕" w:eastAsia="맑은 고딕" w:hAnsi="맑은 고딕"/>
-                <w:sz w:val="17"/>
-                <w:szCs w:val="17"/>
-              </w:rPr>
-              <w:t xml:space="preserve">　　· 비고: 예외 처리 건 (소관부서 협의 후 확정)</w:t>
-            </w:r>
-          </w:p>
-          <w:p>
-            <w:pPr>
-              <w:spacing w:after="0" w:line="224"/>
-            </w:pPr>
-            <w:r>
-              <w:rPr>
-                <w:rFonts w:ascii="맑은 고딕" w:cs="맑은 고딕" w:eastAsia="맑은 고딕" w:hAnsi="맑은 고딕"/>
-                <w:sz w:val="17"/>
-                <w:szCs w:val="17"/>
-              </w:rPr>
-              <w:t xml:space="preserve">각 건의 원 질의와 확정일은 상세 보기에서 확인하실 수 있습니다.</w:t>
+              <w:t xml:space="preserve"> 현재 등록된 규정과 안내 자료에서 차량 리스 비용 지원에 대한 근거를 찾지 못했습니다. 추정하여 답변드리지 않겠습니다.</w:t>
+            </w:r>
+          </w:p>
+          <w:p>
+            <w:pPr>
+              <w:spacing w:after="0" w:line="224"/>
+            </w:pPr>
+            <w:r>
+              <w:rPr>
+                <w:rFonts w:ascii="맑은 고딕" w:cs="맑은 고딕" w:eastAsia="맑은 고딕" w:hAnsi="맑은 고딕"/>
+                <w:sz w:val="17"/>
+                <w:szCs w:val="17"/>
+              </w:rPr>
+              <w:t xml:space="preserve">검색 대상은 다음과 같습니다.</w:t>
+            </w:r>
+          </w:p>
+          <w:p>
+            <w:pPr>
+              <w:spacing w:after="0" w:line="224"/>
+            </w:pPr>
+            <w:r>
+              <w:rPr>
+                <w:rFonts w:ascii="맑은 고딕" w:cs="맑은 고딕" w:eastAsia="맑은 고딕" w:hAnsi="맑은 고딕"/>
+                <w:sz w:val="17"/>
+                <w:szCs w:val="17"/>
+              </w:rPr>
+              <w:t xml:space="preserve">　· 「국외근무직원 보수·복지에 관한 규정」</w:t>
+            </w:r>
+          </w:p>
+          <w:p>
+            <w:pPr>
+              <w:spacing w:after="0" w:line="224"/>
+            </w:pPr>
+            <w:r>
+              <w:rPr>
+                <w:rFonts w:ascii="맑은 고딕" w:cs="맑은 고딕" w:eastAsia="맑은 고딕" w:hAnsi="맑은 고딕"/>
+                <w:sz w:val="17"/>
+                <w:szCs w:val="17"/>
+              </w:rPr>
+              <w:t xml:space="preserve">　· 「복지·여비규정」 및 운영지침</w:t>
+            </w:r>
+          </w:p>
+          <w:p>
+            <w:pPr>
+              <w:spacing w:after="0" w:line="224"/>
+            </w:pPr>
+            <w:r>
+              <w:rPr>
+                <w:rFonts w:ascii="맑은 고딕" w:cs="맑은 고딕" w:eastAsia="맑은 고딕" w:hAnsi="맑은 고딕"/>
+                <w:sz w:val="17"/>
+                <w:szCs w:val="17"/>
+              </w:rPr>
+              <w:t xml:space="preserve">　· 국가별 부임 안내서 (인도네시아·캄보디아·홍콩·런던)</w:t>
+            </w:r>
+          </w:p>
+          <w:p>
+            <w:pPr>
+              <w:spacing w:after="0" w:line="224"/>
+            </w:pPr>
+            <w:r>
+              <w:rPr>
+                <w:rFonts w:ascii="맑은 고딕" w:cs="맑은 고딕" w:eastAsia="맑은 고딕" w:hAnsi="맑은 고딕"/>
+                <w:sz w:val="17"/>
+                <w:szCs w:val="17"/>
+              </w:rPr>
+              <w:t xml:space="preserve">근거가 존재하나 미등록 상태일 수 있으므로, 소관부서 확인 후 자료 등록을 권장드립니다.</w:t>
             </w:r>
           </w:p>
         </w:tc>
@@ -3137,7 +3191,7 @@
         </w:trPr>
         <w:tc>
           <w:tcPr>
-            <w:tcW w:type="dxa" w:w="1200"/>
+            <w:tcW w:type="dxa" w:w="1500"/>
             <w:tcMar>
               <w:top w:type="dxa" w:w="36"/>
               <w:left w:type="dxa" w:w="80"/>
@@ -3157,13 +3211,13 @@
                 <w:sz w:val="17"/>
                 <w:szCs w:val="17"/>
               </w:rPr>
-              <w:t xml:space="preserve">부임 준비 확인</w:t>
+              <w:t xml:space="preserve">과거 처리사례 조회</w:t>
             </w:r>
           </w:p>
         </w:tc>
         <w:tc>
           <w:tcPr>
-            <w:tcW w:type="dxa" w:w="8546"/>
+            <w:tcW w:type="dxa" w:w="8246"/>
             <w:tcMar>
               <w:top w:type="dxa" w:w="36"/>
               <w:left w:type="dxa" w:w="80"/>
@@ -3183,6 +3237,198 @@
                 <w:sz w:val="17"/>
                 <w:szCs w:val="17"/>
               </w:rPr>
+              <w:t xml:space="preserve">(후임 담당자)</w:t>
+            </w:r>
+            <w:r>
+              <w:rPr>
+                <w:rFonts w:ascii="맑은 고딕" w:cs="맑은 고딕" w:eastAsia="맑은 고딕" w:hAnsi="맑은 고딕"/>
+                <w:sz w:val="17"/>
+                <w:szCs w:val="17"/>
+              </w:rPr>
+              <w:t xml:space="preserve"> 작년 캄보디아 학자금 지원 처리 사례를 보여주세요.</w:t>
+            </w:r>
+          </w:p>
+          <w:p>
+            <w:pPr>
+              <w:spacing w:after="0" w:line="224"/>
+            </w:pPr>
+            <w:r>
+              <w:rPr>
+                <w:rFonts w:ascii="맑은 고딕" w:cs="맑은 고딕" w:eastAsia="맑은 고딕" w:hAnsi="맑은 고딕"/>
+                <w:b/>
+                <w:bCs/>
+                <w:sz w:val="17"/>
+                <w:szCs w:val="17"/>
+              </w:rPr>
+              <w:t xml:space="preserve">(AI)</w:t>
+            </w:r>
+            <w:r>
+              <w:rPr>
+                <w:rFonts w:ascii="맑은 고딕" w:cs="맑은 고딕" w:eastAsia="맑은 고딕" w:hAnsi="맑은 고딕"/>
+                <w:sz w:val="17"/>
+                <w:szCs w:val="17"/>
+              </w:rPr>
+              <w:t xml:space="preserve"> 2025년 캄보디아 학자금 관련 확정 건은 ○건입니다.</w:t>
+            </w:r>
+          </w:p>
+          <w:p>
+            <w:pPr>
+              <w:spacing w:after="0" w:line="224"/>
+            </w:pPr>
+            <w:r>
+              <w:rPr>
+                <w:rFonts w:ascii="맑은 고딕" w:cs="맑은 고딕" w:eastAsia="맑은 고딕" w:hAnsi="맑은 고딕"/>
+                <w:sz w:val="17"/>
+                <w:szCs w:val="17"/>
+              </w:rPr>
+              <w:t xml:space="preserve">　① 2025.○.○ — 국제학교 학비 초과분 처리</w:t>
+            </w:r>
+          </w:p>
+          <w:p>
+            <w:pPr>
+              <w:spacing w:after="0" w:line="224"/>
+            </w:pPr>
+            <w:r>
+              <w:rPr>
+                <w:rFonts w:ascii="맑은 고딕" w:cs="맑은 고딕" w:eastAsia="맑은 고딕" w:hAnsi="맑은 고딕"/>
+                <w:sz w:val="17"/>
+                <w:szCs w:val="17"/>
+              </w:rPr>
+              <w:t xml:space="preserve">　　· 적용 조항: 「보수·복지에 관한 규정」 제○조</w:t>
+            </w:r>
+          </w:p>
+          <w:p>
+            <w:pPr>
+              <w:spacing w:after="0" w:line="224"/>
+            </w:pPr>
+            <w:r>
+              <w:rPr>
+                <w:rFonts w:ascii="맑은 고딕" w:cs="맑은 고딕" w:eastAsia="맑은 고딕" w:hAnsi="맑은 고딕"/>
+                <w:sz w:val="17"/>
+                <w:szCs w:val="17"/>
+              </w:rPr>
+              <w:t xml:space="preserve">　　· 답변 요지: 한도 내 실비 지원, 초과분 본인 부담</w:t>
+            </w:r>
+          </w:p>
+          <w:p>
+            <w:pPr>
+              <w:spacing w:after="0" w:line="224"/>
+            </w:pPr>
+            <w:r>
+              <w:rPr>
+                <w:rFonts w:ascii="맑은 고딕" w:cs="맑은 고딕" w:eastAsia="맑은 고딕" w:hAnsi="맑은 고딕"/>
+                <w:sz w:val="17"/>
+                <w:szCs w:val="17"/>
+              </w:rPr>
+              <w:t xml:space="preserve">　② 2025.○.○ — 학기 중 전학에 따른 정산</w:t>
+            </w:r>
+          </w:p>
+          <w:p>
+            <w:pPr>
+              <w:spacing w:after="0" w:line="224"/>
+            </w:pPr>
+            <w:r>
+              <w:rPr>
+                <w:rFonts w:ascii="맑은 고딕" w:cs="맑은 고딕" w:eastAsia="맑은 고딕" w:hAnsi="맑은 고딕"/>
+                <w:sz w:val="17"/>
+                <w:szCs w:val="17"/>
+              </w:rPr>
+              <w:t xml:space="preserve">　　· 적용 조항: 같은 규정 제○조</w:t>
+            </w:r>
+          </w:p>
+          <w:p>
+            <w:pPr>
+              <w:spacing w:after="0" w:line="224"/>
+            </w:pPr>
+            <w:r>
+              <w:rPr>
+                <w:rFonts w:ascii="맑은 고딕" w:cs="맑은 고딕" w:eastAsia="맑은 고딕" w:hAnsi="맑은 고딕"/>
+                <w:sz w:val="17"/>
+                <w:szCs w:val="17"/>
+              </w:rPr>
+              <w:t xml:space="preserve">　　· 답변 요지: 일할 계산 적용, 증빙 제출 필요</w:t>
+            </w:r>
+          </w:p>
+          <w:p>
+            <w:pPr>
+              <w:spacing w:after="0" w:line="224"/>
+            </w:pPr>
+            <w:r>
+              <w:rPr>
+                <w:rFonts w:ascii="맑은 고딕" w:cs="맑은 고딕" w:eastAsia="맑은 고딕" w:hAnsi="맑은 고딕"/>
+                <w:sz w:val="17"/>
+                <w:szCs w:val="17"/>
+              </w:rPr>
+              <w:t xml:space="preserve">　　· 비고: 예외 처리 건 (소관부서 협의 후 확정)</w:t>
+            </w:r>
+          </w:p>
+          <w:p>
+            <w:pPr>
+              <w:spacing w:after="0" w:line="224"/>
+            </w:pPr>
+            <w:r>
+              <w:rPr>
+                <w:rFonts w:ascii="맑은 고딕" w:cs="맑은 고딕" w:eastAsia="맑은 고딕" w:hAnsi="맑은 고딕"/>
+                <w:sz w:val="17"/>
+                <w:szCs w:val="17"/>
+              </w:rPr>
+              <w:t xml:space="preserve">각 건의 원 질의와 확정일은 상세 보기에서 확인하실 수 있습니다.</w:t>
+            </w:r>
+          </w:p>
+        </w:tc>
+      </w:tr>
+      <w:tr>
+        <w:trPr>
+          <w:tblHeader w:val="false"/>
+        </w:trPr>
+        <w:tc>
+          <w:tcPr>
+            <w:tcW w:type="dxa" w:w="1500"/>
+            <w:tcMar>
+              <w:top w:type="dxa" w:w="36"/>
+              <w:left w:type="dxa" w:w="80"/>
+              <w:bottom w:type="dxa" w:w="36"/>
+              <w:right w:type="dxa" w:w="80"/>
+            </w:tcMar>
+          </w:tcPr>
+          <w:p>
+            <w:pPr>
+              <w:spacing w:after="0" w:line="224"/>
+            </w:pPr>
+            <w:r>
+              <w:rPr>
+                <w:rFonts w:ascii="맑은 고딕" w:cs="맑은 고딕" w:eastAsia="맑은 고딕" w:hAnsi="맑은 고딕"/>
+                <w:b/>
+                <w:bCs/>
+                <w:sz w:val="17"/>
+                <w:szCs w:val="17"/>
+              </w:rPr>
+              <w:t xml:space="preserve">부임 준비현황 조회</w:t>
+            </w:r>
+          </w:p>
+        </w:tc>
+        <w:tc>
+          <w:tcPr>
+            <w:tcW w:type="dxa" w:w="8246"/>
+            <w:tcMar>
+              <w:top w:type="dxa" w:w="36"/>
+              <w:left w:type="dxa" w:w="80"/>
+              <w:bottom w:type="dxa" w:w="36"/>
+              <w:right w:type="dxa" w:w="80"/>
+            </w:tcMar>
+          </w:tcPr>
+          <w:p>
+            <w:pPr>
+              <w:spacing w:after="0" w:line="224"/>
+            </w:pPr>
+            <w:r>
+              <w:rPr>
+                <w:rFonts w:ascii="맑은 고딕" w:cs="맑은 고딕" w:eastAsia="맑은 고딕" w:hAnsi="맑은 고딕"/>
+                <w:b/>
+                <w:bCs/>
+                <w:sz w:val="17"/>
+                <w:szCs w:val="17"/>
+              </w:rPr>
               <w:t xml:space="preserve">(예비발령자)</w:t>
             </w:r>
             <w:r>
@@ -3442,7 +3688,7 @@
           <w:sz w:val="22"/>
           <w:szCs w:val="22"/>
         </w:rPr>
-        <w:t xml:space="preserve">필수 (1차 버전)</w:t>
+        <w:t xml:space="preserve">필수 (1단계)</w:t>
       </w:r>
     </w:p>
     <w:p>
@@ -3795,7 +4041,7 @@
           <w:sz w:val="22"/>
           <w:szCs w:val="22"/>
         </w:rPr>
-        <w:t xml:space="preserve">권장 (2차 버전)</w:t>
+        <w:t xml:space="preserve">권장 (2단계)</w:t>
       </w:r>
     </w:p>
     <w:p>
@@ -4175,7 +4421,7 @@
           <w:sz w:val="20"/>
           <w:szCs w:val="20"/>
         </w:rPr>
-        <w:t xml:space="preserve"> — 1차 버전은 지정 담당자 한정, 2차 버전에서 대상 확대</w:t>
+        <w:t xml:space="preserve"> — 1단계은 지정 담당자 한정, 2단계에서 대상 확대</w:t>
       </w:r>
     </w:p>
     <w:p>
@@ -5296,15 +5542,15 @@
           <w:sz w:val="20"/>
           <w:szCs w:val="20"/>
         </w:rPr>
-        <w:t xml:space="preserve">담당자 주간 사용일</w:t>
-      </w:r>
-      <w:r>
-        <w:rPr>
-          <w:rFonts w:ascii="맑은 고딕" w:cs="맑은 고딕" w:eastAsia="맑은 고딕" w:hAnsi="맑은 고딕"/>
-          <w:sz w:val="20"/>
-          <w:szCs w:val="20"/>
-        </w:rPr>
-        <w:t xml:space="preserve"> — 주 3일 이상</w:t>
+        <w:t xml:space="preserve">담당자 주간 사용률</w:t>
+      </w:r>
+      <w:r>
+        <w:rPr>
+          <w:rFonts w:ascii="맑은 고딕" w:cs="맑은 고딕" w:eastAsia="맑은 고딕" w:hAnsi="맑은 고딕"/>
+          <w:sz w:val="20"/>
+          <w:szCs w:val="20"/>
+        </w:rPr>
+        <w:t xml:space="preserve"> — 주 3일 이상 (1단계 목표 지표)</w:t>
       </w:r>
     </w:p>
     <w:p>
@@ -5332,7 +5578,7 @@
           <w:sz w:val="20"/>
           <w:szCs w:val="20"/>
         </w:rPr>
-        <w:t xml:space="preserve"> — 2차 버전 기준 30% 이상</w:t>
+        <w:t xml:space="preserve"> — 2단계 기준 30% 이상</w:t>
       </w:r>
     </w:p>
     <w:p>
@@ -5397,7 +5643,7 @@
           <w:sz w:val="22"/>
           <w:szCs w:val="22"/>
         </w:rPr>
-        <w:t xml:space="preserve">1차 버전 범위</w:t>
+        <w:t xml:space="preserve">1단계 범위</w:t>
       </w:r>
     </w:p>
     <w:p>
@@ -5410,7 +5656,7 @@
           <w:sz w:val="20"/>
           <w:szCs w:val="20"/>
         </w:rPr>
-        <w:t xml:space="preserve">대상은 글로벌사업그룹 HR 담당자이며, 범위는 보수·복지 및 인사 규정 질의응답과 사례 축적. 규정의 자동 수집으로 별도 자료 준비가 불요하여 선행하고, 부임 안내는 국가별 자료 정비 선행이 필요하여 2차 버전으로 배치. 1차 운영 기간 중 안내서 정비 병행.</w:t>
+        <w:t xml:space="preserve">대상은 글로벌사업그룹 HR 담당자이며, 범위는 보수·복지 및 인사 규정 질의응답과 사례 축적. 규정의 자동 수집으로 별도 자료 준비가 불요하여 선행하고, 부임 안내는 국가별 자료 정비 선행이 필요하여 2단계으로 배치. 1차 운영 기간 중 안내서 정비 병행.</w:t>
       </w:r>
     </w:p>
     <w:p>
@@ -5534,7 +5780,7 @@
           <w:sz w:val="22"/>
           <w:szCs w:val="22"/>
         </w:rPr>
-        <w:t xml:space="preserve">1차 버전 출시 조건</w:t>
+        <w:t xml:space="preserve">1단계 출시 조건</w:t>
       </w:r>
     </w:p>
     <w:p>
@@ -5641,7 +5887,7 @@
           <w:sz w:val="22"/>
           <w:szCs w:val="22"/>
         </w:rPr>
-        <w:t xml:space="preserve">2차 버전 전환 조건</w:t>
+        <w:t xml:space="preserve">2단계 전환 조건</w:t>
       </w:r>
     </w:p>
     <w:p>
@@ -5936,7 +6182,7 @@
           <w:sz w:val="20"/>
           <w:szCs w:val="20"/>
         </w:rPr>
-        <w:t xml:space="preserve"> — 1차 버전의 담당자 전용 운영을 통한 품질 검증 후 공개, 내부 시스템 접속을 통한 접근 부담 최소화</w:t>
+        <w:t xml:space="preserve"> — 1단계의 담당자 전용 운영을 통한 품질 검증 후 공개, 내부 시스템 접속을 통한 접근 부담 최소화</w:t>
       </w:r>
     </w:p>
     <w:p>
@@ -6263,7 +6509,7 @@
           <w:sz w:val="20"/>
           <w:szCs w:val="20"/>
         </w:rPr>
-        <w:t xml:space="preserve">국외근무직원 직접 공개 (1차 버전)</w:t>
+        <w:t xml:space="preserve">국외근무직원 직접 공개 (1단계)</w:t>
       </w:r>
       <w:r>
         <w:rPr>
@@ -6410,7 +6656,7 @@
           <w:sz w:val="20"/>
           <w:szCs w:val="20"/>
         </w:rPr>
-        <w:t xml:space="preserve"> — 글로벌성장지원부 및 글로벌추진부 소속 1~2명. 1차 버전 주 사용자이자 답변 확정 및 자료 정비 담당</w:t>
+        <w:t xml:space="preserve"> — 글로벌성장지원부 및 글로벌추진부 소속 1~2명. 1단계 주 사용자이자 답변 확정 및 자료 정비 담당</w:t>
       </w:r>
     </w:p>
     <w:p>
@@ -6644,7 +6890,7 @@
           <w:sz w:val="20"/>
           <w:szCs w:val="20"/>
         </w:rPr>
-        <w:t xml:space="preserve">1차 버전</w:t>
+        <w:t xml:space="preserve">1단계</w:t>
       </w:r>
       <w:r>
         <w:rPr>
@@ -6672,7 +6918,7 @@
           <w:sz w:val="20"/>
           <w:szCs w:val="20"/>
         </w:rPr>
-        <w:t xml:space="preserve">2차 버전</w:t>
+        <w:t xml:space="preserve">2단계</w:t>
       </w:r>
       <w:r>
         <w:rPr>
@@ -6721,7 +6967,7 @@
           <w:sz w:val="20"/>
           <w:szCs w:val="20"/>
         </w:rPr>
-        <w:t xml:space="preserve">주요 확인 시점은 사전 검증 통과 판정, 1차 버전 출시 조건 충족, 2차 버전 전환 조건 충족의 3개 지점. 일정상 최대 제약은 </w:t>
+        <w:t xml:space="preserve">주요 확인 시점은 사전 검증 통과 판정, 1단계 출시 조건 충족, 2단계 전환 조건 충족의 3개 지점. 일정상 최대 제약은 </w:t>
       </w:r>
       <w:r>
         <w:rPr>

--- a/prds/국외근무직원-HR-에이전트-PRD.docx
+++ b/prds/국외근무직원-HR-에이전트-PRD.docx
@@ -75,7 +75,7 @@
           <w:sz w:val="20"/>
           <w:szCs w:val="20"/>
         </w:rPr>
-        <w:t xml:space="preserve">버전 / Version: v0.5 (초안)</w:t>
+        <w:t xml:space="preserve">버전 / Version: v0.6 (초안)</w:t>
       </w:r>
     </w:p>
     <w:p>
@@ -439,7 +439,7 @@
           <w:sz w:val="20"/>
           <w:szCs w:val="20"/>
         </w:rPr>
-        <w:t xml:space="preserve">1단계은 </w:t>
+        <w:t xml:space="preserve">1단계는 </w:t>
       </w:r>
       <w:r>
         <w:rPr>
@@ -4421,7 +4421,7 @@
           <w:sz w:val="20"/>
           <w:szCs w:val="20"/>
         </w:rPr>
-        <w:t xml:space="preserve"> — 1단계은 지정 담당자 한정, 2단계에서 대상 확대</w:t>
+        <w:t xml:space="preserve"> — 1단계는 지정 담당자 한정, 2단계에서 대상 확대</w:t>
       </w:r>
     </w:p>
     <w:p>
@@ -4638,468 +4638,6 @@
           <w:szCs w:val="25"/>
         </w:rPr>
         <w:t xml:space="preserve">17. 데이터 요구사항 / Data Requirements</w:t>
-      </w:r>
-    </w:p>
-    <w:p>
-      <w:pPr>
-        <w:pStyle w:val="Heading2"/>
-        <w:spacing w:after="70" w:before="180"/>
-      </w:pPr>
-      <w:r>
-        <w:rPr>
-          <w:rFonts w:ascii="맑은 고딕" w:cs="맑은 고딕" w:eastAsia="맑은 고딕" w:hAnsi="맑은 고딕"/>
-          <w:b/>
-          <w:bCs/>
-          <w:color w:val="1F4E79"/>
-          <w:sz w:val="22"/>
-          <w:szCs w:val="22"/>
-        </w:rPr>
-        <w:t xml:space="preserve">필요 데이터</w:t>
-      </w:r>
-    </w:p>
-    <w:p>
-      <w:pPr>
-        <w:pStyle w:val="ListParagraph"/>
-        <w:numPr>
-          <w:ilvl w:val="0"/>
-          <w:numId w:val="2"/>
-        </w:numPr>
-        <w:spacing w:after="30" w:line="264"/>
-      </w:pPr>
-      <w:r>
-        <w:rPr>
-          <w:rFonts w:ascii="맑은 고딕" w:cs="맑은 고딕" w:eastAsia="맑은 고딕" w:hAnsi="맑은 고딕"/>
-          <w:b/>
-          <w:bCs/>
-          <w:sz w:val="20"/>
-          <w:szCs w:val="20"/>
-        </w:rPr>
-        <w:t xml:space="preserve">국외근무 관련 규정·지침</w:t>
-      </w:r>
-      <w:r>
-        <w:rPr>
-          <w:rFonts w:ascii="맑은 고딕" w:cs="맑은 고딕" w:eastAsia="맑은 고딕" w:hAnsi="맑은 고딕"/>
-          <w:sz w:val="20"/>
-          <w:szCs w:val="20"/>
-        </w:rPr>
-        <w:t xml:space="preserve"> — 사내 규정 자동 수집 체계 연동, 소관은 HR·직원만족부. 확보 완료</w:t>
-      </w:r>
-    </w:p>
-    <w:p>
-      <w:pPr>
-        <w:pStyle w:val="ListParagraph"/>
-        <w:numPr>
-          <w:ilvl w:val="0"/>
-          <w:numId w:val="2"/>
-        </w:numPr>
-        <w:spacing w:after="30" w:line="264"/>
-      </w:pPr>
-      <w:r>
-        <w:rPr>
-          <w:rFonts w:ascii="맑은 고딕" w:cs="맑은 고딕" w:eastAsia="맑은 고딕" w:hAnsi="맑은 고딕"/>
-          <w:b/>
-          <w:bCs/>
-          <w:sz w:val="20"/>
-          <w:szCs w:val="20"/>
-        </w:rPr>
-        <w:t xml:space="preserve">부임 안내서 (자회사)</w:t>
-      </w:r>
-      <w:r>
-        <w:rPr>
-          <w:rFonts w:ascii="맑은 고딕" w:cs="맑은 고딕" w:eastAsia="맑은 고딕" w:hAnsi="맑은 고딕"/>
-          <w:sz w:val="20"/>
-          <w:szCs w:val="20"/>
-        </w:rPr>
-        <w:t xml:space="preserve"> — 글로벌성장지원부 및 국가별 RM 작성·관리. 정비 필요</w:t>
-      </w:r>
-    </w:p>
-    <w:p>
-      <w:pPr>
-        <w:pStyle w:val="ListParagraph"/>
-        <w:numPr>
-          <w:ilvl w:val="0"/>
-          <w:numId w:val="2"/>
-        </w:numPr>
-        <w:spacing w:after="30" w:line="264"/>
-      </w:pPr>
-      <w:r>
-        <w:rPr>
-          <w:rFonts w:ascii="맑은 고딕" w:cs="맑은 고딕" w:eastAsia="맑은 고딕" w:hAnsi="맑은 고딕"/>
-          <w:b/>
-          <w:bCs/>
-          <w:sz w:val="20"/>
-          <w:szCs w:val="20"/>
-        </w:rPr>
-        <w:t xml:space="preserve">부임 안내서 (국외점포)</w:t>
-      </w:r>
-      <w:r>
-        <w:rPr>
-          <w:rFonts w:ascii="맑은 고딕" w:cs="맑은 고딕" w:eastAsia="맑은 고딕" w:hAnsi="맑은 고딕"/>
-          <w:sz w:val="20"/>
-          <w:szCs w:val="20"/>
-        </w:rPr>
-        <w:t xml:space="preserve"> — 글로벌추진부 및 국가별 RM 작성·관리. 정비 필요</w:t>
-      </w:r>
-    </w:p>
-    <w:p>
-      <w:pPr>
-        <w:pStyle w:val="ListParagraph"/>
-        <w:numPr>
-          <w:ilvl w:val="0"/>
-          <w:numId w:val="2"/>
-        </w:numPr>
-        <w:spacing w:after="30" w:line="264"/>
-      </w:pPr>
-      <w:r>
-        <w:rPr>
-          <w:rFonts w:ascii="맑은 고딕" w:cs="맑은 고딕" w:eastAsia="맑은 고딕" w:hAnsi="맑은 고딕"/>
-          <w:b/>
-          <w:bCs/>
-          <w:sz w:val="20"/>
-          <w:szCs w:val="20"/>
-        </w:rPr>
-        <w:t xml:space="preserve">국가별 HR 사례</w:t>
-      </w:r>
-      <w:r>
-        <w:rPr>
-          <w:rFonts w:ascii="맑은 고딕" w:cs="맑은 고딕" w:eastAsia="맑은 고딕" w:hAnsi="맑은 고딕"/>
-          <w:sz w:val="20"/>
-          <w:szCs w:val="20"/>
-        </w:rPr>
-        <w:t xml:space="preserve"> — 양 부서 공동 정리. 정비 필요</w:t>
-      </w:r>
-    </w:p>
-    <w:p>
-      <w:pPr>
-        <w:pStyle w:val="ListParagraph"/>
-        <w:numPr>
-          <w:ilvl w:val="0"/>
-          <w:numId w:val="2"/>
-        </w:numPr>
-        <w:spacing w:after="30" w:line="264"/>
-      </w:pPr>
-      <w:r>
-        <w:rPr>
-          <w:rFonts w:ascii="맑은 고딕" w:cs="맑은 고딕" w:eastAsia="맑은 고딕" w:hAnsi="맑은 고딕"/>
-          <w:b/>
-          <w:bCs/>
-          <w:sz w:val="20"/>
-          <w:szCs w:val="20"/>
-        </w:rPr>
-        <w:t xml:space="preserve">제출 서류 양식</w:t>
-      </w:r>
-      <w:r>
-        <w:rPr>
-          <w:rFonts w:ascii="맑은 고딕" w:cs="맑은 고딕" w:eastAsia="맑은 고딕" w:hAnsi="맑은 고딕"/>
-          <w:sz w:val="20"/>
-          <w:szCs w:val="20"/>
-        </w:rPr>
-        <w:t xml:space="preserve"> — 각 부서 등록·갱신. 정비 필요</w:t>
-      </w:r>
-    </w:p>
-    <w:p>
-      <w:pPr>
-        <w:pStyle w:val="ListParagraph"/>
-        <w:numPr>
-          <w:ilvl w:val="0"/>
-          <w:numId w:val="2"/>
-        </w:numPr>
-        <w:spacing w:after="30" w:line="264"/>
-      </w:pPr>
-      <w:r>
-        <w:rPr>
-          <w:rFonts w:ascii="맑은 고딕" w:cs="맑은 고딕" w:eastAsia="맑은 고딕" w:hAnsi="맑은 고딕"/>
-          <w:b/>
-          <w:bCs/>
-          <w:sz w:val="20"/>
-          <w:szCs w:val="20"/>
-        </w:rPr>
-        <w:t xml:space="preserve">처리 사례</w:t>
-      </w:r>
-      <w:r>
-        <w:rPr>
-          <w:rFonts w:ascii="맑은 고딕" w:cs="맑은 고딕" w:eastAsia="맑은 고딕" w:hAnsi="맑은 고딕"/>
-          <w:sz w:val="20"/>
-          <w:szCs w:val="20"/>
-        </w:rPr>
-        <w:t xml:space="preserve"> — 담당자 확정 시 시스템 자동 축적</w:t>
-      </w:r>
-    </w:p>
-    <w:p>
-      <w:pPr>
-        <w:pStyle w:val="ListParagraph"/>
-        <w:numPr>
-          <w:ilvl w:val="0"/>
-          <w:numId w:val="2"/>
-        </w:numPr>
-        <w:spacing w:after="30" w:line="264"/>
-      </w:pPr>
-      <w:r>
-        <w:rPr>
-          <w:rFonts w:ascii="맑은 고딕" w:cs="맑은 고딕" w:eastAsia="맑은 고딕" w:hAnsi="맑은 고딕"/>
-          <w:b/>
-          <w:bCs/>
-          <w:sz w:val="20"/>
-          <w:szCs w:val="20"/>
-        </w:rPr>
-        <w:t xml:space="preserve">평가용 문항</w:t>
-      </w:r>
-      <w:r>
-        <w:rPr>
-          <w:rFonts w:ascii="맑은 고딕" w:cs="맑은 고딕" w:eastAsia="맑은 고딕" w:hAnsi="맑은 고딕"/>
-          <w:sz w:val="20"/>
-          <w:szCs w:val="20"/>
-        </w:rPr>
-        <w:t xml:space="preserve"> — 답변 정확도 측정 목적, 담당자 협업 작성 필요</w:t>
-      </w:r>
-    </w:p>
-    <w:p>
-      <w:pPr>
-        <w:pStyle w:val="Heading2"/>
-        <w:spacing w:after="70" w:before="180"/>
-      </w:pPr>
-      <w:r>
-        <w:rPr>
-          <w:rFonts w:ascii="맑은 고딕" w:cs="맑은 고딕" w:eastAsia="맑은 고딕" w:hAnsi="맑은 고딕"/>
-          <w:b/>
-          <w:bCs/>
-          <w:color w:val="1F4E79"/>
-          <w:sz w:val="22"/>
-          <w:szCs w:val="22"/>
-        </w:rPr>
-        <w:t xml:space="preserve">필수 항목</w:t>
-      </w:r>
-    </w:p>
-    <w:p>
-      <w:pPr>
-        <w:spacing w:after="80" w:line="264"/>
-      </w:pPr>
-      <w:r>
-        <w:rPr>
-          <w:rFonts w:ascii="맑은 고딕" w:cs="맑은 고딕" w:eastAsia="맑은 고딕" w:hAnsi="맑은 고딕"/>
-          <w:sz w:val="20"/>
-          <w:szCs w:val="20"/>
-        </w:rPr>
-        <w:t xml:space="preserve">전체 규정 문서는 아래 정보의 보유가 필수이며, 미보유 문서는 검색 대상에서 제외.</w:t>
-      </w:r>
-    </w:p>
-    <w:p>
-      <w:pPr>
-        <w:pStyle w:val="ListParagraph"/>
-        <w:numPr>
-          <w:ilvl w:val="0"/>
-          <w:numId w:val="2"/>
-        </w:numPr>
-        <w:spacing w:after="30" w:line="264"/>
-      </w:pPr>
-      <w:r>
-        <w:rPr>
-          <w:rFonts w:ascii="맑은 고딕" w:cs="맑은 고딕" w:eastAsia="맑은 고딕" w:hAnsi="맑은 고딕"/>
-          <w:b/>
-          <w:bCs/>
-          <w:sz w:val="20"/>
-          <w:szCs w:val="20"/>
-        </w:rPr>
-        <w:t xml:space="preserve">시행일 및 버전</w:t>
-      </w:r>
-      <w:r>
-        <w:rPr>
-          <w:rFonts w:ascii="맑은 고딕" w:cs="맑은 고딕" w:eastAsia="맑은 고딕" w:hAnsi="맑은 고딕"/>
-          <w:sz w:val="20"/>
-          <w:szCs w:val="20"/>
-        </w:rPr>
-        <w:t xml:space="preserve"> — 현행 규정 판별 및 개정 전 규정 구분 용도</w:t>
-      </w:r>
-    </w:p>
-    <w:p>
-      <w:pPr>
-        <w:pStyle w:val="ListParagraph"/>
-        <w:numPr>
-          <w:ilvl w:val="0"/>
-          <w:numId w:val="2"/>
-        </w:numPr>
-        <w:spacing w:after="30" w:line="264"/>
-      </w:pPr>
-      <w:r>
-        <w:rPr>
-          <w:rFonts w:ascii="맑은 고딕" w:cs="맑은 고딕" w:eastAsia="맑은 고딕" w:hAnsi="맑은 고딕"/>
-          <w:b/>
-          <w:bCs/>
-          <w:sz w:val="20"/>
-          <w:szCs w:val="20"/>
-        </w:rPr>
-        <w:t xml:space="preserve">소관부서</w:t>
-      </w:r>
-      <w:r>
-        <w:rPr>
-          <w:rFonts w:ascii="맑은 고딕" w:cs="맑은 고딕" w:eastAsia="맑은 고딕" w:hAnsi="맑은 고딕"/>
-          <w:sz w:val="20"/>
-          <w:szCs w:val="20"/>
-        </w:rPr>
-        <w:t xml:space="preserve"> — 답변 시 소관 표시 및 연결 대상 분기 용도</w:t>
-      </w:r>
-    </w:p>
-    <w:p>
-      <w:pPr>
-        <w:pStyle w:val="ListParagraph"/>
-        <w:numPr>
-          <w:ilvl w:val="0"/>
-          <w:numId w:val="2"/>
-        </w:numPr>
-        <w:spacing w:after="30" w:line="264"/>
-      </w:pPr>
-      <w:r>
-        <w:rPr>
-          <w:rFonts w:ascii="맑은 고딕" w:cs="맑은 고딕" w:eastAsia="맑은 고딕" w:hAnsi="맑은 고딕"/>
-          <w:b/>
-          <w:bCs/>
-          <w:sz w:val="20"/>
-          <w:szCs w:val="20"/>
-        </w:rPr>
-        <w:t xml:space="preserve">적용 국가</w:t>
-      </w:r>
-      <w:r>
-        <w:rPr>
-          <w:rFonts w:ascii="맑은 고딕" w:cs="맑은 고딕" w:eastAsia="맑은 고딕" w:hAnsi="맑은 고딕"/>
-          <w:sz w:val="20"/>
-          <w:szCs w:val="20"/>
-        </w:rPr>
-        <w:t xml:space="preserve"> — 국가별 답변 분기 용도</w:t>
-      </w:r>
-    </w:p>
-    <w:p>
-      <w:pPr>
-        <w:pStyle w:val="ListParagraph"/>
-        <w:numPr>
-          <w:ilvl w:val="0"/>
-          <w:numId w:val="2"/>
-        </w:numPr>
-        <w:spacing w:after="30" w:line="264"/>
-      </w:pPr>
-      <w:r>
-        <w:rPr>
-          <w:rFonts w:ascii="맑은 고딕" w:cs="맑은 고딕" w:eastAsia="맑은 고딕" w:hAnsi="맑은 고딕"/>
-          <w:b/>
-          <w:bCs/>
-          <w:sz w:val="20"/>
-          <w:szCs w:val="20"/>
-        </w:rPr>
-        <w:t xml:space="preserve">적용 법인격</w:t>
-      </w:r>
-      <w:r>
-        <w:rPr>
-          <w:rFonts w:ascii="맑은 고딕" w:cs="맑은 고딕" w:eastAsia="맑은 고딕" w:hAnsi="맑은 고딕"/>
-          <w:sz w:val="20"/>
-          <w:szCs w:val="20"/>
-        </w:rPr>
-        <w:t xml:space="preserve"> — 자회사 및 국외점포 간 규정 차이 반영 용도</w:t>
-      </w:r>
-    </w:p>
-    <w:p>
-      <w:pPr>
-        <w:pStyle w:val="Heading2"/>
-        <w:spacing w:after="70" w:before="180"/>
-      </w:pPr>
-      <w:r>
-        <w:rPr>
-          <w:rFonts w:ascii="맑은 고딕" w:cs="맑은 고딕" w:eastAsia="맑은 고딕" w:hAnsi="맑은 고딕"/>
-          <w:b/>
-          <w:bCs/>
-          <w:color w:val="1F4E79"/>
-          <w:sz w:val="22"/>
-          <w:szCs w:val="22"/>
-        </w:rPr>
-        <w:t xml:space="preserve">관리 방안</w:t>
-      </w:r>
-    </w:p>
-    <w:p>
-      <w:pPr>
-        <w:pStyle w:val="ListParagraph"/>
-        <w:numPr>
-          <w:ilvl w:val="0"/>
-          <w:numId w:val="2"/>
-        </w:numPr>
-        <w:spacing w:after="30" w:line="264"/>
-      </w:pPr>
-      <w:r>
-        <w:rPr>
-          <w:rFonts w:ascii="맑은 고딕" w:cs="맑은 고딕" w:eastAsia="맑은 고딕" w:hAnsi="맑은 고딕"/>
-          <w:sz w:val="20"/>
-          <w:szCs w:val="20"/>
-        </w:rPr>
-        <w:t xml:space="preserve">규정·지침은 자동 수집 체계 연동, 개정 반영 주기 및 폐지 규정 제외 여부의 사전 확인 필요</w:t>
-      </w:r>
-    </w:p>
-    <w:p>
-      <w:pPr>
-        <w:pStyle w:val="ListParagraph"/>
-        <w:numPr>
-          <w:ilvl w:val="0"/>
-          <w:numId w:val="2"/>
-        </w:numPr>
-        <w:spacing w:after="30" w:line="264"/>
-      </w:pPr>
-      <w:r>
-        <w:rPr>
-          <w:rFonts w:ascii="맑은 고딕" w:cs="맑은 고딕" w:eastAsia="맑은 고딕" w:hAnsi="맑은 고딕"/>
-          <w:sz w:val="20"/>
-          <w:szCs w:val="20"/>
-        </w:rPr>
-        <w:t xml:space="preserve">안내서 및 양식은 부서 소유 관리, 인사발령 대응을 위한 </w:t>
-      </w:r>
-      <w:r>
-        <w:rPr>
-          <w:rFonts w:ascii="맑은 고딕" w:cs="맑은 고딕" w:eastAsia="맑은 고딕" w:hAnsi="맑은 고딕"/>
-          <w:b/>
-          <w:bCs/>
-          <w:sz w:val="20"/>
-          <w:szCs w:val="20"/>
-        </w:rPr>
-        <w:t xml:space="preserve">역할 기준 갱신 담당 지정</w:t>
-      </w:r>
-      <w:r>
-        <w:rPr>
-          <w:rFonts w:ascii="맑은 고딕" w:cs="맑은 고딕" w:eastAsia="맑은 고딕" w:hAnsi="맑은 고딕"/>
-          <w:sz w:val="20"/>
-          <w:szCs w:val="20"/>
-        </w:rPr>
-        <w:t xml:space="preserve"> 필요</w:t>
-      </w:r>
-    </w:p>
-    <w:p>
-      <w:pPr>
-        <w:pStyle w:val="ListParagraph"/>
-        <w:numPr>
-          <w:ilvl w:val="0"/>
-          <w:numId w:val="2"/>
-        </w:numPr>
-        <w:spacing w:after="30" w:line="264"/>
-      </w:pPr>
-      <w:r>
-        <w:rPr>
-          <w:rFonts w:ascii="맑은 고딕" w:cs="맑은 고딕" w:eastAsia="맑은 고딕" w:hAnsi="맑은 고딕"/>
-          <w:sz w:val="20"/>
-          <w:szCs w:val="20"/>
-        </w:rPr>
-        <w:t xml:space="preserve">사례는 담당자 확정 시 자동 축적 및 후속 답변 활용</w:t>
-      </w:r>
-    </w:p>
-    <w:p>
-      <w:pPr>
-        <w:pStyle w:val="ListParagraph"/>
-        <w:numPr>
-          <w:ilvl w:val="0"/>
-          <w:numId w:val="2"/>
-        </w:numPr>
-        <w:spacing w:after="30" w:line="264"/>
-      </w:pPr>
-      <w:r>
-        <w:rPr>
-          <w:rFonts w:ascii="맑은 고딕" w:cs="맑은 고딕" w:eastAsia="맑은 고딕" w:hAnsi="맑은 고딕"/>
-          <w:sz w:val="20"/>
-          <w:szCs w:val="20"/>
-        </w:rPr>
-        <w:t xml:space="preserve">개인정보의 수집 및 저장 금지</w:t>
       </w:r>
     </w:p>
     <w:p>
@@ -5114,92 +4652,24 @@
       <w:r>
         <w:rPr>
           <w:rFonts w:ascii="맑은 고딕" w:cs="맑은 고딕" w:eastAsia="맑은 고딕" w:hAnsi="맑은 고딕"/>
+          <w:b/>
+          <w:bCs/>
           <w:i w:val="false"/>
           <w:iCs w:val="false"/>
           <w:sz w:val="20"/>
           <w:szCs w:val="20"/>
         </w:rPr>
-        <w:t xml:space="preserve">규정은 자동 수집되나 안내서·양식·사례는 담당 부서의 직접 정비 필요. </w:t>
-      </w:r>
-      <w:r>
-        <w:rPr>
-          <w:rFonts w:ascii="맑은 고딕" w:cs="맑은 고딕" w:eastAsia="맑은 고딕" w:hAnsi="맑은 고딕"/>
-          <w:b/>
-          <w:bCs/>
+        <w:t xml:space="preserve">데이터 수집·적재·관리 체계를 데이터시스템부와 사전 협의하여 확정한 후 구축에 착수.</w:t>
+      </w:r>
+      <w:r>
+        <w:rPr>
+          <w:rFonts w:ascii="맑은 고딕" w:cs="맑은 고딕" w:eastAsia="맑은 고딕" w:hAnsi="맑은 고딕"/>
           <w:i w:val="false"/>
           <w:iCs w:val="false"/>
           <w:sz w:val="20"/>
           <w:szCs w:val="20"/>
         </w:rPr>
-        <w:t xml:space="preserve">자료 정비가 본 과제의 최우선 선행 과제이며, 인사발령 이전 완료를 위한 산출물 기준 관리 요구.</w:t>
-      </w:r>
-    </w:p>
-    <w:p>
-      <w:pPr>
-        <w:pBdr>
-          <w:bottom w:val="single" w:color="BFBFBF" w:sz="6" w:space="2"/>
-        </w:pBdr>
-        <w:spacing w:after="100" w:before="100"/>
-      </w:pPr>
-      <w:r>
-        <w:rPr>
-          <w:sz w:val="2"/>
-          <w:szCs w:val="2"/>
-        </w:rPr>
-        <w:t xml:space="preserve"/>
-      </w:r>
-    </w:p>
-    <w:p>
-      <w:pPr>
-        <w:pStyle w:val="Heading1"/>
-        <w:pBdr>
-          <w:bottom w:val="single" w:color="BFBFBF" w:sz="6" w:space="6"/>
-        </w:pBdr>
-        <w:spacing w:after="140" w:before="0"/>
-      </w:pPr>
-      <w:r>
-        <w:rPr>
-          <w:rFonts w:ascii="맑은 고딕" w:cs="맑은 고딕" w:eastAsia="맑은 고딕" w:hAnsi="맑은 고딕"/>
-          <w:b/>
-          <w:bCs/>
-          <w:color w:val="1F4E79"/>
-          <w:sz w:val="30"/>
-          <w:szCs w:val="30"/>
-        </w:rPr>
-        <w:t xml:space="preserve">VI. 성공 측정</w:t>
-      </w:r>
-    </w:p>
-    <w:p>
-      <w:pPr>
-        <w:pStyle w:val="Heading1"/>
-        <w:pBdr>
-          <w:bottom w:val="single" w:color="BFBFBF" w:sz="6" w:space="6"/>
-        </w:pBdr>
-        <w:spacing w:after="100" w:before="240"/>
-      </w:pPr>
-      <w:r>
-        <w:rPr>
-          <w:rFonts w:ascii="맑은 고딕" w:cs="맑은 고딕" w:eastAsia="맑은 고딕" w:hAnsi="맑은 고딕"/>
-          <w:b/>
-          <w:bCs/>
-          <w:color w:val="1F4E79"/>
-          <w:sz w:val="25"/>
-          <w:szCs w:val="25"/>
-        </w:rPr>
-        <w:t xml:space="preserve">19. 성공 지표 (KPIs) / Success Metrics</w:t>
-      </w:r>
-    </w:p>
-    <w:p>
-      <w:pPr>
-        <w:spacing w:after="80" w:line="264"/>
-      </w:pPr>
-      <w:r>
-        <w:rPr>
-          <w:rFonts w:ascii="맑은 고딕" w:cs="맑은 고딕" w:eastAsia="맑은 고딕" w:hAnsi="맑은 고딕"/>
-          <w:sz w:val="20"/>
-          <w:szCs w:val="20"/>
-        </w:rPr>
-        <w:t xml:space="preserve">사용자 규모가 크지 않아 통계적 비교가 어려우므로, 도입 전후 비교와 평가 문항 측정의 병행 필요.</w:t>
+        <w:t xml:space="preserve"> 체계 미확정 상태에서 자료를 축적할 경우 재작업 발생 우려.</w:t>
       </w:r>
     </w:p>
     <w:p>
@@ -5216,119 +4686,193 @@
           <w:sz w:val="22"/>
           <w:szCs w:val="22"/>
         </w:rPr>
-        <w:t xml:space="preserve">업무 성과</w:t>
-      </w:r>
-    </w:p>
-    <w:p>
-      <w:pPr>
-        <w:pStyle w:val="ListParagraph"/>
-        <w:numPr>
-          <w:ilvl w:val="0"/>
-          <w:numId w:val="2"/>
-        </w:numPr>
-        <w:spacing w:after="30" w:line="264"/>
-      </w:pPr>
-      <w:r>
-        <w:rPr>
-          <w:rFonts w:ascii="맑은 고딕" w:cs="맑은 고딕" w:eastAsia="맑은 고딕" w:hAnsi="맑은 고딕"/>
-          <w:b/>
-          <w:bCs/>
-          <w:sz w:val="20"/>
-          <w:szCs w:val="20"/>
-        </w:rPr>
-        <w:t xml:space="preserve">담당자 수신 문의 건수</w:t>
-      </w:r>
-      <w:r>
-        <w:rPr>
-          <w:rFonts w:ascii="맑은 고딕" w:cs="맑은 고딕" w:eastAsia="맑은 고딕" w:hAnsi="맑은 고딕"/>
-          <w:sz w:val="20"/>
-          <w:szCs w:val="20"/>
-        </w:rPr>
-        <w:t xml:space="preserve"> — 도입 전 대비 40% 감소 목표, 문의 채널 기록 기준 집계</w:t>
-      </w:r>
-    </w:p>
-    <w:p>
-      <w:pPr>
-        <w:pStyle w:val="ListParagraph"/>
-        <w:numPr>
-          <w:ilvl w:val="0"/>
-          <w:numId w:val="2"/>
-        </w:numPr>
-        <w:spacing w:after="30" w:line="264"/>
-      </w:pPr>
-      <w:r>
-        <w:rPr>
-          <w:rFonts w:ascii="맑은 고딕" w:cs="맑은 고딕" w:eastAsia="맑은 고딕" w:hAnsi="맑은 고딕"/>
-          <w:b/>
-          <w:bCs/>
-          <w:sz w:val="20"/>
-          <w:szCs w:val="20"/>
-        </w:rPr>
-        <w:t xml:space="preserve">담당자 개입 없이 해결된 비율</w:t>
-      </w:r>
-      <w:r>
-        <w:rPr>
-          <w:rFonts w:ascii="맑은 고딕" w:cs="맑은 고딕" w:eastAsia="맑은 고딕" w:hAnsi="맑은 고딕"/>
-          <w:sz w:val="20"/>
-          <w:szCs w:val="20"/>
-        </w:rPr>
-        <w:t xml:space="preserve"> — 60% 목표, 사용 기록 기준 집계</w:t>
-      </w:r>
-    </w:p>
-    <w:p>
-      <w:pPr>
-        <w:pStyle w:val="ListParagraph"/>
-        <w:numPr>
-          <w:ilvl w:val="0"/>
-          <w:numId w:val="2"/>
-        </w:numPr>
-        <w:spacing w:after="30" w:line="264"/>
-      </w:pPr>
-      <w:r>
-        <w:rPr>
-          <w:rFonts w:ascii="맑은 고딕" w:cs="맑은 고딕" w:eastAsia="맑은 고딕" w:hAnsi="맑은 고딕"/>
-          <w:b/>
-          <w:bCs/>
-          <w:sz w:val="20"/>
-          <w:szCs w:val="20"/>
-        </w:rPr>
-        <w:t xml:space="preserve">정기인사 시기 문의 건수</w:t>
-      </w:r>
-      <w:r>
-        <w:rPr>
-          <w:rFonts w:ascii="맑은 고딕" w:cs="맑은 고딕" w:eastAsia="맑은 고딕" w:hAnsi="맑은 고딕"/>
-          <w:sz w:val="20"/>
-          <w:szCs w:val="20"/>
-        </w:rPr>
-        <w:t xml:space="preserve"> — 전년 동기 대비 40% 감소 목표</w:t>
-      </w:r>
-    </w:p>
-    <w:p>
-      <w:pPr>
-        <w:pStyle w:val="ListParagraph"/>
-        <w:numPr>
-          <w:ilvl w:val="0"/>
-          <w:numId w:val="2"/>
-        </w:numPr>
-        <w:spacing w:after="30" w:line="264"/>
-      </w:pPr>
-      <w:r>
-        <w:rPr>
-          <w:rFonts w:ascii="맑은 고딕" w:cs="맑은 고딕" w:eastAsia="맑은 고딕" w:hAnsi="맑은 고딕"/>
-          <w:b/>
-          <w:bCs/>
-          <w:sz w:val="20"/>
-          <w:szCs w:val="20"/>
-        </w:rPr>
-        <w:t xml:space="preserve">문의 1건당 담당자 소요시간</w:t>
-      </w:r>
-      <w:r>
-        <w:rPr>
-          <w:rFonts w:ascii="맑은 고딕" w:cs="맑은 고딕" w:eastAsia="맑은 고딕" w:hAnsi="맑은 고딕"/>
-          <w:sz w:val="20"/>
-          <w:szCs w:val="20"/>
-        </w:rPr>
-        <w:t xml:space="preserve"> — 도입 전 대비 30% 단축 목표</w:t>
+        <w:t xml:space="preserve">필요 데이터</w:t>
+      </w:r>
+    </w:p>
+    <w:p>
+      <w:pPr>
+        <w:pStyle w:val="ListParagraph"/>
+        <w:numPr>
+          <w:ilvl w:val="0"/>
+          <w:numId w:val="2"/>
+        </w:numPr>
+        <w:spacing w:after="30" w:line="264"/>
+      </w:pPr>
+      <w:r>
+        <w:rPr>
+          <w:rFonts w:ascii="맑은 고딕" w:cs="맑은 고딕" w:eastAsia="맑은 고딕" w:hAnsi="맑은 고딕"/>
+          <w:b/>
+          <w:bCs/>
+          <w:sz w:val="20"/>
+          <w:szCs w:val="20"/>
+        </w:rPr>
+        <w:t xml:space="preserve">국외근무 관련 규정·지침</w:t>
+      </w:r>
+      <w:r>
+        <w:rPr>
+          <w:rFonts w:ascii="맑은 고딕" w:cs="맑은 고딕" w:eastAsia="맑은 고딕" w:hAnsi="맑은 고딕"/>
+          <w:sz w:val="20"/>
+          <w:szCs w:val="20"/>
+        </w:rPr>
+        <w:t xml:space="preserve"> — 소관은 HR·직원만족부. 사내 규정 자동 수집 체계로 확보 완료</w:t>
+      </w:r>
+    </w:p>
+    <w:p>
+      <w:pPr>
+        <w:pStyle w:val="ListParagraph"/>
+        <w:numPr>
+          <w:ilvl w:val="0"/>
+          <w:numId w:val="2"/>
+        </w:numPr>
+        <w:spacing w:after="30" w:line="264"/>
+      </w:pPr>
+      <w:r>
+        <w:rPr>
+          <w:rFonts w:ascii="맑은 고딕" w:cs="맑은 고딕" w:eastAsia="맑은 고딕" w:hAnsi="맑은 고딕"/>
+          <w:b/>
+          <w:bCs/>
+          <w:sz w:val="20"/>
+          <w:szCs w:val="20"/>
+        </w:rPr>
+        <w:t xml:space="preserve">부임 안내서 (자회사·국외점포)</w:t>
+      </w:r>
+      <w:r>
+        <w:rPr>
+          <w:rFonts w:ascii="맑은 고딕" w:cs="맑은 고딕" w:eastAsia="맑은 고딕" w:hAnsi="맑은 고딕"/>
+          <w:sz w:val="20"/>
+          <w:szCs w:val="20"/>
+        </w:rPr>
+        <w:t xml:space="preserve"> — 본점 담당자 작성·관리. </w:t>
+      </w:r>
+      <w:r>
+        <w:rPr>
+          <w:rFonts w:ascii="맑은 고딕" w:cs="맑은 고딕" w:eastAsia="맑은 고딕" w:hAnsi="맑은 고딕"/>
+          <w:b/>
+          <w:bCs/>
+          <w:sz w:val="20"/>
+          <w:szCs w:val="20"/>
+        </w:rPr>
+        <w:t xml:space="preserve">확보 완료</w:t>
+      </w:r>
+      <w:r>
+        <w:rPr>
+          <w:rFonts w:ascii="맑은 고딕" w:cs="맑은 고딕" w:eastAsia="맑은 고딕" w:hAnsi="맑은 고딕"/>
+          <w:sz w:val="20"/>
+          <w:szCs w:val="20"/>
+        </w:rPr>
+        <w:t xml:space="preserve">, 연말 정기인사 시즌 정비 필요</w:t>
+      </w:r>
+    </w:p>
+    <w:p>
+      <w:pPr>
+        <w:pStyle w:val="ListParagraph"/>
+        <w:numPr>
+          <w:ilvl w:val="0"/>
+          <w:numId w:val="2"/>
+        </w:numPr>
+        <w:spacing w:after="30" w:line="264"/>
+      </w:pPr>
+      <w:r>
+        <w:rPr>
+          <w:rFonts w:ascii="맑은 고딕" w:cs="맑은 고딕" w:eastAsia="맑은 고딕" w:hAnsi="맑은 고딕"/>
+          <w:b/>
+          <w:bCs/>
+          <w:sz w:val="20"/>
+          <w:szCs w:val="20"/>
+        </w:rPr>
+        <w:t xml:space="preserve">제출 서류 양식</w:t>
+      </w:r>
+      <w:r>
+        <w:rPr>
+          <w:rFonts w:ascii="맑은 고딕" w:cs="맑은 고딕" w:eastAsia="맑은 고딕" w:hAnsi="맑은 고딕"/>
+          <w:sz w:val="20"/>
+          <w:szCs w:val="20"/>
+        </w:rPr>
+        <w:t xml:space="preserve"> — 본점 담당자 등록·갱신. 양식 개정 시 교체 필요</w:t>
+      </w:r>
+    </w:p>
+    <w:p>
+      <w:pPr>
+        <w:pStyle w:val="ListParagraph"/>
+        <w:numPr>
+          <w:ilvl w:val="0"/>
+          <w:numId w:val="2"/>
+        </w:numPr>
+        <w:spacing w:after="30" w:line="264"/>
+      </w:pPr>
+      <w:r>
+        <w:rPr>
+          <w:rFonts w:ascii="맑은 고딕" w:cs="맑은 고딕" w:eastAsia="맑은 고딕" w:hAnsi="맑은 고딕"/>
+          <w:b/>
+          <w:bCs/>
+          <w:sz w:val="20"/>
+          <w:szCs w:val="20"/>
+        </w:rPr>
+        <w:t xml:space="preserve">국가별 HR 사례</w:t>
+      </w:r>
+      <w:r>
+        <w:rPr>
+          <w:rFonts w:ascii="맑은 고딕" w:cs="맑은 고딕" w:eastAsia="맑은 고딕" w:hAnsi="맑은 고딕"/>
+          <w:sz w:val="20"/>
+          <w:szCs w:val="20"/>
+        </w:rPr>
+        <w:t xml:space="preserve"> — 본점 담당자 정리 후 등록. 정비 필요</w:t>
+      </w:r>
+    </w:p>
+    <w:p>
+      <w:pPr>
+        <w:pStyle w:val="ListParagraph"/>
+        <w:numPr>
+          <w:ilvl w:val="0"/>
+          <w:numId w:val="2"/>
+        </w:numPr>
+        <w:spacing w:after="30" w:line="264"/>
+      </w:pPr>
+      <w:r>
+        <w:rPr>
+          <w:rFonts w:ascii="맑은 고딕" w:cs="맑은 고딕" w:eastAsia="맑은 고딕" w:hAnsi="맑은 고딕"/>
+          <w:b/>
+          <w:bCs/>
+          <w:sz w:val="20"/>
+          <w:szCs w:val="20"/>
+        </w:rPr>
+        <w:t xml:space="preserve">과거 처리 사례</w:t>
+      </w:r>
+      <w:r>
+        <w:rPr>
+          <w:rFonts w:ascii="맑은 고딕" w:cs="맑은 고딕" w:eastAsia="맑은 고딕" w:hAnsi="맑은 고딕"/>
+          <w:sz w:val="20"/>
+          <w:szCs w:val="20"/>
+        </w:rPr>
+        <w:t xml:space="preserve"> — 담당자 답변 확정 시 시스템 자동 축적</w:t>
+      </w:r>
+    </w:p>
+    <w:p>
+      <w:pPr>
+        <w:pStyle w:val="ListParagraph"/>
+        <w:numPr>
+          <w:ilvl w:val="0"/>
+          <w:numId w:val="2"/>
+        </w:numPr>
+        <w:spacing w:after="30" w:line="264"/>
+      </w:pPr>
+      <w:r>
+        <w:rPr>
+          <w:rFonts w:ascii="맑은 고딕" w:cs="맑은 고딕" w:eastAsia="맑은 고딕" w:hAnsi="맑은 고딕"/>
+          <w:b/>
+          <w:bCs/>
+          <w:sz w:val="20"/>
+          <w:szCs w:val="20"/>
+        </w:rPr>
+        <w:t xml:space="preserve">평가용 문항</w:t>
+      </w:r>
+      <w:r>
+        <w:rPr>
+          <w:rFonts w:ascii="맑은 고딕" w:cs="맑은 고딕" w:eastAsia="맑은 고딕" w:hAnsi="맑은 고딕"/>
+          <w:sz w:val="20"/>
+          <w:szCs w:val="20"/>
+        </w:rPr>
+        <w:t xml:space="preserve"> — 답변 정확도 측정 목적, 담당자 협업 작성 필요</w:t>
       </w:r>
     </w:p>
     <w:p>
@@ -5345,147 +4889,505 @@
           <w:sz w:val="22"/>
           <w:szCs w:val="22"/>
         </w:rPr>
-        <w:t xml:space="preserve">답변 품질</w:t>
-      </w:r>
-    </w:p>
-    <w:p>
-      <w:pPr>
-        <w:pStyle w:val="ListParagraph"/>
-        <w:numPr>
-          <w:ilvl w:val="0"/>
-          <w:numId w:val="2"/>
-        </w:numPr>
-        <w:spacing w:after="30" w:line="264"/>
-      </w:pPr>
-      <w:r>
-        <w:rPr>
-          <w:rFonts w:ascii="맑은 고딕" w:cs="맑은 고딕" w:eastAsia="맑은 고딕" w:hAnsi="맑은 고딕"/>
-          <w:b/>
-          <w:bCs/>
-          <w:sz w:val="20"/>
-          <w:szCs w:val="20"/>
-        </w:rPr>
-        <w:t xml:space="preserve">평가 문항 정답률</w:t>
-      </w:r>
-      <w:r>
-        <w:rPr>
-          <w:rFonts w:ascii="맑은 고딕" w:cs="맑은 고딕" w:eastAsia="맑은 고딕" w:hAnsi="맑은 고딕"/>
-          <w:sz w:val="20"/>
-          <w:szCs w:val="20"/>
-        </w:rPr>
-        <w:t xml:space="preserve"> — 90% 이상, 배포 전 및 이후 분기별 측정</w:t>
-      </w:r>
-    </w:p>
-    <w:p>
-      <w:pPr>
-        <w:pStyle w:val="ListParagraph"/>
-        <w:numPr>
-          <w:ilvl w:val="0"/>
-          <w:numId w:val="2"/>
-        </w:numPr>
-        <w:spacing w:after="30" w:line="264"/>
-      </w:pPr>
-      <w:r>
-        <w:rPr>
-          <w:rFonts w:ascii="맑은 고딕" w:cs="맑은 고딕" w:eastAsia="맑은 고딕" w:hAnsi="맑은 고딕"/>
-          <w:b/>
-          <w:bCs/>
-          <w:sz w:val="20"/>
-          <w:szCs w:val="20"/>
-        </w:rPr>
-        <w:t xml:space="preserve">출처 정확도</w:t>
-      </w:r>
-      <w:r>
-        <w:rPr>
-          <w:rFonts w:ascii="맑은 고딕" w:cs="맑은 고딕" w:eastAsia="맑은 고딕" w:hAnsi="맑은 고딕"/>
-          <w:sz w:val="20"/>
-          <w:szCs w:val="20"/>
-        </w:rPr>
-        <w:t xml:space="preserve"> — 95% 이상, 인용 조항과 실제 근거 조항의 일치율</w:t>
-      </w:r>
-    </w:p>
-    <w:p>
-      <w:pPr>
-        <w:pStyle w:val="ListParagraph"/>
-        <w:numPr>
-          <w:ilvl w:val="0"/>
-          <w:numId w:val="2"/>
-        </w:numPr>
-        <w:spacing w:after="30" w:line="264"/>
-      </w:pPr>
-      <w:r>
-        <w:rPr>
-          <w:rFonts w:ascii="맑은 고딕" w:cs="맑은 고딕" w:eastAsia="맑은 고딕" w:hAnsi="맑은 고딕"/>
-          <w:b/>
-          <w:bCs/>
-          <w:sz w:val="20"/>
-          <w:szCs w:val="20"/>
-        </w:rPr>
-        <w:t xml:space="preserve">해석 사안 판별률</w:t>
-      </w:r>
-      <w:r>
-        <w:rPr>
-          <w:rFonts w:ascii="맑은 고딕" w:cs="맑은 고딕" w:eastAsia="맑은 고딕" w:hAnsi="맑은 고딕"/>
-          <w:sz w:val="20"/>
-          <w:szCs w:val="20"/>
-        </w:rPr>
-        <w:t xml:space="preserve"> — 95% 이상, 해석 필요 문항의 정상 판별 비율</w:t>
-      </w:r>
-    </w:p>
-    <w:p>
-      <w:pPr>
-        <w:pStyle w:val="ListParagraph"/>
-        <w:numPr>
-          <w:ilvl w:val="0"/>
-          <w:numId w:val="2"/>
-        </w:numPr>
-        <w:spacing w:after="30" w:line="264"/>
-      </w:pPr>
-      <w:r>
-        <w:rPr>
-          <w:rFonts w:ascii="맑은 고딕" w:cs="맑은 고딕" w:eastAsia="맑은 고딕" w:hAnsi="맑은 고딕"/>
-          <w:b/>
-          <w:bCs/>
-          <w:sz w:val="20"/>
-          <w:szCs w:val="20"/>
-        </w:rPr>
-        <w:t xml:space="preserve">담당자 수정 정도</w:t>
-      </w:r>
-      <w:r>
-        <w:rPr>
-          <w:rFonts w:ascii="맑은 고딕" w:cs="맑은 고딕" w:eastAsia="맑은 고딕" w:hAnsi="맑은 고딕"/>
-          <w:sz w:val="20"/>
-          <w:szCs w:val="20"/>
-        </w:rPr>
-        <w:t xml:space="preserve"> — 20% 이하, 원 답변 대비 확정본 변경 비율의 자동 집계</w:t>
-      </w:r>
-    </w:p>
-    <w:p>
-      <w:pPr>
-        <w:pStyle w:val="ListParagraph"/>
-        <w:numPr>
-          <w:ilvl w:val="0"/>
-          <w:numId w:val="2"/>
-        </w:numPr>
-        <w:spacing w:after="30" w:line="264"/>
-      </w:pPr>
-      <w:r>
-        <w:rPr>
-          <w:rFonts w:ascii="맑은 고딕" w:cs="맑은 고딕" w:eastAsia="맑은 고딕" w:hAnsi="맑은 고딕"/>
-          <w:b/>
-          <w:bCs/>
-          <w:sz w:val="20"/>
-          <w:szCs w:val="20"/>
-        </w:rPr>
-        <w:t xml:space="preserve">근거 없는 답변 건수</w:t>
-      </w:r>
-      <w:r>
-        <w:rPr>
-          <w:rFonts w:ascii="맑은 고딕" w:cs="맑은 고딕" w:eastAsia="맑은 고딕" w:hAnsi="맑은 고딕"/>
-          <w:sz w:val="20"/>
-          <w:szCs w:val="20"/>
-        </w:rPr>
-        <w:t xml:space="preserve"> — 0건, 월 1회 답변 기록 표본 점검</w:t>
+        <w:t xml:space="preserve">데이터 수집</w:t>
+      </w:r>
+    </w:p>
+    <w:p>
+      <w:pPr>
+        <w:pStyle w:val="ListParagraph"/>
+        <w:numPr>
+          <w:ilvl w:val="0"/>
+          <w:numId w:val="2"/>
+        </w:numPr>
+        <w:spacing w:after="30" w:line="264"/>
+      </w:pPr>
+      <w:r>
+        <w:rPr>
+          <w:rFonts w:ascii="맑은 고딕" w:cs="맑은 고딕" w:eastAsia="맑은 고딕" w:hAnsi="맑은 고딕"/>
+          <w:b/>
+          <w:bCs/>
+          <w:sz w:val="20"/>
+          <w:szCs w:val="20"/>
+        </w:rPr>
+        <w:t xml:space="preserve">규정·지침</w:t>
+      </w:r>
+      <w:r>
+        <w:rPr>
+          <w:rFonts w:ascii="맑은 고딕" w:cs="맑은 고딕" w:eastAsia="맑은 고딕" w:hAnsi="맑은 고딕"/>
+          <w:sz w:val="20"/>
+          <w:szCs w:val="20"/>
+        </w:rPr>
+        <w:t xml:space="preserve"> — 사내 자동 수집 체계 연동으로 개정 시 자동 반영. 수집 주기 및 폐지 규정 제외 방식의 사전 확인 필요</w:t>
+      </w:r>
+    </w:p>
+    <w:p>
+      <w:pPr>
+        <w:pStyle w:val="ListParagraph"/>
+        <w:numPr>
+          <w:ilvl w:val="0"/>
+          <w:numId w:val="2"/>
+        </w:numPr>
+        <w:spacing w:after="30" w:line="264"/>
+      </w:pPr>
+      <w:r>
+        <w:rPr>
+          <w:rFonts w:ascii="맑은 고딕" w:cs="맑은 고딕" w:eastAsia="맑은 고딕" w:hAnsi="맑은 고딕"/>
+          <w:b/>
+          <w:bCs/>
+          <w:sz w:val="20"/>
+          <w:szCs w:val="20"/>
+        </w:rPr>
+        <w:t xml:space="preserve">부임 안내서 및 서류 양식</w:t>
+      </w:r>
+      <w:r>
+        <w:rPr>
+          <w:rFonts w:ascii="맑은 고딕" w:cs="맑은 고딕" w:eastAsia="맑은 고딕" w:hAnsi="맑은 고딕"/>
+          <w:sz w:val="20"/>
+          <w:szCs w:val="20"/>
+        </w:rPr>
+        <w:t xml:space="preserve"> — 본점 담당자가 정리 후 등록. </w:t>
+      </w:r>
+      <w:r>
+        <w:rPr>
+          <w:rFonts w:ascii="맑은 고딕" w:cs="맑은 고딕" w:eastAsia="맑은 고딕" w:hAnsi="맑은 고딕"/>
+          <w:b/>
+          <w:bCs/>
+          <w:sz w:val="20"/>
+          <w:szCs w:val="20"/>
+        </w:rPr>
+        <w:t xml:space="preserve">연말 정기인사 시즌에 정비 시점 정례화</w:t>
+      </w:r>
+    </w:p>
+    <w:p>
+      <w:pPr>
+        <w:pStyle w:val="ListParagraph"/>
+        <w:numPr>
+          <w:ilvl w:val="0"/>
+          <w:numId w:val="2"/>
+        </w:numPr>
+        <w:spacing w:after="30" w:line="264"/>
+      </w:pPr>
+      <w:r>
+        <w:rPr>
+          <w:rFonts w:ascii="맑은 고딕" w:cs="맑은 고딕" w:eastAsia="맑은 고딕" w:hAnsi="맑은 고딕"/>
+          <w:b/>
+          <w:bCs/>
+          <w:sz w:val="20"/>
+          <w:szCs w:val="20"/>
+        </w:rPr>
+        <w:t xml:space="preserve">HR 사례</w:t>
+      </w:r>
+      <w:r>
+        <w:rPr>
+          <w:rFonts w:ascii="맑은 고딕" w:cs="맑은 고딕" w:eastAsia="맑은 고딕" w:hAnsi="맑은 고딕"/>
+          <w:sz w:val="20"/>
+          <w:szCs w:val="20"/>
+        </w:rPr>
+        <w:t xml:space="preserve"> — 국외점포 및 자회사 자료를 본점 담당자가 취합·정리 후 등록</w:t>
+      </w:r>
+    </w:p>
+    <w:p>
+      <w:pPr>
+        <w:pStyle w:val="ListParagraph"/>
+        <w:numPr>
+          <w:ilvl w:val="0"/>
+          <w:numId w:val="2"/>
+        </w:numPr>
+        <w:spacing w:after="30" w:line="264"/>
+      </w:pPr>
+      <w:r>
+        <w:rPr>
+          <w:rFonts w:ascii="맑은 고딕" w:cs="맑은 고딕" w:eastAsia="맑은 고딕" w:hAnsi="맑은 고딕"/>
+          <w:b/>
+          <w:bCs/>
+          <w:sz w:val="20"/>
+          <w:szCs w:val="20"/>
+        </w:rPr>
+        <w:t xml:space="preserve">처리 사례</w:t>
+      </w:r>
+      <w:r>
+        <w:rPr>
+          <w:rFonts w:ascii="맑은 고딕" w:cs="맑은 고딕" w:eastAsia="맑은 고딕" w:hAnsi="맑은 고딕"/>
+          <w:sz w:val="20"/>
+          <w:szCs w:val="20"/>
+        </w:rPr>
+        <w:t xml:space="preserve"> — 담당자 답변 확정 시점에 시스템이 자동 수집</w:t>
+      </w:r>
+    </w:p>
+    <w:p>
+      <w:pPr>
+        <w:pStyle w:val="ListParagraph"/>
+        <w:numPr>
+          <w:ilvl w:val="0"/>
+          <w:numId w:val="2"/>
+        </w:numPr>
+        <w:spacing w:after="30" w:line="264"/>
+      </w:pPr>
+      <w:r>
+        <w:rPr>
+          <w:rFonts w:ascii="맑은 고딕" w:cs="맑은 고딕" w:eastAsia="맑은 고딕" w:hAnsi="맑은 고딕"/>
+          <w:b/>
+          <w:bCs/>
+          <w:sz w:val="20"/>
+          <w:szCs w:val="20"/>
+        </w:rPr>
+        <w:t xml:space="preserve">평가용 문항</w:t>
+      </w:r>
+      <w:r>
+        <w:rPr>
+          <w:rFonts w:ascii="맑은 고딕" w:cs="맑은 고딕" w:eastAsia="맑은 고딕" w:hAnsi="맑은 고딕"/>
+          <w:sz w:val="20"/>
+          <w:szCs w:val="20"/>
+        </w:rPr>
+        <w:t xml:space="preserve"> — 담당자 협업으로 작성, 분기별 갱신</w:t>
+      </w:r>
+    </w:p>
+    <w:p>
+      <w:pPr>
+        <w:pStyle w:val="ListParagraph"/>
+        <w:numPr>
+          <w:ilvl w:val="0"/>
+          <w:numId w:val="2"/>
+        </w:numPr>
+        <w:spacing w:after="30" w:line="264"/>
+      </w:pPr>
+      <w:r>
+        <w:rPr>
+          <w:rFonts w:ascii="맑은 고딕" w:cs="맑은 고딕" w:eastAsia="맑은 고딕" w:hAnsi="맑은 고딕"/>
+          <w:sz w:val="20"/>
+          <w:szCs w:val="20"/>
+        </w:rPr>
+        <w:t xml:space="preserve">전체 수집 자료에 </w:t>
+      </w:r>
+      <w:r>
+        <w:rPr>
+          <w:rFonts w:ascii="맑은 고딕" w:cs="맑은 고딕" w:eastAsia="맑은 고딕" w:hAnsi="맑은 고딕"/>
+          <w:b/>
+          <w:bCs/>
+          <w:sz w:val="20"/>
+          <w:szCs w:val="20"/>
+        </w:rPr>
+        <w:t xml:space="preserve">시행일·소관부서·적용 국가·적용 법인격</w:t>
+      </w:r>
+      <w:r>
+        <w:rPr>
+          <w:rFonts w:ascii="맑은 고딕" w:cs="맑은 고딕" w:eastAsia="맑은 고딕" w:hAnsi="맑은 고딕"/>
+          <w:sz w:val="20"/>
+          <w:szCs w:val="20"/>
+        </w:rPr>
+        <w:t xml:space="preserve">의 동반 필수</w:t>
+      </w:r>
+    </w:p>
+    <w:p>
+      <w:pPr>
+        <w:pStyle w:val="Heading2"/>
+        <w:spacing w:after="70" w:before="180"/>
+      </w:pPr>
+      <w:r>
+        <w:rPr>
+          <w:rFonts w:ascii="맑은 고딕" w:cs="맑은 고딕" w:eastAsia="맑은 고딕" w:hAnsi="맑은 고딕"/>
+          <w:b/>
+          <w:bCs/>
+          <w:color w:val="1F4E79"/>
+          <w:sz w:val="22"/>
+          <w:szCs w:val="22"/>
+        </w:rPr>
+        <w:t xml:space="preserve">데이터 적재</w:t>
+      </w:r>
+    </w:p>
+    <w:p>
+      <w:pPr>
+        <w:pStyle w:val="ListParagraph"/>
+        <w:numPr>
+          <w:ilvl w:val="0"/>
+          <w:numId w:val="2"/>
+        </w:numPr>
+        <w:spacing w:after="30" w:line="264"/>
+      </w:pPr>
+      <w:r>
+        <w:rPr>
+          <w:rFonts w:ascii="맑은 고딕" w:cs="맑은 고딕" w:eastAsia="맑은 고딕" w:hAnsi="맑은 고딕"/>
+          <w:sz w:val="20"/>
+          <w:szCs w:val="20"/>
+        </w:rPr>
+        <w:t xml:space="preserve">적재 전 필수 메타데이터 충족 여부 검증, </w:t>
+      </w:r>
+      <w:r>
+        <w:rPr>
+          <w:rFonts w:ascii="맑은 고딕" w:cs="맑은 고딕" w:eastAsia="맑은 고딕" w:hAnsi="맑은 고딕"/>
+          <w:b/>
+          <w:bCs/>
+          <w:sz w:val="20"/>
+          <w:szCs w:val="20"/>
+        </w:rPr>
+        <w:t xml:space="preserve">미충족 자료는 반려 및 검색 대상 제외</w:t>
+      </w:r>
+    </w:p>
+    <w:p>
+      <w:pPr>
+        <w:pStyle w:val="ListParagraph"/>
+        <w:numPr>
+          <w:ilvl w:val="0"/>
+          <w:numId w:val="2"/>
+        </w:numPr>
+        <w:spacing w:after="30" w:line="264"/>
+      </w:pPr>
+      <w:r>
+        <w:rPr>
+          <w:rFonts w:ascii="맑은 고딕" w:cs="맑은 고딕" w:eastAsia="맑은 고딕" w:hAnsi="맑은 고딕"/>
+          <w:sz w:val="20"/>
+          <w:szCs w:val="20"/>
+        </w:rPr>
+        <w:t xml:space="preserve">규정 개정 시 신규 버전 적재 및 기존 버전 이력 보존, </w:t>
+      </w:r>
+      <w:r>
+        <w:rPr>
+          <w:rFonts w:ascii="맑은 고딕" w:cs="맑은 고딕" w:eastAsia="맑은 고딕" w:hAnsi="맑은 고딕"/>
+          <w:b/>
+          <w:bCs/>
+          <w:sz w:val="20"/>
+          <w:szCs w:val="20"/>
+        </w:rPr>
+        <w:t xml:space="preserve">현행본만 검색 대상에 포함</w:t>
+      </w:r>
+    </w:p>
+    <w:p>
+      <w:pPr>
+        <w:pStyle w:val="ListParagraph"/>
+        <w:numPr>
+          <w:ilvl w:val="0"/>
+          <w:numId w:val="2"/>
+        </w:numPr>
+        <w:spacing w:after="30" w:line="264"/>
+      </w:pPr>
+      <w:r>
+        <w:rPr>
+          <w:rFonts w:ascii="맑은 고딕" w:cs="맑은 고딕" w:eastAsia="맑은 고딕" w:hAnsi="맑은 고딕"/>
+          <w:sz w:val="20"/>
+          <w:szCs w:val="20"/>
+        </w:rPr>
+        <w:t xml:space="preserve">폐지 규정은 검색 대상에서 자동 제외하되, 과거 사례의 근거 확인 목적으로 이력 보존</w:t>
+      </w:r>
+    </w:p>
+    <w:p>
+      <w:pPr>
+        <w:pStyle w:val="ListParagraph"/>
+        <w:numPr>
+          <w:ilvl w:val="0"/>
+          <w:numId w:val="2"/>
+        </w:numPr>
+        <w:spacing w:after="30" w:line="264"/>
+      </w:pPr>
+      <w:r>
+        <w:rPr>
+          <w:rFonts w:ascii="맑은 고딕" w:cs="맑은 고딕" w:eastAsia="맑은 고딕" w:hAnsi="맑은 고딕"/>
+          <w:sz w:val="20"/>
+          <w:szCs w:val="20"/>
+        </w:rPr>
+        <w:t xml:space="preserve">원본 문서 보존 및 답변 근거의 원문 대조 가능성 확보</w:t>
+      </w:r>
+    </w:p>
+    <w:p>
+      <w:pPr>
+        <w:pStyle w:val="ListParagraph"/>
+        <w:numPr>
+          <w:ilvl w:val="0"/>
+          <w:numId w:val="2"/>
+        </w:numPr>
+        <w:spacing w:after="30" w:line="264"/>
+      </w:pPr>
+      <w:r>
+        <w:rPr>
+          <w:rFonts w:ascii="맑은 고딕" w:cs="맑은 고딕" w:eastAsia="맑은 고딕" w:hAnsi="맑은 고딕"/>
+          <w:b/>
+          <w:bCs/>
+          <w:sz w:val="20"/>
+          <w:szCs w:val="20"/>
+        </w:rPr>
+        <w:t xml:space="preserve">개인정보 포함 데이터의 적재 금지</w:t>
+      </w:r>
+    </w:p>
+    <w:p>
+      <w:pPr>
+        <w:pStyle w:val="Heading2"/>
+        <w:spacing w:after="70" w:before="180"/>
+      </w:pPr>
+      <w:r>
+        <w:rPr>
+          <w:rFonts w:ascii="맑은 고딕" w:cs="맑은 고딕" w:eastAsia="맑은 고딕" w:hAnsi="맑은 고딕"/>
+          <w:b/>
+          <w:bCs/>
+          <w:color w:val="1F4E79"/>
+          <w:sz w:val="22"/>
+          <w:szCs w:val="22"/>
+        </w:rPr>
+        <w:t xml:space="preserve">데이터 관리 (거버넌스)</w:t>
+      </w:r>
+    </w:p>
+    <w:p>
+      <w:pPr>
+        <w:pStyle w:val="ListParagraph"/>
+        <w:numPr>
+          <w:ilvl w:val="0"/>
+          <w:numId w:val="2"/>
+        </w:numPr>
+        <w:spacing w:after="30" w:line="264"/>
+      </w:pPr>
+      <w:r>
+        <w:rPr>
+          <w:rFonts w:ascii="맑은 고딕" w:cs="맑은 고딕" w:eastAsia="맑은 고딕" w:hAnsi="맑은 고딕"/>
+          <w:b/>
+          <w:bCs/>
+          <w:sz w:val="20"/>
+          <w:szCs w:val="20"/>
+        </w:rPr>
+        <w:t xml:space="preserve">데이터별 소유 주체 지정</w:t>
+      </w:r>
+      <w:r>
+        <w:rPr>
+          <w:rFonts w:ascii="맑은 고딕" w:cs="맑은 고딕" w:eastAsia="맑은 고딕" w:hAnsi="맑은 고딕"/>
+          <w:sz w:val="20"/>
+          <w:szCs w:val="20"/>
+        </w:rPr>
+        <w:t xml:space="preserve"> — 규정·지침은 HR·직원만족부, 안내서·양식·사례는 글로벌사업그룹, 처리 사례는 시스템</w:t>
+      </w:r>
+    </w:p>
+    <w:p>
+      <w:pPr>
+        <w:pStyle w:val="ListParagraph"/>
+        <w:numPr>
+          <w:ilvl w:val="0"/>
+          <w:numId w:val="2"/>
+        </w:numPr>
+        <w:spacing w:after="30" w:line="264"/>
+      </w:pPr>
+      <w:r>
+        <w:rPr>
+          <w:rFonts w:ascii="맑은 고딕" w:cs="맑은 고딕" w:eastAsia="맑은 고딕" w:hAnsi="맑은 고딕"/>
+          <w:sz w:val="20"/>
+          <w:szCs w:val="20"/>
+        </w:rPr>
+        <w:t xml:space="preserve">갱신 책임을 개인이 아닌 </w:t>
+      </w:r>
+      <w:r>
+        <w:rPr>
+          <w:rFonts w:ascii="맑은 고딕" w:cs="맑은 고딕" w:eastAsia="맑은 고딕" w:hAnsi="맑은 고딕"/>
+          <w:b/>
+          <w:bCs/>
+          <w:sz w:val="20"/>
+          <w:szCs w:val="20"/>
+        </w:rPr>
+        <w:t xml:space="preserve">역할 기준으로 지정</w:t>
+      </w:r>
+      <w:r>
+        <w:rPr>
+          <w:rFonts w:ascii="맑은 고딕" w:cs="맑은 고딕" w:eastAsia="맑은 고딕" w:hAnsi="맑은 고딕"/>
+          <w:sz w:val="20"/>
+          <w:szCs w:val="20"/>
+        </w:rPr>
+        <w:t xml:space="preserve">하여 인사발령 시 자동 승계</w:t>
+      </w:r>
+    </w:p>
+    <w:p>
+      <w:pPr>
+        <w:pStyle w:val="ListParagraph"/>
+        <w:numPr>
+          <w:ilvl w:val="0"/>
+          <w:numId w:val="2"/>
+        </w:numPr>
+        <w:spacing w:after="30" w:line="264"/>
+      </w:pPr>
+      <w:r>
+        <w:rPr>
+          <w:rFonts w:ascii="맑은 고딕" w:cs="맑은 고딕" w:eastAsia="맑은 고딕" w:hAnsi="맑은 고딕"/>
+          <w:b/>
+          <w:bCs/>
+          <w:sz w:val="20"/>
+          <w:szCs w:val="20"/>
+        </w:rPr>
+        <w:t xml:space="preserve">연말 정기인사 시즌을 자료 정비 시점으로 정례화</w:t>
+      </w:r>
+    </w:p>
+    <w:p>
+      <w:pPr>
+        <w:pStyle w:val="ListParagraph"/>
+        <w:numPr>
+          <w:ilvl w:val="0"/>
+          <w:numId w:val="2"/>
+        </w:numPr>
+        <w:spacing w:after="30" w:line="264"/>
+      </w:pPr>
+      <w:r>
+        <w:rPr>
+          <w:rFonts w:ascii="맑은 고딕" w:cs="맑은 고딕" w:eastAsia="맑은 고딕" w:hAnsi="맑은 고딕"/>
+          <w:b/>
+          <w:bCs/>
+          <w:sz w:val="20"/>
+          <w:szCs w:val="20"/>
+        </w:rPr>
+        <w:t xml:space="preserve">분기 1회 데이터 품질 점검</w:t>
+      </w:r>
+      <w:r>
+        <w:rPr>
+          <w:rFonts w:ascii="맑은 고딕" w:cs="맑은 고딕" w:eastAsia="맑은 고딕" w:hAnsi="맑은 고딕"/>
+          <w:sz w:val="20"/>
+          <w:szCs w:val="20"/>
+        </w:rPr>
+        <w:t xml:space="preserve"> — 최신성, 메타데이터 충족, 중복·누락 여부 확인</w:t>
+      </w:r>
+    </w:p>
+    <w:p>
+      <w:pPr>
+        <w:pStyle w:val="ListParagraph"/>
+        <w:numPr>
+          <w:ilvl w:val="0"/>
+          <w:numId w:val="2"/>
+        </w:numPr>
+        <w:spacing w:after="30" w:line="264"/>
+      </w:pPr>
+      <w:r>
+        <w:rPr>
+          <w:rFonts w:ascii="맑은 고딕" w:cs="맑은 고딕" w:eastAsia="맑은 고딕" w:hAnsi="맑은 고딕"/>
+          <w:sz w:val="20"/>
+          <w:szCs w:val="20"/>
+        </w:rPr>
+        <w:t xml:space="preserve">접근 권한의 단계별 구분 — 1단계는 담당자 한정, 2단계에서 국외근무직원 확대</w:t>
+      </w:r>
+    </w:p>
+    <w:p>
+      <w:pPr>
+        <w:pStyle w:val="ListParagraph"/>
+        <w:numPr>
+          <w:ilvl w:val="0"/>
+          <w:numId w:val="2"/>
+        </w:numPr>
+        <w:spacing w:after="30" w:line="264"/>
+      </w:pPr>
+      <w:r>
+        <w:rPr>
+          <w:rFonts w:ascii="맑은 고딕" w:cs="맑은 고딕" w:eastAsia="맑은 고딕" w:hAnsi="맑은 고딕"/>
+          <w:sz w:val="20"/>
+          <w:szCs w:val="20"/>
+        </w:rPr>
+        <w:t xml:space="preserve">데이터 등록·수정 주체 및 변경 이력의 기록·보존</w:t>
+      </w:r>
+    </w:p>
+    <w:p>
+      <w:pPr>
+        <w:pStyle w:val="ListParagraph"/>
+        <w:numPr>
+          <w:ilvl w:val="0"/>
+          <w:numId w:val="2"/>
+        </w:numPr>
+        <w:spacing w:after="30" w:line="264"/>
+      </w:pPr>
+      <w:r>
+        <w:rPr>
+          <w:rFonts w:ascii="맑은 고딕" w:cs="맑은 고딕" w:eastAsia="맑은 고딕" w:hAnsi="맑은 고딕"/>
+          <w:sz w:val="20"/>
+          <w:szCs w:val="20"/>
+        </w:rPr>
+        <w:t xml:space="preserve">데이터 폐기 및 보존 기준의 사전 정의</w:t>
       </w:r>
     </w:p>
     <w:p>
@@ -5505,13 +5407,43 @@
           <w:sz w:val="20"/>
           <w:szCs w:val="20"/>
         </w:rPr>
-        <w:t xml:space="preserve">답변 품질 지표는 사용자 규모와 무관한 측정이 가능하여, 초기 단계에서 활용 가능한 정량 근거에 해당.</w:t>
-      </w:r>
-    </w:p>
-    <w:p>
-      <w:pPr>
-        <w:pStyle w:val="Heading2"/>
-        <w:spacing w:after="70" w:before="180"/>
+        <w:t xml:space="preserve">규정은 자동 수집되나 안내서·양식·사례는 본점 담당자의 직접 정비 필요. </w:t>
+      </w:r>
+      <w:r>
+        <w:rPr>
+          <w:rFonts w:ascii="맑은 고딕" w:cs="맑은 고딕" w:eastAsia="맑은 고딕" w:hAnsi="맑은 고딕"/>
+          <w:b/>
+          <w:bCs/>
+          <w:i w:val="false"/>
+          <w:iCs w:val="false"/>
+          <w:sz w:val="20"/>
+          <w:szCs w:val="20"/>
+        </w:rPr>
+        <w:t xml:space="preserve">자료 정비 시점을 연말 정기인사 시즌으로 정례화하고, 산출물 기준으로 관리 요구.</w:t>
+      </w:r>
+    </w:p>
+    <w:p>
+      <w:pPr>
+        <w:pBdr>
+          <w:bottom w:val="single" w:color="BFBFBF" w:sz="6" w:space="2"/>
+        </w:pBdr>
+        <w:spacing w:after="100" w:before="100"/>
+      </w:pPr>
+      <w:r>
+        <w:rPr>
+          <w:sz w:val="2"/>
+          <w:szCs w:val="2"/>
+        </w:rPr>
+        <w:t xml:space="preserve"/>
+      </w:r>
+    </w:p>
+    <w:p>
+      <w:pPr>
+        <w:pStyle w:val="Heading1"/>
+        <w:pBdr>
+          <w:bottom w:val="single" w:color="BFBFBF" w:sz="6" w:space="6"/>
+        </w:pBdr>
+        <w:spacing w:after="140" w:before="0"/>
       </w:pPr>
       <w:r>
         <w:rPr>
@@ -5519,94 +5451,10 @@
           <w:b/>
           <w:bCs/>
           <w:color w:val="1F4E79"/>
-          <w:sz w:val="22"/>
-          <w:szCs w:val="22"/>
-        </w:rPr>
-        <w:t xml:space="preserve">활용도</w:t>
-      </w:r>
-    </w:p>
-    <w:p>
-      <w:pPr>
-        <w:pStyle w:val="ListParagraph"/>
-        <w:numPr>
-          <w:ilvl w:val="0"/>
-          <w:numId w:val="2"/>
-        </w:numPr>
-        <w:spacing w:after="30" w:line="264"/>
-      </w:pPr>
-      <w:r>
-        <w:rPr>
-          <w:rFonts w:ascii="맑은 고딕" w:cs="맑은 고딕" w:eastAsia="맑은 고딕" w:hAnsi="맑은 고딕"/>
-          <w:b/>
-          <w:bCs/>
-          <w:sz w:val="20"/>
-          <w:szCs w:val="20"/>
-        </w:rPr>
-        <w:t xml:space="preserve">담당자 주간 사용률</w:t>
-      </w:r>
-      <w:r>
-        <w:rPr>
-          <w:rFonts w:ascii="맑은 고딕" w:cs="맑은 고딕" w:eastAsia="맑은 고딕" w:hAnsi="맑은 고딕"/>
-          <w:sz w:val="20"/>
-          <w:szCs w:val="20"/>
-        </w:rPr>
-        <w:t xml:space="preserve"> — 주 3일 이상 (1단계 목표 지표)</w:t>
-      </w:r>
-    </w:p>
-    <w:p>
-      <w:pPr>
-        <w:pStyle w:val="ListParagraph"/>
-        <w:numPr>
-          <w:ilvl w:val="0"/>
-          <w:numId w:val="2"/>
-        </w:numPr>
-        <w:spacing w:after="30" w:line="264"/>
-      </w:pPr>
-      <w:r>
-        <w:rPr>
-          <w:rFonts w:ascii="맑은 고딕" w:cs="맑은 고딕" w:eastAsia="맑은 고딕" w:hAnsi="맑은 고딕"/>
-          <w:b/>
-          <w:bCs/>
-          <w:sz w:val="20"/>
-          <w:szCs w:val="20"/>
-        </w:rPr>
-        <w:t xml:space="preserve">국외근무직원 월 사용자 비율</w:t>
-      </w:r>
-      <w:r>
-        <w:rPr>
-          <w:rFonts w:ascii="맑은 고딕" w:cs="맑은 고딕" w:eastAsia="맑은 고딕" w:hAnsi="맑은 고딕"/>
-          <w:sz w:val="20"/>
-          <w:szCs w:val="20"/>
-        </w:rPr>
-        <w:t xml:space="preserve"> — 2단계 기준 30% 이상</w:t>
-      </w:r>
-    </w:p>
-    <w:p>
-      <w:pPr>
-        <w:pStyle w:val="ListParagraph"/>
-        <w:numPr>
-          <w:ilvl w:val="0"/>
-          <w:numId w:val="2"/>
-        </w:numPr>
-        <w:spacing w:after="30" w:line="264"/>
-      </w:pPr>
-      <w:r>
-        <w:rPr>
-          <w:rFonts w:ascii="맑은 고딕" w:cs="맑은 고딕" w:eastAsia="맑은 고딕" w:hAnsi="맑은 고딕"/>
-          <w:b/>
-          <w:bCs/>
-          <w:sz w:val="20"/>
-          <w:szCs w:val="20"/>
-        </w:rPr>
-        <w:t xml:space="preserve">재문의 비율</w:t>
-      </w:r>
-      <w:r>
-        <w:rPr>
-          <w:rFonts w:ascii="맑은 고딕" w:cs="맑은 고딕" w:eastAsia="맑은 고딕" w:hAnsi="맑은 고딕"/>
-          <w:sz w:val="20"/>
-          <w:szCs w:val="20"/>
-        </w:rPr>
-        <w:t xml:space="preserve"> — 20% 이하, 동일 사용자의 동일 주제 7일 내 재질의 비율</w:t>
+          <w:sz w:val="30"/>
+          <w:szCs w:val="30"/>
+        </w:rPr>
+        <w:t xml:space="preserve">VI. 성공 측정</w:t>
       </w:r>
     </w:p>
     <w:p>
@@ -5626,7 +5474,20 @@
           <w:sz w:val="25"/>
           <w:szCs w:val="25"/>
         </w:rPr>
-        <w:t xml:space="preserve">20. 출시 기준 / Release Criteria</w:t>
+        <w:t xml:space="preserve">19. 성공 지표 (KPIs) / Success Metrics</w:t>
+      </w:r>
+    </w:p>
+    <w:p>
+      <w:pPr>
+        <w:spacing w:after="80" w:line="264"/>
+      </w:pPr>
+      <w:r>
+        <w:rPr>
+          <w:rFonts w:ascii="맑은 고딕" w:cs="맑은 고딕" w:eastAsia="맑은 고딕" w:hAnsi="맑은 고딕"/>
+          <w:sz w:val="20"/>
+          <w:szCs w:val="20"/>
+        </w:rPr>
+        <w:t xml:space="preserve">사용자 규모가 크지 않아 통계적 비교가 어려우므로, 도입 전후 비교와 평가 문항 측정의 병행 필요.</w:t>
       </w:r>
     </w:p>
     <w:p>
@@ -5643,20 +5504,119 @@
           <w:sz w:val="22"/>
           <w:szCs w:val="22"/>
         </w:rPr>
-        <w:t xml:space="preserve">1단계 범위</w:t>
-      </w:r>
-    </w:p>
-    <w:p>
-      <w:pPr>
-        <w:spacing w:after="80" w:line="264"/>
-      </w:pPr>
-      <w:r>
-        <w:rPr>
-          <w:rFonts w:ascii="맑은 고딕" w:cs="맑은 고딕" w:eastAsia="맑은 고딕" w:hAnsi="맑은 고딕"/>
-          <w:sz w:val="20"/>
-          <w:szCs w:val="20"/>
-        </w:rPr>
-        <w:t xml:space="preserve">대상은 글로벌사업그룹 HR 담당자이며, 범위는 보수·복지 및 인사 규정 질의응답과 사례 축적. 규정의 자동 수집으로 별도 자료 준비가 불요하여 선행하고, 부임 안내는 국가별 자료 정비 선행이 필요하여 2단계으로 배치. 1차 운영 기간 중 안내서 정비 병행.</w:t>
+        <w:t xml:space="preserve">업무 성과</w:t>
+      </w:r>
+    </w:p>
+    <w:p>
+      <w:pPr>
+        <w:pStyle w:val="ListParagraph"/>
+        <w:numPr>
+          <w:ilvl w:val="0"/>
+          <w:numId w:val="2"/>
+        </w:numPr>
+        <w:spacing w:after="30" w:line="264"/>
+      </w:pPr>
+      <w:r>
+        <w:rPr>
+          <w:rFonts w:ascii="맑은 고딕" w:cs="맑은 고딕" w:eastAsia="맑은 고딕" w:hAnsi="맑은 고딕"/>
+          <w:b/>
+          <w:bCs/>
+          <w:sz w:val="20"/>
+          <w:szCs w:val="20"/>
+        </w:rPr>
+        <w:t xml:space="preserve">담당자 수신 문의 건수</w:t>
+      </w:r>
+      <w:r>
+        <w:rPr>
+          <w:rFonts w:ascii="맑은 고딕" w:cs="맑은 고딕" w:eastAsia="맑은 고딕" w:hAnsi="맑은 고딕"/>
+          <w:sz w:val="20"/>
+          <w:szCs w:val="20"/>
+        </w:rPr>
+        <w:t xml:space="preserve"> — 도입 전 대비 40% 감소 목표, 문의 채널 기록 기준 집계</w:t>
+      </w:r>
+    </w:p>
+    <w:p>
+      <w:pPr>
+        <w:pStyle w:val="ListParagraph"/>
+        <w:numPr>
+          <w:ilvl w:val="0"/>
+          <w:numId w:val="2"/>
+        </w:numPr>
+        <w:spacing w:after="30" w:line="264"/>
+      </w:pPr>
+      <w:r>
+        <w:rPr>
+          <w:rFonts w:ascii="맑은 고딕" w:cs="맑은 고딕" w:eastAsia="맑은 고딕" w:hAnsi="맑은 고딕"/>
+          <w:b/>
+          <w:bCs/>
+          <w:sz w:val="20"/>
+          <w:szCs w:val="20"/>
+        </w:rPr>
+        <w:t xml:space="preserve">담당자 개입 없이 해결된 비율</w:t>
+      </w:r>
+      <w:r>
+        <w:rPr>
+          <w:rFonts w:ascii="맑은 고딕" w:cs="맑은 고딕" w:eastAsia="맑은 고딕" w:hAnsi="맑은 고딕"/>
+          <w:sz w:val="20"/>
+          <w:szCs w:val="20"/>
+        </w:rPr>
+        <w:t xml:space="preserve"> — 60% 목표, 사용 기록 기준 집계</w:t>
+      </w:r>
+    </w:p>
+    <w:p>
+      <w:pPr>
+        <w:pStyle w:val="ListParagraph"/>
+        <w:numPr>
+          <w:ilvl w:val="0"/>
+          <w:numId w:val="2"/>
+        </w:numPr>
+        <w:spacing w:after="30" w:line="264"/>
+      </w:pPr>
+      <w:r>
+        <w:rPr>
+          <w:rFonts w:ascii="맑은 고딕" w:cs="맑은 고딕" w:eastAsia="맑은 고딕" w:hAnsi="맑은 고딕"/>
+          <w:b/>
+          <w:bCs/>
+          <w:sz w:val="20"/>
+          <w:szCs w:val="20"/>
+        </w:rPr>
+        <w:t xml:space="preserve">정기인사 시기 문의 건수</w:t>
+      </w:r>
+      <w:r>
+        <w:rPr>
+          <w:rFonts w:ascii="맑은 고딕" w:cs="맑은 고딕" w:eastAsia="맑은 고딕" w:hAnsi="맑은 고딕"/>
+          <w:sz w:val="20"/>
+          <w:szCs w:val="20"/>
+        </w:rPr>
+        <w:t xml:space="preserve"> — 전년 동기 대비 40% 감소 목표</w:t>
+      </w:r>
+    </w:p>
+    <w:p>
+      <w:pPr>
+        <w:pStyle w:val="ListParagraph"/>
+        <w:numPr>
+          <w:ilvl w:val="0"/>
+          <w:numId w:val="2"/>
+        </w:numPr>
+        <w:spacing w:after="30" w:line="264"/>
+      </w:pPr>
+      <w:r>
+        <w:rPr>
+          <w:rFonts w:ascii="맑은 고딕" w:cs="맑은 고딕" w:eastAsia="맑은 고딕" w:hAnsi="맑은 고딕"/>
+          <w:b/>
+          <w:bCs/>
+          <w:sz w:val="20"/>
+          <w:szCs w:val="20"/>
+        </w:rPr>
+        <w:t xml:space="preserve">문의 1건당 담당자 소요시간</w:t>
+      </w:r>
+      <w:r>
+        <w:rPr>
+          <w:rFonts w:ascii="맑은 고딕" w:cs="맑은 고딕" w:eastAsia="맑은 고딕" w:hAnsi="맑은 고딕"/>
+          <w:sz w:val="20"/>
+          <w:szCs w:val="20"/>
+        </w:rPr>
+        <w:t xml:space="preserve"> — 도입 전 대비 30% 단축 목표</w:t>
       </w:r>
     </w:p>
     <w:p>
@@ -5673,7 +5633,355 @@
           <w:sz w:val="22"/>
           <w:szCs w:val="22"/>
         </w:rPr>
+        <w:t xml:space="preserve">답변 품질</w:t>
+      </w:r>
+    </w:p>
+    <w:p>
+      <w:pPr>
+        <w:pStyle w:val="ListParagraph"/>
+        <w:numPr>
+          <w:ilvl w:val="0"/>
+          <w:numId w:val="2"/>
+        </w:numPr>
+        <w:spacing w:after="30" w:line="264"/>
+      </w:pPr>
+      <w:r>
+        <w:rPr>
+          <w:rFonts w:ascii="맑은 고딕" w:cs="맑은 고딕" w:eastAsia="맑은 고딕" w:hAnsi="맑은 고딕"/>
+          <w:b/>
+          <w:bCs/>
+          <w:sz w:val="20"/>
+          <w:szCs w:val="20"/>
+        </w:rPr>
+        <w:t xml:space="preserve">평가 문항 정답률</w:t>
+      </w:r>
+      <w:r>
+        <w:rPr>
+          <w:rFonts w:ascii="맑은 고딕" w:cs="맑은 고딕" w:eastAsia="맑은 고딕" w:hAnsi="맑은 고딕"/>
+          <w:sz w:val="20"/>
+          <w:szCs w:val="20"/>
+        </w:rPr>
+        <w:t xml:space="preserve"> — 90% 이상, 배포 전 및 이후 분기별 측정</w:t>
+      </w:r>
+    </w:p>
+    <w:p>
+      <w:pPr>
+        <w:pStyle w:val="ListParagraph"/>
+        <w:numPr>
+          <w:ilvl w:val="0"/>
+          <w:numId w:val="2"/>
+        </w:numPr>
+        <w:spacing w:after="30" w:line="264"/>
+      </w:pPr>
+      <w:r>
+        <w:rPr>
+          <w:rFonts w:ascii="맑은 고딕" w:cs="맑은 고딕" w:eastAsia="맑은 고딕" w:hAnsi="맑은 고딕"/>
+          <w:b/>
+          <w:bCs/>
+          <w:sz w:val="20"/>
+          <w:szCs w:val="20"/>
+        </w:rPr>
+        <w:t xml:space="preserve">출처 정확도</w:t>
+      </w:r>
+      <w:r>
+        <w:rPr>
+          <w:rFonts w:ascii="맑은 고딕" w:cs="맑은 고딕" w:eastAsia="맑은 고딕" w:hAnsi="맑은 고딕"/>
+          <w:sz w:val="20"/>
+          <w:szCs w:val="20"/>
+        </w:rPr>
+        <w:t xml:space="preserve"> — 95% 이상, 인용 조항과 실제 근거 조항의 일치율</w:t>
+      </w:r>
+    </w:p>
+    <w:p>
+      <w:pPr>
+        <w:pStyle w:val="ListParagraph"/>
+        <w:numPr>
+          <w:ilvl w:val="0"/>
+          <w:numId w:val="2"/>
+        </w:numPr>
+        <w:spacing w:after="30" w:line="264"/>
+      </w:pPr>
+      <w:r>
+        <w:rPr>
+          <w:rFonts w:ascii="맑은 고딕" w:cs="맑은 고딕" w:eastAsia="맑은 고딕" w:hAnsi="맑은 고딕"/>
+          <w:b/>
+          <w:bCs/>
+          <w:sz w:val="20"/>
+          <w:szCs w:val="20"/>
+        </w:rPr>
+        <w:t xml:space="preserve">해석 사안 판별률</w:t>
+      </w:r>
+      <w:r>
+        <w:rPr>
+          <w:rFonts w:ascii="맑은 고딕" w:cs="맑은 고딕" w:eastAsia="맑은 고딕" w:hAnsi="맑은 고딕"/>
+          <w:sz w:val="20"/>
+          <w:szCs w:val="20"/>
+        </w:rPr>
+        <w:t xml:space="preserve"> — 95% 이상, 해석 필요 문항의 정상 판별 비율</w:t>
+      </w:r>
+    </w:p>
+    <w:p>
+      <w:pPr>
+        <w:pStyle w:val="ListParagraph"/>
+        <w:numPr>
+          <w:ilvl w:val="0"/>
+          <w:numId w:val="2"/>
+        </w:numPr>
+        <w:spacing w:after="30" w:line="264"/>
+      </w:pPr>
+      <w:r>
+        <w:rPr>
+          <w:rFonts w:ascii="맑은 고딕" w:cs="맑은 고딕" w:eastAsia="맑은 고딕" w:hAnsi="맑은 고딕"/>
+          <w:b/>
+          <w:bCs/>
+          <w:sz w:val="20"/>
+          <w:szCs w:val="20"/>
+        </w:rPr>
+        <w:t xml:space="preserve">담당자 수정 정도</w:t>
+      </w:r>
+      <w:r>
+        <w:rPr>
+          <w:rFonts w:ascii="맑은 고딕" w:cs="맑은 고딕" w:eastAsia="맑은 고딕" w:hAnsi="맑은 고딕"/>
+          <w:sz w:val="20"/>
+          <w:szCs w:val="20"/>
+        </w:rPr>
+        <w:t xml:space="preserve"> — 20% 이하, 원 답변 대비 확정본 변경 비율의 자동 집계</w:t>
+      </w:r>
+    </w:p>
+    <w:p>
+      <w:pPr>
+        <w:pStyle w:val="ListParagraph"/>
+        <w:numPr>
+          <w:ilvl w:val="0"/>
+          <w:numId w:val="2"/>
+        </w:numPr>
+        <w:spacing w:after="30" w:line="264"/>
+      </w:pPr>
+      <w:r>
+        <w:rPr>
+          <w:rFonts w:ascii="맑은 고딕" w:cs="맑은 고딕" w:eastAsia="맑은 고딕" w:hAnsi="맑은 고딕"/>
+          <w:b/>
+          <w:bCs/>
+          <w:sz w:val="20"/>
+          <w:szCs w:val="20"/>
+        </w:rPr>
+        <w:t xml:space="preserve">근거 없는 답변 건수</w:t>
+      </w:r>
+      <w:r>
+        <w:rPr>
+          <w:rFonts w:ascii="맑은 고딕" w:cs="맑은 고딕" w:eastAsia="맑은 고딕" w:hAnsi="맑은 고딕"/>
+          <w:sz w:val="20"/>
+          <w:szCs w:val="20"/>
+        </w:rPr>
+        <w:t xml:space="preserve"> — 0건, 월 1회 답변 기록 표본 점검</w:t>
+      </w:r>
+    </w:p>
+    <w:p>
+      <w:pPr>
+        <w:pBdr>
+          <w:left w:val="single" w:color="E0A800" w:sz="18" w:space="8"/>
+        </w:pBdr>
+        <w:shd w:fill="FFF8E1" w:val="clear"/>
+        <w:spacing w:after="90" w:line="264"/>
+        <w:ind w:left="260"/>
+      </w:pPr>
+      <w:r>
+        <w:rPr>
+          <w:rFonts w:ascii="맑은 고딕" w:cs="맑은 고딕" w:eastAsia="맑은 고딕" w:hAnsi="맑은 고딕"/>
+          <w:i w:val="false"/>
+          <w:iCs w:val="false"/>
+          <w:sz w:val="20"/>
+          <w:szCs w:val="20"/>
+        </w:rPr>
+        <w:t xml:space="preserve">답변 품질 지표는 사용자 규모와 무관한 측정이 가능하여, 초기 단계에서 활용 가능한 정량 근거에 해당.</w:t>
+      </w:r>
+    </w:p>
+    <w:p>
+      <w:pPr>
+        <w:pStyle w:val="Heading2"/>
+        <w:spacing w:after="70" w:before="180"/>
+      </w:pPr>
+      <w:r>
+        <w:rPr>
+          <w:rFonts w:ascii="맑은 고딕" w:cs="맑은 고딕" w:eastAsia="맑은 고딕" w:hAnsi="맑은 고딕"/>
+          <w:b/>
+          <w:bCs/>
+          <w:color w:val="1F4E79"/>
+          <w:sz w:val="22"/>
+          <w:szCs w:val="22"/>
+        </w:rPr>
+        <w:t xml:space="preserve">활용도</w:t>
+      </w:r>
+    </w:p>
+    <w:p>
+      <w:pPr>
+        <w:pStyle w:val="ListParagraph"/>
+        <w:numPr>
+          <w:ilvl w:val="0"/>
+          <w:numId w:val="2"/>
+        </w:numPr>
+        <w:spacing w:after="30" w:line="264"/>
+      </w:pPr>
+      <w:r>
+        <w:rPr>
+          <w:rFonts w:ascii="맑은 고딕" w:cs="맑은 고딕" w:eastAsia="맑은 고딕" w:hAnsi="맑은 고딕"/>
+          <w:b/>
+          <w:bCs/>
+          <w:sz w:val="20"/>
+          <w:szCs w:val="20"/>
+        </w:rPr>
+        <w:t xml:space="preserve">담당자 주간 사용률</w:t>
+      </w:r>
+      <w:r>
+        <w:rPr>
+          <w:rFonts w:ascii="맑은 고딕" w:cs="맑은 고딕" w:eastAsia="맑은 고딕" w:hAnsi="맑은 고딕"/>
+          <w:sz w:val="20"/>
+          <w:szCs w:val="20"/>
+        </w:rPr>
+        <w:t xml:space="preserve"> — 주 3일 이상 (1단계 목표 지표)</w:t>
+      </w:r>
+    </w:p>
+    <w:p>
+      <w:pPr>
+        <w:pStyle w:val="ListParagraph"/>
+        <w:numPr>
+          <w:ilvl w:val="0"/>
+          <w:numId w:val="2"/>
+        </w:numPr>
+        <w:spacing w:after="30" w:line="264"/>
+      </w:pPr>
+      <w:r>
+        <w:rPr>
+          <w:rFonts w:ascii="맑은 고딕" w:cs="맑은 고딕" w:eastAsia="맑은 고딕" w:hAnsi="맑은 고딕"/>
+          <w:b/>
+          <w:bCs/>
+          <w:sz w:val="20"/>
+          <w:szCs w:val="20"/>
+        </w:rPr>
+        <w:t xml:space="preserve">국외근무직원 월 사용자 비율</w:t>
+      </w:r>
+      <w:r>
+        <w:rPr>
+          <w:rFonts w:ascii="맑은 고딕" w:cs="맑은 고딕" w:eastAsia="맑은 고딕" w:hAnsi="맑은 고딕"/>
+          <w:sz w:val="20"/>
+          <w:szCs w:val="20"/>
+        </w:rPr>
+        <w:t xml:space="preserve"> — 2단계 기준 30% 이상</w:t>
+      </w:r>
+    </w:p>
+    <w:p>
+      <w:pPr>
+        <w:pStyle w:val="ListParagraph"/>
+        <w:numPr>
+          <w:ilvl w:val="0"/>
+          <w:numId w:val="2"/>
+        </w:numPr>
+        <w:spacing w:after="30" w:line="264"/>
+      </w:pPr>
+      <w:r>
+        <w:rPr>
+          <w:rFonts w:ascii="맑은 고딕" w:cs="맑은 고딕" w:eastAsia="맑은 고딕" w:hAnsi="맑은 고딕"/>
+          <w:b/>
+          <w:bCs/>
+          <w:sz w:val="20"/>
+          <w:szCs w:val="20"/>
+        </w:rPr>
+        <w:t xml:space="preserve">재문의 비율</w:t>
+      </w:r>
+      <w:r>
+        <w:rPr>
+          <w:rFonts w:ascii="맑은 고딕" w:cs="맑은 고딕" w:eastAsia="맑은 고딕" w:hAnsi="맑은 고딕"/>
+          <w:sz w:val="20"/>
+          <w:szCs w:val="20"/>
+        </w:rPr>
+        <w:t xml:space="preserve"> — 20% 이하, 동일 사용자의 동일 주제 7일 내 재질의 비율</w:t>
+      </w:r>
+    </w:p>
+    <w:p>
+      <w:pPr>
+        <w:pStyle w:val="Heading1"/>
+        <w:pBdr>
+          <w:bottom w:val="single" w:color="BFBFBF" w:sz="6" w:space="6"/>
+        </w:pBdr>
+        <w:spacing w:after="100" w:before="240"/>
+      </w:pPr>
+      <w:r>
+        <w:rPr>
+          <w:rFonts w:ascii="맑은 고딕" w:cs="맑은 고딕" w:eastAsia="맑은 고딕" w:hAnsi="맑은 고딕"/>
+          <w:b/>
+          <w:bCs/>
+          <w:color w:val="1F4E79"/>
+          <w:sz w:val="25"/>
+          <w:szCs w:val="25"/>
+        </w:rPr>
+        <w:t xml:space="preserve">20. 출시 기준 / Release Criteria</w:t>
+      </w:r>
+    </w:p>
+    <w:p>
+      <w:pPr>
+        <w:pStyle w:val="Heading2"/>
+        <w:spacing w:after="70" w:before="180"/>
+      </w:pPr>
+      <w:r>
+        <w:rPr>
+          <w:rFonts w:ascii="맑은 고딕" w:cs="맑은 고딕" w:eastAsia="맑은 고딕" w:hAnsi="맑은 고딕"/>
+          <w:b/>
+          <w:bCs/>
+          <w:color w:val="1F4E79"/>
+          <w:sz w:val="22"/>
+          <w:szCs w:val="22"/>
+        </w:rPr>
+        <w:t xml:space="preserve">1단계 범위</w:t>
+      </w:r>
+    </w:p>
+    <w:p>
+      <w:pPr>
+        <w:spacing w:after="80" w:line="264"/>
+      </w:pPr>
+      <w:r>
+        <w:rPr>
+          <w:rFonts w:ascii="맑은 고딕" w:cs="맑은 고딕" w:eastAsia="맑은 고딕" w:hAnsi="맑은 고딕"/>
+          <w:sz w:val="20"/>
+          <w:szCs w:val="20"/>
+        </w:rPr>
+        <w:t xml:space="preserve">대상은 글로벌사업그룹 HR 담당자이며, 범위는 보수·복지 및 인사 규정 질의응답과 사례 축적. 규정의 자동 수집으로 별도 자료 준비가 불요하여 선행하고, 부임 안내는 국가별 자료 정비 선행이 필요하여 2단계으로 배치. 1차 운영 기간 중 안내서 정비 병행.</w:t>
+      </w:r>
+    </w:p>
+    <w:p>
+      <w:pPr>
+        <w:pStyle w:val="Heading2"/>
+        <w:spacing w:after="70" w:before="180"/>
+      </w:pPr>
+      <w:r>
+        <w:rPr>
+          <w:rFonts w:ascii="맑은 고딕" w:cs="맑은 고딕" w:eastAsia="맑은 고딕" w:hAnsi="맑은 고딕"/>
+          <w:b/>
+          <w:bCs/>
+          <w:color w:val="1F4E79"/>
+          <w:sz w:val="22"/>
+          <w:szCs w:val="22"/>
+        </w:rPr>
         <w:t xml:space="preserve">개발 착수 조건</w:t>
+      </w:r>
+    </w:p>
+    <w:p>
+      <w:pPr>
+        <w:pStyle w:val="ListParagraph"/>
+        <w:numPr>
+          <w:ilvl w:val="0"/>
+          <w:numId w:val="2"/>
+        </w:numPr>
+        <w:spacing w:after="30" w:line="264"/>
+      </w:pPr>
+      <w:r>
+        <w:rPr>
+          <w:rFonts w:ascii="맑은 고딕" w:cs="맑은 고딕" w:eastAsia="맑은 고딕" w:hAnsi="맑은 고딕"/>
+          <w:b/>
+          <w:bCs/>
+          <w:sz w:val="20"/>
+          <w:szCs w:val="20"/>
+        </w:rPr>
+        <w:t xml:space="preserve">데이터시스템부와 데이터 수집·적재·관리 체계 협의 및 확정 완료</w:t>
       </w:r>
     </w:p>
     <w:p>
@@ -6034,6 +6342,34 @@
           <w:sz w:val="20"/>
           <w:szCs w:val="20"/>
         </w:rPr>
+        <w:t xml:space="preserve">데이터 거버넌스 미확정 상태 착수</w:t>
+      </w:r>
+      <w:r>
+        <w:rPr>
+          <w:rFonts w:ascii="맑은 고딕" w:cs="맑은 고딕" w:eastAsia="맑은 고딕" w:hAnsi="맑은 고딕"/>
+          <w:sz w:val="20"/>
+          <w:szCs w:val="20"/>
+        </w:rPr>
+        <w:t xml:space="preserve"> — 수집·적재·관리 기준 없이 자료를 축적할 경우 구조 변경에 따른 재작업 발생 우려. 착수 전 데이터시스템부 협의를 통한 체계 확정으로 완화</w:t>
+      </w:r>
+    </w:p>
+    <w:p>
+      <w:pPr>
+        <w:pStyle w:val="ListParagraph"/>
+        <w:numPr>
+          <w:ilvl w:val="0"/>
+          <w:numId w:val="2"/>
+        </w:numPr>
+        <w:spacing w:after="30" w:line="264"/>
+      </w:pPr>
+      <w:r>
+        <w:rPr>
+          <w:rFonts w:ascii="맑은 고딕" w:cs="맑은 고딕" w:eastAsia="맑은 고딕" w:hAnsi="맑은 고딕"/>
+          <w:b/>
+          <w:bCs/>
+          <w:sz w:val="20"/>
+          <w:szCs w:val="20"/>
+        </w:rPr>
         <w:t xml:space="preserve">자료 정비 지연</w:t>
       </w:r>
       <w:r>
@@ -6042,7 +6378,7 @@
           <w:sz w:val="20"/>
           <w:szCs w:val="20"/>
         </w:rPr>
-        <w:t xml:space="preserve"> — 담당 부서의 본업 병행에 따른 지연 우려. 산출물 기준 관리 및 인사발령 이전 마감 설정, 착수 전 1개국분 확보를 통한 일정 현실성 검증으로 완화</w:t>
+        <w:t xml:space="preserve"> — 본점 담당자의 본업 병행에 따른 지연 우려. 연말 정기인사 시즌을 정비 시점으로 정례화하고 산출물 기준으로 관리하여 완화</w:t>
       </w:r>
     </w:p>
     <w:p>
@@ -6760,6 +7096,34 @@
           <w:sz w:val="20"/>
           <w:szCs w:val="20"/>
         </w:rPr>
+        <w:t xml:space="preserve">데이터시스템부</w:t>
+      </w:r>
+      <w:r>
+        <w:rPr>
+          <w:rFonts w:ascii="맑은 고딕" w:cs="맑은 고딕" w:eastAsia="맑은 고딕" w:hAnsi="맑은 고딕"/>
+          <w:sz w:val="20"/>
+          <w:szCs w:val="20"/>
+        </w:rPr>
+        <w:t xml:space="preserve"> — 데이터 수집·적재·관리 체계의 기준 협의 및 확정. 착수 전 협의 필수</w:t>
+      </w:r>
+    </w:p>
+    <w:p>
+      <w:pPr>
+        <w:pStyle w:val="ListParagraph"/>
+        <w:numPr>
+          <w:ilvl w:val="0"/>
+          <w:numId w:val="2"/>
+        </w:numPr>
+        <w:spacing w:after="30" w:line="264"/>
+      </w:pPr>
+      <w:r>
+        <w:rPr>
+          <w:rFonts w:ascii="맑은 고딕" w:cs="맑은 고딕" w:eastAsia="맑은 고딕" w:hAnsi="맑은 고딕"/>
+          <w:b/>
+          <w:bCs/>
+          <w:sz w:val="20"/>
+          <w:szCs w:val="20"/>
+        </w:rPr>
         <w:t xml:space="preserve">구축 담당</w:t>
       </w:r>
       <w:r>
@@ -6870,7 +7234,25 @@
           <w:sz w:val="20"/>
           <w:szCs w:val="20"/>
         </w:rPr>
-        <w:t xml:space="preserve"> — 문의 30건 분류, 평가 문항 작성, 소관부서 협의, 자동 수집 체계 확인, 부임 안내서 1개국분 확보</w:t>
+        <w:t xml:space="preserve"> — </w:t>
+      </w:r>
+      <w:r>
+        <w:rPr>
+          <w:rFonts w:ascii="맑은 고딕" w:cs="맑은 고딕" w:eastAsia="맑은 고딕" w:hAnsi="맑은 고딕"/>
+          <w:b/>
+          <w:bCs/>
+          <w:sz w:val="20"/>
+          <w:szCs w:val="20"/>
+        </w:rPr>
+        <w:t xml:space="preserve">데이터시스템부와 데이터 거버넌스 협의</w:t>
+      </w:r>
+      <w:r>
+        <w:rPr>
+          <w:rFonts w:ascii="맑은 고딕" w:cs="맑은 고딕" w:eastAsia="맑은 고딕" w:hAnsi="맑은 고딕"/>
+          <w:sz w:val="20"/>
+          <w:szCs w:val="20"/>
+        </w:rPr>
+        <w:t xml:space="preserve">, 문의 30건 분류, 평가 문항 작성, 소관부서 협의, 자동 수집 체계 확인</w:t>
       </w:r>
     </w:p>
     <w:p>
@@ -7131,6 +7513,34 @@
           <w:szCs w:val="25"/>
         </w:rPr>
         <w:t xml:space="preserve">부록 — 미해결 사항</w:t>
+      </w:r>
+    </w:p>
+    <w:p>
+      <w:pPr>
+        <w:pStyle w:val="ListParagraph"/>
+        <w:numPr>
+          <w:ilvl w:val="0"/>
+          <w:numId w:val="2"/>
+        </w:numPr>
+        <w:spacing w:after="30" w:line="264"/>
+      </w:pPr>
+      <w:r>
+        <w:rPr>
+          <w:rFonts w:ascii="맑은 고딕" w:cs="맑은 고딕" w:eastAsia="맑은 고딕" w:hAnsi="맑은 고딕"/>
+          <w:b/>
+          <w:bCs/>
+          <w:sz w:val="20"/>
+          <w:szCs w:val="20"/>
+        </w:rPr>
+        <w:t xml:space="preserve">데이터 거버넌스 기준</w:t>
+      </w:r>
+      <w:r>
+        <w:rPr>
+          <w:rFonts w:ascii="맑은 고딕" w:cs="맑은 고딕" w:eastAsia="맑은 고딕" w:hAnsi="맑은 고딕"/>
+          <w:sz w:val="20"/>
+          <w:szCs w:val="20"/>
+        </w:rPr>
+        <w:t xml:space="preserve"> — 데이터시스템부와 수집·적재·관리 체계 협의 후 확정 필요. 착수 선행 조건</w:t>
       </w:r>
     </w:p>
     <w:p>

--- a/prds/국외근무직원-HR-에이전트-PRD.docx
+++ b/prds/국외근무직원-HR-에이전트-PRD.docx
@@ -75,7 +75,7 @@
           <w:sz w:val="20"/>
           <w:szCs w:val="20"/>
         </w:rPr>
-        <w:t xml:space="preserve">버전 / Version: v0.6 (초안)</w:t>
+        <w:t xml:space="preserve">버전 / Version: v0.7 (초안)</w:t>
       </w:r>
     </w:p>
     <w:p>
@@ -4652,24 +4652,34 @@
       <w:r>
         <w:rPr>
           <w:rFonts w:ascii="맑은 고딕" w:cs="맑은 고딕" w:eastAsia="맑은 고딕" w:hAnsi="맑은 고딕"/>
-          <w:b/>
-          <w:bCs/>
           <w:i w:val="false"/>
           <w:iCs w:val="false"/>
           <w:sz w:val="20"/>
           <w:szCs w:val="20"/>
         </w:rPr>
-        <w:t xml:space="preserve">데이터 수집·적재·관리 체계를 데이터시스템부와 사전 협의하여 확정한 후 구축에 착수.</w:t>
-      </w:r>
-      <w:r>
-        <w:rPr>
-          <w:rFonts w:ascii="맑은 고딕" w:cs="맑은 고딕" w:eastAsia="맑은 고딕" w:hAnsi="맑은 고딕"/>
+        <w:t xml:space="preserve">데이터 수집은 현재 진행 중. </w:t>
+      </w:r>
+      <w:r>
+        <w:rPr>
+          <w:rFonts w:ascii="맑은 고딕" w:cs="맑은 고딕" w:eastAsia="맑은 고딕" w:hAnsi="맑은 고딕"/>
+          <w:b/>
+          <w:bCs/>
           <w:i w:val="false"/>
           <w:iCs w:val="false"/>
           <w:sz w:val="20"/>
           <w:szCs w:val="20"/>
         </w:rPr>
-        <w:t xml:space="preserve"> 체계 미확정 상태에서 자료를 축적할 경우 재작업 발생 우려.</w:t>
+        <w:t xml:space="preserve">데이터의 추후 관리 주체 지정은 글로벌사업그룹 내부에서 별도 논의 필요</w:t>
+      </w:r>
+      <w:r>
+        <w:rPr>
+          <w:rFonts w:ascii="맑은 고딕" w:cs="맑은 고딕" w:eastAsia="맑은 고딕" w:hAnsi="맑은 고딕"/>
+          <w:i w:val="false"/>
+          <w:iCs w:val="false"/>
+          <w:sz w:val="20"/>
+          <w:szCs w:val="20"/>
+        </w:rPr>
+        <w:t xml:space="preserve"> (누가 계속 관리할지).</w:t>
       </w:r>
     </w:p>
     <w:p>
@@ -5249,7 +5259,17 @@
           <w:sz w:val="20"/>
           <w:szCs w:val="20"/>
         </w:rPr>
-        <w:t xml:space="preserve"> — 규정·지침은 HR·직원만족부, 안내서·양식·사례는 글로벌사업그룹, 처리 사례는 시스템</w:t>
+        <w:t xml:space="preserve"> — 규정·지침은 HR·직원만족부 소관. 안내서·양식·사례 등 나머지 데이터의 관리 주체는 </w:t>
+      </w:r>
+      <w:r>
+        <w:rPr>
+          <w:rFonts w:ascii="맑은 고딕" w:cs="맑은 고딕" w:eastAsia="맑은 고딕" w:hAnsi="맑은 고딕"/>
+          <w:b/>
+          <w:bCs/>
+          <w:sz w:val="20"/>
+          <w:szCs w:val="20"/>
+        </w:rPr>
+        <w:t xml:space="preserve">글로벌사업그룹 내부 논의를 통해 추후 지정</w:t>
       </w:r>
     </w:p>
     <w:p>
@@ -5976,26 +5996,6 @@
       <w:r>
         <w:rPr>
           <w:rFonts w:ascii="맑은 고딕" w:cs="맑은 고딕" w:eastAsia="맑은 고딕" w:hAnsi="맑은 고딕"/>
-          <w:b/>
-          <w:bCs/>
-          <w:sz w:val="20"/>
-          <w:szCs w:val="20"/>
-        </w:rPr>
-        <w:t xml:space="preserve">데이터시스템부와 데이터 수집·적재·관리 체계 협의 및 확정 완료</w:t>
-      </w:r>
-    </w:p>
-    <w:p>
-      <w:pPr>
-        <w:pStyle w:val="ListParagraph"/>
-        <w:numPr>
-          <w:ilvl w:val="0"/>
-          <w:numId w:val="2"/>
-        </w:numPr>
-        <w:spacing w:after="30" w:line="264"/>
-      </w:pPr>
-      <w:r>
-        <w:rPr>
-          <w:rFonts w:ascii="맑은 고딕" w:cs="맑은 고딕" w:eastAsia="맑은 고딕" w:hAnsi="맑은 고딕"/>
           <w:sz w:val="20"/>
           <w:szCs w:val="20"/>
         </w:rPr>
@@ -6342,15 +6342,15 @@
           <w:sz w:val="20"/>
           <w:szCs w:val="20"/>
         </w:rPr>
-        <w:t xml:space="preserve">데이터 거버넌스 미확정 상태 착수</w:t>
-      </w:r>
-      <w:r>
-        <w:rPr>
-          <w:rFonts w:ascii="맑은 고딕" w:cs="맑은 고딕" w:eastAsia="맑은 고딕" w:hAnsi="맑은 고딕"/>
-          <w:sz w:val="20"/>
-          <w:szCs w:val="20"/>
-        </w:rPr>
-        <w:t xml:space="preserve"> — 수집·적재·관리 기준 없이 자료를 축적할 경우 구조 변경에 따른 재작업 발생 우려. 착수 전 데이터시스템부 협의를 통한 체계 확정으로 완화</w:t>
+        <w:t xml:space="preserve">데이터 관리 주체 미지정</w:t>
+      </w:r>
+      <w:r>
+        <w:rPr>
+          <w:rFonts w:ascii="맑은 고딕" w:cs="맑은 고딕" w:eastAsia="맑은 고딕" w:hAnsi="맑은 고딕"/>
+          <w:sz w:val="20"/>
+          <w:szCs w:val="20"/>
+        </w:rPr>
+        <w:t xml:space="preserve"> — 안내서·양식·사례 등의 추후 관리 책임자가 정해지지 않을 경우 인사발령 이후 자료 최신성 유지가 어려울 위험. 글로벌사업그룹 내부 논의를 통해 역할 기준 관리 주체 지정으로 완화</w:t>
       </w:r>
     </w:p>
     <w:p>
@@ -6462,7 +6462,43 @@
           <w:sz w:val="20"/>
           <w:szCs w:val="20"/>
         </w:rPr>
-        <w:t xml:space="preserve"> — 착수 전 문의 30건 분류를 통한 사전 검증 수행, 60% 미만 시 범위 재검토 또는 중단</w:t>
+        <w:t xml:space="preserve"> — 「문의 기록 30건」 사전 조사에서 규정 인용·절차 안내로 답변 가능한 비율이 60% 미만으로 측정될 위험. 완화책은 처리 방식(규정 인용/절차 안내/해석 판단)별 실측 후 구간별 대응: </w:t>
+      </w:r>
+      <w:r>
+        <w:rPr>
+          <w:rFonts w:ascii="맑은 고딕" w:cs="맑은 고딕" w:eastAsia="맑은 고딕" w:hAnsi="맑은 고딕"/>
+          <w:b/>
+          <w:bCs/>
+          <w:sz w:val="20"/>
+          <w:szCs w:val="20"/>
+        </w:rPr>
+        <w:t xml:space="preserve">60~70%</w:t>
+      </w:r>
+      <w:r>
+        <w:rPr>
+          <w:rFonts w:ascii="맑은 고딕" w:cs="맑은 고딕" w:eastAsia="맑은 고딕" w:hAnsi="맑은 고딕"/>
+          <w:sz w:val="20"/>
+          <w:szCs w:val="20"/>
+        </w:rPr>
+        <w:t xml:space="preserve"> 구간은 해석 판단 비중이 높은 문의 유형을 특정해 해당 유형만 범위에서 제외하고 나머지로 범위를 축소해 진행, </w:t>
+      </w:r>
+      <w:r>
+        <w:rPr>
+          <w:rFonts w:ascii="맑은 고딕" w:cs="맑은 고딕" w:eastAsia="맑은 고딕" w:hAnsi="맑은 고딕"/>
+          <w:b/>
+          <w:bCs/>
+          <w:sz w:val="20"/>
+          <w:szCs w:val="20"/>
+        </w:rPr>
+        <w:t xml:space="preserve">60% 미만</w:t>
+      </w:r>
+      <w:r>
+        <w:rPr>
+          <w:rFonts w:ascii="맑은 고딕" w:cs="맑은 고딕" w:eastAsia="맑은 고딕" w:hAnsi="맑은 고딕"/>
+          <w:sz w:val="20"/>
+          <w:szCs w:val="20"/>
+        </w:rPr>
+        <w:t xml:space="preserve">은 규정 질의응답 방식의 효과가 제한적이라고 판단해 착수를 보류하고 접근 방식 재검토</w:t>
       </w:r>
     </w:p>
     <w:p>
@@ -6797,35 +6833,7 @@
           <w:sz w:val="20"/>
           <w:szCs w:val="20"/>
         </w:rPr>
-        <w:t xml:space="preserve"> — 향후 검토 대상. 여비 규정 질의응답은 자료 추가만으로 확장 가능</w:t>
-      </w:r>
-    </w:p>
-    <w:p>
-      <w:pPr>
-        <w:pStyle w:val="ListParagraph"/>
-        <w:numPr>
-          <w:ilvl w:val="0"/>
-          <w:numId w:val="2"/>
-        </w:numPr>
-        <w:spacing w:after="30" w:line="264"/>
-      </w:pPr>
-      <w:r>
-        <w:rPr>
-          <w:rFonts w:ascii="맑은 고딕" w:cs="맑은 고딕" w:eastAsia="맑은 고딕" w:hAnsi="맑은 고딕"/>
-          <w:b/>
-          <w:bCs/>
-          <w:sz w:val="20"/>
-          <w:szCs w:val="20"/>
-        </w:rPr>
-        <w:t xml:space="preserve">항공·숙박 예약 시스템 연동</w:t>
-      </w:r>
-      <w:r>
-        <w:rPr>
-          <w:rFonts w:ascii="맑은 고딕" w:cs="맑은 고딕" w:eastAsia="맑은 고딕" w:hAnsi="맑은 고딕"/>
-          <w:sz w:val="20"/>
-          <w:szCs w:val="20"/>
-        </w:rPr>
-        <w:t xml:space="preserve"> — 외부 시스템 연동 필요로 별도 과제 분리</w:t>
+        <w:t xml:space="preserve"> — 향후 별도 검토 대상, 본 과제의 범위 밖</w:t>
       </w:r>
     </w:p>
     <w:p>
@@ -7096,34 +7104,6 @@
           <w:sz w:val="20"/>
           <w:szCs w:val="20"/>
         </w:rPr>
-        <w:t xml:space="preserve">데이터시스템부</w:t>
-      </w:r>
-      <w:r>
-        <w:rPr>
-          <w:rFonts w:ascii="맑은 고딕" w:cs="맑은 고딕" w:eastAsia="맑은 고딕" w:hAnsi="맑은 고딕"/>
-          <w:sz w:val="20"/>
-          <w:szCs w:val="20"/>
-        </w:rPr>
-        <w:t xml:space="preserve"> — 데이터 수집·적재·관리 체계의 기준 협의 및 확정. 착수 전 협의 필수</w:t>
-      </w:r>
-    </w:p>
-    <w:p>
-      <w:pPr>
-        <w:pStyle w:val="ListParagraph"/>
-        <w:numPr>
-          <w:ilvl w:val="0"/>
-          <w:numId w:val="2"/>
-        </w:numPr>
-        <w:spacing w:after="30" w:line="264"/>
-      </w:pPr>
-      <w:r>
-        <w:rPr>
-          <w:rFonts w:ascii="맑은 고딕" w:cs="맑은 고딕" w:eastAsia="맑은 고딕" w:hAnsi="맑은 고딕"/>
-          <w:b/>
-          <w:bCs/>
-          <w:sz w:val="20"/>
-          <w:szCs w:val="20"/>
-        </w:rPr>
         <w:t xml:space="preserve">구축 담당</w:t>
       </w:r>
       <w:r>
@@ -7234,25 +7214,7 @@
           <w:sz w:val="20"/>
           <w:szCs w:val="20"/>
         </w:rPr>
-        <w:t xml:space="preserve"> — </w:t>
-      </w:r>
-      <w:r>
-        <w:rPr>
-          <w:rFonts w:ascii="맑은 고딕" w:cs="맑은 고딕" w:eastAsia="맑은 고딕" w:hAnsi="맑은 고딕"/>
-          <w:b/>
-          <w:bCs/>
-          <w:sz w:val="20"/>
-          <w:szCs w:val="20"/>
-        </w:rPr>
-        <w:t xml:space="preserve">데이터시스템부와 데이터 거버넌스 협의</w:t>
-      </w:r>
-      <w:r>
-        <w:rPr>
-          <w:rFonts w:ascii="맑은 고딕" w:cs="맑은 고딕" w:eastAsia="맑은 고딕" w:hAnsi="맑은 고딕"/>
-          <w:sz w:val="20"/>
-          <w:szCs w:val="20"/>
-        </w:rPr>
-        <w:t xml:space="preserve">, 문의 30건 분류, 평가 문항 작성, 소관부서 협의, 자동 수집 체계 확인</w:t>
+        <w:t xml:space="preserve"> — 문의 30건 분류, 평가 문항 작성, 소관부서 협의, 자동 수집 체계 확인</w:t>
       </w:r>
     </w:p>
     <w:p>
@@ -7532,15 +7494,15 @@
           <w:sz w:val="20"/>
           <w:szCs w:val="20"/>
         </w:rPr>
-        <w:t xml:space="preserve">데이터 거버넌스 기준</w:t>
-      </w:r>
-      <w:r>
-        <w:rPr>
-          <w:rFonts w:ascii="맑은 고딕" w:cs="맑은 고딕" w:eastAsia="맑은 고딕" w:hAnsi="맑은 고딕"/>
-          <w:sz w:val="20"/>
-          <w:szCs w:val="20"/>
-        </w:rPr>
-        <w:t xml:space="preserve"> — 데이터시스템부와 수집·적재·관리 체계 협의 후 확정 필요. 착수 선행 조건</w:t>
+        <w:t xml:space="preserve">데이터 관리 주체 지정</w:t>
+      </w:r>
+      <w:r>
+        <w:rPr>
+          <w:rFonts w:ascii="맑은 고딕" w:cs="맑은 고딕" w:eastAsia="맑은 고딕" w:hAnsi="맑은 고딕"/>
+          <w:sz w:val="20"/>
+          <w:szCs w:val="20"/>
+        </w:rPr>
+        <w:t xml:space="preserve"> — 안내서·양식·사례 등의 추후 관리 책임을 글로벌사업그룹 내부 논의를 통해 지정 필요</w:t>
       </w:r>
     </w:p>
     <w:p>

--- a/prds/국외근무직원-HR-에이전트-PRD.docx
+++ b/prds/국외근무직원-HR-에이전트-PRD.docx
@@ -75,7 +75,7 @@
           <w:sz w:val="20"/>
           <w:szCs w:val="20"/>
         </w:rPr>
-        <w:t xml:space="preserve">버전 / Version: v0.7 (초안)</w:t>
+        <w:t xml:space="preserve">버전 / Version: v0.8 (초안)</w:t>
       </w:r>
     </w:p>
     <w:p>
@@ -516,7 +516,7 @@
           <w:sz w:val="22"/>
           <w:szCs w:val="22"/>
         </w:rPr>
-        <w:t xml:space="preserve">1단계 — 담당자 전용 운영 (사용률·정확도 검증)</w:t>
+        <w:t xml:space="preserve">1단계 — 담당자 전용 운영 (활용률·답변 품질 검증)</w:t>
       </w:r>
     </w:p>
     <w:p>
@@ -534,7 +534,25 @@
           <w:sz w:val="20"/>
           <w:szCs w:val="20"/>
         </w:rPr>
-        <w:t xml:space="preserve">담당자 주간 사용률 </w:t>
+        <w:t xml:space="preserve">담당자 </w:t>
+      </w:r>
+      <w:r>
+        <w:rPr>
+          <w:rFonts w:ascii="맑은 고딕" w:cs="맑은 고딕" w:eastAsia="맑은 고딕" w:hAnsi="맑은 고딕"/>
+          <w:b/>
+          <w:bCs/>
+          <w:sz w:val="20"/>
+          <w:szCs w:val="20"/>
+        </w:rPr>
+        <w:t xml:space="preserve">전원</w:t>
+      </w:r>
+      <w:r>
+        <w:rPr>
+          <w:rFonts w:ascii="맑은 고딕" w:cs="맑은 고딕" w:eastAsia="맑은 고딕" w:hAnsi="맑은 고딕"/>
+          <w:sz w:val="20"/>
+          <w:szCs w:val="20"/>
+        </w:rPr>
+        <w:t xml:space="preserve">의 주간 사용률 </w:t>
       </w:r>
       <w:r>
         <w:rPr>
@@ -559,7 +577,7 @@
           <w:sz w:val="19"/>
           <w:szCs w:val="19"/>
         </w:rPr>
-        <w:t xml:space="preserve">(계산식) 담당자가 1회 이상 사용한 일수 ÷ 주간 근무일수 × 100</w:t>
+        <w:t xml:space="preserve">(계산식) 담당자별 1회 이상 사용한 일수 ÷ 주간 근무일수 × 100</w:t>
       </w:r>
     </w:p>
     <w:p>
@@ -602,7 +620,50 @@
           <w:sz w:val="19"/>
           <w:szCs w:val="19"/>
         </w:rPr>
-        <w:t xml:space="preserve">(계산식) 평가 문항 중 정답 처리 문항 수 ÷ 전체 평가 문항 수 × 100</w:t>
+        <w:t xml:space="preserve">(계산식) 정답 처리 문항 수 ÷ 전체 평가 문항 수 × 100</w:t>
+      </w:r>
+    </w:p>
+    <w:p>
+      <w:pPr>
+        <w:pStyle w:val="ListParagraph"/>
+        <w:numPr>
+          <w:ilvl w:val="0"/>
+          <w:numId w:val="2"/>
+        </w:numPr>
+        <w:spacing w:after="0" w:line="264"/>
+      </w:pPr>
+      <w:r>
+        <w:rPr>
+          <w:rFonts w:ascii="맑은 고딕" w:cs="맑은 고딕" w:eastAsia="맑은 고딕" w:hAnsi="맑은 고딕"/>
+          <w:sz w:val="20"/>
+          <w:szCs w:val="20"/>
+        </w:rPr>
+        <w:t xml:space="preserve">해석 필요 질의의 판별률 </w:t>
+      </w:r>
+      <w:r>
+        <w:rPr>
+          <w:rFonts w:ascii="맑은 고딕" w:cs="맑은 고딕" w:eastAsia="맑은 고딕" w:hAnsi="맑은 고딕"/>
+          <w:b/>
+          <w:bCs/>
+          <w:sz w:val="20"/>
+          <w:szCs w:val="20"/>
+        </w:rPr>
+        <w:t xml:space="preserve">95% 이상 확보</w:t>
+      </w:r>
+    </w:p>
+    <w:p>
+      <w:pPr>
+        <w:spacing w:after="130" w:before="0" w:line="252"/>
+        <w:ind w:left="300"/>
+      </w:pPr>
+      <w:r>
+        <w:rPr>
+          <w:rFonts w:ascii="맑은 고딕" w:cs="맑은 고딕" w:eastAsia="맑은 고딕" w:hAnsi="맑은 고딕"/>
+          <w:color w:val="595959"/>
+          <w:sz w:val="19"/>
+          <w:szCs w:val="19"/>
+        </w:rPr>
+        <w:t xml:space="preserve">(계산식) 답변 보류 및 소관부서 연결이 정상 수행된 문항 수 ÷ 전체 해석 필요 문항 수 × 100</w:t>
       </w:r>
     </w:p>
     <w:p>
@@ -4245,15 +4306,15 @@
           <w:sz w:val="20"/>
           <w:szCs w:val="20"/>
         </w:rPr>
-        <w:t xml:space="preserve">해석 사안 판별</w:t>
-      </w:r>
-      <w:r>
-        <w:rPr>
-          <w:rFonts w:ascii="맑은 고딕" w:cs="맑은 고딕" w:eastAsia="맑은 고딕" w:hAnsi="맑은 고딕"/>
-          <w:sz w:val="20"/>
-          <w:szCs w:val="20"/>
-        </w:rPr>
-        <w:t xml:space="preserve"> — 해석 필요 질의의 판별률 95% 이상 요구</w:t>
+        <w:t xml:space="preserve">해석 필요 질의 판별</w:t>
+      </w:r>
+      <w:r>
+        <w:rPr>
+          <w:rFonts w:ascii="맑은 고딕" w:cs="맑은 고딕" w:eastAsia="맑은 고딕" w:hAnsi="맑은 고딕"/>
+          <w:sz w:val="20"/>
+          <w:szCs w:val="20"/>
+        </w:rPr>
+        <w:t xml:space="preserve"> — 답변 보류 및 소관부서 연결의 정상 수행 비율 95% 이상 요구</w:t>
       </w:r>
     </w:p>
     <w:p>
@@ -5507,7 +5568,25 @@
           <w:sz w:val="20"/>
           <w:szCs w:val="20"/>
         </w:rPr>
-        <w:t xml:space="preserve">사용자 규모가 크지 않아 통계적 비교가 어려우므로, 도입 전후 비교와 평가 문항 측정의 병행 필요.</w:t>
+        <w:t xml:space="preserve">본 지표는 </w:t>
+      </w:r>
+      <w:r>
+        <w:rPr>
+          <w:rFonts w:ascii="맑은 고딕" w:cs="맑은 고딕" w:eastAsia="맑은 고딕" w:hAnsi="맑은 고딕"/>
+          <w:b/>
+          <w:bCs/>
+          <w:sz w:val="20"/>
+          <w:szCs w:val="20"/>
+        </w:rPr>
+        <w:t xml:space="preserve">1단계(담당자 전용 운영) 기간에 한정 적용</w:t>
+      </w:r>
+      <w:r>
+        <w:rPr>
+          <w:rFonts w:ascii="맑은 고딕" w:cs="맑은 고딕" w:eastAsia="맑은 고딕" w:hAnsi="맑은 고딕"/>
+          <w:sz w:val="20"/>
+          <w:szCs w:val="20"/>
+        </w:rPr>
+        <w:t xml:space="preserve">하며, 7항의 1단계 목표를 측정 단위로 세분한 것. 2단계 지표는 1단계 종료 시점의 실측값을 기준으로 별도 설정.</w:t>
       </w:r>
     </w:p>
     <w:p>
@@ -5524,119 +5603,175 @@
           <w:sz w:val="22"/>
           <w:szCs w:val="22"/>
         </w:rPr>
-        <w:t xml:space="preserve">업무 성과</w:t>
-      </w:r>
-    </w:p>
-    <w:p>
-      <w:pPr>
-        <w:pStyle w:val="ListParagraph"/>
-        <w:numPr>
-          <w:ilvl w:val="0"/>
-          <w:numId w:val="2"/>
-        </w:numPr>
-        <w:spacing w:after="30" w:line="264"/>
-      </w:pPr>
-      <w:r>
-        <w:rPr>
-          <w:rFonts w:ascii="맑은 고딕" w:cs="맑은 고딕" w:eastAsia="맑은 고딕" w:hAnsi="맑은 고딕"/>
-          <w:b/>
-          <w:bCs/>
-          <w:sz w:val="20"/>
-          <w:szCs w:val="20"/>
-        </w:rPr>
-        <w:t xml:space="preserve">담당자 수신 문의 건수</w:t>
-      </w:r>
-      <w:r>
-        <w:rPr>
-          <w:rFonts w:ascii="맑은 고딕" w:cs="맑은 고딕" w:eastAsia="맑은 고딕" w:hAnsi="맑은 고딕"/>
-          <w:sz w:val="20"/>
-          <w:szCs w:val="20"/>
-        </w:rPr>
-        <w:t xml:space="preserve"> — 도입 전 대비 40% 감소 목표, 문의 채널 기록 기준 집계</w:t>
-      </w:r>
-    </w:p>
-    <w:p>
-      <w:pPr>
-        <w:pStyle w:val="ListParagraph"/>
-        <w:numPr>
-          <w:ilvl w:val="0"/>
-          <w:numId w:val="2"/>
-        </w:numPr>
-        <w:spacing w:after="30" w:line="264"/>
-      </w:pPr>
-      <w:r>
-        <w:rPr>
-          <w:rFonts w:ascii="맑은 고딕" w:cs="맑은 고딕" w:eastAsia="맑은 고딕" w:hAnsi="맑은 고딕"/>
-          <w:b/>
-          <w:bCs/>
-          <w:sz w:val="20"/>
-          <w:szCs w:val="20"/>
-        </w:rPr>
-        <w:t xml:space="preserve">담당자 개입 없이 해결된 비율</w:t>
-      </w:r>
-      <w:r>
-        <w:rPr>
-          <w:rFonts w:ascii="맑은 고딕" w:cs="맑은 고딕" w:eastAsia="맑은 고딕" w:hAnsi="맑은 고딕"/>
-          <w:sz w:val="20"/>
-          <w:szCs w:val="20"/>
-        </w:rPr>
-        <w:t xml:space="preserve"> — 60% 목표, 사용 기록 기준 집계</w:t>
-      </w:r>
-    </w:p>
-    <w:p>
-      <w:pPr>
-        <w:pStyle w:val="ListParagraph"/>
-        <w:numPr>
-          <w:ilvl w:val="0"/>
-          <w:numId w:val="2"/>
-        </w:numPr>
-        <w:spacing w:after="30" w:line="264"/>
-      </w:pPr>
-      <w:r>
-        <w:rPr>
-          <w:rFonts w:ascii="맑은 고딕" w:cs="맑은 고딕" w:eastAsia="맑은 고딕" w:hAnsi="맑은 고딕"/>
-          <w:b/>
-          <w:bCs/>
-          <w:sz w:val="20"/>
-          <w:szCs w:val="20"/>
-        </w:rPr>
-        <w:t xml:space="preserve">정기인사 시기 문의 건수</w:t>
-      </w:r>
-      <w:r>
-        <w:rPr>
-          <w:rFonts w:ascii="맑은 고딕" w:cs="맑은 고딕" w:eastAsia="맑은 고딕" w:hAnsi="맑은 고딕"/>
-          <w:sz w:val="20"/>
-          <w:szCs w:val="20"/>
-        </w:rPr>
-        <w:t xml:space="preserve"> — 전년 동기 대비 40% 감소 목표</w:t>
-      </w:r>
-    </w:p>
-    <w:p>
-      <w:pPr>
-        <w:pStyle w:val="ListParagraph"/>
-        <w:numPr>
-          <w:ilvl w:val="0"/>
-          <w:numId w:val="2"/>
-        </w:numPr>
-        <w:spacing w:after="30" w:line="264"/>
-      </w:pPr>
-      <w:r>
-        <w:rPr>
-          <w:rFonts w:ascii="맑은 고딕" w:cs="맑은 고딕" w:eastAsia="맑은 고딕" w:hAnsi="맑은 고딕"/>
-          <w:b/>
-          <w:bCs/>
-          <w:sz w:val="20"/>
-          <w:szCs w:val="20"/>
-        </w:rPr>
-        <w:t xml:space="preserve">문의 1건당 담당자 소요시간</w:t>
-      </w:r>
-      <w:r>
-        <w:rPr>
-          <w:rFonts w:ascii="맑은 고딕" w:cs="맑은 고딕" w:eastAsia="맑은 고딕" w:hAnsi="맑은 고딕"/>
-          <w:sz w:val="20"/>
-          <w:szCs w:val="20"/>
-        </w:rPr>
-        <w:t xml:space="preserve"> — 도입 전 대비 30% 단축 목표</w:t>
+        <w:t xml:space="preserve">활용률 — 담당자가 실제로 사용하는가 (목표 1 연계)</w:t>
+      </w:r>
+    </w:p>
+    <w:p>
+      <w:pPr>
+        <w:pStyle w:val="ListParagraph"/>
+        <w:numPr>
+          <w:ilvl w:val="0"/>
+          <w:numId w:val="2"/>
+        </w:numPr>
+        <w:spacing w:after="30" w:line="264"/>
+      </w:pPr>
+      <w:r>
+        <w:rPr>
+          <w:rFonts w:ascii="맑은 고딕" w:cs="맑은 고딕" w:eastAsia="맑은 고딕" w:hAnsi="맑은 고딕"/>
+          <w:b/>
+          <w:bCs/>
+          <w:sz w:val="20"/>
+          <w:szCs w:val="20"/>
+        </w:rPr>
+        <w:t xml:space="preserve">주간 사용률</w:t>
+      </w:r>
+      <w:r>
+        <w:rPr>
+          <w:rFonts w:ascii="맑은 고딕" w:cs="맑은 고딕" w:eastAsia="맑은 고딕" w:hAnsi="맑은 고딕"/>
+          <w:sz w:val="20"/>
+          <w:szCs w:val="20"/>
+        </w:rPr>
+        <w:t xml:space="preserve"> (주지표) — 담당자 </w:t>
+      </w:r>
+      <w:r>
+        <w:rPr>
+          <w:rFonts w:ascii="맑은 고딕" w:cs="맑은 고딕" w:eastAsia="맑은 고딕" w:hAnsi="맑은 고딕"/>
+          <w:b/>
+          <w:bCs/>
+          <w:sz w:val="20"/>
+          <w:szCs w:val="20"/>
+        </w:rPr>
+        <w:t xml:space="preserve">전원이 각각</w:t>
+      </w:r>
+      <w:r>
+        <w:rPr>
+          <w:rFonts w:ascii="맑은 고딕" w:cs="맑은 고딕" w:eastAsia="맑은 고딕" w:hAnsi="맑은 고딕"/>
+          <w:sz w:val="20"/>
+          <w:szCs w:val="20"/>
+        </w:rPr>
+        <w:t xml:space="preserve"> 주 3일 이상 사용. 대상 인원이 1~2명으로 평균값의 의미가 없어 </w:t>
+      </w:r>
+      <w:r>
+        <w:rPr>
+          <w:rFonts w:ascii="맑은 고딕" w:cs="맑은 고딕" w:eastAsia="맑은 고딕" w:hAnsi="맑은 고딕"/>
+          <w:b/>
+          <w:bCs/>
+          <w:sz w:val="20"/>
+          <w:szCs w:val="20"/>
+        </w:rPr>
+        <w:t xml:space="preserve">개인별 충족 여부로 판정</w:t>
+      </w:r>
+    </w:p>
+    <w:p>
+      <w:pPr>
+        <w:pStyle w:val="ListParagraph"/>
+        <w:numPr>
+          <w:ilvl w:val="0"/>
+          <w:numId w:val="2"/>
+        </w:numPr>
+        <w:spacing w:after="30" w:line="264"/>
+      </w:pPr>
+      <w:r>
+        <w:rPr>
+          <w:rFonts w:ascii="맑은 고딕" w:cs="맑은 고딕" w:eastAsia="맑은 고딕" w:hAnsi="맑은 고딕"/>
+          <w:b/>
+          <w:bCs/>
+          <w:sz w:val="20"/>
+          <w:szCs w:val="20"/>
+        </w:rPr>
+        <w:t xml:space="preserve">1인당 주간 질의 건수</w:t>
+      </w:r>
+      <w:r>
+        <w:rPr>
+          <w:rFonts w:ascii="맑은 고딕" w:cs="맑은 고딕" w:eastAsia="맑은 고딕" w:hAnsi="맑은 고딕"/>
+          <w:sz w:val="20"/>
+          <w:szCs w:val="20"/>
+        </w:rPr>
+        <w:t xml:space="preserve"> — 주 5건 이상. 접속만 하고 실제 질의는 하지 않는 경우의 식별 목적</w:t>
+      </w:r>
+    </w:p>
+    <w:p>
+      <w:pPr>
+        <w:pStyle w:val="ListParagraph"/>
+        <w:numPr>
+          <w:ilvl w:val="0"/>
+          <w:numId w:val="2"/>
+        </w:numPr>
+        <w:spacing w:after="30" w:line="264"/>
+      </w:pPr>
+      <w:r>
+        <w:rPr>
+          <w:rFonts w:ascii="맑은 고딕" w:cs="맑은 고딕" w:eastAsia="맑은 고딕" w:hAnsi="맑은 고딕"/>
+          <w:b/>
+          <w:bCs/>
+          <w:sz w:val="20"/>
+          <w:szCs w:val="20"/>
+        </w:rPr>
+        <w:t xml:space="preserve">실무 반영률</w:t>
+      </w:r>
+      <w:r>
+        <w:rPr>
+          <w:rFonts w:ascii="맑은 고딕" w:cs="맑은 고딕" w:eastAsia="맑은 고딕" w:hAnsi="맑은 고딕"/>
+          <w:sz w:val="20"/>
+          <w:szCs w:val="20"/>
+        </w:rPr>
+        <w:t xml:space="preserve"> — 60% 이상. 시험 삼아 사용한 경우와 실제 문의 응대에 활용한 경우의 구분 목적</w:t>
+      </w:r>
+    </w:p>
+    <w:p>
+      <w:pPr>
+        <w:pStyle w:val="ListParagraph"/>
+        <w:numPr>
+          <w:ilvl w:val="0"/>
+          <w:numId w:val="2"/>
+        </w:numPr>
+        <w:spacing w:after="30" w:line="264"/>
+      </w:pPr>
+      <w:r>
+        <w:rPr>
+          <w:rFonts w:ascii="맑은 고딕" w:cs="맑은 고딕" w:eastAsia="맑은 고딕" w:hAnsi="맑은 고딕"/>
+          <w:b/>
+          <w:bCs/>
+          <w:sz w:val="20"/>
+          <w:szCs w:val="20"/>
+        </w:rPr>
+        <w:t xml:space="preserve">연속 사용 주 수</w:t>
+      </w:r>
+      <w:r>
+        <w:rPr>
+          <w:rFonts w:ascii="맑은 고딕" w:cs="맑은 고딕" w:eastAsia="맑은 고딕" w:hAnsi="맑은 고딕"/>
+          <w:sz w:val="20"/>
+          <w:szCs w:val="20"/>
+        </w:rPr>
+        <w:t xml:space="preserve"> — 4주 연속 유지. 도입 초기의 일시적 관심과 실제 정착의 구분 목적</w:t>
+      </w:r>
+    </w:p>
+    <w:p>
+      <w:pPr>
+        <w:pStyle w:val="ListParagraph"/>
+        <w:numPr>
+          <w:ilvl w:val="0"/>
+          <w:numId w:val="2"/>
+        </w:numPr>
+        <w:spacing w:after="30" w:line="264"/>
+      </w:pPr>
+      <w:r>
+        <w:rPr>
+          <w:rFonts w:ascii="맑은 고딕" w:cs="맑은 고딕" w:eastAsia="맑은 고딕" w:hAnsi="맑은 고딕"/>
+          <w:b/>
+          <w:bCs/>
+          <w:sz w:val="20"/>
+          <w:szCs w:val="20"/>
+        </w:rPr>
+        <w:t xml:space="preserve">사용 소감 청취</w:t>
+      </w:r>
+      <w:r>
+        <w:rPr>
+          <w:rFonts w:ascii="맑은 고딕" w:cs="맑은 고딕" w:eastAsia="맑은 고딕" w:hAnsi="맑은 고딕"/>
+          <w:sz w:val="20"/>
+          <w:szCs w:val="20"/>
+        </w:rPr>
+        <w:t xml:space="preserve"> — 격주 1회 담당자 면담. 대상 인원이 소수로 정량 판단이 어려워 정성 확인 병행 필요</w:t>
       </w:r>
     </w:p>
     <w:p>
@@ -5653,7 +5788,7 @@
           <w:sz w:val="22"/>
           <w:szCs w:val="22"/>
         </w:rPr>
-        <w:t xml:space="preserve">답변 품질</w:t>
+        <w:t xml:space="preserve">답변 품질 — 답이 맞고, 답하지 말아야 할 것을 가리는가 (목표 2·3 연계)</w:t>
       </w:r>
     </w:p>
     <w:p>
@@ -5681,7 +5816,35 @@
           <w:sz w:val="20"/>
           <w:szCs w:val="20"/>
         </w:rPr>
-        <w:t xml:space="preserve"> — 90% 이상, 배포 전 및 이후 분기별 측정</w:t>
+        <w:t xml:space="preserve"> (주지표) — 90% 이상. 배포 전 및 이후 분기별 측정</w:t>
+      </w:r>
+    </w:p>
+    <w:p>
+      <w:pPr>
+        <w:pStyle w:val="ListParagraph"/>
+        <w:numPr>
+          <w:ilvl w:val="0"/>
+          <w:numId w:val="2"/>
+        </w:numPr>
+        <w:spacing w:after="30" w:line="264"/>
+      </w:pPr>
+      <w:r>
+        <w:rPr>
+          <w:rFonts w:ascii="맑은 고딕" w:cs="맑은 고딕" w:eastAsia="맑은 고딕" w:hAnsi="맑은 고딕"/>
+          <w:b/>
+          <w:bCs/>
+          <w:sz w:val="20"/>
+          <w:szCs w:val="20"/>
+        </w:rPr>
+        <w:t xml:space="preserve">해석 필요 질의 판별률</w:t>
+      </w:r>
+      <w:r>
+        <w:rPr>
+          <w:rFonts w:ascii="맑은 고딕" w:cs="맑은 고딕" w:eastAsia="맑은 고딕" w:hAnsi="맑은 고딕"/>
+          <w:sz w:val="20"/>
+          <w:szCs w:val="20"/>
+        </w:rPr>
+        <w:t xml:space="preserve"> (주지표) — 95% 이상. 답변 보류 및 소관부서 연결의 정상 수행 비율</w:t>
       </w:r>
     </w:p>
     <w:p>
@@ -5709,35 +5872,53 @@
           <w:sz w:val="20"/>
           <w:szCs w:val="20"/>
         </w:rPr>
-        <w:t xml:space="preserve"> — 95% 이상, 인용 조항과 실제 근거 조항의 일치율</w:t>
-      </w:r>
-    </w:p>
-    <w:p>
-      <w:pPr>
-        <w:pStyle w:val="ListParagraph"/>
-        <w:numPr>
-          <w:ilvl w:val="0"/>
-          <w:numId w:val="2"/>
-        </w:numPr>
-        <w:spacing w:after="30" w:line="264"/>
-      </w:pPr>
-      <w:r>
-        <w:rPr>
-          <w:rFonts w:ascii="맑은 고딕" w:cs="맑은 고딕" w:eastAsia="맑은 고딕" w:hAnsi="맑은 고딕"/>
-          <w:b/>
-          <w:bCs/>
-          <w:sz w:val="20"/>
-          <w:szCs w:val="20"/>
-        </w:rPr>
-        <w:t xml:space="preserve">해석 사안 판별률</w:t>
-      </w:r>
-      <w:r>
-        <w:rPr>
-          <w:rFonts w:ascii="맑은 고딕" w:cs="맑은 고딕" w:eastAsia="맑은 고딕" w:hAnsi="맑은 고딕"/>
-          <w:sz w:val="20"/>
-          <w:szCs w:val="20"/>
-        </w:rPr>
-        <w:t xml:space="preserve"> — 95% 이상, 해석 필요 문항의 정상 판별 비율</w:t>
+        <w:t xml:space="preserve"> — 95% 이상. 인용 조항과 실제 근거 조항의 일치율. </w:t>
+      </w:r>
+      <w:r>
+        <w:rPr>
+          <w:rFonts w:ascii="맑은 고딕" w:cs="맑은 고딕" w:eastAsia="맑은 고딕" w:hAnsi="맑은 고딕"/>
+          <w:b/>
+          <w:bCs/>
+          <w:sz w:val="20"/>
+          <w:szCs w:val="20"/>
+        </w:rPr>
+        <w:t xml:space="preserve">답변 내용이 맞아도 근거 조항이 틀린 경우</w:t>
+      </w:r>
+      <w:r>
+        <w:rPr>
+          <w:rFonts w:ascii="맑은 고딕" w:cs="맑은 고딕" w:eastAsia="맑은 고딕" w:hAnsi="맑은 고딕"/>
+          <w:sz w:val="20"/>
+          <w:szCs w:val="20"/>
+        </w:rPr>
+        <w:t xml:space="preserve">의 식별 목적</w:t>
+      </w:r>
+    </w:p>
+    <w:p>
+      <w:pPr>
+        <w:pStyle w:val="ListParagraph"/>
+        <w:numPr>
+          <w:ilvl w:val="0"/>
+          <w:numId w:val="2"/>
+        </w:numPr>
+        <w:spacing w:after="30" w:line="264"/>
+      </w:pPr>
+      <w:r>
+        <w:rPr>
+          <w:rFonts w:ascii="맑은 고딕" w:cs="맑은 고딕" w:eastAsia="맑은 고딕" w:hAnsi="맑은 고딕"/>
+          <w:b/>
+          <w:bCs/>
+          <w:sz w:val="20"/>
+          <w:szCs w:val="20"/>
+        </w:rPr>
+        <w:t xml:space="preserve">근거 없는 답변 건수</w:t>
+      </w:r>
+      <w:r>
+        <w:rPr>
+          <w:rFonts w:ascii="맑은 고딕" w:cs="맑은 고딕" w:eastAsia="맑은 고딕" w:hAnsi="맑은 고딕"/>
+          <w:sz w:val="20"/>
+          <w:szCs w:val="20"/>
+        </w:rPr>
+        <w:t xml:space="preserve"> — 0건. 월 1회 답변 기록 표본 점검</w:t>
       </w:r>
     </w:p>
     <w:p>
@@ -5765,35 +5946,17 @@
           <w:sz w:val="20"/>
           <w:szCs w:val="20"/>
         </w:rPr>
-        <w:t xml:space="preserve"> — 20% 이하, 원 답변 대비 확정본 변경 비율의 자동 집계</w:t>
-      </w:r>
-    </w:p>
-    <w:p>
-      <w:pPr>
-        <w:pStyle w:val="ListParagraph"/>
-        <w:numPr>
-          <w:ilvl w:val="0"/>
-          <w:numId w:val="2"/>
-        </w:numPr>
-        <w:spacing w:after="30" w:line="264"/>
-      </w:pPr>
-      <w:r>
-        <w:rPr>
-          <w:rFonts w:ascii="맑은 고딕" w:cs="맑은 고딕" w:eastAsia="맑은 고딕" w:hAnsi="맑은 고딕"/>
-          <w:b/>
-          <w:bCs/>
-          <w:sz w:val="20"/>
-          <w:szCs w:val="20"/>
-        </w:rPr>
-        <w:t xml:space="preserve">근거 없는 답변 건수</w:t>
-      </w:r>
-      <w:r>
-        <w:rPr>
-          <w:rFonts w:ascii="맑은 고딕" w:cs="맑은 고딕" w:eastAsia="맑은 고딕" w:hAnsi="맑은 고딕"/>
-          <w:sz w:val="20"/>
-          <w:szCs w:val="20"/>
-        </w:rPr>
-        <w:t xml:space="preserve"> — 0건, 월 1회 답변 기록 표본 점검</w:t>
+        <w:t xml:space="preserve"> — 20% 이하. 원 답변 대비 확정본의 변경 비율을 자동 집계. 평가 문항 외 </w:t>
+      </w:r>
+      <w:r>
+        <w:rPr>
+          <w:rFonts w:ascii="맑은 고딕" w:cs="맑은 고딕" w:eastAsia="맑은 고딕" w:hAnsi="맑은 고딕"/>
+          <w:b/>
+          <w:bCs/>
+          <w:sz w:val="20"/>
+          <w:szCs w:val="20"/>
+        </w:rPr>
+        <w:t xml:space="preserve">유일한 실사용 기반 품질 신호</w:t>
       </w:r>
     </w:p>
     <w:p>
@@ -5813,108 +5976,29 @@
           <w:sz w:val="20"/>
           <w:szCs w:val="20"/>
         </w:rPr>
-        <w:t xml:space="preserve">답변 품질 지표는 사용자 규모와 무관한 측정이 가능하여, 초기 단계에서 활용 가능한 정량 근거에 해당.</w:t>
-      </w:r>
-    </w:p>
-    <w:p>
-      <w:pPr>
-        <w:pStyle w:val="Heading2"/>
-        <w:spacing w:after="70" w:before="180"/>
-      </w:pPr>
-      <w:r>
-        <w:rPr>
-          <w:rFonts w:ascii="맑은 고딕" w:cs="맑은 고딕" w:eastAsia="맑은 고딕" w:hAnsi="맑은 고딕"/>
-          <w:b/>
-          <w:bCs/>
-          <w:color w:val="1F4E79"/>
-          <w:sz w:val="22"/>
-          <w:szCs w:val="22"/>
-        </w:rPr>
-        <w:t xml:space="preserve">활용도</w:t>
-      </w:r>
-    </w:p>
-    <w:p>
-      <w:pPr>
-        <w:pStyle w:val="ListParagraph"/>
-        <w:numPr>
-          <w:ilvl w:val="0"/>
-          <w:numId w:val="2"/>
-        </w:numPr>
-        <w:spacing w:after="30" w:line="264"/>
-      </w:pPr>
-      <w:r>
-        <w:rPr>
-          <w:rFonts w:ascii="맑은 고딕" w:cs="맑은 고딕" w:eastAsia="맑은 고딕" w:hAnsi="맑은 고딕"/>
-          <w:b/>
-          <w:bCs/>
-          <w:sz w:val="20"/>
-          <w:szCs w:val="20"/>
-        </w:rPr>
-        <w:t xml:space="preserve">담당자 주간 사용률</w:t>
-      </w:r>
-      <w:r>
-        <w:rPr>
-          <w:rFonts w:ascii="맑은 고딕" w:cs="맑은 고딕" w:eastAsia="맑은 고딕" w:hAnsi="맑은 고딕"/>
-          <w:sz w:val="20"/>
-          <w:szCs w:val="20"/>
-        </w:rPr>
-        <w:t xml:space="preserve"> — 주 3일 이상 (1단계 목표 지표)</w:t>
-      </w:r>
-    </w:p>
-    <w:p>
-      <w:pPr>
-        <w:pStyle w:val="ListParagraph"/>
-        <w:numPr>
-          <w:ilvl w:val="0"/>
-          <w:numId w:val="2"/>
-        </w:numPr>
-        <w:spacing w:after="30" w:line="264"/>
-      </w:pPr>
-      <w:r>
-        <w:rPr>
-          <w:rFonts w:ascii="맑은 고딕" w:cs="맑은 고딕" w:eastAsia="맑은 고딕" w:hAnsi="맑은 고딕"/>
-          <w:b/>
-          <w:bCs/>
-          <w:sz w:val="20"/>
-          <w:szCs w:val="20"/>
-        </w:rPr>
-        <w:t xml:space="preserve">국외근무직원 월 사용자 비율</w:t>
-      </w:r>
-      <w:r>
-        <w:rPr>
-          <w:rFonts w:ascii="맑은 고딕" w:cs="맑은 고딕" w:eastAsia="맑은 고딕" w:hAnsi="맑은 고딕"/>
-          <w:sz w:val="20"/>
-          <w:szCs w:val="20"/>
-        </w:rPr>
-        <w:t xml:space="preserve"> — 2단계 기준 30% 이상</w:t>
-      </w:r>
-    </w:p>
-    <w:p>
-      <w:pPr>
-        <w:pStyle w:val="ListParagraph"/>
-        <w:numPr>
-          <w:ilvl w:val="0"/>
-          <w:numId w:val="2"/>
-        </w:numPr>
-        <w:spacing w:after="30" w:line="264"/>
-      </w:pPr>
-      <w:r>
-        <w:rPr>
-          <w:rFonts w:ascii="맑은 고딕" w:cs="맑은 고딕" w:eastAsia="맑은 고딕" w:hAnsi="맑은 고딕"/>
-          <w:b/>
-          <w:bCs/>
-          <w:sz w:val="20"/>
-          <w:szCs w:val="20"/>
-        </w:rPr>
-        <w:t xml:space="preserve">재문의 비율</w:t>
-      </w:r>
-      <w:r>
-        <w:rPr>
-          <w:rFonts w:ascii="맑은 고딕" w:cs="맑은 고딕" w:eastAsia="맑은 고딕" w:hAnsi="맑은 고딕"/>
-          <w:sz w:val="20"/>
-          <w:szCs w:val="20"/>
-        </w:rPr>
-        <w:t xml:space="preserve"> — 20% 이하, 동일 사용자의 동일 주제 7일 내 재질의 비율</w:t>
+        <w:t xml:space="preserve">담당자 1~2명 규모에서는 활용률의 통계적 해석이 어려우므로, </w:t>
+      </w:r>
+      <w:r>
+        <w:rPr>
+          <w:rFonts w:ascii="맑은 고딕" w:cs="맑은 고딕" w:eastAsia="맑은 고딕" w:hAnsi="맑은 고딕"/>
+          <w:b/>
+          <w:bCs/>
+          <w:i w:val="false"/>
+          <w:iCs w:val="false"/>
+          <w:sz w:val="20"/>
+          <w:szCs w:val="20"/>
+        </w:rPr>
+        <w:t xml:space="preserve">답변 품질 지표가 1단계 판정의 주 근거</w:t>
+      </w:r>
+      <w:r>
+        <w:rPr>
+          <w:rFonts w:ascii="맑은 고딕" w:cs="맑은 고딕" w:eastAsia="맑은 고딕" w:hAnsi="맑은 고딕"/>
+          <w:i w:val="false"/>
+          <w:iCs w:val="false"/>
+          <w:sz w:val="20"/>
+          <w:szCs w:val="20"/>
+        </w:rPr>
+        <w:t xml:space="preserve">에 해당.</w:t>
       </w:r>
     </w:p>
     <w:p>
@@ -6142,7 +6226,7 @@
           <w:sz w:val="20"/>
           <w:szCs w:val="20"/>
         </w:rPr>
-        <w:t xml:space="preserve">해석 사안 판별률 95% 이상 달성</w:t>
+        <w:t xml:space="preserve">해석 필요 질의 판별률 95% 이상 달성</w:t>
       </w:r>
     </w:p>
     <w:p>
@@ -6213,7 +6297,7 @@
           <w:sz w:val="20"/>
           <w:szCs w:val="20"/>
         </w:rPr>
-        <w:t xml:space="preserve">담당자의 주 3일 이상 자발적 사용 확인</w:t>
+        <w:t xml:space="preserve">담당자 전원의 주 3일 이상 자발적 사용 확인</w:t>
       </w:r>
     </w:p>
     <w:p>

--- a/prds/국외근무직원-HR-에이전트-PRD.docx
+++ b/prds/국외근무직원-HR-에이전트-PRD.docx
@@ -75,7 +75,7 @@
           <w:sz w:val="20"/>
           <w:szCs w:val="20"/>
         </w:rPr>
-        <w:t xml:space="preserve">버전 / Version: v0.8 (초안)</w:t>
+        <w:t xml:space="preserve">버전 / Version: v0.9 (초안)</w:t>
       </w:r>
     </w:p>
     <w:p>
@@ -245,7 +245,7 @@
           <w:sz w:val="20"/>
           <w:szCs w:val="20"/>
         </w:rPr>
-        <w:t xml:space="preserve">현재 국외근무직원 약 120명의 관련 문의가 글로벌사업그룹 HR 담당자 1~2명에게 집중되어 있으며, 동일 질문의 반복 발생과 답변 미기록으로 인한 재작업이 상시 발생. 본 에이전트는 해당 문의를 시스템이 1차로 수용하여 근거 기반 답변 즉시 제공</w:t>
+        <w:t xml:space="preserve">현재 국외근무직원 약 120명의 관련 문의가 글로벌사업그룹 HR 담당자 2명에게 집중되어 있으며, 동일 질문의 반복 발생과 답변 미기록으로 인한 재작업이 상시 발생. 본 에이전트는 해당 문의를 시스템이 1차로 수용하여 근거 기반 답변 즉시 제공</w:t>
       </w:r>
     </w:p>
     <w:p>
@@ -516,7 +516,7 @@
           <w:sz w:val="22"/>
           <w:szCs w:val="22"/>
         </w:rPr>
-        <w:t xml:space="preserve">1단계 — 담당자 전용 운영 (활용률·답변 품질 검증)</w:t>
+        <w:t xml:space="preserve">1단계 — 담당자 전용 운영 (9월, 활용률·답변 품질 검증)</w:t>
       </w:r>
     </w:p>
     <w:p>
@@ -680,7 +680,7 @@
           <w:sz w:val="22"/>
           <w:szCs w:val="22"/>
         </w:rPr>
-        <w:t xml:space="preserve">2단계 — 국외근무직원 대상 배포 (업무 부담 경감)</w:t>
+        <w:t xml:space="preserve">2단계 — 예비발령자 대상 확대 (11월 정기인사 시즌, 업무 부담 경감)</w:t>
       </w:r>
     </w:p>
     <w:p>
@@ -886,7 +886,7 @@
           <w:sz w:val="20"/>
           <w:szCs w:val="20"/>
         </w:rPr>
-        <w:t xml:space="preserve"> — 본부에서 국외 HR 업무를 담당하는 1~2명. 문의 응대 및 규정 확인을 상시 수행하는 1단계의 유일한 사용자</w:t>
+        <w:t xml:space="preserve"> — 본부에서 국외 HR 업무를 담당하는 2명. 문의 응대 및 규정 확인을 상시 수행하는 1단계의 유일한 사용자</w:t>
       </w:r>
     </w:p>
     <w:p>
@@ -931,7 +931,7 @@
           <w:sz w:val="22"/>
           <w:szCs w:val="22"/>
         </w:rPr>
-        <w:t xml:space="preserve">2단계 사용자 (부가 사용자)</w:t>
+        <w:t xml:space="preserve">2단계 사용자 (부가 사용자, 11월 정기인사 시즌부터)</w:t>
       </w:r>
     </w:p>
     <w:p>
@@ -959,7 +959,17 @@
           <w:sz w:val="20"/>
           <w:szCs w:val="20"/>
         </w:rPr>
-        <w:t xml:space="preserve"> — 국외 부임이 확정되어 준비 중인 직원. 준비 항목 및 제출 서류 확인 수요가 발령 시점에 집중</w:t>
+        <w:t xml:space="preserve"> — 국외 부임이 확정되어 준비 중인 직원. 11월 정기인사 발령 직후 준비 항목 및 제출 서류 확인 수요 집중. </w:t>
+      </w:r>
+      <w:r>
+        <w:rPr>
+          <w:rFonts w:ascii="맑은 고딕" w:cs="맑은 고딕" w:eastAsia="맑은 고딕" w:hAnsi="맑은 고딕"/>
+          <w:b/>
+          <w:bCs/>
+          <w:sz w:val="20"/>
+          <w:szCs w:val="20"/>
+        </w:rPr>
+        <w:t xml:space="preserve">2단계 우선 공개 대상</w:t>
       </w:r>
     </w:p>
     <w:p>
@@ -987,7 +997,7 @@
           <w:sz w:val="20"/>
           <w:szCs w:val="20"/>
         </w:rPr>
-        <w:t xml:space="preserve"> — 현지 근무 중인 약 120명. 보수·복지 규정의 개별 적용 여부에 대한 산발적 문의 발생</w:t>
+        <w:t xml:space="preserve"> — 현지 근무 중인 약 120명. 보수·복지 규정의 개별 적용 여부에 대한 산발적 문의 발생. 운영 상황에 따라 순차 확대</w:t>
       </w:r>
     </w:p>
     <w:p>
@@ -1073,7 +1083,7 @@
           <w:sz w:val="20"/>
           <w:szCs w:val="20"/>
         </w:rPr>
-        <w:t xml:space="preserve">국외근무직원 약 120명의 문의가 HR 담당자 1~2명에게 집중되어 응대 부담 가중</w:t>
+        <w:t xml:space="preserve">국외근무직원 약 120명의 문의가 HR 담당자 2명에게 집중되어 응대 부담 가중</w:t>
       </w:r>
     </w:p>
     <w:p>
@@ -4777,6 +4787,44 @@
           <w:sz w:val="20"/>
           <w:szCs w:val="20"/>
         </w:rPr>
+        <w:t xml:space="preserve">핵심 FAQ</w:t>
+      </w:r>
+      <w:r>
+        <w:rPr>
+          <w:rFonts w:ascii="맑은 고딕" w:cs="맑은 고딕" w:eastAsia="맑은 고딕" w:hAnsi="맑은 고딕"/>
+          <w:sz w:val="20"/>
+          <w:szCs w:val="20"/>
+        </w:rPr>
+        <w:t xml:space="preserve"> — 현업 담당자가 선정한 최우선 문의 항목. </w:t>
+      </w:r>
+      <w:r>
+        <w:rPr>
+          <w:rFonts w:ascii="맑은 고딕" w:cs="맑은 고딕" w:eastAsia="맑은 고딕" w:hAnsi="맑은 고딕"/>
+          <w:b/>
+          <w:bCs/>
+          <w:sz w:val="20"/>
+          <w:szCs w:val="20"/>
+        </w:rPr>
+        <w:t xml:space="preserve">8/14 제공 예정이며 초기 구축에 최우선 반영 필수</w:t>
+      </w:r>
+    </w:p>
+    <w:p>
+      <w:pPr>
+        <w:pStyle w:val="ListParagraph"/>
+        <w:numPr>
+          <w:ilvl w:val="0"/>
+          <w:numId w:val="2"/>
+        </w:numPr>
+        <w:spacing w:after="30" w:line="264"/>
+      </w:pPr>
+      <w:r>
+        <w:rPr>
+          <w:rFonts w:ascii="맑은 고딕" w:cs="맑은 고딕" w:eastAsia="맑은 고딕" w:hAnsi="맑은 고딕"/>
+          <w:b/>
+          <w:bCs/>
+          <w:sz w:val="20"/>
+          <w:szCs w:val="20"/>
+        </w:rPr>
         <w:t xml:space="preserve">국외근무 관련 규정·지침</w:t>
       </w:r>
       <w:r>
@@ -4831,7 +4879,7 @@
           <w:sz w:val="20"/>
           <w:szCs w:val="20"/>
         </w:rPr>
-        <w:t xml:space="preserve">, 연말 정기인사 시즌 정비 필요</w:t>
+        <w:t xml:space="preserve">, 11월 정기인사 시즌 정비 필요</w:t>
       </w:r>
     </w:p>
     <w:p>
@@ -4980,6 +5028,34 @@
           <w:sz w:val="20"/>
           <w:szCs w:val="20"/>
         </w:rPr>
+        <w:t xml:space="preserve">핵심 FAQ</w:t>
+      </w:r>
+      <w:r>
+        <w:rPr>
+          <w:rFonts w:ascii="맑은 고딕" w:cs="맑은 고딕" w:eastAsia="맑은 고딕" w:hAnsi="맑은 고딕"/>
+          <w:sz w:val="20"/>
+          <w:szCs w:val="20"/>
+        </w:rPr>
+        <w:t xml:space="preserve"> — 현업 담당자가 선정하여 8/14까지 제공. 초기 구축 시점에 최우선 반영</w:t>
+      </w:r>
+    </w:p>
+    <w:p>
+      <w:pPr>
+        <w:pStyle w:val="ListParagraph"/>
+        <w:numPr>
+          <w:ilvl w:val="0"/>
+          <w:numId w:val="2"/>
+        </w:numPr>
+        <w:spacing w:after="30" w:line="264"/>
+      </w:pPr>
+      <w:r>
+        <w:rPr>
+          <w:rFonts w:ascii="맑은 고딕" w:cs="맑은 고딕" w:eastAsia="맑은 고딕" w:hAnsi="맑은 고딕"/>
+          <w:b/>
+          <w:bCs/>
+          <w:sz w:val="20"/>
+          <w:szCs w:val="20"/>
+        </w:rPr>
         <w:t xml:space="preserve">규정·지침</w:t>
       </w:r>
       <w:r>
@@ -5026,7 +5102,7 @@
           <w:sz w:val="20"/>
           <w:szCs w:val="20"/>
         </w:rPr>
-        <w:t xml:space="preserve">연말 정기인사 시즌에 정비 시점 정례화</w:t>
+        <w:t xml:space="preserve">11월 정기인사 시즌에 정비 시점 정례화</w:t>
       </w:r>
     </w:p>
     <w:p>
@@ -5386,7 +5462,7 @@
           <w:sz w:val="20"/>
           <w:szCs w:val="20"/>
         </w:rPr>
-        <w:t xml:space="preserve">연말 정기인사 시즌을 자료 정비 시점으로 정례화</w:t>
+        <w:t xml:space="preserve">11월 정기인사 시즌을 자료 정비 시점으로 정례화</w:t>
       </w:r>
     </w:p>
     <w:p>
@@ -5500,7 +5576,7 @@
           <w:sz w:val="20"/>
           <w:szCs w:val="20"/>
         </w:rPr>
-        <w:t xml:space="preserve">자료 정비 시점을 연말 정기인사 시즌으로 정례화하고, 산출물 기준으로 관리 요구.</w:t>
+        <w:t xml:space="preserve">자료 정비 시점을 11월 정기인사 시즌으로 정례화하고, 산출물 기준으로 관리 요구.</w:t>
       </w:r>
     </w:p>
     <w:p>
@@ -5578,7 +5654,7 @@
           <w:sz w:val="20"/>
           <w:szCs w:val="20"/>
         </w:rPr>
-        <w:t xml:space="preserve">1단계(담당자 전용 운영) 기간에 한정 적용</w:t>
+        <w:t xml:space="preserve">1단계(9월, 담당자 전용 운영) 기간에 한정 적용</w:t>
       </w:r>
       <w:r>
         <w:rPr>
@@ -5649,7 +5725,7 @@
           <w:sz w:val="20"/>
           <w:szCs w:val="20"/>
         </w:rPr>
-        <w:t xml:space="preserve"> 주 3일 이상 사용. 대상 인원이 1~2명으로 평균값의 의미가 없어 </w:t>
+        <w:t xml:space="preserve"> 주 3일 이상 사용. 대상 인원이 2명으로 평균값의 의미가 없어 </w:t>
       </w:r>
       <w:r>
         <w:rPr>
@@ -5707,62 +5783,6 @@
           <w:sz w:val="20"/>
           <w:szCs w:val="20"/>
         </w:rPr>
-        <w:t xml:space="preserve">실무 반영률</w:t>
-      </w:r>
-      <w:r>
-        <w:rPr>
-          <w:rFonts w:ascii="맑은 고딕" w:cs="맑은 고딕" w:eastAsia="맑은 고딕" w:hAnsi="맑은 고딕"/>
-          <w:sz w:val="20"/>
-          <w:szCs w:val="20"/>
-        </w:rPr>
-        <w:t xml:space="preserve"> — 60% 이상. 시험 삼아 사용한 경우와 실제 문의 응대에 활용한 경우의 구분 목적</w:t>
-      </w:r>
-    </w:p>
-    <w:p>
-      <w:pPr>
-        <w:pStyle w:val="ListParagraph"/>
-        <w:numPr>
-          <w:ilvl w:val="0"/>
-          <w:numId w:val="2"/>
-        </w:numPr>
-        <w:spacing w:after="30" w:line="264"/>
-      </w:pPr>
-      <w:r>
-        <w:rPr>
-          <w:rFonts w:ascii="맑은 고딕" w:cs="맑은 고딕" w:eastAsia="맑은 고딕" w:hAnsi="맑은 고딕"/>
-          <w:b/>
-          <w:bCs/>
-          <w:sz w:val="20"/>
-          <w:szCs w:val="20"/>
-        </w:rPr>
-        <w:t xml:space="preserve">연속 사용 주 수</w:t>
-      </w:r>
-      <w:r>
-        <w:rPr>
-          <w:rFonts w:ascii="맑은 고딕" w:cs="맑은 고딕" w:eastAsia="맑은 고딕" w:hAnsi="맑은 고딕"/>
-          <w:sz w:val="20"/>
-          <w:szCs w:val="20"/>
-        </w:rPr>
-        <w:t xml:space="preserve"> — 4주 연속 유지. 도입 초기의 일시적 관심과 실제 정착의 구분 목적</w:t>
-      </w:r>
-    </w:p>
-    <w:p>
-      <w:pPr>
-        <w:pStyle w:val="ListParagraph"/>
-        <w:numPr>
-          <w:ilvl w:val="0"/>
-          <w:numId w:val="2"/>
-        </w:numPr>
-        <w:spacing w:after="30" w:line="264"/>
-      </w:pPr>
-      <w:r>
-        <w:rPr>
-          <w:rFonts w:ascii="맑은 고딕" w:cs="맑은 고딕" w:eastAsia="맑은 고딕" w:hAnsi="맑은 고딕"/>
-          <w:b/>
-          <w:bCs/>
-          <w:sz w:val="20"/>
-          <w:szCs w:val="20"/>
-        </w:rPr>
         <w:t xml:space="preserve">사용 소감 청취</w:t>
       </w:r>
       <w:r>
@@ -5771,7 +5791,17 @@
           <w:sz w:val="20"/>
           <w:szCs w:val="20"/>
         </w:rPr>
-        <w:t xml:space="preserve"> — 격주 1회 담당자 면담. 대상 인원이 소수로 정량 판단이 어려워 정성 확인 병행 필요</w:t>
+        <w:t xml:space="preserve"> — 격주 1회 담당자 면담. 대상 인원이 소수로 정량 판단이 어려워 </w:t>
+      </w:r>
+      <w:r>
+        <w:rPr>
+          <w:rFonts w:ascii="맑은 고딕" w:cs="맑은 고딕" w:eastAsia="맑은 고딕" w:hAnsi="맑은 고딕"/>
+          <w:b/>
+          <w:bCs/>
+          <w:sz w:val="20"/>
+          <w:szCs w:val="20"/>
+        </w:rPr>
+        <w:t xml:space="preserve">정성 확인 병행 필요</w:t>
       </w:r>
     </w:p>
     <w:p>
@@ -5816,7 +5846,7 @@
           <w:sz w:val="20"/>
           <w:szCs w:val="20"/>
         </w:rPr>
-        <w:t xml:space="preserve"> (주지표) — 90% 이상. 배포 전 및 이후 분기별 측정</w:t>
+        <w:t xml:space="preserve"> (주지표) — 90% 이상. 운영 시작 전 및 이후 월 1회 측정</w:t>
       </w:r>
     </w:p>
     <w:p>
@@ -5864,80 +5894,6 @@
           <w:sz w:val="20"/>
           <w:szCs w:val="20"/>
         </w:rPr>
-        <w:t xml:space="preserve">출처 정확도</w:t>
-      </w:r>
-      <w:r>
-        <w:rPr>
-          <w:rFonts w:ascii="맑은 고딕" w:cs="맑은 고딕" w:eastAsia="맑은 고딕" w:hAnsi="맑은 고딕"/>
-          <w:sz w:val="20"/>
-          <w:szCs w:val="20"/>
-        </w:rPr>
-        <w:t xml:space="preserve"> — 95% 이상. 인용 조항과 실제 근거 조항의 일치율. </w:t>
-      </w:r>
-      <w:r>
-        <w:rPr>
-          <w:rFonts w:ascii="맑은 고딕" w:cs="맑은 고딕" w:eastAsia="맑은 고딕" w:hAnsi="맑은 고딕"/>
-          <w:b/>
-          <w:bCs/>
-          <w:sz w:val="20"/>
-          <w:szCs w:val="20"/>
-        </w:rPr>
-        <w:t xml:space="preserve">답변 내용이 맞아도 근거 조항이 틀린 경우</w:t>
-      </w:r>
-      <w:r>
-        <w:rPr>
-          <w:rFonts w:ascii="맑은 고딕" w:cs="맑은 고딕" w:eastAsia="맑은 고딕" w:hAnsi="맑은 고딕"/>
-          <w:sz w:val="20"/>
-          <w:szCs w:val="20"/>
-        </w:rPr>
-        <w:t xml:space="preserve">의 식별 목적</w:t>
-      </w:r>
-    </w:p>
-    <w:p>
-      <w:pPr>
-        <w:pStyle w:val="ListParagraph"/>
-        <w:numPr>
-          <w:ilvl w:val="0"/>
-          <w:numId w:val="2"/>
-        </w:numPr>
-        <w:spacing w:after="30" w:line="264"/>
-      </w:pPr>
-      <w:r>
-        <w:rPr>
-          <w:rFonts w:ascii="맑은 고딕" w:cs="맑은 고딕" w:eastAsia="맑은 고딕" w:hAnsi="맑은 고딕"/>
-          <w:b/>
-          <w:bCs/>
-          <w:sz w:val="20"/>
-          <w:szCs w:val="20"/>
-        </w:rPr>
-        <w:t xml:space="preserve">근거 없는 답변 건수</w:t>
-      </w:r>
-      <w:r>
-        <w:rPr>
-          <w:rFonts w:ascii="맑은 고딕" w:cs="맑은 고딕" w:eastAsia="맑은 고딕" w:hAnsi="맑은 고딕"/>
-          <w:sz w:val="20"/>
-          <w:szCs w:val="20"/>
-        </w:rPr>
-        <w:t xml:space="preserve"> — 0건. 월 1회 답변 기록 표본 점검</w:t>
-      </w:r>
-    </w:p>
-    <w:p>
-      <w:pPr>
-        <w:pStyle w:val="ListParagraph"/>
-        <w:numPr>
-          <w:ilvl w:val="0"/>
-          <w:numId w:val="2"/>
-        </w:numPr>
-        <w:spacing w:after="30" w:line="264"/>
-      </w:pPr>
-      <w:r>
-        <w:rPr>
-          <w:rFonts w:ascii="맑은 고딕" w:cs="맑은 고딕" w:eastAsia="맑은 고딕" w:hAnsi="맑은 고딕"/>
-          <w:b/>
-          <w:bCs/>
-          <w:sz w:val="20"/>
-          <w:szCs w:val="20"/>
-        </w:rPr>
         <w:t xml:space="preserve">담당자 수정 정도</w:t>
       </w:r>
       <w:r>
@@ -5957,6 +5913,48 @@
           <w:szCs w:val="20"/>
         </w:rPr>
         <w:t xml:space="preserve">유일한 실사용 기반 품질 신호</w:t>
+      </w:r>
+    </w:p>
+    <w:p>
+      <w:pPr>
+        <w:pBdr>
+          <w:left w:val="single" w:color="E0A800" w:sz="18" w:space="8"/>
+        </w:pBdr>
+        <w:shd w:fill="FFF8E1" w:val="clear"/>
+        <w:spacing w:after="20" w:line="264"/>
+        <w:ind w:left="260"/>
+      </w:pPr>
+      <w:r>
+        <w:rPr>
+          <w:rFonts w:ascii="맑은 고딕" w:cs="맑은 고딕" w:eastAsia="맑은 고딕" w:hAnsi="맑은 고딕"/>
+          <w:i w:val="false"/>
+          <w:iCs w:val="false"/>
+          <w:sz w:val="20"/>
+          <w:szCs w:val="20"/>
+        </w:rPr>
+        <w:t xml:space="preserve">담당자 2명 규모에서는 활용률의 통계적 해석이 어려우므로, </w:t>
+      </w:r>
+      <w:r>
+        <w:rPr>
+          <w:rFonts w:ascii="맑은 고딕" w:cs="맑은 고딕" w:eastAsia="맑은 고딕" w:hAnsi="맑은 고딕"/>
+          <w:b/>
+          <w:bCs/>
+          <w:i w:val="false"/>
+          <w:iCs w:val="false"/>
+          <w:sz w:val="20"/>
+          <w:szCs w:val="20"/>
+        </w:rPr>
+        <w:t xml:space="preserve">답변 품질 지표가 1단계 판정의 주 근거</w:t>
+      </w:r>
+      <w:r>
+        <w:rPr>
+          <w:rFonts w:ascii="맑은 고딕" w:cs="맑은 고딕" w:eastAsia="맑은 고딕" w:hAnsi="맑은 고딕"/>
+          <w:i w:val="false"/>
+          <w:iCs w:val="false"/>
+          <w:sz w:val="20"/>
+          <w:szCs w:val="20"/>
+        </w:rPr>
+        <w:t xml:space="preserve">에 해당.</w:t>
       </w:r>
     </w:p>
     <w:p>
@@ -5976,29 +5974,7 @@
           <w:sz w:val="20"/>
           <w:szCs w:val="20"/>
         </w:rPr>
-        <w:t xml:space="preserve">담당자 1~2명 규모에서는 활용률의 통계적 해석이 어려우므로, </w:t>
-      </w:r>
-      <w:r>
-        <w:rPr>
-          <w:rFonts w:ascii="맑은 고딕" w:cs="맑은 고딕" w:eastAsia="맑은 고딕" w:hAnsi="맑은 고딕"/>
-          <w:b/>
-          <w:bCs/>
-          <w:i w:val="false"/>
-          <w:iCs w:val="false"/>
-          <w:sz w:val="20"/>
-          <w:szCs w:val="20"/>
-        </w:rPr>
-        <w:t xml:space="preserve">답변 품질 지표가 1단계 판정의 주 근거</w:t>
-      </w:r>
-      <w:r>
-        <w:rPr>
-          <w:rFonts w:ascii="맑은 고딕" w:cs="맑은 고딕" w:eastAsia="맑은 고딕" w:hAnsi="맑은 고딕"/>
-          <w:i w:val="false"/>
-          <w:iCs w:val="false"/>
-          <w:sz w:val="20"/>
-          <w:szCs w:val="20"/>
-        </w:rPr>
-        <w:t xml:space="preserve">에 해당.</w:t>
+        <w:t xml:space="preserve">출처 정확도 및 근거 없는 답변 건수는 16항 비기능 요구사항의 상시 충족 조건으로 관리.</w:t>
       </w:r>
     </w:p>
     <w:p>
@@ -6048,7 +6024,7 @@
           <w:sz w:val="20"/>
           <w:szCs w:val="20"/>
         </w:rPr>
-        <w:t xml:space="preserve">대상은 글로벌사업그룹 HR 담당자이며, 범위는 보수·복지 및 인사 규정 질의응답과 사례 축적. 규정의 자동 수집으로 별도 자료 준비가 불요하여 선행하고, 부임 안내는 국가별 자료 정비 선행이 필요하여 2단계으로 배치. 1차 운영 기간 중 안내서 정비 병행.</w:t>
+        <w:t xml:space="preserve">대상은 글로벌사업그룹 HR 담당자이며, 범위는 보수·복지 및 인사 규정 질의응답과 사례 축적. 규정의 자동 수집으로 별도 자료 준비가 불요하여 선행하고, 부임 안내는 국가별 자료 정비 선행이 필요하여 2단계으로 배치. 1단계 운영 기간 중 안내서 정비 병행.</w:t>
       </w:r>
     </w:p>
     <w:p>
@@ -6065,7 +6041,27 @@
           <w:sz w:val="22"/>
           <w:szCs w:val="22"/>
         </w:rPr>
-        <w:t xml:space="preserve">개발 착수 조건</w:t>
+        <w:t xml:space="preserve">초기 구축 조건 (~8/14)</w:t>
+      </w:r>
+    </w:p>
+    <w:p>
+      <w:pPr>
+        <w:pStyle w:val="ListParagraph"/>
+        <w:numPr>
+          <w:ilvl w:val="0"/>
+          <w:numId w:val="2"/>
+        </w:numPr>
+        <w:spacing w:after="30" w:line="264"/>
+      </w:pPr>
+      <w:r>
+        <w:rPr>
+          <w:rFonts w:ascii="맑은 고딕" w:cs="맑은 고딕" w:eastAsia="맑은 고딕" w:hAnsi="맑은 고딕"/>
+          <w:b/>
+          <w:bCs/>
+          <w:sz w:val="20"/>
+          <w:szCs w:val="20"/>
+        </w:rPr>
+        <w:t xml:space="preserve">현업 담당자 제공 핵심 FAQ의 반영 완료</w:t>
       </w:r>
     </w:p>
     <w:p>
@@ -6172,7 +6168,7 @@
           <w:sz w:val="22"/>
           <w:szCs w:val="22"/>
         </w:rPr>
-        <w:t xml:space="preserve">1단계 출시 조건</w:t>
+        <w:t xml:space="preserve">1단계 운영 개시 조건 (~8/21)</w:t>
       </w:r>
     </w:p>
     <w:p>
@@ -6279,7 +6275,7 @@
           <w:sz w:val="22"/>
           <w:szCs w:val="22"/>
         </w:rPr>
-        <w:t xml:space="preserve">2단계 전환 조건</w:t>
+        <w:t xml:space="preserve">2단계 전환 조건 (9월 말 판정)</w:t>
       </w:r>
     </w:p>
     <w:p>
@@ -6462,7 +6458,7 @@
           <w:sz w:val="20"/>
           <w:szCs w:val="20"/>
         </w:rPr>
-        <w:t xml:space="preserve"> — 본점 담당자의 본업 병행에 따른 지연 우려. 연말 정기인사 시즌을 정비 시점으로 정례화하고 산출물 기준으로 관리하여 완화</w:t>
+        <w:t xml:space="preserve"> — 본점 담당자의 본업 병행에 따른 지연 우려. 11월 정기인사 시즌을 정비 시점으로 정례화하고 산출물 기준으로 관리하여 완화</w:t>
       </w:r>
     </w:p>
     <w:p>
@@ -7084,7 +7080,7 @@
           <w:sz w:val="20"/>
           <w:szCs w:val="20"/>
         </w:rPr>
-        <w:t xml:space="preserve"> — 글로벌성장지원부 및 글로벌추진부 소속 1~2명. 1단계 주 사용자이자 답변 확정 및 자료 정비 담당</w:t>
+        <w:t xml:space="preserve"> — 글로벌성장지원부 및 글로벌추진부 소속 2명. 1단계 주 사용자이자 답변 확정 및 자료 정비 담당</w:t>
       </w:r>
     </w:p>
     <w:p>
@@ -7270,119 +7266,157 @@
           <w:sz w:val="20"/>
           <w:szCs w:val="20"/>
         </w:rPr>
-        <w:t xml:space="preserve">정확한 일자 대신 단계 기준 관리이며, 각 단계는 선행 단계의 출시 조건 충족을 전제.</w:t>
-      </w:r>
-    </w:p>
-    <w:p>
-      <w:pPr>
-        <w:pStyle w:val="ListParagraph"/>
-        <w:numPr>
-          <w:ilvl w:val="0"/>
-          <w:numId w:val="2"/>
-        </w:numPr>
-        <w:spacing w:after="30" w:line="264"/>
-      </w:pPr>
-      <w:r>
-        <w:rPr>
-          <w:rFonts w:ascii="맑은 고딕" w:cs="맑은 고딕" w:eastAsia="맑은 고딕" w:hAnsi="맑은 고딕"/>
-          <w:b/>
-          <w:bCs/>
-          <w:sz w:val="20"/>
-          <w:szCs w:val="20"/>
-        </w:rPr>
-        <w:t xml:space="preserve">사전 검증 (2~4주)</w:t>
-      </w:r>
-      <w:r>
-        <w:rPr>
-          <w:rFonts w:ascii="맑은 고딕" w:cs="맑은 고딕" w:eastAsia="맑은 고딕" w:hAnsi="맑은 고딕"/>
-          <w:sz w:val="20"/>
-          <w:szCs w:val="20"/>
-        </w:rPr>
-        <w:t xml:space="preserve"> — 문의 30건 분류, 평가 문항 작성, 소관부서 협의, 자동 수집 체계 확인</w:t>
-      </w:r>
-    </w:p>
-    <w:p>
-      <w:pPr>
-        <w:pStyle w:val="ListParagraph"/>
-        <w:numPr>
-          <w:ilvl w:val="0"/>
-          <w:numId w:val="2"/>
-        </w:numPr>
-        <w:spacing w:after="30" w:line="264"/>
-      </w:pPr>
-      <w:r>
-        <w:rPr>
-          <w:rFonts w:ascii="맑은 고딕" w:cs="맑은 고딕" w:eastAsia="맑은 고딕" w:hAnsi="맑은 고딕"/>
-          <w:b/>
-          <w:bCs/>
-          <w:sz w:val="20"/>
-          <w:szCs w:val="20"/>
-        </w:rPr>
-        <w:t xml:space="preserve">1단계</w:t>
-      </w:r>
-      <w:r>
-        <w:rPr>
-          <w:rFonts w:ascii="맑은 고딕" w:cs="맑은 고딕" w:eastAsia="맑은 고딕" w:hAnsi="맑은 고딕"/>
-          <w:sz w:val="20"/>
-          <w:szCs w:val="20"/>
-        </w:rPr>
-        <w:t xml:space="preserve"> — 규정 질의응답 및 사례 축적의 담당자 전용 구축·운영, 안내서 정비 병행</w:t>
-      </w:r>
-    </w:p>
-    <w:p>
-      <w:pPr>
-        <w:pStyle w:val="ListParagraph"/>
-        <w:numPr>
-          <w:ilvl w:val="0"/>
-          <w:numId w:val="2"/>
-        </w:numPr>
-        <w:spacing w:after="30" w:line="264"/>
-      </w:pPr>
-      <w:r>
-        <w:rPr>
-          <w:rFonts w:ascii="맑은 고딕" w:cs="맑은 고딕" w:eastAsia="맑은 고딕" w:hAnsi="맑은 고딕"/>
-          <w:b/>
-          <w:bCs/>
-          <w:sz w:val="20"/>
-          <w:szCs w:val="20"/>
-        </w:rPr>
-        <w:t xml:space="preserve">2단계</w:t>
-      </w:r>
-      <w:r>
-        <w:rPr>
-          <w:rFonts w:ascii="맑은 고딕" w:cs="맑은 고딕" w:eastAsia="맑은 고딕" w:hAnsi="맑은 고딕"/>
-          <w:sz w:val="20"/>
-          <w:szCs w:val="20"/>
-        </w:rPr>
-        <w:t xml:space="preserve"> — 부임·복귀 안내, 서류 양식 제공, 국외근무직원 및 예비발령자 대상 공개</w:t>
-      </w:r>
-    </w:p>
-    <w:p>
-      <w:pPr>
-        <w:pStyle w:val="ListParagraph"/>
-        <w:numPr>
-          <w:ilvl w:val="0"/>
-          <w:numId w:val="2"/>
-        </w:numPr>
-        <w:spacing w:after="30" w:line="264"/>
-      </w:pPr>
-      <w:r>
-        <w:rPr>
-          <w:rFonts w:ascii="맑은 고딕" w:cs="맑은 고딕" w:eastAsia="맑은 고딕" w:hAnsi="맑은 고딕"/>
-          <w:b/>
-          <w:bCs/>
-          <w:sz w:val="20"/>
-          <w:szCs w:val="20"/>
-        </w:rPr>
-        <w:t xml:space="preserve">향후</w:t>
-      </w:r>
-      <w:r>
-        <w:rPr>
-          <w:rFonts w:ascii="맑은 고딕" w:cs="맑은 고딕" w:eastAsia="맑은 고딕" w:hAnsi="맑은 고딕"/>
-          <w:sz w:val="20"/>
-          <w:szCs w:val="20"/>
-        </w:rPr>
-        <w:t xml:space="preserve"> — 출장 관리 등 인접 업무로의 확장 검토</w:t>
+        <w:t xml:space="preserve">각 단계는 선행 단계의 출시 조건 충족을 전제로 진행.</w:t>
+      </w:r>
+    </w:p>
+    <w:p>
+      <w:pPr>
+        <w:pStyle w:val="ListParagraph"/>
+        <w:numPr>
+          <w:ilvl w:val="0"/>
+          <w:numId w:val="2"/>
+        </w:numPr>
+        <w:spacing w:after="30" w:line="264"/>
+      </w:pPr>
+      <w:r>
+        <w:rPr>
+          <w:rFonts w:ascii="맑은 고딕" w:cs="맑은 고딕" w:eastAsia="맑은 고딕" w:hAnsi="맑은 고딕"/>
+          <w:b/>
+          <w:bCs/>
+          <w:sz w:val="20"/>
+          <w:szCs w:val="20"/>
+        </w:rPr>
+        <w:t xml:space="preserve">초기 구축 (~8/14)</w:t>
+      </w:r>
+      <w:r>
+        <w:rPr>
+          <w:rFonts w:ascii="맑은 고딕" w:cs="맑은 고딕" w:eastAsia="맑은 고딕" w:hAnsi="맑은 고딕"/>
+          <w:sz w:val="20"/>
+          <w:szCs w:val="20"/>
+        </w:rPr>
+        <w:t xml:space="preserve"> — 기확보 데이터 기반 에이전트 1차 제작. </w:t>
+      </w:r>
+      <w:r>
+        <w:rPr>
+          <w:rFonts w:ascii="맑은 고딕" w:cs="맑은 고딕" w:eastAsia="맑은 고딕" w:hAnsi="맑은 고딕"/>
+          <w:b/>
+          <w:bCs/>
+          <w:sz w:val="20"/>
+          <w:szCs w:val="20"/>
+        </w:rPr>
+        <w:t xml:space="preserve">현업 담당자 제공 핵심 FAQ의 최우선 반영 필수</w:t>
+      </w:r>
+    </w:p>
+    <w:p>
+      <w:pPr>
+        <w:pStyle w:val="ListParagraph"/>
+        <w:numPr>
+          <w:ilvl w:val="0"/>
+          <w:numId w:val="2"/>
+        </w:numPr>
+        <w:spacing w:after="30" w:line="264"/>
+      </w:pPr>
+      <w:r>
+        <w:rPr>
+          <w:rFonts w:ascii="맑은 고딕" w:cs="맑은 고딕" w:eastAsia="맑은 고딕" w:hAnsi="맑은 고딕"/>
+          <w:b/>
+          <w:bCs/>
+          <w:sz w:val="20"/>
+          <w:szCs w:val="20"/>
+        </w:rPr>
+        <w:t xml:space="preserve">스테이징 개발 완료 (~8/21)</w:t>
+      </w:r>
+      <w:r>
+        <w:rPr>
+          <w:rFonts w:ascii="맑은 고딕" w:cs="맑은 고딕" w:eastAsia="맑은 고딕" w:hAnsi="맑은 고딕"/>
+          <w:sz w:val="20"/>
+          <w:szCs w:val="20"/>
+        </w:rPr>
+        <w:t xml:space="preserve"> — 데이터 지속 업데이트 병행, 1단계 운영 환경 준비</w:t>
+      </w:r>
+    </w:p>
+    <w:p>
+      <w:pPr>
+        <w:pStyle w:val="ListParagraph"/>
+        <w:numPr>
+          <w:ilvl w:val="0"/>
+          <w:numId w:val="2"/>
+        </w:numPr>
+        <w:spacing w:after="30" w:line="264"/>
+      </w:pPr>
+      <w:r>
+        <w:rPr>
+          <w:rFonts w:ascii="맑은 고딕" w:cs="맑은 고딕" w:eastAsia="맑은 고딕" w:hAnsi="맑은 고딕"/>
+          <w:b/>
+          <w:bCs/>
+          <w:sz w:val="20"/>
+          <w:szCs w:val="20"/>
+        </w:rPr>
+        <w:t xml:space="preserve">1단계 운영 (9월, 4주간)</w:t>
+      </w:r>
+      <w:r>
+        <w:rPr>
+          <w:rFonts w:ascii="맑은 고딕" w:cs="맑은 고딕" w:eastAsia="맑은 고딕" w:hAnsi="맑은 고딕"/>
+          <w:sz w:val="20"/>
+          <w:szCs w:val="20"/>
+        </w:rPr>
+        <w:t xml:space="preserve"> — 글로벌사업그룹 HR 담당자 2명 대상 시범 운영. 사용 피드백 수렴 및 개선 반복</w:t>
+      </w:r>
+    </w:p>
+    <w:p>
+      <w:pPr>
+        <w:pStyle w:val="ListParagraph"/>
+        <w:numPr>
+          <w:ilvl w:val="0"/>
+          <w:numId w:val="2"/>
+        </w:numPr>
+        <w:spacing w:after="30" w:line="264"/>
+      </w:pPr>
+      <w:r>
+        <w:rPr>
+          <w:rFonts w:ascii="맑은 고딕" w:cs="맑은 고딕" w:eastAsia="맑은 고딕" w:hAnsi="맑은 고딕"/>
+          <w:b/>
+          <w:bCs/>
+          <w:sz w:val="20"/>
+          <w:szCs w:val="20"/>
+        </w:rPr>
+        <w:t xml:space="preserve">1단계 결과 판정 (9월 말)</w:t>
+      </w:r>
+      <w:r>
+        <w:rPr>
+          <w:rFonts w:ascii="맑은 고딕" w:cs="맑은 고딕" w:eastAsia="맑은 고딕" w:hAnsi="맑은 고딕"/>
+          <w:sz w:val="20"/>
+          <w:szCs w:val="20"/>
+        </w:rPr>
+        <w:t xml:space="preserve"> — 활용률 및 답변 품질 지표 측정, 2단계 전환 여부 결정</w:t>
+      </w:r>
+    </w:p>
+    <w:p>
+      <w:pPr>
+        <w:pStyle w:val="ListParagraph"/>
+        <w:numPr>
+          <w:ilvl w:val="0"/>
+          <w:numId w:val="2"/>
+        </w:numPr>
+        <w:spacing w:after="30" w:line="264"/>
+      </w:pPr>
+      <w:r>
+        <w:rPr>
+          <w:rFonts w:ascii="맑은 고딕" w:cs="맑은 고딕" w:eastAsia="맑은 고딕" w:hAnsi="맑은 고딕"/>
+          <w:b/>
+          <w:bCs/>
+          <w:sz w:val="20"/>
+          <w:szCs w:val="20"/>
+        </w:rPr>
+        <w:t xml:space="preserve">2단계 확대 (11월 정기인사 시즌)</w:t>
+      </w:r>
+      <w:r>
+        <w:rPr>
+          <w:rFonts w:ascii="맑은 고딕" w:cs="맑은 고딕" w:eastAsia="맑은 고딕" w:hAnsi="맑은 고딕"/>
+          <w:sz w:val="20"/>
+          <w:szCs w:val="20"/>
+        </w:rPr>
+        <w:t xml:space="preserve"> — 예비발령자 대상 공개. 국외근무직원 확대는 운영 상황에 따라 순차 적용</w:t>
       </w:r>
     </w:p>
     <w:p>
@@ -7395,25 +7429,121 @@
           <w:sz w:val="20"/>
           <w:szCs w:val="20"/>
         </w:rPr>
-        <w:t xml:space="preserve">주요 확인 시점은 사전 검증 통과 판정, 1단계 출시 조건 충족, 2단계 전환 조건 충족의 3개 지점. 일정상 최대 제약은 </w:t>
-      </w:r>
-      <w:r>
-        <w:rPr>
-          <w:rFonts w:ascii="맑은 고딕" w:cs="맑은 고딕" w:eastAsia="맑은 고딕" w:hAnsi="맑은 고딕"/>
-          <w:b/>
-          <w:bCs/>
-          <w:sz w:val="20"/>
-          <w:szCs w:val="20"/>
-        </w:rPr>
-        <w:t xml:space="preserve">정기인사 이전의 자료 정비 완료</w:t>
-      </w:r>
-      <w:r>
-        <w:rPr>
-          <w:rFonts w:ascii="맑은 고딕" w:cs="맑은 고딕" w:eastAsia="맑은 고딕" w:hAnsi="맑은 고딕"/>
-          <w:sz w:val="20"/>
-          <w:szCs w:val="20"/>
-        </w:rPr>
-        <w:t xml:space="preserve">.</w:t>
+        <w:t xml:space="preserve">주요 확인 시점은 </w:t>
+      </w:r>
+      <w:r>
+        <w:rPr>
+          <w:rFonts w:ascii="맑은 고딕" w:cs="맑은 고딕" w:eastAsia="맑은 고딕" w:hAnsi="맑은 고딕"/>
+          <w:b/>
+          <w:bCs/>
+          <w:sz w:val="20"/>
+          <w:szCs w:val="20"/>
+        </w:rPr>
+        <w:t xml:space="preserve">8/14 핵심 FAQ 반영 완료</w:t>
+      </w:r>
+      <w:r>
+        <w:rPr>
+          <w:rFonts w:ascii="맑은 고딕" w:cs="맑은 고딕" w:eastAsia="맑은 고딕" w:hAnsi="맑은 고딕"/>
+          <w:sz w:val="20"/>
+          <w:szCs w:val="20"/>
+        </w:rPr>
+        <w:t xml:space="preserve">, </w:t>
+      </w:r>
+      <w:r>
+        <w:rPr>
+          <w:rFonts w:ascii="맑은 고딕" w:cs="맑은 고딕" w:eastAsia="맑은 고딕" w:hAnsi="맑은 고딕"/>
+          <w:b/>
+          <w:bCs/>
+          <w:sz w:val="20"/>
+          <w:szCs w:val="20"/>
+        </w:rPr>
+        <w:t xml:space="preserve">8/21 스테이징 개발 완료</w:t>
+      </w:r>
+      <w:r>
+        <w:rPr>
+          <w:rFonts w:ascii="맑은 고딕" w:cs="맑은 고딕" w:eastAsia="맑은 고딕" w:hAnsi="맑은 고딕"/>
+          <w:sz w:val="20"/>
+          <w:szCs w:val="20"/>
+        </w:rPr>
+        <w:t xml:space="preserve">, </w:t>
+      </w:r>
+      <w:r>
+        <w:rPr>
+          <w:rFonts w:ascii="맑은 고딕" w:cs="맑은 고딕" w:eastAsia="맑은 고딕" w:hAnsi="맑은 고딕"/>
+          <w:b/>
+          <w:bCs/>
+          <w:sz w:val="20"/>
+          <w:szCs w:val="20"/>
+        </w:rPr>
+        <w:t xml:space="preserve">9월 말 1단계 판정</w:t>
+      </w:r>
+      <w:r>
+        <w:rPr>
+          <w:rFonts w:ascii="맑은 고딕" w:cs="맑은 고딕" w:eastAsia="맑은 고딕" w:hAnsi="맑은 고딕"/>
+          <w:sz w:val="20"/>
+          <w:szCs w:val="20"/>
+        </w:rPr>
+        <w:t xml:space="preserve">, </w:t>
+      </w:r>
+      <w:r>
+        <w:rPr>
+          <w:rFonts w:ascii="맑은 고딕" w:cs="맑은 고딕" w:eastAsia="맑은 고딕" w:hAnsi="맑은 고딕"/>
+          <w:b/>
+          <w:bCs/>
+          <w:sz w:val="20"/>
+          <w:szCs w:val="20"/>
+        </w:rPr>
+        <w:t xml:space="preserve">11월 2단계 확대</w:t>
+      </w:r>
+      <w:r>
+        <w:rPr>
+          <w:rFonts w:ascii="맑은 고딕" w:cs="맑은 고딕" w:eastAsia="맑은 고딕" w:hAnsi="맑은 고딕"/>
+          <w:sz w:val="20"/>
+          <w:szCs w:val="20"/>
+        </w:rPr>
+        <w:t xml:space="preserve">의 4개 지점.</w:t>
+      </w:r>
+    </w:p>
+    <w:p>
+      <w:pPr>
+        <w:pBdr>
+          <w:left w:val="single" w:color="E0A800" w:sz="18" w:space="8"/>
+        </w:pBdr>
+        <w:shd w:fill="FFF8E1" w:val="clear"/>
+        <w:spacing w:after="90" w:line="264"/>
+        <w:ind w:left="260"/>
+      </w:pPr>
+      <w:r>
+        <w:rPr>
+          <w:rFonts w:ascii="맑은 고딕" w:cs="맑은 고딕" w:eastAsia="맑은 고딕" w:hAnsi="맑은 고딕"/>
+          <w:i w:val="false"/>
+          <w:iCs w:val="false"/>
+          <w:sz w:val="20"/>
+          <w:szCs w:val="20"/>
+        </w:rPr>
+        <w:t xml:space="preserve">⚠️ 11월 정기인사 발령과 예비발령자 공개 시점이 동일하여, </w:t>
+      </w:r>
+      <w:r>
+        <w:rPr>
+          <w:rFonts w:ascii="맑은 고딕" w:cs="맑은 고딕" w:eastAsia="맑은 고딕" w:hAnsi="맑은 고딕"/>
+          <w:b/>
+          <w:bCs/>
+          <w:i w:val="false"/>
+          <w:iCs w:val="false"/>
+          <w:sz w:val="20"/>
+          <w:szCs w:val="20"/>
+        </w:rPr>
+        <w:t xml:space="preserve">발령 직후 부임 안내서 정비와 공개가 같은 시기에 몰릴 우려</w:t>
+      </w:r>
+      <w:r>
+        <w:rPr>
+          <w:rFonts w:ascii="맑은 고딕" w:cs="맑은 고딕" w:eastAsia="맑은 고딕" w:hAnsi="맑은 고딕"/>
+          <w:i w:val="false"/>
+          <w:iCs w:val="false"/>
+          <w:sz w:val="20"/>
+          <w:szCs w:val="20"/>
+        </w:rPr>
+        <w:t xml:space="preserve">. 안내서 정비를 발령 전 준비 가능한 범위까지 선행할 필요.</w:t>
       </w:r>
     </w:p>
     <w:p>

--- a/prds/국외근무직원-HR-에이전트-PRD.docx
+++ b/prds/국외근무직원-HR-에이전트-PRD.docx
@@ -75,7 +75,7 @@
           <w:sz w:val="20"/>
           <w:szCs w:val="20"/>
         </w:rPr>
-        <w:t xml:space="preserve">버전 / Version: v0.9 (초안)</w:t>
+        <w:t xml:space="preserve">버전 / Version: v1.0 (초안)</w:t>
       </w:r>
     </w:p>
     <w:p>
@@ -371,6 +371,34 @@
           <w:szCs w:val="20"/>
         </w:rPr>
         <w:t xml:space="preserve"> — 부임 전 제출 서류 등 국가별·용도별 최신 양식 직접 제공</w:t>
+      </w:r>
+    </w:p>
+    <w:p>
+      <w:pPr>
+        <w:pStyle w:val="ListParagraph"/>
+        <w:numPr>
+          <w:ilvl w:val="0"/>
+          <w:numId w:val="2"/>
+        </w:numPr>
+        <w:spacing w:after="30" w:line="264"/>
+      </w:pPr>
+      <w:r>
+        <w:rPr>
+          <w:rFonts w:ascii="맑은 고딕" w:cs="맑은 고딕" w:eastAsia="맑은 고딕" w:hAnsi="맑은 고딕"/>
+          <w:b/>
+          <w:bCs/>
+          <w:sz w:val="20"/>
+          <w:szCs w:val="20"/>
+        </w:rPr>
+        <w:t xml:space="preserve">산출물 생성</w:t>
+      </w:r>
+      <w:r>
+        <w:rPr>
+          <w:rFonts w:ascii="맑은 고딕" w:cs="맑은 고딕" w:eastAsia="맑은 고딕" w:hAnsi="맑은 고딕"/>
+          <w:sz w:val="20"/>
+          <w:szCs w:val="20"/>
+        </w:rPr>
+        <w:t xml:space="preserve"> — 답변 기반 체크리스트·안내서·신청서 등 실행 문서 생성</w:t>
       </w:r>
     </w:p>
     <w:p>
@@ -1821,6 +1849,34 @@
           <w:szCs w:val="20"/>
         </w:rPr>
         <w:t xml:space="preserve"> — 부임 전 제출 서류 등 국가별·용도별 최신 양식의 직접 제공</w:t>
+      </w:r>
+    </w:p>
+    <w:p>
+      <w:pPr>
+        <w:pStyle w:val="ListParagraph"/>
+        <w:numPr>
+          <w:ilvl w:val="0"/>
+          <w:numId w:val="2"/>
+        </w:numPr>
+        <w:spacing w:after="30" w:line="264"/>
+      </w:pPr>
+      <w:r>
+        <w:rPr>
+          <w:rFonts w:ascii="맑은 고딕" w:cs="맑은 고딕" w:eastAsia="맑은 고딕" w:hAnsi="맑은 고딕"/>
+          <w:b/>
+          <w:bCs/>
+          <w:sz w:val="20"/>
+          <w:szCs w:val="20"/>
+        </w:rPr>
+        <w:t xml:space="preserve">산출물 생성</w:t>
+      </w:r>
+      <w:r>
+        <w:rPr>
+          <w:rFonts w:ascii="맑은 고딕" w:cs="맑은 고딕" w:eastAsia="맑은 고딕" w:hAnsi="맑은 고딕"/>
+          <w:sz w:val="20"/>
+          <w:szCs w:val="20"/>
+        </w:rPr>
+        <w:t xml:space="preserve"> — 답변 내용을 기반으로 체크리스트·안내서·신청서·기준표 등 실행 문서 생성</w:t>
       </w:r>
     </w:p>
     <w:p>
@@ -1968,8 +2024,8 @@
         </w:tblBorders>
       </w:tblPr>
       <w:tblGrid>
-        <w:gridCol w:w="1500"/>
-        <w:gridCol w:w="8246"/>
+        <w:gridCol w:w="841"/>
+        <w:gridCol w:w="8905"/>
       </w:tblGrid>
       <w:tr>
         <w:trPr>
@@ -1977,7 +2033,7 @@
         </w:trPr>
         <w:tc>
           <w:tcPr>
-            <w:tcW w:type="dxa" w:w="1500"/>
+            <w:tcW w:type="dxa" w:w="841"/>
             <w:shd w:fill="E8EEF4" w:val="clear"/>
             <w:tcMar>
               <w:top w:type="dxa" w:w="36"/>
@@ -2004,7 +2060,7 @@
         </w:tc>
         <w:tc>
           <w:tcPr>
-            <w:tcW w:type="dxa" w:w="8246"/>
+            <w:tcW w:type="dxa" w:w="8905"/>
             <w:shd w:fill="E8EEF4" w:val="clear"/>
             <w:tcMar>
               <w:top w:type="dxa" w:w="36"/>
@@ -2036,7 +2092,7 @@
         </w:trPr>
         <w:tc>
           <w:tcPr>
-            <w:tcW w:type="dxa" w:w="1500"/>
+            <w:tcW w:type="dxa" w:w="841"/>
             <w:tcMar>
               <w:top w:type="dxa" w:w="36"/>
               <w:left w:type="dxa" w:w="80"/>
@@ -2056,13 +2112,13 @@
                 <w:sz w:val="17"/>
                 <w:szCs w:val="17"/>
               </w:rPr>
-              <w:t xml:space="preserve">부임여비 문의</w:t>
+              <w:t xml:space="preserve">부임 준비</w:t>
             </w:r>
           </w:p>
         </w:tc>
         <w:tc>
           <w:tcPr>
-            <w:tcW w:type="dxa" w:w="8246"/>
+            <w:tcW w:type="dxa" w:w="8905"/>
             <w:tcMar>
               <w:top w:type="dxa" w:w="36"/>
               <w:left w:type="dxa" w:w="80"/>
@@ -2090,7 +2146,7 @@
                 <w:sz w:val="17"/>
                 <w:szCs w:val="17"/>
               </w:rPr>
-              <w:t xml:space="preserve"> 홍콩 부임여비는 어떻게 되나요?</w:t>
+              <w:t xml:space="preserve"> 인도네시아 부임 준비사항 알려줘</w:t>
             </w:r>
           </w:p>
           <w:p>
@@ -2113,7 +2169,7 @@
                 <w:sz w:val="17"/>
                 <w:szCs w:val="17"/>
               </w:rPr>
-              <w:t xml:space="preserve"> 홍콩지점 부임 기준으로 안내드립니다. 「복지·여비규정」 제○조 및 「복지·여비운영지침」 제○조에 따라 부임여비는 다음 항목으로 구성됩니다.</w:t>
+              <w:t xml:space="preserve"> 인도네시아 부임 예정 직원이 제출해야 할 서류를 조회했습니다.</w:t>
             </w:r>
           </w:p>
           <w:p>
@@ -2126,7 +2182,7 @@
                 <w:sz w:val="17"/>
                 <w:szCs w:val="17"/>
               </w:rPr>
-              <w:t xml:space="preserve">　① 체재비 — 부임 초기 ○일간, 1일 ○○ 지급</w:t>
+              <w:t xml:space="preserve">　① 서약서　② 급여환입 출금동의서　③ 건강검진 서류　④ 여권 사본　⑤ 노트북 S/N·MAC주소</w:t>
             </w:r>
           </w:p>
           <w:p>
@@ -2136,10 +2192,20 @@
             <w:r>
               <w:rPr>
                 <w:rFonts w:ascii="맑은 고딕" w:cs="맑은 고딕" w:eastAsia="맑은 고딕" w:hAnsi="맑은 고딕"/>
-                <w:sz w:val="17"/>
-                <w:szCs w:val="17"/>
-              </w:rPr>
-              <w:t xml:space="preserve">　② 이전료 — 직급별 정액 ○○ 지급</w:t>
+                <w:b/>
+                <w:bCs/>
+                <w:sz w:val="17"/>
+                <w:szCs w:val="17"/>
+              </w:rPr>
+              <w:t xml:space="preserve">(AI)</w:t>
+            </w:r>
+            <w:r>
+              <w:rPr>
+                <w:rFonts w:ascii="맑은 고딕" w:cs="맑은 고딕" w:eastAsia="맑은 고딕" w:hAnsi="맑은 고딕"/>
+                <w:sz w:val="17"/>
+                <w:szCs w:val="17"/>
+              </w:rPr>
+              <w:t xml:space="preserve"> 부임 준비 체크리스트를 생성해드릴까요?　[+ 체크리스트 생성]</w:t>
             </w:r>
           </w:p>
           <w:p>
@@ -2149,10 +2215,20 @@
             <w:r>
               <w:rPr>
                 <w:rFonts w:ascii="맑은 고딕" w:cs="맑은 고딕" w:eastAsia="맑은 고딕" w:hAnsi="맑은 고딕"/>
-                <w:sz w:val="17"/>
-                <w:szCs w:val="17"/>
-              </w:rPr>
-              <w:t xml:space="preserve">　③ 가족부임비 — 동반가족이 있는 경우 1인당 ○○ 지급</w:t>
+                <w:b/>
+                <w:bCs/>
+                <w:sz w:val="17"/>
+                <w:szCs w:val="17"/>
+              </w:rPr>
+              <w:t xml:space="preserve">(직원)</w:t>
+            </w:r>
+            <w:r>
+              <w:rPr>
+                <w:rFonts w:ascii="맑은 고딕" w:cs="맑은 고딕" w:eastAsia="맑은 고딕" w:hAnsi="맑은 고딕"/>
+                <w:sz w:val="17"/>
+                <w:szCs w:val="17"/>
+              </w:rPr>
+              <w:t xml:space="preserve"> 체크리스트 생성 버튼 클릭</w:t>
             </w:r>
           </w:p>
           <w:p>
@@ -2162,73 +2238,11 @@
             <w:r>
               <w:rPr>
                 <w:rFonts w:ascii="맑은 고딕" w:cs="맑은 고딕" w:eastAsia="맑은 고딕" w:hAnsi="맑은 고딕"/>
-                <w:sz w:val="17"/>
-                <w:szCs w:val="17"/>
-              </w:rPr>
-              <w:t xml:space="preserve">　· 근거: 「복지·여비규정」 제○조 (시행일 2026.○.○)</w:t>
-            </w:r>
-          </w:p>
-          <w:p>
-            <w:pPr>
-              <w:spacing w:after="0" w:line="224"/>
-            </w:pPr>
-            <w:r>
-              <w:rPr>
-                <w:rFonts w:ascii="맑은 고딕" w:cs="맑은 고딕" w:eastAsia="맑은 고딕" w:hAnsi="맑은 고딕"/>
-                <w:sz w:val="17"/>
-                <w:szCs w:val="17"/>
-              </w:rPr>
-              <w:t xml:space="preserve">　· 소관: HR·직원만족부</w:t>
-            </w:r>
-          </w:p>
-          <w:p>
-            <w:pPr>
-              <w:spacing w:after="0" w:line="224"/>
-            </w:pPr>
-            <w:r>
-              <w:rPr>
-                <w:rFonts w:ascii="맑은 고딕" w:cs="맑은 고딕" w:eastAsia="맑은 고딕" w:hAnsi="맑은 고딕"/>
-                <w:sz w:val="17"/>
-                <w:szCs w:val="17"/>
-              </w:rPr>
-              <w:t xml:space="preserve">본 안내는 규정 원문 인용이며, 개별 적용 여부는 담당자 확인이 필요합니다.</w:t>
-            </w:r>
-          </w:p>
-          <w:p>
-            <w:pPr>
-              <w:spacing w:after="0" w:line="224"/>
-            </w:pPr>
-            <w:r>
-              <w:rPr>
-                <w:rFonts w:ascii="맑은 고딕" w:cs="맑은 고딕" w:eastAsia="맑은 고딕" w:hAnsi="맑은 고딕"/>
                 <w:b/>
                 <w:bCs/>
                 <w:sz w:val="17"/>
                 <w:szCs w:val="17"/>
               </w:rPr>
-              <w:t xml:space="preserve">(직원)</w:t>
-            </w:r>
-            <w:r>
-              <w:rPr>
-                <w:rFonts w:ascii="맑은 고딕" w:cs="맑은 고딕" w:eastAsia="맑은 고딕" w:hAnsi="맑은 고딕"/>
-                <w:sz w:val="17"/>
-                <w:szCs w:val="17"/>
-              </w:rPr>
-              <w:t xml:space="preserve"> 가족을 동반하면 얼마나 달라지나요?</w:t>
-            </w:r>
-          </w:p>
-          <w:p>
-            <w:pPr>
-              <w:spacing w:after="0" w:line="224"/>
-            </w:pPr>
-            <w:r>
-              <w:rPr>
-                <w:rFonts w:ascii="맑은 고딕" w:cs="맑은 고딕" w:eastAsia="맑은 고딕" w:hAnsi="맑은 고딕"/>
-                <w:b/>
-                <w:bCs/>
-                <w:sz w:val="17"/>
-                <w:szCs w:val="17"/>
-              </w:rPr>
               <w:t xml:space="preserve">(AI)</w:t>
             </w:r>
             <w:r>
@@ -2237,7 +2251,7 @@
                 <w:sz w:val="17"/>
                 <w:szCs w:val="17"/>
               </w:rPr>
-              <w:t xml:space="preserve"> 동반가족 1인당 가족부임비 ○○이 추가 지급되며, 체재비는 본인 기준으로 산정됩니다. 다만 동반가족의 인정 범위는 개별 확인이 필요한 사항이므로 담당자 문의를 권장드립니다.</w:t>
+              <w:t xml:space="preserve"> 부임 준비 체크리스트 화면 생성</w:t>
             </w:r>
           </w:p>
         </w:tc>
@@ -2248,7 +2262,7 @@
         </w:trPr>
         <w:tc>
           <w:tcPr>
-            <w:tcW w:type="dxa" w:w="1500"/>
+            <w:tcW w:type="dxa" w:w="841"/>
             <w:tcMar>
               <w:top w:type="dxa" w:w="36"/>
               <w:left w:type="dxa" w:w="80"/>
@@ -2268,13 +2282,13 @@
                 <w:sz w:val="17"/>
                 <w:szCs w:val="17"/>
               </w:rPr>
-              <w:t xml:space="preserve">부임 제출서류 문의</w:t>
+              <w:t xml:space="preserve">비자</w:t>
             </w:r>
           </w:p>
         </w:tc>
         <w:tc>
           <w:tcPr>
-            <w:tcW w:type="dxa" w:w="8246"/>
+            <w:tcW w:type="dxa" w:w="8905"/>
             <w:tcMar>
               <w:top w:type="dxa" w:w="36"/>
               <w:left w:type="dxa" w:w="80"/>
@@ -2294,15 +2308,15 @@
                 <w:sz w:val="17"/>
                 <w:szCs w:val="17"/>
               </w:rPr>
-              <w:t xml:space="preserve">(예비발령자)</w:t>
-            </w:r>
-            <w:r>
-              <w:rPr>
-                <w:rFonts w:ascii="맑은 고딕" w:cs="맑은 고딕" w:eastAsia="맑은 고딕" w:hAnsi="맑은 고딕"/>
-                <w:sz w:val="17"/>
-                <w:szCs w:val="17"/>
-              </w:rPr>
-              <w:t xml:space="preserve"> 인도네시아 부임 전에 제출할 서류가 무엇인가요?</w:t>
+              <w:t xml:space="preserve">(직원)</w:t>
+            </w:r>
+            <w:r>
+              <w:rPr>
+                <w:rFonts w:ascii="맑은 고딕" w:cs="맑은 고딕" w:eastAsia="맑은 고딕" w:hAnsi="맑은 고딕"/>
+                <w:sz w:val="17"/>
+                <w:szCs w:val="17"/>
+              </w:rPr>
+              <w:t xml:space="preserve"> 인도네시아 비자 발급 절차 알려줘</w:t>
             </w:r>
           </w:p>
           <w:p>
@@ -2325,7 +2339,7 @@
                 <w:sz w:val="17"/>
                 <w:szCs w:val="17"/>
               </w:rPr>
-              <w:t xml:space="preserve"> 인도네시아 자회사 부임 기준 제출 서류는 다음과 같습니다.</w:t>
+              <w:t xml:space="preserve"> 예비발령 후 비자 발급 서류를 글로벌성장지원부에 제출하고, 현지 입국 후 KITAS 비자 발급을 진행합니다. (발급 소요 약 2주)</w:t>
             </w:r>
           </w:p>
           <w:p>
@@ -2335,10 +2349,20 @@
             <w:r>
               <w:rPr>
                 <w:rFonts w:ascii="맑은 고딕" w:cs="맑은 고딕" w:eastAsia="맑은 고딕" w:hAnsi="맑은 고딕"/>
-                <w:sz w:val="17"/>
-                <w:szCs w:val="17"/>
-              </w:rPr>
-              <w:t xml:space="preserve">　① 부임 신고서 — 발령일 ○일 전까지 [양식 내려받기]</w:t>
+                <w:b/>
+                <w:bCs/>
+                <w:sz w:val="17"/>
+                <w:szCs w:val="17"/>
+              </w:rPr>
+              <w:t xml:space="preserve">(AI)</w:t>
+            </w:r>
+            <w:r>
+              <w:rPr>
+                <w:rFonts w:ascii="맑은 고딕" w:cs="맑은 고딕" w:eastAsia="맑은 고딕" w:hAnsi="맑은 고딕"/>
+                <w:sz w:val="17"/>
+                <w:szCs w:val="17"/>
+              </w:rPr>
+              <w:t xml:space="preserve"> 비자 준비 안내서를 생성해드릴까요?　[+ 안내서 생성]</w:t>
             </w:r>
           </w:p>
           <w:p>
@@ -2348,10 +2372,20 @@
             <w:r>
               <w:rPr>
                 <w:rFonts w:ascii="맑은 고딕" w:cs="맑은 고딕" w:eastAsia="맑은 고딕" w:hAnsi="맑은 고딕"/>
-                <w:sz w:val="17"/>
-                <w:szCs w:val="17"/>
-              </w:rPr>
-              <w:t xml:space="preserve">　② 가족관계증명서 — 동반가족이 있는 경우에 한함</w:t>
+                <w:b/>
+                <w:bCs/>
+                <w:sz w:val="17"/>
+                <w:szCs w:val="17"/>
+              </w:rPr>
+              <w:t xml:space="preserve">(직원)</w:t>
+            </w:r>
+            <w:r>
+              <w:rPr>
+                <w:rFonts w:ascii="맑은 고딕" w:cs="맑은 고딕" w:eastAsia="맑은 고딕" w:hAnsi="맑은 고딕"/>
+                <w:sz w:val="17"/>
+                <w:szCs w:val="17"/>
+              </w:rPr>
+              <w:t xml:space="preserve"> 안내서 생성 버튼 클릭</w:t>
             </w:r>
           </w:p>
           <w:p>
@@ -2361,86 +2395,11 @@
             <w:r>
               <w:rPr>
                 <w:rFonts w:ascii="맑은 고딕" w:cs="맑은 고딕" w:eastAsia="맑은 고딕" w:hAnsi="맑은 고딕"/>
-                <w:sz w:val="17"/>
-                <w:szCs w:val="17"/>
-              </w:rPr>
-              <w:t xml:space="preserve">　③ 건강진단 결과서 — 지정 병원 발급분, 발급일 ○개월 이내</w:t>
-            </w:r>
-          </w:p>
-          <w:p>
-            <w:pPr>
-              <w:spacing w:after="0" w:line="224"/>
-            </w:pPr>
-            <w:r>
-              <w:rPr>
-                <w:rFonts w:ascii="맑은 고딕" w:cs="맑은 고딕" w:eastAsia="맑은 고딕" w:hAnsi="맑은 고딕"/>
-                <w:sz w:val="17"/>
-                <w:szCs w:val="17"/>
-              </w:rPr>
-              <w:t xml:space="preserve">　④ 사택 임차 관련 서류 — 현지 계약 체결 후 제출</w:t>
-            </w:r>
-          </w:p>
-          <w:p>
-            <w:pPr>
-              <w:spacing w:after="0" w:line="224"/>
-            </w:pPr>
-            <w:r>
-              <w:rPr>
-                <w:rFonts w:ascii="맑은 고딕" w:cs="맑은 고딕" w:eastAsia="맑은 고딕" w:hAnsi="맑은 고딕"/>
-                <w:sz w:val="17"/>
-                <w:szCs w:val="17"/>
-              </w:rPr>
-              <w:t xml:space="preserve">①~③은 부임 전, ④는 부임 후 ○일 이내 제출 대상입니다.</w:t>
-            </w:r>
-          </w:p>
-          <w:p>
-            <w:pPr>
-              <w:spacing w:after="0" w:line="224"/>
-            </w:pPr>
-            <w:r>
-              <w:rPr>
-                <w:rFonts w:ascii="맑은 고딕" w:cs="맑은 고딕" w:eastAsia="맑은 고딕" w:hAnsi="맑은 고딕"/>
-                <w:sz w:val="17"/>
-                <w:szCs w:val="17"/>
-              </w:rPr>
-              <w:t xml:space="preserve">제출처는 글로벌성장지원부이며, 서류 누락 시 부임 절차가 지연될 수 있습니다.</w:t>
-            </w:r>
-          </w:p>
-          <w:p>
-            <w:pPr>
-              <w:spacing w:after="0" w:line="224"/>
-            </w:pPr>
-            <w:r>
-              <w:rPr>
-                <w:rFonts w:ascii="맑은 고딕" w:cs="맑은 고딕" w:eastAsia="맑은 고딕" w:hAnsi="맑은 고딕"/>
                 <w:b/>
                 <w:bCs/>
                 <w:sz w:val="17"/>
                 <w:szCs w:val="17"/>
               </w:rPr>
-              <w:t xml:space="preserve">(예비발령자)</w:t>
-            </w:r>
-            <w:r>
-              <w:rPr>
-                <w:rFonts w:ascii="맑은 고딕" w:cs="맑은 고딕" w:eastAsia="맑은 고딕" w:hAnsi="맑은 고딕"/>
-                <w:sz w:val="17"/>
-                <w:szCs w:val="17"/>
-              </w:rPr>
-              <w:t xml:space="preserve"> 건강진단은 아무 병원에서나 받아도 되나요?</w:t>
-            </w:r>
-          </w:p>
-          <w:p>
-            <w:pPr>
-              <w:spacing w:after="0" w:line="224"/>
-            </w:pPr>
-            <w:r>
-              <w:rPr>
-                <w:rFonts w:ascii="맑은 고딕" w:cs="맑은 고딕" w:eastAsia="맑은 고딕" w:hAnsi="맑은 고딕"/>
-                <w:b/>
-                <w:bCs/>
-                <w:sz w:val="17"/>
-                <w:szCs w:val="17"/>
-              </w:rPr>
               <w:t xml:space="preserve">(AI)</w:t>
             </w:r>
             <w:r>
@@ -2449,7 +2408,7 @@
                 <w:sz w:val="17"/>
                 <w:szCs w:val="17"/>
               </w:rPr>
-              <w:t xml:space="preserve"> 지정 병원 발급분만 인정됩니다. 지정 병원 목록은 [부임 안내서]에서 확인하실 수 있으며, 부득이하게 다른 기관을 이용해야 하는 경우 담당자 사전 협의가 필요합니다.</w:t>
+              <w:t xml:space="preserve"> 비자 준비 안내서 화면 생성</w:t>
             </w:r>
           </w:p>
         </w:tc>
@@ -2460,7 +2419,7 @@
         </w:trPr>
         <w:tc>
           <w:tcPr>
-            <w:tcW w:type="dxa" w:w="1500"/>
+            <w:tcW w:type="dxa" w:w="841"/>
             <w:tcMar>
               <w:top w:type="dxa" w:w="36"/>
               <w:left w:type="dxa" w:w="80"/>
@@ -2480,13 +2439,13 @@
                 <w:sz w:val="17"/>
                 <w:szCs w:val="17"/>
               </w:rPr>
-              <w:t xml:space="preserve">복귀 절차 문의</w:t>
+              <w:t xml:space="preserve">부임일 연기</w:t>
             </w:r>
           </w:p>
         </w:tc>
         <w:tc>
           <w:tcPr>
-            <w:tcW w:type="dxa" w:w="8246"/>
+            <w:tcW w:type="dxa" w:w="8905"/>
             <w:tcMar>
               <w:top w:type="dxa" w:w="36"/>
               <w:left w:type="dxa" w:w="80"/>
@@ -2514,7 +2473,7 @@
                 <w:sz w:val="17"/>
                 <w:szCs w:val="17"/>
               </w:rPr>
-              <w:t xml:space="preserve"> 다음 달에 복귀하는데 무엇을 준비해야 하나요?</w:t>
+              <w:t xml:space="preserve"> 비자 발급이 늦어지는데 부임일 연기 가능해?</w:t>
             </w:r>
           </w:p>
           <w:p>
@@ -2537,7 +2496,7 @@
                 <w:sz w:val="17"/>
                 <w:szCs w:val="17"/>
               </w:rPr>
-              <w:t xml:space="preserve"> 복귀 준비 항목은 다음과 같습니다.</w:t>
+              <w:t xml:space="preserve"> VISA·체류허가 발급 지연은 규정상 연기 신청 가능 사유입니다. 부점장급은 경영지원그룹대표, 기타직원은 인사담당 부서장 승인이 필요합니다.</w:t>
             </w:r>
           </w:p>
           <w:p>
@@ -2547,10 +2506,20 @@
             <w:r>
               <w:rPr>
                 <w:rFonts w:ascii="맑은 고딕" w:cs="맑은 고딕" w:eastAsia="맑은 고딕" w:hAnsi="맑은 고딕"/>
-                <w:sz w:val="17"/>
-                <w:szCs w:val="17"/>
-              </w:rPr>
-              <w:t xml:space="preserve">　① 복귀 신고서 제출 — 복귀일 ○일 전까지 [양식 내려받기]</w:t>
+                <w:b/>
+                <w:bCs/>
+                <w:sz w:val="17"/>
+                <w:szCs w:val="17"/>
+              </w:rPr>
+              <w:t xml:space="preserve">(AI)</w:t>
+            </w:r>
+            <w:r>
+              <w:rPr>
+                <w:rFonts w:ascii="맑은 고딕" w:cs="맑은 고딕" w:eastAsia="맑은 고딕" w:hAnsi="맑은 고딕"/>
+                <w:sz w:val="17"/>
+                <w:szCs w:val="17"/>
+              </w:rPr>
+              <w:t xml:space="preserve"> 연기 신청서를 생성해드릴까요?　[+ 신청서 생성]</w:t>
             </w:r>
           </w:p>
           <w:p>
@@ -2560,10 +2529,20 @@
             <w:r>
               <w:rPr>
                 <w:rFonts w:ascii="맑은 고딕" w:cs="맑은 고딕" w:eastAsia="맑은 고딕" w:hAnsi="맑은 고딕"/>
-                <w:sz w:val="17"/>
-                <w:szCs w:val="17"/>
-              </w:rPr>
-              <w:t xml:space="preserve">　② 사택 임차계약 해지 통보 — 계약서상 통보 기한 확인 필요 (통상 ○개월 전)</w:t>
+                <w:b/>
+                <w:bCs/>
+                <w:sz w:val="17"/>
+                <w:szCs w:val="17"/>
+              </w:rPr>
+              <w:t xml:space="preserve">(직원)</w:t>
+            </w:r>
+            <w:r>
+              <w:rPr>
+                <w:rFonts w:ascii="맑은 고딕" w:cs="맑은 고딕" w:eastAsia="맑은 고딕" w:hAnsi="맑은 고딕"/>
+                <w:sz w:val="17"/>
+                <w:szCs w:val="17"/>
+              </w:rPr>
+              <w:t xml:space="preserve"> 신청서 생성 버튼 클릭</w:t>
             </w:r>
           </w:p>
           <w:p>
@@ -2573,99 +2552,11 @@
             <w:r>
               <w:rPr>
                 <w:rFonts w:ascii="맑은 고딕" w:cs="맑은 고딕" w:eastAsia="맑은 고딕" w:hAnsi="맑은 고딕"/>
-                <w:sz w:val="17"/>
-                <w:szCs w:val="17"/>
-              </w:rPr>
-              <w:t xml:space="preserve">　③ 현지 정산 — 관리비·공과금 등 미납분 정산 후 증빙 제출</w:t>
-            </w:r>
-          </w:p>
-          <w:p>
-            <w:pPr>
-              <w:spacing w:after="0" w:line="224"/>
-            </w:pPr>
-            <w:r>
-              <w:rPr>
-                <w:rFonts w:ascii="맑은 고딕" w:cs="맑은 고딕" w:eastAsia="맑은 고딕" w:hAnsi="맑은 고딕"/>
-                <w:sz w:val="17"/>
-                <w:szCs w:val="17"/>
-              </w:rPr>
-              <w:t xml:space="preserve">　④ 학자금 정산 서류 — 자녀 학자금 수령자에 한함</w:t>
-            </w:r>
-          </w:p>
-          <w:p>
-            <w:pPr>
-              <w:spacing w:after="0" w:line="224"/>
-            </w:pPr>
-            <w:r>
-              <w:rPr>
-                <w:rFonts w:ascii="맑은 고딕" w:cs="맑은 고딕" w:eastAsia="맑은 고딕" w:hAnsi="맑은 고딕"/>
-                <w:sz w:val="17"/>
-                <w:szCs w:val="17"/>
-              </w:rPr>
-              <w:t xml:space="preserve">　· 근거: 「국외근무직원 인사에 관한 규정」 제○조</w:t>
-            </w:r>
-          </w:p>
-          <w:p>
-            <w:pPr>
-              <w:spacing w:after="0" w:line="224"/>
-            </w:pPr>
-            <w:r>
-              <w:rPr>
-                <w:rFonts w:ascii="맑은 고딕" w:cs="맑은 고딕" w:eastAsia="맑은 고딕" w:hAnsi="맑은 고딕"/>
-                <w:sz w:val="17"/>
-                <w:szCs w:val="17"/>
-              </w:rPr>
-              <w:t xml:space="preserve">　· 소관: HR·직원만족부</w:t>
-            </w:r>
-          </w:p>
-          <w:p>
-            <w:pPr>
-              <w:spacing w:after="0" w:line="224"/>
-            </w:pPr>
-            <w:r>
-              <w:rPr>
-                <w:rFonts w:ascii="맑은 고딕" w:cs="맑은 고딕" w:eastAsia="맑은 고딕" w:hAnsi="맑은 고딕"/>
-                <w:sz w:val="17"/>
-                <w:szCs w:val="17"/>
-              </w:rPr>
-              <w:t xml:space="preserve">사택 계약 해지 통보 기한은 국가 및 계약별로 상이하므로 계약서를 우선 확인하시기 바랍니다.</w:t>
-            </w:r>
-          </w:p>
-          <w:p>
-            <w:pPr>
-              <w:spacing w:after="0" w:line="224"/>
-            </w:pPr>
-            <w:r>
-              <w:rPr>
-                <w:rFonts w:ascii="맑은 고딕" w:cs="맑은 고딕" w:eastAsia="맑은 고딕" w:hAnsi="맑은 고딕"/>
                 <w:b/>
                 <w:bCs/>
                 <w:sz w:val="17"/>
                 <w:szCs w:val="17"/>
               </w:rPr>
-              <w:t xml:space="preserve">(직원)</w:t>
-            </w:r>
-            <w:r>
-              <w:rPr>
-                <w:rFonts w:ascii="맑은 고딕" w:cs="맑은 고딕" w:eastAsia="맑은 고딕" w:hAnsi="맑은 고딕"/>
-                <w:sz w:val="17"/>
-                <w:szCs w:val="17"/>
-              </w:rPr>
-              <w:t xml:space="preserve"> 해지 통보를 늦게 하면 어떻게 되나요?</w:t>
-            </w:r>
-          </w:p>
-          <w:p>
-            <w:pPr>
-              <w:spacing w:after="0" w:line="224"/>
-            </w:pPr>
-            <w:r>
-              <w:rPr>
-                <w:rFonts w:ascii="맑은 고딕" w:cs="맑은 고딕" w:eastAsia="맑은 고딕" w:hAnsi="맑은 고딕"/>
-                <w:b/>
-                <w:bCs/>
-                <w:sz w:val="17"/>
-                <w:szCs w:val="17"/>
-              </w:rPr>
               <w:t xml:space="preserve">(AI)</w:t>
             </w:r>
             <w:r>
@@ -2674,7 +2565,7 @@
                 <w:sz w:val="17"/>
                 <w:szCs w:val="17"/>
               </w:rPr>
-              <w:t xml:space="preserve"> 계약 조건에 따라 위약금 또는 추가 임차료가 발생할 수 있습니다. 다만 해당 비용의 회사 부담 여부는 개별 판단이 필요한 사항으로, 담당자를 통해 소관부서에 확인하시기 바랍니다.</w:t>
+              <w:t xml:space="preserve"> 부임일 연기 신청서 화면 생성</w:t>
             </w:r>
           </w:p>
         </w:tc>
@@ -2685,7 +2576,7 @@
         </w:trPr>
         <w:tc>
           <w:tcPr>
-            <w:tcW w:type="dxa" w:w="1500"/>
+            <w:tcW w:type="dxa" w:w="841"/>
             <w:tcMar>
               <w:top w:type="dxa" w:w="36"/>
               <w:left w:type="dxa" w:w="80"/>
@@ -2705,13 +2596,13 @@
                 <w:sz w:val="17"/>
                 <w:szCs w:val="17"/>
               </w:rPr>
-              <w:t xml:space="preserve">가족수당 문의</w:t>
+              <w:t xml:space="preserve">건강보험</w:t>
             </w:r>
           </w:p>
         </w:tc>
         <w:tc>
           <w:tcPr>
-            <w:tcW w:type="dxa" w:w="8246"/>
+            <w:tcW w:type="dxa" w:w="8905"/>
             <w:tcMar>
               <w:top w:type="dxa" w:w="36"/>
               <w:left w:type="dxa" w:w="80"/>
@@ -2739,7 +2630,7 @@
                 <w:sz w:val="17"/>
                 <w:szCs w:val="17"/>
               </w:rPr>
-              <w:t xml:space="preserve"> 배우자가 현지에서 취업했는데 가족수당을 계속 받을 수 있나요?</w:t>
+              <w:t xml:space="preserve"> 해외근무 건강보험료 감면 신청하려면?</w:t>
             </w:r>
           </w:p>
           <w:p>
@@ -2762,7 +2653,7 @@
                 <w:sz w:val="17"/>
                 <w:szCs w:val="17"/>
               </w:rPr>
-              <w:t xml:space="preserve"> 해당 사안은 규정을 개별 상황에 적용할지 판단이 필요한 사항으로, 본 시스템에서는 답변드리기 어렵습니다.</w:t>
+              <w:t xml:space="preserve"> 출국 후 감면요청, 입국 시 감면해제 절차를 조회했습니다. 국내 피부양자가 없으면 전액, 있으면 반액 감면됩니다.</w:t>
             </w:r>
           </w:p>
           <w:p>
@@ -2772,10 +2663,20 @@
             <w:r>
               <w:rPr>
                 <w:rFonts w:ascii="맑은 고딕" w:cs="맑은 고딕" w:eastAsia="맑은 고딕" w:hAnsi="맑은 고딕"/>
-                <w:sz w:val="17"/>
-                <w:szCs w:val="17"/>
-              </w:rPr>
-              <w:t xml:space="preserve">참고하실 수 있는 관련 조항은 다음과 같습니다.</w:t>
+                <w:b/>
+                <w:bCs/>
+                <w:sz w:val="17"/>
+                <w:szCs w:val="17"/>
+              </w:rPr>
+              <w:t xml:space="preserve">(AI)</w:t>
+            </w:r>
+            <w:r>
+              <w:rPr>
+                <w:rFonts w:ascii="맑은 고딕" w:cs="맑은 고딕" w:eastAsia="맑은 고딕" w:hAnsi="맑은 고딕"/>
+                <w:sz w:val="17"/>
+                <w:szCs w:val="17"/>
+              </w:rPr>
+              <w:t xml:space="preserve"> 감면 신청서를 생성해드릴까요?　[+ 신청서 생성]</w:t>
             </w:r>
           </w:p>
           <w:p>
@@ -2785,10 +2686,20 @@
             <w:r>
               <w:rPr>
                 <w:rFonts w:ascii="맑은 고딕" w:cs="맑은 고딕" w:eastAsia="맑은 고딕" w:hAnsi="맑은 고딕"/>
-                <w:sz w:val="17"/>
-                <w:szCs w:val="17"/>
-              </w:rPr>
-              <w:t xml:space="preserve">　· 「국외근무직원 보수·복지에 관한 규정」 제○조 (가족수당 지급 대상)</w:t>
+                <w:b/>
+                <w:bCs/>
+                <w:sz w:val="17"/>
+                <w:szCs w:val="17"/>
+              </w:rPr>
+              <w:t xml:space="preserve">(직원)</w:t>
+            </w:r>
+            <w:r>
+              <w:rPr>
+                <w:rFonts w:ascii="맑은 고딕" w:cs="맑은 고딕" w:eastAsia="맑은 고딕" w:hAnsi="맑은 고딕"/>
+                <w:sz w:val="17"/>
+                <w:szCs w:val="17"/>
+              </w:rPr>
+              <w:t xml:space="preserve"> 신청서 생성 버튼 클릭</w:t>
             </w:r>
           </w:p>
           <w:p>
@@ -2798,86 +2709,11 @@
             <w:r>
               <w:rPr>
                 <w:rFonts w:ascii="맑은 고딕" w:cs="맑은 고딕" w:eastAsia="맑은 고딕" w:hAnsi="맑은 고딕"/>
-                <w:sz w:val="17"/>
-                <w:szCs w:val="17"/>
-              </w:rPr>
-              <w:t xml:space="preserve">　· 같은 규정 제○조 (지급 제외 사유)</w:t>
-            </w:r>
-          </w:p>
-          <w:p>
-            <w:pPr>
-              <w:spacing w:after="0" w:line="224"/>
-            </w:pPr>
-            <w:r>
-              <w:rPr>
-                <w:rFonts w:ascii="맑은 고딕" w:cs="맑은 고딕" w:eastAsia="맑은 고딕" w:hAnsi="맑은 고딕"/>
-                <w:sz w:val="17"/>
-                <w:szCs w:val="17"/>
-              </w:rPr>
-              <w:t xml:space="preserve">배우자의 소득 발생이 지급 제외 사유에 해당하는지는 소관부서의 확인이 필요합니다.</w:t>
-            </w:r>
-          </w:p>
-          <w:p>
-            <w:pPr>
-              <w:spacing w:after="0" w:line="224"/>
-            </w:pPr>
-            <w:r>
-              <w:rPr>
-                <w:rFonts w:ascii="맑은 고딕" w:cs="맑은 고딕" w:eastAsia="맑은 고딕" w:hAnsi="맑은 고딕"/>
-                <w:sz w:val="17"/>
-                <w:szCs w:val="17"/>
-              </w:rPr>
-              <w:t xml:space="preserve">　· 소관: HR·직원만족부</w:t>
-            </w:r>
-          </w:p>
-          <w:p>
-            <w:pPr>
-              <w:spacing w:after="0" w:line="224"/>
-            </w:pPr>
-            <w:r>
-              <w:rPr>
-                <w:rFonts w:ascii="맑은 고딕" w:cs="맑은 고딕" w:eastAsia="맑은 고딕" w:hAnsi="맑은 고딕"/>
-                <w:sz w:val="17"/>
-                <w:szCs w:val="17"/>
-              </w:rPr>
-              <w:t xml:space="preserve">　· 안내: 담당자를 통해 소관부서에 질의하시기 바랍니다.</w:t>
-            </w:r>
-          </w:p>
-          <w:p>
-            <w:pPr>
-              <w:spacing w:after="0" w:line="224"/>
-            </w:pPr>
-            <w:r>
-              <w:rPr>
-                <w:rFonts w:ascii="맑은 고딕" w:cs="맑은 고딕" w:eastAsia="맑은 고딕" w:hAnsi="맑은 고딕"/>
                 <w:b/>
                 <w:bCs/>
                 <w:sz w:val="17"/>
                 <w:szCs w:val="17"/>
               </w:rPr>
-              <w:t xml:space="preserve">(직원)</w:t>
-            </w:r>
-            <w:r>
-              <w:rPr>
-                <w:rFonts w:ascii="맑은 고딕" w:cs="맑은 고딕" w:eastAsia="맑은 고딕" w:hAnsi="맑은 고딕"/>
-                <w:sz w:val="17"/>
-                <w:szCs w:val="17"/>
-              </w:rPr>
-              <w:t xml:space="preserve"> 그럼 일단 계속 받아도 되나요?</w:t>
-            </w:r>
-          </w:p>
-          <w:p>
-            <w:pPr>
-              <w:spacing w:after="0" w:line="224"/>
-            </w:pPr>
-            <w:r>
-              <w:rPr>
-                <w:rFonts w:ascii="맑은 고딕" w:cs="맑은 고딕" w:eastAsia="맑은 고딕" w:hAnsi="맑은 고딕"/>
-                <w:b/>
-                <w:bCs/>
-                <w:sz w:val="17"/>
-                <w:szCs w:val="17"/>
-              </w:rPr>
               <w:t xml:space="preserve">(AI)</w:t>
             </w:r>
             <w:r>
@@ -2886,7 +2722,7 @@
                 <w:sz w:val="17"/>
                 <w:szCs w:val="17"/>
               </w:rPr>
-              <w:t xml:space="preserve"> 지급 여부에 대한 판단은 소관부서 확인 사항으로 본 시스템에서 안내드릴 수 없습니다. 확인 전 수령분에 대한 정산이 발생할 수 있으므로 사전 확인을 권장드립니다.</w:t>
+              <w:t xml:space="preserve"> 건강보험 감면 신청서 화면 생성</w:t>
             </w:r>
           </w:p>
         </w:tc>
@@ -2897,7 +2733,7 @@
         </w:trPr>
         <w:tc>
           <w:tcPr>
-            <w:tcW w:type="dxa" w:w="1500"/>
+            <w:tcW w:type="dxa" w:w="841"/>
             <w:tcMar>
               <w:top w:type="dxa" w:w="36"/>
               <w:left w:type="dxa" w:w="80"/>
@@ -2917,13 +2753,13 @@
                 <w:sz w:val="17"/>
                 <w:szCs w:val="17"/>
               </w:rPr>
-              <w:t xml:space="preserve">주택수당 문의</w:t>
+              <w:t xml:space="preserve">주택 임차</w:t>
             </w:r>
           </w:p>
         </w:tc>
         <w:tc>
           <w:tcPr>
-            <w:tcW w:type="dxa" w:w="8246"/>
+            <w:tcW w:type="dxa" w:w="8905"/>
             <w:tcMar>
               <w:top w:type="dxa" w:w="36"/>
               <w:left w:type="dxa" w:w="80"/>
@@ -2943,15 +2779,15 @@
                 <w:sz w:val="17"/>
                 <w:szCs w:val="17"/>
               </w:rPr>
-              <w:t xml:space="preserve">(담당자)</w:t>
-            </w:r>
-            <w:r>
-              <w:rPr>
-                <w:rFonts w:ascii="맑은 고딕" w:cs="맑은 고딕" w:eastAsia="맑은 고딕" w:hAnsi="맑은 고딕"/>
-                <w:sz w:val="17"/>
-                <w:szCs w:val="17"/>
-              </w:rPr>
-              <w:t xml:space="preserve"> 주택수당 한도가 얼마인가요?</w:t>
+              <w:t xml:space="preserve">(직원)</w:t>
+            </w:r>
+            <w:r>
+              <w:rPr>
+                <w:rFonts w:ascii="맑은 고딕" w:cs="맑은 고딕" w:eastAsia="맑은 고딕" w:hAnsi="맑은 고딕"/>
+                <w:sz w:val="17"/>
+                <w:szCs w:val="17"/>
+              </w:rPr>
+              <w:t xml:space="preserve"> 캄보디아 임차사택 지원 기준 알려줘</w:t>
             </w:r>
           </w:p>
           <w:p>
@@ -2974,7 +2810,7 @@
                 <w:sz w:val="17"/>
                 <w:szCs w:val="17"/>
               </w:rPr>
-              <w:t xml:space="preserve"> 주택수당 한도는 근무 국가와 법인격에 따라 기준이 다릅니다. 아래 정보를 알려주시면 해당 기준을 안내드리겠습니다.</w:t>
+              <w:t xml:space="preserve"> 캄보디아 임차금액 한도(월당)는 부점장 USD 5,000, 팀원 USD 4,500이며, 신규 계약 전에는 한도 내 호텔·레지던스 단기 입주가 가능합니다.</w:t>
             </w:r>
           </w:p>
           <w:p>
@@ -2984,10 +2820,20 @@
             <w:r>
               <w:rPr>
                 <w:rFonts w:ascii="맑은 고딕" w:cs="맑은 고딕" w:eastAsia="맑은 고딕" w:hAnsi="맑은 고딕"/>
-                <w:sz w:val="17"/>
-                <w:szCs w:val="17"/>
-              </w:rPr>
-              <w:t xml:space="preserve">　· 근무 국가</w:t>
+                <w:b/>
+                <w:bCs/>
+                <w:sz w:val="17"/>
+                <w:szCs w:val="17"/>
+              </w:rPr>
+              <w:t xml:space="preserve">(AI)</w:t>
+            </w:r>
+            <w:r>
+              <w:rPr>
+                <w:rFonts w:ascii="맑은 고딕" w:cs="맑은 고딕" w:eastAsia="맑은 고딕" w:hAnsi="맑은 고딕"/>
+                <w:sz w:val="17"/>
+                <w:szCs w:val="17"/>
+              </w:rPr>
+              <w:t xml:space="preserve"> 주택임차 안내서를 생성해드릴까요?　[+ 안내서 생성]</w:t>
             </w:r>
           </w:p>
           <w:p>
@@ -2997,10 +2843,20 @@
             <w:r>
               <w:rPr>
                 <w:rFonts w:ascii="맑은 고딕" w:cs="맑은 고딕" w:eastAsia="맑은 고딕" w:hAnsi="맑은 고딕"/>
-                <w:sz w:val="17"/>
-                <w:szCs w:val="17"/>
-              </w:rPr>
-              <w:t xml:space="preserve">　· 법인격 구분 (자회사 / 국외점포)</w:t>
+                <w:b/>
+                <w:bCs/>
+                <w:sz w:val="17"/>
+                <w:szCs w:val="17"/>
+              </w:rPr>
+              <w:t xml:space="preserve">(직원)</w:t>
+            </w:r>
+            <w:r>
+              <w:rPr>
+                <w:rFonts w:ascii="맑은 고딕" w:cs="맑은 고딕" w:eastAsia="맑은 고딕" w:hAnsi="맑은 고딕"/>
+                <w:sz w:val="17"/>
+                <w:szCs w:val="17"/>
+              </w:rPr>
+              <w:t xml:space="preserve"> 안내서 생성 버튼 클릭</w:t>
             </w:r>
           </w:p>
           <w:p>
@@ -3015,29 +2871,6 @@
                 <w:sz w:val="17"/>
                 <w:szCs w:val="17"/>
               </w:rPr>
-              <w:t xml:space="preserve">(담당자)</w:t>
-            </w:r>
-            <w:r>
-              <w:rPr>
-                <w:rFonts w:ascii="맑은 고딕" w:cs="맑은 고딕" w:eastAsia="맑은 고딕" w:hAnsi="맑은 고딕"/>
-                <w:sz w:val="17"/>
-                <w:szCs w:val="17"/>
-              </w:rPr>
-              <w:t xml:space="preserve"> 인도네시아 자회사요.</w:t>
-            </w:r>
-          </w:p>
-          <w:p>
-            <w:pPr>
-              <w:spacing w:after="0" w:line="224"/>
-            </w:pPr>
-            <w:r>
-              <w:rPr>
-                <w:rFonts w:ascii="맑은 고딕" w:cs="맑은 고딕" w:eastAsia="맑은 고딕" w:hAnsi="맑은 고딕"/>
-                <w:b/>
-                <w:bCs/>
-                <w:sz w:val="17"/>
-                <w:szCs w:val="17"/>
-              </w:rPr>
               <w:t xml:space="preserve">(AI)</w:t>
             </w:r>
             <w:r>
@@ -3046,59 +2879,7 @@
                 <w:sz w:val="17"/>
                 <w:szCs w:val="17"/>
               </w:rPr>
-              <w:t xml:space="preserve"> 인도네시아 자회사 기준으로 안내드립니다. 「국외근무직원 보수·복지에 관한 규정」 제○조에 따라 주택수당 한도는 직급별로 다음과 같습니다.</w:t>
-            </w:r>
-          </w:p>
-          <w:p>
-            <w:pPr>
-              <w:spacing w:after="0" w:line="224"/>
-            </w:pPr>
-            <w:r>
-              <w:rPr>
-                <w:rFonts w:ascii="맑은 고딕" w:cs="맑은 고딕" w:eastAsia="맑은 고딕" w:hAnsi="맑은 고딕"/>
-                <w:sz w:val="17"/>
-                <w:szCs w:val="17"/>
-              </w:rPr>
-              <w:t xml:space="preserve">　· ○급 이상 — 월 ○○</w:t>
-            </w:r>
-          </w:p>
-          <w:p>
-            <w:pPr>
-              <w:spacing w:after="0" w:line="224"/>
-            </w:pPr>
-            <w:r>
-              <w:rPr>
-                <w:rFonts w:ascii="맑은 고딕" w:cs="맑은 고딕" w:eastAsia="맑은 고딕" w:hAnsi="맑은 고딕"/>
-                <w:sz w:val="17"/>
-                <w:szCs w:val="17"/>
-              </w:rPr>
-              <w:t xml:space="preserve">　· ○급 이하 — 월 ○○</w:t>
-            </w:r>
-          </w:p>
-          <w:p>
-            <w:pPr>
-              <w:spacing w:after="0" w:line="224"/>
-            </w:pPr>
-            <w:r>
-              <w:rPr>
-                <w:rFonts w:ascii="맑은 고딕" w:cs="맑은 고딕" w:eastAsia="맑은 고딕" w:hAnsi="맑은 고딕"/>
-                <w:sz w:val="17"/>
-                <w:szCs w:val="17"/>
-              </w:rPr>
-              <w:t xml:space="preserve">실제 임차료가 한도를 초과하는 경우의 처리는 별도 확인이 필요한 사항입니다.</w:t>
-            </w:r>
-          </w:p>
-          <w:p>
-            <w:pPr>
-              <w:spacing w:after="0" w:line="224"/>
-            </w:pPr>
-            <w:r>
-              <w:rPr>
-                <w:rFonts w:ascii="맑은 고딕" w:cs="맑은 고딕" w:eastAsia="맑은 고딕" w:hAnsi="맑은 고딕"/>
-                <w:sz w:val="17"/>
-                <w:szCs w:val="17"/>
-              </w:rPr>
-              <w:t xml:space="preserve">　· 근거: 제○조 (시행일 2026.○.○) · 소관: HR·직원만족부</w:t>
+              <w:t xml:space="preserve"> 주택임차 안내서 화면 생성</w:t>
             </w:r>
           </w:p>
         </w:tc>
@@ -3109,7 +2890,7 @@
         </w:trPr>
         <w:tc>
           <w:tcPr>
-            <w:tcW w:type="dxa" w:w="1500"/>
+            <w:tcW w:type="dxa" w:w="841"/>
             <w:tcMar>
               <w:top w:type="dxa" w:w="36"/>
               <w:left w:type="dxa" w:w="80"/>
@@ -3129,13 +2910,13 @@
                 <w:sz w:val="17"/>
                 <w:szCs w:val="17"/>
               </w:rPr>
-              <w:t xml:space="preserve">복리후생 지원범위 문의</w:t>
+              <w:t xml:space="preserve">학자금</w:t>
             </w:r>
           </w:p>
         </w:tc>
         <w:tc>
           <w:tcPr>
-            <w:tcW w:type="dxa" w:w="8246"/>
+            <w:tcW w:type="dxa" w:w="8905"/>
             <w:tcMar>
               <w:top w:type="dxa" w:w="36"/>
               <w:left w:type="dxa" w:w="80"/>
@@ -3155,15 +2936,15 @@
                 <w:sz w:val="17"/>
                 <w:szCs w:val="17"/>
               </w:rPr>
-              <w:t xml:space="preserve">(담당자)</w:t>
-            </w:r>
-            <w:r>
-              <w:rPr>
-                <w:rFonts w:ascii="맑은 고딕" w:cs="맑은 고딕" w:eastAsia="맑은 고딕" w:hAnsi="맑은 고딕"/>
-                <w:sz w:val="17"/>
-                <w:szCs w:val="17"/>
-              </w:rPr>
-              <w:t xml:space="preserve"> 현지 차량 리스 비용도 지원되나요?</w:t>
+              <w:t xml:space="preserve">(직원)</w:t>
+            </w:r>
+            <w:r>
+              <w:rPr>
+                <w:rFonts w:ascii="맑은 고딕" w:cs="맑은 고딕" w:eastAsia="맑은 고딕" w:hAnsi="맑은 고딕"/>
+                <w:sz w:val="17"/>
+                <w:szCs w:val="17"/>
+              </w:rPr>
+              <w:t xml:space="preserve"> 자녀 학자금은 어떻게 지원돼?</w:t>
             </w:r>
           </w:p>
           <w:p>
@@ -3186,7 +2967,7 @@
                 <w:sz w:val="17"/>
                 <w:szCs w:val="17"/>
               </w:rPr>
-              <w:t xml:space="preserve"> 현재 등록된 규정과 안내 자료에서 차량 리스 비용 지원에 대한 근거를 찾지 못했습니다. 추정하여 답변드리지 않겠습니다.</w:t>
+              <w:t xml:space="preserve"> 초·중·고·대학생 자녀 대상 등록금 100% 범위 내(자녀 1인당 월평균 지원금액 이내) 지원되며, 초과 시 초과액의 50%(인도 75%) 범위 내 추가 지원이 가능합니다.</w:t>
             </w:r>
           </w:p>
           <w:p>
@@ -3196,10 +2977,20 @@
             <w:r>
               <w:rPr>
                 <w:rFonts w:ascii="맑은 고딕" w:cs="맑은 고딕" w:eastAsia="맑은 고딕" w:hAnsi="맑은 고딕"/>
-                <w:sz w:val="17"/>
-                <w:szCs w:val="17"/>
-              </w:rPr>
-              <w:t xml:space="preserve">검색 대상은 다음과 같습니다.</w:t>
+                <w:b/>
+                <w:bCs/>
+                <w:sz w:val="17"/>
+                <w:szCs w:val="17"/>
+              </w:rPr>
+              <w:t xml:space="preserve">(AI)</w:t>
+            </w:r>
+            <w:r>
+              <w:rPr>
+                <w:rFonts w:ascii="맑은 고딕" w:cs="맑은 고딕" w:eastAsia="맑은 고딕" w:hAnsi="맑은 고딕"/>
+                <w:sz w:val="17"/>
+                <w:szCs w:val="17"/>
+              </w:rPr>
+              <w:t xml:space="preserve"> 학자금 안내서를 생성해드릴까요?　[+ 안내서 생성]</w:t>
             </w:r>
           </w:p>
           <w:p>
@@ -3209,10 +3000,20 @@
             <w:r>
               <w:rPr>
                 <w:rFonts w:ascii="맑은 고딕" w:cs="맑은 고딕" w:eastAsia="맑은 고딕" w:hAnsi="맑은 고딕"/>
-                <w:sz w:val="17"/>
-                <w:szCs w:val="17"/>
-              </w:rPr>
-              <w:t xml:space="preserve">　· 「국외근무직원 보수·복지에 관한 규정」</w:t>
+                <w:b/>
+                <w:bCs/>
+                <w:sz w:val="17"/>
+                <w:szCs w:val="17"/>
+              </w:rPr>
+              <w:t xml:space="preserve">(직원)</w:t>
+            </w:r>
+            <w:r>
+              <w:rPr>
+                <w:rFonts w:ascii="맑은 고딕" w:cs="맑은 고딕" w:eastAsia="맑은 고딕" w:hAnsi="맑은 고딕"/>
+                <w:sz w:val="17"/>
+                <w:szCs w:val="17"/>
+              </w:rPr>
+              <w:t xml:space="preserve"> 안내서 생성 버튼 클릭</w:t>
             </w:r>
           </w:p>
           <w:p>
@@ -3222,36 +3023,20 @@
             <w:r>
               <w:rPr>
                 <w:rFonts w:ascii="맑은 고딕" w:cs="맑은 고딕" w:eastAsia="맑은 고딕" w:hAnsi="맑은 고딕"/>
-                <w:sz w:val="17"/>
-                <w:szCs w:val="17"/>
-              </w:rPr>
-              <w:t xml:space="preserve">　· 「복지·여비규정」 및 운영지침</w:t>
-            </w:r>
-          </w:p>
-          <w:p>
-            <w:pPr>
-              <w:spacing w:after="0" w:line="224"/>
-            </w:pPr>
-            <w:r>
-              <w:rPr>
-                <w:rFonts w:ascii="맑은 고딕" w:cs="맑은 고딕" w:eastAsia="맑은 고딕" w:hAnsi="맑은 고딕"/>
-                <w:sz w:val="17"/>
-                <w:szCs w:val="17"/>
-              </w:rPr>
-              <w:t xml:space="preserve">　· 국가별 부임 안내서 (인도네시아·캄보디아·홍콩·런던)</w:t>
-            </w:r>
-          </w:p>
-          <w:p>
-            <w:pPr>
-              <w:spacing w:after="0" w:line="224"/>
-            </w:pPr>
-            <w:r>
-              <w:rPr>
-                <w:rFonts w:ascii="맑은 고딕" w:cs="맑은 고딕" w:eastAsia="맑은 고딕" w:hAnsi="맑은 고딕"/>
-                <w:sz w:val="17"/>
-                <w:szCs w:val="17"/>
-              </w:rPr>
-              <w:t xml:space="preserve">근거가 존재하나 미등록 상태일 수 있으므로, 소관부서 확인 후 자료 등록을 권장드립니다.</w:t>
+                <w:b/>
+                <w:bCs/>
+                <w:sz w:val="17"/>
+                <w:szCs w:val="17"/>
+              </w:rPr>
+              <w:t xml:space="preserve">(AI)</w:t>
+            </w:r>
+            <w:r>
+              <w:rPr>
+                <w:rFonts w:ascii="맑은 고딕" w:cs="맑은 고딕" w:eastAsia="맑은 고딕" w:hAnsi="맑은 고딕"/>
+                <w:sz w:val="17"/>
+                <w:szCs w:val="17"/>
+              </w:rPr>
+              <w:t xml:space="preserve"> 학자금 안내서 화면 생성</w:t>
             </w:r>
           </w:p>
         </w:tc>
@@ -3262,7 +3047,7 @@
         </w:trPr>
         <w:tc>
           <w:tcPr>
-            <w:tcW w:type="dxa" w:w="1500"/>
+            <w:tcW w:type="dxa" w:w="841"/>
             <w:tcMar>
               <w:top w:type="dxa" w:w="36"/>
               <w:left w:type="dxa" w:w="80"/>
@@ -3282,13 +3067,13 @@
                 <w:sz w:val="17"/>
                 <w:szCs w:val="17"/>
               </w:rPr>
-              <w:t xml:space="preserve">과거 처리사례 조회</w:t>
+              <w:t xml:space="preserve">요양비</w:t>
             </w:r>
           </w:p>
         </w:tc>
         <w:tc>
           <w:tcPr>
-            <w:tcW w:type="dxa" w:w="8246"/>
+            <w:tcW w:type="dxa" w:w="8905"/>
             <w:tcMar>
               <w:top w:type="dxa" w:w="36"/>
               <w:left w:type="dxa" w:w="80"/>
@@ -3308,15 +3093,15 @@
                 <w:sz w:val="17"/>
                 <w:szCs w:val="17"/>
               </w:rPr>
-              <w:t xml:space="preserve">(후임 담당자)</w:t>
-            </w:r>
-            <w:r>
-              <w:rPr>
-                <w:rFonts w:ascii="맑은 고딕" w:cs="맑은 고딕" w:eastAsia="맑은 고딕" w:hAnsi="맑은 고딕"/>
-                <w:sz w:val="17"/>
-                <w:szCs w:val="17"/>
-              </w:rPr>
-              <w:t xml:space="preserve"> 작년 캄보디아 학자금 지원 처리 사례를 보여주세요.</w:t>
+              <w:t xml:space="preserve">(직원)</w:t>
+            </w:r>
+            <w:r>
+              <w:rPr>
+                <w:rFonts w:ascii="맑은 고딕" w:cs="맑은 고딕" w:eastAsia="맑은 고딕" w:hAnsi="맑은 고딕"/>
+                <w:sz w:val="17"/>
+                <w:szCs w:val="17"/>
+              </w:rPr>
+              <w:t xml:space="preserve"> 의료비(요양비) 지원 기준 알려줘</w:t>
             </w:r>
           </w:p>
           <w:p>
@@ -3339,7 +3124,7 @@
                 <w:sz w:val="17"/>
                 <w:szCs w:val="17"/>
               </w:rPr>
-              <w:t xml:space="preserve"> 2025년 캄보디아 학자금 관련 확정 건은 ○건입니다.</w:t>
+              <w:t xml:space="preserve"> 요양비 지급한도를 조회했습니다. 입원 시 직원 실비 90%·가족 80%, 외래 시 직원 80%·가족 70% 지원됩니다.</w:t>
             </w:r>
           </w:p>
           <w:p>
@@ -3349,10 +3134,20 @@
             <w:r>
               <w:rPr>
                 <w:rFonts w:ascii="맑은 고딕" w:cs="맑은 고딕" w:eastAsia="맑은 고딕" w:hAnsi="맑은 고딕"/>
-                <w:sz w:val="17"/>
-                <w:szCs w:val="17"/>
-              </w:rPr>
-              <w:t xml:space="preserve">　① 2025.○.○ — 국제학교 학비 초과분 처리</w:t>
+                <w:b/>
+                <w:bCs/>
+                <w:sz w:val="17"/>
+                <w:szCs w:val="17"/>
+              </w:rPr>
+              <w:t xml:space="preserve">(AI)</w:t>
+            </w:r>
+            <w:r>
+              <w:rPr>
+                <w:rFonts w:ascii="맑은 고딕" w:cs="맑은 고딕" w:eastAsia="맑은 고딕" w:hAnsi="맑은 고딕"/>
+                <w:sz w:val="17"/>
+                <w:szCs w:val="17"/>
+              </w:rPr>
+              <w:t xml:space="preserve"> 요양비 안내서를 생성해드릴까요?　[+ 안내서 생성]</w:t>
             </w:r>
           </w:p>
           <w:p>
@@ -3362,10 +3157,20 @@
             <w:r>
               <w:rPr>
                 <w:rFonts w:ascii="맑은 고딕" w:cs="맑은 고딕" w:eastAsia="맑은 고딕" w:hAnsi="맑은 고딕"/>
-                <w:sz w:val="17"/>
-                <w:szCs w:val="17"/>
-              </w:rPr>
-              <w:t xml:space="preserve">　　· 적용 조항: 「보수·복지에 관한 규정」 제○조</w:t>
+                <w:b/>
+                <w:bCs/>
+                <w:sz w:val="17"/>
+                <w:szCs w:val="17"/>
+              </w:rPr>
+              <w:t xml:space="preserve">(직원)</w:t>
+            </w:r>
+            <w:r>
+              <w:rPr>
+                <w:rFonts w:ascii="맑은 고딕" w:cs="맑은 고딕" w:eastAsia="맑은 고딕" w:hAnsi="맑은 고딕"/>
+                <w:sz w:val="17"/>
+                <w:szCs w:val="17"/>
+              </w:rPr>
+              <w:t xml:space="preserve"> 안내서 생성 버튼 클릭</w:t>
             </w:r>
           </w:p>
           <w:p>
@@ -3375,75 +3180,20 @@
             <w:r>
               <w:rPr>
                 <w:rFonts w:ascii="맑은 고딕" w:cs="맑은 고딕" w:eastAsia="맑은 고딕" w:hAnsi="맑은 고딕"/>
-                <w:sz w:val="17"/>
-                <w:szCs w:val="17"/>
-              </w:rPr>
-              <w:t xml:space="preserve">　　· 답변 요지: 한도 내 실비 지원, 초과분 본인 부담</w:t>
-            </w:r>
-          </w:p>
-          <w:p>
-            <w:pPr>
-              <w:spacing w:after="0" w:line="224"/>
-            </w:pPr>
-            <w:r>
-              <w:rPr>
-                <w:rFonts w:ascii="맑은 고딕" w:cs="맑은 고딕" w:eastAsia="맑은 고딕" w:hAnsi="맑은 고딕"/>
-                <w:sz w:val="17"/>
-                <w:szCs w:val="17"/>
-              </w:rPr>
-              <w:t xml:space="preserve">　② 2025.○.○ — 학기 중 전학에 따른 정산</w:t>
-            </w:r>
-          </w:p>
-          <w:p>
-            <w:pPr>
-              <w:spacing w:after="0" w:line="224"/>
-            </w:pPr>
-            <w:r>
-              <w:rPr>
-                <w:rFonts w:ascii="맑은 고딕" w:cs="맑은 고딕" w:eastAsia="맑은 고딕" w:hAnsi="맑은 고딕"/>
-                <w:sz w:val="17"/>
-                <w:szCs w:val="17"/>
-              </w:rPr>
-              <w:t xml:space="preserve">　　· 적용 조항: 같은 규정 제○조</w:t>
-            </w:r>
-          </w:p>
-          <w:p>
-            <w:pPr>
-              <w:spacing w:after="0" w:line="224"/>
-            </w:pPr>
-            <w:r>
-              <w:rPr>
-                <w:rFonts w:ascii="맑은 고딕" w:cs="맑은 고딕" w:eastAsia="맑은 고딕" w:hAnsi="맑은 고딕"/>
-                <w:sz w:val="17"/>
-                <w:szCs w:val="17"/>
-              </w:rPr>
-              <w:t xml:space="preserve">　　· 답변 요지: 일할 계산 적용, 증빙 제출 필요</w:t>
-            </w:r>
-          </w:p>
-          <w:p>
-            <w:pPr>
-              <w:spacing w:after="0" w:line="224"/>
-            </w:pPr>
-            <w:r>
-              <w:rPr>
-                <w:rFonts w:ascii="맑은 고딕" w:cs="맑은 고딕" w:eastAsia="맑은 고딕" w:hAnsi="맑은 고딕"/>
-                <w:sz w:val="17"/>
-                <w:szCs w:val="17"/>
-              </w:rPr>
-              <w:t xml:space="preserve">　　· 비고: 예외 처리 건 (소관부서 협의 후 확정)</w:t>
-            </w:r>
-          </w:p>
-          <w:p>
-            <w:pPr>
-              <w:spacing w:after="0" w:line="224"/>
-            </w:pPr>
-            <w:r>
-              <w:rPr>
-                <w:rFonts w:ascii="맑은 고딕" w:cs="맑은 고딕" w:eastAsia="맑은 고딕" w:hAnsi="맑은 고딕"/>
-                <w:sz w:val="17"/>
-                <w:szCs w:val="17"/>
-              </w:rPr>
-              <w:t xml:space="preserve">각 건의 원 질의와 확정일은 상세 보기에서 확인하실 수 있습니다.</w:t>
+                <w:b/>
+                <w:bCs/>
+                <w:sz w:val="17"/>
+                <w:szCs w:val="17"/>
+              </w:rPr>
+              <w:t xml:space="preserve">(AI)</w:t>
+            </w:r>
+            <w:r>
+              <w:rPr>
+                <w:rFonts w:ascii="맑은 고딕" w:cs="맑은 고딕" w:eastAsia="맑은 고딕" w:hAnsi="맑은 고딕"/>
+                <w:sz w:val="17"/>
+                <w:szCs w:val="17"/>
+              </w:rPr>
+              <w:t xml:space="preserve"> 요양비 안내서 화면 생성</w:t>
             </w:r>
           </w:p>
         </w:tc>
@@ -3454,7 +3204,7 @@
         </w:trPr>
         <w:tc>
           <w:tcPr>
-            <w:tcW w:type="dxa" w:w="1500"/>
+            <w:tcW w:type="dxa" w:w="841"/>
             <w:tcMar>
               <w:top w:type="dxa" w:w="36"/>
               <w:left w:type="dxa" w:w="80"/>
@@ -3474,13 +3224,13 @@
                 <w:sz w:val="17"/>
                 <w:szCs w:val="17"/>
               </w:rPr>
-              <w:t xml:space="preserve">부임 준비현황 조회</w:t>
+              <w:t xml:space="preserve">출장 결재</w:t>
             </w:r>
           </w:p>
         </w:tc>
         <w:tc>
           <w:tcPr>
-            <w:tcW w:type="dxa" w:w="8246"/>
+            <w:tcW w:type="dxa" w:w="8905"/>
             <w:tcMar>
               <w:top w:type="dxa" w:w="36"/>
               <w:left w:type="dxa" w:w="80"/>
@@ -3500,15 +3250,15 @@
                 <w:sz w:val="17"/>
                 <w:szCs w:val="17"/>
               </w:rPr>
-              <w:t xml:space="preserve">(예비발령자)</w:t>
-            </w:r>
-            <w:r>
-              <w:rPr>
-                <w:rFonts w:ascii="맑은 고딕" w:cs="맑은 고딕" w:eastAsia="맑은 고딕" w:hAnsi="맑은 고딕"/>
-                <w:sz w:val="17"/>
-                <w:szCs w:val="17"/>
-              </w:rPr>
-              <w:t xml:space="preserve"> 부임까지 남은 준비 항목을 알려주세요.</w:t>
+              <w:t xml:space="preserve">(직원)</w:t>
+            </w:r>
+            <w:r>
+              <w:rPr>
+                <w:rFonts w:ascii="맑은 고딕" w:cs="맑은 고딕" w:eastAsia="맑은 고딕" w:hAnsi="맑은 고딕"/>
+                <w:sz w:val="17"/>
+                <w:szCs w:val="17"/>
+              </w:rPr>
+              <w:t xml:space="preserve"> 베트남 출장 가려는데 누구 결재해?</w:t>
             </w:r>
           </w:p>
           <w:p>
@@ -3531,7 +3281,7 @@
                 <w:sz w:val="17"/>
                 <w:szCs w:val="17"/>
               </w:rPr>
-              <w:t xml:space="preserve"> 인도네시아 부임(가족 동반) 기준 준비 항목 ○건 중 ○건이 완료되었습니다.</w:t>
+              <w:t xml:space="preserve"> 현재 근무지와 직급을 입력해주세요.</w:t>
             </w:r>
           </w:p>
           <w:p>
@@ -3546,7 +3296,15 @@
                 <w:sz w:val="17"/>
                 <w:szCs w:val="17"/>
               </w:rPr>
-              <w:t xml:space="preserve">미완료 항목</w:t>
+              <w:t xml:space="preserve">(직원)</w:t>
+            </w:r>
+            <w:r>
+              <w:rPr>
+                <w:rFonts w:ascii="맑은 고딕" w:cs="맑은 고딕" w:eastAsia="맑은 고딕" w:hAnsi="맑은 고딕"/>
+                <w:sz w:val="17"/>
+                <w:szCs w:val="17"/>
+              </w:rPr>
+              <w:t xml:space="preserve"> 근무지·직급 입력</w:t>
             </w:r>
           </w:p>
           <w:p>
@@ -3556,10 +3314,20 @@
             <w:r>
               <w:rPr>
                 <w:rFonts w:ascii="맑은 고딕" w:cs="맑은 고딕" w:eastAsia="맑은 고딕" w:hAnsi="맑은 고딕"/>
-                <w:sz w:val="17"/>
-                <w:szCs w:val="17"/>
-              </w:rPr>
-              <w:t xml:space="preserve">　· 건강진단 결과서 제출 — 기한 ○월 ○일 (○일 남음)</w:t>
+                <w:b/>
+                <w:bCs/>
+                <w:sz w:val="17"/>
+                <w:szCs w:val="17"/>
+              </w:rPr>
+              <w:t xml:space="preserve">(AI)</w:t>
+            </w:r>
+            <w:r>
+              <w:rPr>
+                <w:rFonts w:ascii="맑은 고딕" w:cs="맑은 고딕" w:eastAsia="맑은 고딕" w:hAnsi="맑은 고딕"/>
+                <w:sz w:val="17"/>
+                <w:szCs w:val="17"/>
+              </w:rPr>
+              <w:t xml:space="preserve"> 임지국외 출장 기준, 부점장급·Unit장은 소속 본부본부장, 기타직원은 3일 이내 담당 부점장·Unit장, 4일 이상 소속 본부부서장 전결입니다.</w:t>
             </w:r>
           </w:p>
           <w:p>
@@ -3569,10 +3337,85 @@
             <w:r>
               <w:rPr>
                 <w:rFonts w:ascii="맑은 고딕" w:cs="맑은 고딕" w:eastAsia="맑은 고딕" w:hAnsi="맑은 고딕"/>
-                <w:sz w:val="17"/>
-                <w:szCs w:val="17"/>
-              </w:rPr>
-              <w:t xml:space="preserve">　· 가족관계증명서 제출 — 기한 ○월 ○일 (○일 남음)</w:t>
+                <w:b/>
+                <w:bCs/>
+                <w:sz w:val="17"/>
+                <w:szCs w:val="17"/>
+              </w:rPr>
+              <w:t xml:space="preserve">(AI)</w:t>
+            </w:r>
+            <w:r>
+              <w:rPr>
+                <w:rFonts w:ascii="맑은 고딕" w:cs="맑은 고딕" w:eastAsia="맑은 고딕" w:hAnsi="맑은 고딕"/>
+                <w:sz w:val="17"/>
+                <w:szCs w:val="17"/>
+              </w:rPr>
+              <w:t xml:space="preserve"> 결재요청 문서를 생성해드릴까요?　[+ 문서 생성]</w:t>
+            </w:r>
+          </w:p>
+        </w:tc>
+      </w:tr>
+      <w:tr>
+        <w:trPr>
+          <w:tblHeader w:val="false"/>
+        </w:trPr>
+        <w:tc>
+          <w:tcPr>
+            <w:tcW w:type="dxa" w:w="841"/>
+            <w:tcMar>
+              <w:top w:type="dxa" w:w="36"/>
+              <w:left w:type="dxa" w:w="80"/>
+              <w:bottom w:type="dxa" w:w="36"/>
+              <w:right w:type="dxa" w:w="80"/>
+            </w:tcMar>
+          </w:tcPr>
+          <w:p>
+            <w:pPr>
+              <w:spacing w:after="0" w:line="224"/>
+            </w:pPr>
+            <w:r>
+              <w:rPr>
+                <w:rFonts w:ascii="맑은 고딕" w:cs="맑은 고딕" w:eastAsia="맑은 고딕" w:hAnsi="맑은 고딕"/>
+                <w:b/>
+                <w:bCs/>
+                <w:sz w:val="17"/>
+                <w:szCs w:val="17"/>
+              </w:rPr>
+              <w:t xml:space="preserve">현지직원 채용</w:t>
+            </w:r>
+          </w:p>
+        </w:tc>
+        <w:tc>
+          <w:tcPr>
+            <w:tcW w:type="dxa" w:w="8905"/>
+            <w:tcMar>
+              <w:top w:type="dxa" w:w="36"/>
+              <w:left w:type="dxa" w:w="80"/>
+              <w:bottom w:type="dxa" w:w="36"/>
+              <w:right w:type="dxa" w:w="80"/>
+            </w:tcMar>
+          </w:tcPr>
+          <w:p>
+            <w:pPr>
+              <w:spacing w:after="0" w:line="224"/>
+            </w:pPr>
+            <w:r>
+              <w:rPr>
+                <w:rFonts w:ascii="맑은 고딕" w:cs="맑은 고딕" w:eastAsia="맑은 고딕" w:hAnsi="맑은 고딕"/>
+                <w:b/>
+                <w:bCs/>
+                <w:sz w:val="17"/>
+                <w:szCs w:val="17"/>
+              </w:rPr>
+              <w:t xml:space="preserve">(부점장)</w:t>
+            </w:r>
+            <w:r>
+              <w:rPr>
+                <w:rFonts w:ascii="맑은 고딕" w:cs="맑은 고딕" w:eastAsia="맑은 고딕" w:hAnsi="맑은 고딕"/>
+                <w:sz w:val="17"/>
+                <w:szCs w:val="17"/>
+              </w:rPr>
+              <w:t xml:space="preserve"> 현지직원 채용 절차 알려줘</w:t>
             </w:r>
           </w:p>
           <w:p>
@@ -3582,10 +3425,20 @@
             <w:r>
               <w:rPr>
                 <w:rFonts w:ascii="맑은 고딕" w:cs="맑은 고딕" w:eastAsia="맑은 고딕" w:hAnsi="맑은 고딕"/>
-                <w:sz w:val="17"/>
-                <w:szCs w:val="17"/>
-              </w:rPr>
-              <w:t xml:space="preserve">　· 현지 비자 신청 — 기한 ○월 ○일</w:t>
+                <w:b/>
+                <w:bCs/>
+                <w:sz w:val="17"/>
+                <w:szCs w:val="17"/>
+              </w:rPr>
+              <w:t xml:space="preserve">(AI)</w:t>
+            </w:r>
+            <w:r>
+              <w:rPr>
+                <w:rFonts w:ascii="맑은 고딕" w:cs="맑은 고딕" w:eastAsia="맑은 고딕" w:hAnsi="맑은 고딕"/>
+                <w:sz w:val="17"/>
+                <w:szCs w:val="17"/>
+              </w:rPr>
+              <w:t xml:space="preserve"> 해외채용 현지직원은 국외점포장 전결로 채용하며(General Manager급은 담당 임원 사전협의), 구비서류는 ① 이력서 ② 학력증명서 ③ 고용계약서 ④ 기타 현지법상 필요서류입니다.</w:t>
             </w:r>
           </w:p>
           <w:p>
@@ -3600,7 +3453,80 @@
                 <w:sz w:val="17"/>
                 <w:szCs w:val="17"/>
               </w:rPr>
-              <w:t xml:space="preserve">완료 항목</w:t>
+              <w:t xml:space="preserve">(AI)</w:t>
+            </w:r>
+            <w:r>
+              <w:rPr>
+                <w:rFonts w:ascii="맑은 고딕" w:cs="맑은 고딕" w:eastAsia="맑은 고딕" w:hAnsi="맑은 고딕"/>
+                <w:sz w:val="17"/>
+                <w:szCs w:val="17"/>
+              </w:rPr>
+              <w:t xml:space="preserve"> 채용 체크리스트를 생성해드릴까요?　[+ 체크리스트 생성]</w:t>
+            </w:r>
+          </w:p>
+        </w:tc>
+      </w:tr>
+      <w:tr>
+        <w:trPr>
+          <w:tblHeader w:val="false"/>
+        </w:trPr>
+        <w:tc>
+          <w:tcPr>
+            <w:tcW w:type="dxa" w:w="841"/>
+            <w:tcMar>
+              <w:top w:type="dxa" w:w="36"/>
+              <w:left w:type="dxa" w:w="80"/>
+              <w:bottom w:type="dxa" w:w="36"/>
+              <w:right w:type="dxa" w:w="80"/>
+            </w:tcMar>
+          </w:tcPr>
+          <w:p>
+            <w:pPr>
+              <w:spacing w:after="0" w:line="224"/>
+            </w:pPr>
+            <w:r>
+              <w:rPr>
+                <w:rFonts w:ascii="맑은 고딕" w:cs="맑은 고딕" w:eastAsia="맑은 고딕" w:hAnsi="맑은 고딕"/>
+                <w:b/>
+                <w:bCs/>
+                <w:sz w:val="17"/>
+                <w:szCs w:val="17"/>
+              </w:rPr>
+              <w:t xml:space="preserve">직급 호칭</w:t>
+            </w:r>
+          </w:p>
+        </w:tc>
+        <w:tc>
+          <w:tcPr>
+            <w:tcW w:type="dxa" w:w="8905"/>
+            <w:tcMar>
+              <w:top w:type="dxa" w:w="36"/>
+              <w:left w:type="dxa" w:w="80"/>
+              <w:bottom w:type="dxa" w:w="36"/>
+              <w:right w:type="dxa" w:w="80"/>
+            </w:tcMar>
+          </w:tcPr>
+          <w:p>
+            <w:pPr>
+              <w:spacing w:after="0" w:line="224"/>
+            </w:pPr>
+            <w:r>
+              <w:rPr>
+                <w:rFonts w:ascii="맑은 고딕" w:cs="맑은 고딕" w:eastAsia="맑은 고딕" w:hAnsi="맑은 고딕"/>
+                <w:b/>
+                <w:bCs/>
+                <w:sz w:val="17"/>
+                <w:szCs w:val="17"/>
+              </w:rPr>
+              <w:t xml:space="preserve">(부점장)</w:t>
+            </w:r>
+            <w:r>
+              <w:rPr>
+                <w:rFonts w:ascii="맑은 고딕" w:cs="맑은 고딕" w:eastAsia="맑은 고딕" w:hAnsi="맑은 고딕"/>
+                <w:sz w:val="17"/>
+                <w:szCs w:val="17"/>
+              </w:rPr>
+              <w:t xml:space="preserve"> 현지직원 G5는 호칭이 뭐야?</w:t>
             </w:r>
           </w:p>
           <w:p>
@@ -3610,10 +3536,20 @@
             <w:r>
               <w:rPr>
                 <w:rFonts w:ascii="맑은 고딕" w:cs="맑은 고딕" w:eastAsia="맑은 고딕" w:hAnsi="맑은 고딕"/>
-                <w:sz w:val="17"/>
-                <w:szCs w:val="17"/>
-              </w:rPr>
-              <w:t xml:space="preserve">　· 부임 신고서 제출 (○월 ○일 완료)</w:t>
+                <w:b/>
+                <w:bCs/>
+                <w:sz w:val="17"/>
+                <w:szCs w:val="17"/>
+              </w:rPr>
+              <w:t xml:space="preserve">(AI)</w:t>
+            </w:r>
+            <w:r>
+              <w:rPr>
+                <w:rFonts w:ascii="맑은 고딕" w:cs="맑은 고딕" w:eastAsia="맑은 고딕" w:hAnsi="맑은 고딕"/>
+                <w:sz w:val="17"/>
+                <w:szCs w:val="17"/>
+              </w:rPr>
+              <w:t xml:space="preserve"> G5는 Senior Manager 직위로, 부지점장(Deputy General Manager) 또는 팀장(Senior Manager / Team Head) 호칭이 부여됩니다.</w:t>
             </w:r>
           </w:p>
           <w:p>
@@ -3623,10 +3559,85 @@
             <w:r>
               <w:rPr>
                 <w:rFonts w:ascii="맑은 고딕" w:cs="맑은 고딕" w:eastAsia="맑은 고딕" w:hAnsi="맑은 고딕"/>
-                <w:sz w:val="17"/>
-                <w:szCs w:val="17"/>
-              </w:rPr>
-              <w:t xml:space="preserve">기한이 임박한 항목은 건강진단 결과서이며, 지정 병원 예약에 통상 ○일이 소요됩니다.</w:t>
+                <w:b/>
+                <w:bCs/>
+                <w:sz w:val="17"/>
+                <w:szCs w:val="17"/>
+              </w:rPr>
+              <w:t xml:space="preserve">(AI)</w:t>
+            </w:r>
+            <w:r>
+              <w:rPr>
+                <w:rFonts w:ascii="맑은 고딕" w:cs="맑은 고딕" w:eastAsia="맑은 고딕" w:hAnsi="맑은 고딕"/>
+                <w:sz w:val="17"/>
+                <w:szCs w:val="17"/>
+              </w:rPr>
+              <w:t xml:space="preserve"> 직급·호칭 기준표를 생성해드릴까요?　[+ 기준표 생성]</w:t>
+            </w:r>
+          </w:p>
+        </w:tc>
+      </w:tr>
+      <w:tr>
+        <w:trPr>
+          <w:tblHeader w:val="false"/>
+        </w:trPr>
+        <w:tc>
+          <w:tcPr>
+            <w:tcW w:type="dxa" w:w="841"/>
+            <w:tcMar>
+              <w:top w:type="dxa" w:w="36"/>
+              <w:left w:type="dxa" w:w="80"/>
+              <w:bottom w:type="dxa" w:w="36"/>
+              <w:right w:type="dxa" w:w="80"/>
+            </w:tcMar>
+          </w:tcPr>
+          <w:p>
+            <w:pPr>
+              <w:spacing w:after="0" w:line="224"/>
+            </w:pPr>
+            <w:r>
+              <w:rPr>
+                <w:rFonts w:ascii="맑은 고딕" w:cs="맑은 고딕" w:eastAsia="맑은 고딕" w:hAnsi="맑은 고딕"/>
+                <w:b/>
+                <w:bCs/>
+                <w:sz w:val="17"/>
+                <w:szCs w:val="17"/>
+              </w:rPr>
+              <w:t xml:space="preserve">급여 수당</w:t>
+            </w:r>
+          </w:p>
+        </w:tc>
+        <w:tc>
+          <w:tcPr>
+            <w:tcW w:type="dxa" w:w="8905"/>
+            <w:tcMar>
+              <w:top w:type="dxa" w:w="36"/>
+              <w:left w:type="dxa" w:w="80"/>
+              <w:bottom w:type="dxa" w:w="36"/>
+              <w:right w:type="dxa" w:w="80"/>
+            </w:tcMar>
+          </w:tcPr>
+          <w:p>
+            <w:pPr>
+              <w:spacing w:after="0" w:line="224"/>
+            </w:pPr>
+            <w:r>
+              <w:rPr>
+                <w:rFonts w:ascii="맑은 고딕" w:cs="맑은 고딕" w:eastAsia="맑은 고딕" w:hAnsi="맑은 고딕"/>
+                <w:b/>
+                <w:bCs/>
+                <w:sz w:val="17"/>
+                <w:szCs w:val="17"/>
+              </w:rPr>
+              <w:t xml:space="preserve">(직원)</w:t>
+            </w:r>
+            <w:r>
+              <w:rPr>
+                <w:rFonts w:ascii="맑은 고딕" w:cs="맑은 고딕" w:eastAsia="맑은 고딕" w:hAnsi="맑은 고딕"/>
+                <w:sz w:val="17"/>
+                <w:szCs w:val="17"/>
+              </w:rPr>
+              <w:t xml:space="preserve"> 인도네시아 국외근무수당 얼마야?</w:t>
             </w:r>
           </w:p>
           <w:p>
@@ -3641,15 +3652,15 @@
                 <w:sz w:val="17"/>
                 <w:szCs w:val="17"/>
               </w:rPr>
-              <w:t xml:space="preserve">(예비발령자)</w:t>
-            </w:r>
-            <w:r>
-              <w:rPr>
-                <w:rFonts w:ascii="맑은 고딕" w:cs="맑은 고딕" w:eastAsia="맑은 고딕" w:hAnsi="맑은 고딕"/>
-                <w:sz w:val="17"/>
-                <w:szCs w:val="17"/>
-              </w:rPr>
-              <w:t xml:space="preserve"> 비자는 어디에 신청하나요?</w:t>
+              <w:t xml:space="preserve">(AI)</w:t>
+            </w:r>
+            <w:r>
+              <w:rPr>
+                <w:rFonts w:ascii="맑은 고딕" w:cs="맑은 고딕" w:eastAsia="맑은 고딕" w:hAnsi="맑은 고딕"/>
+                <w:sz w:val="17"/>
+                <w:szCs w:val="17"/>
+              </w:rPr>
+              <w:t xml:space="preserve"> 인도네시아 자카르타 국외근무수당(월 지급액)은 L4 USD 1,098, L3 USD 984, L2 USD 904, L1 USD 825입니다. (급여 = 국내연봉 + 국외근무수당 + 조정수당)</w:t>
             </w:r>
           </w:p>
           <w:p>
@@ -3672,7 +3683,118 @@
                 <w:sz w:val="17"/>
                 <w:szCs w:val="17"/>
               </w:rPr>
-              <w:t xml:space="preserve"> 인도네시아 취업비자는 현지 법인이 신청을 대행합니다. 필요 서류와 절차는 [인도네시아 부임 안내서] ○면에 안내되어 있으며, 현지 담당 RM을 통해 진행하시면 됩니다.</w:t>
+              <w:t xml:space="preserve"> 급여 안내서를 생성해드릴까요?　[+ 안내서 생성]</w:t>
+            </w:r>
+          </w:p>
+        </w:tc>
+      </w:tr>
+      <w:tr>
+        <w:trPr>
+          <w:tblHeader w:val="false"/>
+        </w:trPr>
+        <w:tc>
+          <w:tcPr>
+            <w:tcW w:type="dxa" w:w="841"/>
+            <w:tcMar>
+              <w:top w:type="dxa" w:w="36"/>
+              <w:left w:type="dxa" w:w="80"/>
+              <w:bottom w:type="dxa" w:w="36"/>
+              <w:right w:type="dxa" w:w="80"/>
+            </w:tcMar>
+          </w:tcPr>
+          <w:p>
+            <w:pPr>
+              <w:spacing w:after="0" w:line="224"/>
+            </w:pPr>
+            <w:r>
+              <w:rPr>
+                <w:rFonts w:ascii="맑은 고딕" w:cs="맑은 고딕" w:eastAsia="맑은 고딕" w:hAnsi="맑은 고딕"/>
+                <w:b/>
+                <w:bCs/>
+                <w:sz w:val="17"/>
+                <w:szCs w:val="17"/>
+              </w:rPr>
+              <w:t xml:space="preserve">항공권</w:t>
+            </w:r>
+          </w:p>
+        </w:tc>
+        <w:tc>
+          <w:tcPr>
+            <w:tcW w:type="dxa" w:w="8905"/>
+            <w:tcMar>
+              <w:top w:type="dxa" w:w="36"/>
+              <w:left w:type="dxa" w:w="80"/>
+              <w:bottom w:type="dxa" w:w="36"/>
+              <w:right w:type="dxa" w:w="80"/>
+            </w:tcMar>
+          </w:tcPr>
+          <w:p>
+            <w:pPr>
+              <w:spacing w:after="0" w:line="224"/>
+            </w:pPr>
+            <w:r>
+              <w:rPr>
+                <w:rFonts w:ascii="맑은 고딕" w:cs="맑은 고딕" w:eastAsia="맑은 고딕" w:hAnsi="맑은 고딕"/>
+                <w:b/>
+                <w:bCs/>
+                <w:sz w:val="17"/>
+                <w:szCs w:val="17"/>
+              </w:rPr>
+              <w:t xml:space="preserve">(직원)</w:t>
+            </w:r>
+            <w:r>
+              <w:rPr>
+                <w:rFonts w:ascii="맑은 고딕" w:cs="맑은 고딕" w:eastAsia="맑은 고딕" w:hAnsi="맑은 고딕"/>
+                <w:sz w:val="17"/>
+                <w:szCs w:val="17"/>
+              </w:rPr>
+              <w:t xml:space="preserve"> 부임 항공권 어떻게 예약해?</w:t>
+            </w:r>
+          </w:p>
+          <w:p>
+            <w:pPr>
+              <w:spacing w:after="0" w:line="224"/>
+            </w:pPr>
+            <w:r>
+              <w:rPr>
+                <w:rFonts w:ascii="맑은 고딕" w:cs="맑은 고딕" w:eastAsia="맑은 고딕" w:hAnsi="맑은 고딕"/>
+                <w:b/>
+                <w:bCs/>
+                <w:sz w:val="17"/>
+                <w:szCs w:val="17"/>
+              </w:rPr>
+              <w:t xml:space="preserve">(AI)</w:t>
+            </w:r>
+            <w:r>
+              <w:rPr>
+                <w:rFonts w:ascii="맑은 고딕" w:cs="맑은 고딕" w:eastAsia="맑은 고딕" w:hAnsi="맑은 고딕"/>
+                <w:sz w:val="17"/>
+                <w:szCs w:val="17"/>
+              </w:rPr>
+              <w:t xml:space="preserve"> 출국일 확정 후 개인카드로 직접 예매하며, 인도네시아 입국 항공권만 실비 지원됩니다. LCC·외항사 이용을 권장하고 최저가 증빙·항공권 사본·카드결제 영수증 제출이 필요합니다.</w:t>
+            </w:r>
+          </w:p>
+          <w:p>
+            <w:pPr>
+              <w:spacing w:after="0" w:line="224"/>
+            </w:pPr>
+            <w:r>
+              <w:rPr>
+                <w:rFonts w:ascii="맑은 고딕" w:cs="맑은 고딕" w:eastAsia="맑은 고딕" w:hAnsi="맑은 고딕"/>
+                <w:b/>
+                <w:bCs/>
+                <w:sz w:val="17"/>
+                <w:szCs w:val="17"/>
+              </w:rPr>
+              <w:t xml:space="preserve">(AI)</w:t>
+            </w:r>
+            <w:r>
+              <w:rPr>
+                <w:rFonts w:ascii="맑은 고딕" w:cs="맑은 고딕" w:eastAsia="맑은 고딕" w:hAnsi="맑은 고딕"/>
+                <w:sz w:val="17"/>
+                <w:szCs w:val="17"/>
+              </w:rPr>
+              <w:t xml:space="preserve"> 항공권 청구 안내서를 생성해드릴까요?　[+ 안내서 생성]</w:t>
             </w:r>
           </w:p>
         </w:tc>
@@ -4042,6 +4164,78 @@
           <w:szCs w:val="20"/>
         </w:rPr>
         <w:t xml:space="preserve"> 형태 기록</w:t>
+      </w:r>
+    </w:p>
+    <w:p>
+      <w:pPr>
+        <w:pStyle w:val="ListParagraph"/>
+        <w:numPr>
+          <w:ilvl w:val="0"/>
+          <w:numId w:val="2"/>
+        </w:numPr>
+        <w:spacing w:after="30" w:line="264"/>
+      </w:pPr>
+      <w:r>
+        <w:rPr>
+          <w:rFonts w:ascii="맑은 고딕" w:cs="맑은 고딕" w:eastAsia="맑은 고딕" w:hAnsi="맑은 고딕"/>
+          <w:sz w:val="20"/>
+          <w:szCs w:val="20"/>
+        </w:rPr>
+        <w:t xml:space="preserve">답변 완료 후 </w:t>
+      </w:r>
+      <w:r>
+        <w:rPr>
+          <w:rFonts w:ascii="맑은 고딕" w:cs="맑은 고딕" w:eastAsia="맑은 고딕" w:hAnsi="맑은 고딕"/>
+          <w:b/>
+          <w:bCs/>
+          <w:sz w:val="20"/>
+          <w:szCs w:val="20"/>
+        </w:rPr>
+        <w:t xml:space="preserve">산출물 생성 제안 및 사용자 선택 시 생성</w:t>
+      </w:r>
+      <w:r>
+        <w:rPr>
+          <w:rFonts w:ascii="맑은 고딕" w:cs="맑은 고딕" w:eastAsia="맑은 고딕" w:hAnsi="맑은 고딕"/>
+          <w:sz w:val="20"/>
+          <w:szCs w:val="20"/>
+        </w:rPr>
+        <w:t xml:space="preserve"> (체크리스트·안내서·신청서·기준표)</w:t>
+      </w:r>
+    </w:p>
+    <w:p>
+      <w:pPr>
+        <w:pStyle w:val="ListParagraph"/>
+        <w:numPr>
+          <w:ilvl w:val="0"/>
+          <w:numId w:val="2"/>
+        </w:numPr>
+        <w:spacing w:after="30" w:line="264"/>
+      </w:pPr>
+      <w:r>
+        <w:rPr>
+          <w:rFonts w:ascii="맑은 고딕" w:cs="맑은 고딕" w:eastAsia="맑은 고딕" w:hAnsi="맑은 고딕"/>
+          <w:sz w:val="20"/>
+          <w:szCs w:val="20"/>
+        </w:rPr>
+        <w:t xml:space="preserve">생성 산출물에 </w:t>
+      </w:r>
+      <w:r>
+        <w:rPr>
+          <w:rFonts w:ascii="맑은 고딕" w:cs="맑은 고딕" w:eastAsia="맑은 고딕" w:hAnsi="맑은 고딕"/>
+          <w:b/>
+          <w:bCs/>
+          <w:sz w:val="20"/>
+          <w:szCs w:val="20"/>
+        </w:rPr>
+        <w:t xml:space="preserve">근거 조항 및 생성 시점 병기</w:t>
+      </w:r>
+      <w:r>
+        <w:rPr>
+          <w:rFonts w:ascii="맑은 고딕" w:cs="맑은 고딕" w:eastAsia="맑은 고딕" w:hAnsi="맑은 고딕"/>
+          <w:sz w:val="20"/>
+          <w:szCs w:val="20"/>
+        </w:rPr>
+        <w:t xml:space="preserve">, 담당자 확정 전 초안 상태 유지</w:t>
       </w:r>
     </w:p>
     <w:p>
